--- a/templates/SPT Setwan.docx
+++ b/templates/SPT Setwan.docx
@@ -631,6 +631,14 @@
           <w:lang w:val="en-US"/>
         </w:rPr>
         <w:tab/>
+      </w:r>
+      <w:r>
+        <w:rPr>
+          <w:rFonts w:hint="default" w:ascii="Arial" w:hAnsi="Arial" w:cs="Arial"/>
+          <w:sz w:val="22"/>
+          <w:szCs w:val="22"/>
+          <w:lang w:val="en-US"/>
+        </w:rPr>
         <w:t>:</w:t>
       </w:r>
     </w:p>
@@ -1222,12 +1230,12 @@
         <w:adjustRightInd w:val="0"/>
         <w:jc w:val="both"/>
         <w:rPr>
-          <w:rFonts w:ascii="Arial" w:hAnsi="Arial" w:cs="Arial"/>
+          <w:rFonts w:hint="default" w:ascii="Arial" w:hAnsi="Arial" w:cs="Arial"/>
           <w:bCs/>
           <w:sz w:val="22"/>
           <w:szCs w:val="22"/>
           <w:u w:val="single"/>
-          <w:lang w:val="id-ID"/>
+          <w:lang w:val="en-US"/>
         </w:rPr>
       </w:pPr>
       <w:r>
@@ -1242,14 +1250,14 @@
       </w:r>
       <w:r>
         <w:rPr>
-          <w:rFonts w:ascii="Arial" w:hAnsi="Arial" w:cs="Arial"/>
+          <w:rFonts w:hint="default" w:ascii="Arial" w:hAnsi="Arial" w:cs="Arial"/>
           <w:bCs/>
           <w:sz w:val="22"/>
           <w:szCs w:val="22"/>
           <w:u w:val="single"/>
-          <w:lang w:val="id-ID"/>
-        </w:rPr>
-        <w:t>DANCE ISHAK PALIT, M. Si</w:t>
+          <w:lang w:val="en-US"/>
+        </w:rPr>
+        <w:t>{ketuadprd}</w:t>
       </w:r>
     </w:p>
     <w:p>
@@ -1644,7 +1652,7 @@
         <w:ind w:left="7200"/>
         <w:jc w:val="both"/>
         <w:rPr>
-          <w:rFonts w:hint="default" w:ascii="Arial" w:hAnsi="Arial" w:cs="Arial"/>
+          <w:rFonts w:hint="default" w:ascii="Times New Roman" w:hAnsi="Times New Roman" w:cs="Times New Roman"/>
           <w:sz w:val="22"/>
           <w:szCs w:val="22"/>
           <w:lang w:val="en-US"/>
@@ -1652,7 +1660,7 @@
       </w:pPr>
       <w:r>
         <w:rPr>
-          <w:rFonts w:ascii="Arial" w:hAnsi="Arial" w:cs="Arial"/>
+          <w:rFonts w:hint="default" w:ascii="Times New Roman" w:hAnsi="Times New Roman" w:cs="Times New Roman"/>
           <w:sz w:val="22"/>
           <w:szCs w:val="22"/>
           <w:lang w:val="id-ID"/>
@@ -1661,7 +1669,7 @@
       </w:r>
       <w:r>
         <w:rPr>
-          <w:rFonts w:hint="default" w:ascii="Arial" w:hAnsi="Arial" w:cs="Arial"/>
+          <w:rFonts w:hint="default" w:ascii="Times New Roman" w:hAnsi="Times New Roman" w:cs="Times New Roman"/>
           <w:sz w:val="22"/>
           <w:szCs w:val="22"/>
           <w:lang w:val="en-US"/>
@@ -1677,7 +1685,7 @@
         <w:spacing w:line="360" w:lineRule="auto"/>
         <w:jc w:val="both"/>
         <w:rPr>
-          <w:rFonts w:ascii="Arial" w:hAnsi="Arial" w:cs="Arial"/>
+          <w:rFonts w:hint="default" w:ascii="Times New Roman" w:hAnsi="Times New Roman" w:cs="Times New Roman"/>
           <w:sz w:val="22"/>
           <w:szCs w:val="22"/>
           <w:lang w:val="sv-FI"/>
@@ -1706,9 +1714,9 @@
         </w:tblCellMar>
       </w:tblPr>
       <w:tblGrid>
-        <w:gridCol w:w="1818"/>
-        <w:gridCol w:w="4997"/>
-        <w:gridCol w:w="3675"/>
+        <w:gridCol w:w="1702"/>
+        <w:gridCol w:w="5089"/>
+        <w:gridCol w:w="3699"/>
       </w:tblGrid>
       <w:tr>
         <w:tblPrEx>
@@ -1739,15 +1747,15 @@
               <w:spacing w:line="360" w:lineRule="auto"/>
               <w:jc w:val="both"/>
               <w:rPr>
-                <w:rFonts w:ascii="Arial" w:hAnsi="Arial" w:cs="Arial"/>
-                <w:sz w:val="22"/>
-                <w:szCs w:val="22"/>
-                <w:lang w:val="id-ID"/>
-              </w:rPr>
-            </w:pPr>
-            <w:r>
-              <w:rPr>
-                <w:rFonts w:ascii="Arial" w:hAnsi="Arial" w:cs="Arial"/>
+                <w:rFonts w:hint="default" w:ascii="Times New Roman" w:hAnsi="Times New Roman" w:cs="Times New Roman"/>
+                <w:sz w:val="22"/>
+                <w:szCs w:val="22"/>
+                <w:lang w:val="id-ID"/>
+              </w:rPr>
+            </w:pPr>
+            <w:r>
+              <w:rPr>
+                <w:rFonts w:hint="default" w:ascii="Times New Roman" w:hAnsi="Times New Roman" w:cs="Times New Roman"/>
                 <w:sz w:val="22"/>
                 <w:szCs w:val="22"/>
                 <w:lang w:val="id-ID"/>
@@ -1768,7 +1776,7 @@
               <w:spacing w:line="360" w:lineRule="auto"/>
               <w:jc w:val="both"/>
               <w:rPr>
-                <w:rFonts w:hint="default" w:ascii="Arial" w:hAnsi="Arial" w:cs="Arial"/>
+                <w:rFonts w:hint="default" w:ascii="Times New Roman" w:hAnsi="Times New Roman" w:cs="Times New Roman"/>
                 <w:sz w:val="22"/>
                 <w:szCs w:val="22"/>
                 <w:lang w:val="en-US"/>
@@ -1776,12 +1784,12 @@
             </w:pPr>
             <w:r>
               <w:rPr>
-                <w:rFonts w:hint="default" w:ascii="Arial" w:hAnsi="Arial" w:cs="Arial"/>
+                <w:rFonts w:hint="default" w:ascii="Times New Roman" w:hAnsi="Times New Roman" w:cs="Times New Roman"/>
                 <w:sz w:val="22"/>
                 <w:szCs w:val="22"/>
                 <w:lang w:val="en-US"/>
               </w:rPr>
-              <w:t>{nomor_surat}</w:t>
+              <w:t>{nomor_surat_spt}</w:t>
             </w:r>
           </w:p>
         </w:tc>
@@ -1797,15 +1805,15 @@
               <w:spacing w:line="360" w:lineRule="auto"/>
               <w:jc w:val="both"/>
               <w:rPr>
-                <w:rFonts w:ascii="Arial" w:hAnsi="Arial" w:cs="Arial"/>
-                <w:sz w:val="22"/>
-                <w:szCs w:val="22"/>
-                <w:lang w:val="id-ID"/>
-              </w:rPr>
-            </w:pPr>
-            <w:r>
-              <w:rPr>
-                <w:rFonts w:ascii="Arial" w:hAnsi="Arial" w:cs="Arial"/>
+                <w:rFonts w:hint="default" w:ascii="Times New Roman" w:hAnsi="Times New Roman" w:cs="Times New Roman"/>
+                <w:sz w:val="22"/>
+                <w:szCs w:val="22"/>
+                <w:lang w:val="id-ID"/>
+              </w:rPr>
+            </w:pPr>
+            <w:r>
+              <w:rPr>
+                <w:rFonts w:hint="default" w:ascii="Times New Roman" w:hAnsi="Times New Roman" w:cs="Times New Roman"/>
                 <w:sz w:val="22"/>
                 <w:szCs w:val="22"/>
                 <w:lang w:val="id-ID"/>
@@ -1844,15 +1852,15 @@
               <w:spacing w:line="360" w:lineRule="auto"/>
               <w:jc w:val="both"/>
               <w:rPr>
-                <w:rFonts w:ascii="Arial" w:hAnsi="Arial" w:cs="Arial"/>
-                <w:sz w:val="22"/>
-                <w:szCs w:val="22"/>
-                <w:lang w:val="id-ID"/>
-              </w:rPr>
-            </w:pPr>
-            <w:r>
-              <w:rPr>
-                <w:rFonts w:ascii="Arial" w:hAnsi="Arial" w:cs="Arial"/>
+                <w:rFonts w:hint="default" w:ascii="Times New Roman" w:hAnsi="Times New Roman" w:cs="Times New Roman"/>
+                <w:sz w:val="22"/>
+                <w:szCs w:val="22"/>
+                <w:lang w:val="id-ID"/>
+              </w:rPr>
+            </w:pPr>
+            <w:r>
+              <w:rPr>
+                <w:rFonts w:hint="default" w:ascii="Times New Roman" w:hAnsi="Times New Roman" w:cs="Times New Roman"/>
                 <w:sz w:val="22"/>
                 <w:szCs w:val="22"/>
                 <w:lang w:val="id-ID"/>
@@ -1873,15 +1881,15 @@
               <w:spacing w:line="360" w:lineRule="auto"/>
               <w:jc w:val="both"/>
               <w:rPr>
-                <w:rFonts w:ascii="Arial" w:hAnsi="Arial" w:cs="Arial"/>
-                <w:sz w:val="22"/>
-                <w:szCs w:val="22"/>
-                <w:lang w:val="id-ID"/>
-              </w:rPr>
-            </w:pPr>
-            <w:r>
-              <w:rPr>
-                <w:rFonts w:ascii="Arial" w:hAnsi="Arial" w:cs="Arial"/>
+                <w:rFonts w:hint="default" w:ascii="Times New Roman" w:hAnsi="Times New Roman" w:cs="Times New Roman"/>
+                <w:sz w:val="22"/>
+                <w:szCs w:val="22"/>
+                <w:lang w:val="id-ID"/>
+              </w:rPr>
+            </w:pPr>
+            <w:r>
+              <w:rPr>
+                <w:rFonts w:hint="default" w:ascii="Times New Roman" w:hAnsi="Times New Roman" w:cs="Times New Roman"/>
                 <w:sz w:val="22"/>
                 <w:szCs w:val="22"/>
                 <w:lang w:val="id-ID"/>
@@ -1902,20 +1910,20 @@
               <w:spacing w:line="360" w:lineRule="auto"/>
               <w:jc w:val="both"/>
               <w:rPr>
-                <w:rFonts w:ascii="Arial" w:hAnsi="Arial" w:cs="Arial"/>
-                <w:sz w:val="22"/>
-                <w:szCs w:val="22"/>
-                <w:lang w:val="id-ID"/>
-              </w:rPr>
-            </w:pPr>
-            <w:r>
-              <w:rPr>
-                <w:rFonts w:ascii="Arial" w:hAnsi="Arial" w:cs="Arial"/>
-                <w:sz w:val="22"/>
-                <w:szCs w:val="22"/>
-                <w:lang w:val="id-ID"/>
-              </w:rPr>
-              <w:t>Yth.     Ketua DPRD Kabupaten</w:t>
+                <w:rFonts w:hint="default" w:ascii="Times New Roman" w:hAnsi="Times New Roman" w:cs="Times New Roman"/>
+                <w:sz w:val="22"/>
+                <w:szCs w:val="22"/>
+                <w:lang w:val="id-ID"/>
+              </w:rPr>
+            </w:pPr>
+            <w:r>
+              <w:rPr>
+                <w:rFonts w:hint="default" w:ascii="Times New Roman" w:hAnsi="Times New Roman" w:cs="Times New Roman"/>
+                <w:sz w:val="22"/>
+                <w:szCs w:val="22"/>
+                <w:lang w:val="id-ID"/>
+              </w:rPr>
+              <w:t xml:space="preserve">Yth.     Ketua DPRD </w:t>
             </w:r>
           </w:p>
           <w:p>
@@ -1926,7 +1934,7 @@
               <w:spacing w:line="360" w:lineRule="auto"/>
               <w:jc w:val="both"/>
               <w:rPr>
-                <w:rFonts w:hint="default" w:ascii="Arial" w:hAnsi="Arial" w:cs="Arial"/>
+                <w:rFonts w:hint="default" w:ascii="Times New Roman" w:hAnsi="Times New Roman" w:cs="Times New Roman"/>
                 <w:sz w:val="22"/>
                 <w:szCs w:val="22"/>
                 <w:lang w:val="en-US"/>
@@ -1934,7 +1942,7 @@
             </w:pPr>
             <w:r>
               <w:rPr>
-                <w:rFonts w:ascii="Arial" w:hAnsi="Arial" w:cs="Arial"/>
+                <w:rFonts w:hint="default" w:ascii="Times New Roman" w:hAnsi="Times New Roman" w:cs="Times New Roman"/>
                 <w:sz w:val="22"/>
                 <w:szCs w:val="22"/>
                 <w:lang w:val="id-ID"/>
@@ -1943,7 +1951,7 @@
             </w:r>
             <w:r>
               <w:rPr>
-                <w:rFonts w:hint="default" w:ascii="Arial" w:hAnsi="Arial" w:cs="Arial"/>
+                <w:rFonts w:hint="default" w:ascii="Times New Roman" w:hAnsi="Times New Roman" w:cs="Times New Roman"/>
                 <w:sz w:val="22"/>
                 <w:szCs w:val="22"/>
                 <w:lang w:val="en-US"/>
@@ -1982,15 +1990,15 @@
               <w:spacing w:line="360" w:lineRule="auto"/>
               <w:jc w:val="both"/>
               <w:rPr>
-                <w:rFonts w:ascii="Arial" w:hAnsi="Arial" w:cs="Arial"/>
-                <w:sz w:val="22"/>
-                <w:szCs w:val="22"/>
-                <w:lang w:val="id-ID"/>
-              </w:rPr>
-            </w:pPr>
-            <w:r>
-              <w:rPr>
-                <w:rFonts w:ascii="Arial" w:hAnsi="Arial" w:cs="Arial"/>
+                <w:rFonts w:hint="default" w:ascii="Times New Roman" w:hAnsi="Times New Roman" w:cs="Times New Roman"/>
+                <w:sz w:val="22"/>
+                <w:szCs w:val="22"/>
+                <w:lang w:val="id-ID"/>
+              </w:rPr>
+            </w:pPr>
+            <w:r>
+              <w:rPr>
+                <w:rFonts w:hint="default" w:ascii="Times New Roman" w:hAnsi="Times New Roman" w:cs="Times New Roman"/>
                 <w:sz w:val="22"/>
                 <w:szCs w:val="22"/>
                 <w:lang w:val="id-ID"/>
@@ -2011,7 +2019,7 @@
               <w:spacing w:line="360" w:lineRule="auto"/>
               <w:jc w:val="both"/>
               <w:rPr>
-                <w:rFonts w:ascii="Arial" w:hAnsi="Arial" w:cs="Arial"/>
+                <w:rFonts w:hint="default" w:ascii="Times New Roman" w:hAnsi="Times New Roman" w:cs="Times New Roman"/>
                 <w:b/>
                 <w:sz w:val="22"/>
                 <w:szCs w:val="22"/>
@@ -2020,7 +2028,7 @@
             </w:pPr>
             <w:r>
               <w:rPr>
-                <w:rFonts w:ascii="Arial" w:hAnsi="Arial" w:cs="Arial"/>
+                <w:rFonts w:hint="default" w:ascii="Times New Roman" w:hAnsi="Times New Roman" w:cs="Times New Roman"/>
                 <w:b/>
                 <w:sz w:val="22"/>
                 <w:szCs w:val="22"/>
@@ -2037,7 +2045,7 @@
               <w:spacing w:line="360" w:lineRule="auto"/>
               <w:jc w:val="both"/>
               <w:rPr>
-                <w:rFonts w:ascii="Arial" w:hAnsi="Arial" w:cs="Arial"/>
+                <w:rFonts w:hint="default" w:ascii="Times New Roman" w:hAnsi="Times New Roman" w:cs="Times New Roman"/>
                 <w:b/>
                 <w:sz w:val="22"/>
                 <w:szCs w:val="22"/>
@@ -2046,7 +2054,7 @@
             </w:pPr>
             <w:r>
               <w:rPr>
-                <w:rFonts w:ascii="Arial" w:hAnsi="Arial" w:cs="Arial"/>
+                <w:rFonts w:hint="default" w:ascii="Times New Roman" w:hAnsi="Times New Roman" w:cs="Times New Roman"/>
                 <w:b/>
                 <w:sz w:val="22"/>
                 <w:szCs w:val="22"/>
@@ -2069,7 +2077,7 @@
               <w:ind w:left="660" w:hanging="660" w:hangingChars="300"/>
               <w:jc w:val="both"/>
               <w:rPr>
-                <w:rFonts w:hint="default" w:ascii="Arial" w:hAnsi="Arial" w:cs="Arial"/>
+                <w:rFonts w:hint="default" w:ascii="Times New Roman" w:hAnsi="Times New Roman" w:cs="Times New Roman"/>
                 <w:b/>
                 <w:sz w:val="22"/>
                 <w:szCs w:val="22"/>
@@ -2079,7 +2087,7 @@
             </w:pPr>
             <w:r>
               <w:rPr>
-                <w:rFonts w:ascii="Arial" w:hAnsi="Arial" w:cs="Arial"/>
+                <w:rFonts w:hint="default" w:ascii="Times New Roman" w:hAnsi="Times New Roman" w:cs="Times New Roman"/>
                 <w:sz w:val="22"/>
                 <w:szCs w:val="22"/>
                 <w:lang w:val="id-ID"/>
@@ -2088,7 +2096,7 @@
             </w:r>
             <w:r>
               <w:rPr>
-                <w:rFonts w:hint="default" w:ascii="Arial" w:hAnsi="Arial" w:cs="Arial"/>
+                <w:rFonts w:hint="default" w:ascii="Times New Roman" w:hAnsi="Times New Roman" w:cs="Times New Roman"/>
                 <w:b/>
                 <w:sz w:val="22"/>
                 <w:szCs w:val="22"/>
@@ -2109,7 +2117,7 @@
         <w:spacing w:line="360" w:lineRule="auto"/>
         <w:jc w:val="both"/>
         <w:rPr>
-          <w:rFonts w:ascii="Arial" w:hAnsi="Arial" w:cs="Arial"/>
+          <w:rFonts w:hint="default" w:ascii="Times New Roman" w:hAnsi="Times New Roman" w:cs="Times New Roman"/>
           <w:b/>
           <w:sz w:val="22"/>
           <w:szCs w:val="22"/>
@@ -2172,33 +2180,33 @@
               <w:ind w:left="-37" w:right="-57" w:hanging="246"/>
               <w:jc w:val="both"/>
               <w:rPr>
-                <w:rFonts w:ascii="Arial" w:hAnsi="Arial" w:cs="Arial"/>
-                <w:sz w:val="22"/>
-                <w:szCs w:val="22"/>
-                <w:lang w:val="id-ID"/>
-              </w:rPr>
-            </w:pPr>
-            <w:r>
-              <w:rPr>
-                <w:rFonts w:ascii="Arial" w:hAnsi="Arial" w:cs="Arial"/>
-                <w:sz w:val="22"/>
-                <w:szCs w:val="22"/>
-                <w:lang w:val="id-ID"/>
-              </w:rPr>
-              <w:t xml:space="preserve">           Berdasarkan Hasil Rapat Badan Musyawarah DPRD Kota Salatiga tanggal </w:t>
-            </w:r>
-            <w:r>
-              <w:rPr>
-                <w:rFonts w:hint="default" w:ascii="Arial" w:hAnsi="Arial" w:cs="Arial"/>
+                <w:rFonts w:hint="default" w:ascii="Times New Roman" w:hAnsi="Times New Roman" w:cs="Times New Roman"/>
+                <w:sz w:val="22"/>
+                <w:szCs w:val="22"/>
+                <w:lang w:val="id-ID"/>
+              </w:rPr>
+            </w:pPr>
+            <w:r>
+              <w:rPr>
+                <w:rFonts w:hint="default" w:ascii="Times New Roman" w:hAnsi="Times New Roman" w:cs="Times New Roman"/>
+                <w:sz w:val="22"/>
+                <w:szCs w:val="22"/>
+                <w:lang w:val="id-ID"/>
+              </w:rPr>
+              <w:t xml:space="preserve">           Berdasarkan </w:t>
+            </w:r>
+            <w:r>
+              <w:rPr>
+                <w:rFonts w:hint="default" w:ascii="Times New Roman" w:hAnsi="Times New Roman" w:cs="Times New Roman"/>
                 <w:sz w:val="22"/>
                 <w:szCs w:val="22"/>
                 <w:lang w:val="en-US"/>
               </w:rPr>
-              <w:t>{tanggalrapat}</w:t>
-            </w:r>
-            <w:r>
-              <w:rPr>
-                <w:rFonts w:ascii="Arial" w:hAnsi="Arial" w:cs="Arial"/>
+              <w:t>{dasar}</w:t>
+            </w:r>
+            <w:r>
+              <w:rPr>
+                <w:rFonts w:hint="default" w:ascii="Times New Roman" w:hAnsi="Times New Roman" w:cs="Times New Roman"/>
                 <w:sz w:val="22"/>
                 <w:szCs w:val="22"/>
                 <w:lang w:val="id-ID"/>
@@ -2207,16 +2215,27 @@
             </w:r>
             <w:r>
               <w:rPr>
-                <w:rFonts w:hint="default" w:ascii="Arial" w:hAnsi="Arial" w:cs="Arial"/>
+                <w:rFonts w:hint="default" w:ascii="Times New Roman" w:hAnsi="Times New Roman" w:cs="Times New Roman"/>
                 <w:sz w:val="22"/>
                 <w:szCs w:val="22"/>
                 <w:lang w:val="en-US"/>
               </w:rPr>
-              <w:t>{tentang}</w:t>
-            </w:r>
-            <w:r>
-              <w:rPr>
-                <w:rFonts w:ascii="Arial" w:hAnsi="Arial" w:cs="Arial"/>
+              <w:t>{tentang</w:t>
+            </w:r>
+            <w:bookmarkStart w:id="0" w:name="_GoBack"/>
+            <w:bookmarkEnd w:id="0"/>
+            <w:r>
+              <w:rPr>
+                <w:rFonts w:hint="default" w:ascii="Times New Roman" w:hAnsi="Times New Roman" w:cs="Times New Roman"/>
+                <w:sz w:val="22"/>
+                <w:szCs w:val="22"/>
+                <w:lang w:val="en-US"/>
+              </w:rPr>
+              <w:t>}</w:t>
+            </w:r>
+            <w:r>
+              <w:rPr>
+                <w:rFonts w:hint="default" w:ascii="Times New Roman" w:hAnsi="Times New Roman" w:cs="Times New Roman"/>
                 <w:sz w:val="22"/>
                 <w:szCs w:val="22"/>
                 <w:lang w:val="id-ID"/>
@@ -2225,7 +2244,7 @@
             </w:r>
             <w:r>
               <w:rPr>
-                <w:rFonts w:hint="default" w:ascii="Arial" w:hAnsi="Arial" w:cs="Arial"/>
+                <w:rFonts w:hint="default" w:ascii="Times New Roman" w:hAnsi="Times New Roman" w:cs="Times New Roman"/>
                 <w:sz w:val="22"/>
                 <w:szCs w:val="22"/>
                 <w:lang w:val="en-US"/>
@@ -2234,79 +2253,61 @@
             </w:r>
             <w:r>
               <w:rPr>
-                <w:rFonts w:ascii="Arial" w:hAnsi="Arial" w:cs="Arial"/>
-                <w:sz w:val="22"/>
-                <w:szCs w:val="22"/>
-                <w:lang w:val="id-ID"/>
-              </w:rPr>
-              <w:t xml:space="preserve"> DPRD Kota Salatiga bermaksud melaksanakan kegiatan kunjungan kerja ke DPRD Kabupaten </w:t>
-            </w:r>
-            <w:r>
-              <w:rPr>
-                <w:rFonts w:hint="default" w:ascii="Arial" w:hAnsi="Arial" w:cs="Arial"/>
+                <w:rFonts w:hint="default" w:ascii="Times New Roman" w:hAnsi="Times New Roman" w:cs="Times New Roman"/>
+                <w:sz w:val="22"/>
+                <w:szCs w:val="22"/>
+                <w:lang w:val="id-ID"/>
+              </w:rPr>
+              <w:t xml:space="preserve"> DPRD Kota Salatiga bermaksud melaksanakan kegiatan kunjungan kerja ke DPRD </w:t>
+            </w:r>
+            <w:r>
+              <w:rPr>
+                <w:rFonts w:hint="default" w:ascii="Times New Roman" w:hAnsi="Times New Roman" w:cs="Times New Roman"/>
                 <w:sz w:val="22"/>
                 <w:szCs w:val="22"/>
                 <w:lang w:val="en-US"/>
               </w:rPr>
-              <w:t>{kabupaten/kota}</w:t>
-            </w:r>
-            <w:r>
-              <w:rPr>
-                <w:rFonts w:ascii="Arial" w:hAnsi="Arial" w:cs="Arial"/>
-                <w:sz w:val="22"/>
-                <w:szCs w:val="22"/>
-                <w:lang w:val="id-ID"/>
-              </w:rPr>
-              <w:t xml:space="preserve"> Provinsi </w:t>
-            </w:r>
-            <w:r>
-              <w:rPr>
-                <w:rFonts w:hint="default" w:ascii="Arial" w:hAnsi="Arial" w:cs="Arial"/>
+              <w:t>{kabupaten/kota} Provinsi {provinsi}</w:t>
+            </w:r>
+            <w:r>
+              <w:rPr>
+                <w:rFonts w:hint="default" w:ascii="Times New Roman" w:hAnsi="Times New Roman" w:cs="Times New Roman"/>
+                <w:sz w:val="22"/>
+                <w:szCs w:val="22"/>
+                <w:lang w:val="id-ID"/>
+              </w:rPr>
+              <w:t xml:space="preserve"> terkait mater</w:t>
+            </w:r>
+            <w:r>
+              <w:rPr>
+                <w:rFonts w:hint="default" w:ascii="Times New Roman" w:hAnsi="Times New Roman" w:cs="Times New Roman"/>
                 <w:sz w:val="22"/>
                 <w:szCs w:val="22"/>
                 <w:lang w:val="en-US"/>
               </w:rPr>
-              <w:t>{provinsi}</w:t>
-            </w:r>
-            <w:r>
-              <w:rPr>
-                <w:rFonts w:ascii="Arial" w:hAnsi="Arial" w:cs="Arial"/>
-                <w:sz w:val="22"/>
-                <w:szCs w:val="22"/>
-                <w:lang w:val="id-ID"/>
-              </w:rPr>
-              <w:t xml:space="preserve"> terkait mater</w:t>
-            </w:r>
-            <w:r>
-              <w:rPr>
-                <w:rFonts w:hint="default" w:ascii="Arial" w:hAnsi="Arial" w:cs="Arial"/>
+              <w:t>i</w:t>
+            </w:r>
+            <w:r>
+              <w:rPr>
+                <w:rFonts w:hint="default" w:ascii="Times New Roman" w:hAnsi="Times New Roman" w:cs="Times New Roman"/>
+                <w:sz w:val="22"/>
+                <w:szCs w:val="22"/>
+                <w:lang w:val="id-ID"/>
+              </w:rPr>
+              <w:t xml:space="preserve"> </w:t>
+            </w:r>
+            <w:r>
+              <w:rPr>
+                <w:rFonts w:hint="default" w:ascii="Times New Roman" w:hAnsi="Times New Roman" w:cs="Times New Roman"/>
                 <w:sz w:val="22"/>
                 <w:szCs w:val="22"/>
                 <w:lang w:val="en-US"/>
               </w:rPr>
-              <w:t>i</w:t>
-            </w:r>
-            <w:r>
-              <w:rPr>
-                <w:rFonts w:ascii="Arial" w:hAnsi="Arial" w:cs="Arial"/>
-                <w:sz w:val="22"/>
-                <w:szCs w:val="22"/>
-                <w:lang w:val="id-ID"/>
-              </w:rPr>
-              <w:t xml:space="preserve"> </w:t>
-            </w:r>
-            <w:r>
-              <w:rPr>
-                <w:rFonts w:hint="default" w:ascii="Arial" w:hAnsi="Arial" w:cs="Arial"/>
-                <w:sz w:val="22"/>
-                <w:szCs w:val="22"/>
-                <w:lang w:val="en-US"/>
-              </w:rPr>
               <w:t>{materi}</w:t>
             </w:r>
             <w:r>
               <w:rPr>
-                <w:rFonts w:ascii="Arial" w:hAnsi="Arial" w:cs="Arial"/>
+                <w:rFonts w:hint="default" w:ascii="Times New Roman" w:hAnsi="Times New Roman" w:cs="Times New Roman"/>
                 <w:sz w:val="22"/>
                 <w:szCs w:val="22"/>
                 <w:lang w:val="id-ID"/>
@@ -2325,7 +2326,7 @@
         <w:spacing w:line="360" w:lineRule="auto"/>
         <w:jc w:val="both"/>
         <w:rPr>
-          <w:rFonts w:ascii="Arial" w:hAnsi="Arial" w:cs="Arial"/>
+          <w:rFonts w:hint="default" w:ascii="Times New Roman" w:hAnsi="Times New Roman" w:cs="Times New Roman"/>
           <w:sz w:val="22"/>
           <w:szCs w:val="22"/>
           <w:lang w:val="sv-FI"/>
@@ -2340,7 +2341,7 @@
         <w:spacing w:line="360" w:lineRule="auto"/>
         <w:jc w:val="both"/>
         <w:rPr>
-          <w:rFonts w:ascii="Arial" w:hAnsi="Arial" w:cs="Arial"/>
+          <w:rFonts w:hint="default" w:ascii="Times New Roman" w:hAnsi="Times New Roman" w:cs="Times New Roman"/>
           <w:sz w:val="22"/>
           <w:szCs w:val="22"/>
           <w:lang w:val="sv-FI"/>
@@ -2355,7 +2356,7 @@
         <w:spacing w:line="360" w:lineRule="auto"/>
         <w:jc w:val="both"/>
         <w:rPr>
-          <w:rFonts w:ascii="Arial" w:hAnsi="Arial" w:cs="Arial"/>
+          <w:rFonts w:hint="default" w:ascii="Times New Roman" w:hAnsi="Times New Roman" w:cs="Times New Roman"/>
           <w:sz w:val="22"/>
           <w:szCs w:val="22"/>
           <w:lang w:val="sv-FI"/>
@@ -2370,7 +2371,7 @@
         <w:spacing w:line="360" w:lineRule="auto"/>
         <w:jc w:val="both"/>
         <w:rPr>
-          <w:rFonts w:ascii="Arial" w:hAnsi="Arial" w:cs="Arial"/>
+          <w:rFonts w:hint="default" w:ascii="Times New Roman" w:hAnsi="Times New Roman" w:cs="Times New Roman"/>
           <w:sz w:val="22"/>
           <w:szCs w:val="22"/>
           <w:lang w:val="sv-FI"/>
@@ -2385,7 +2386,7 @@
         <w:spacing w:line="360" w:lineRule="auto"/>
         <w:jc w:val="both"/>
         <w:rPr>
-          <w:rFonts w:ascii="Arial" w:hAnsi="Arial" w:cs="Arial"/>
+          <w:rFonts w:hint="default" w:ascii="Times New Roman" w:hAnsi="Times New Roman" w:cs="Times New Roman"/>
           <w:sz w:val="22"/>
           <w:szCs w:val="22"/>
           <w:lang w:val="sv-FI"/>
@@ -2400,7 +2401,7 @@
         <w:spacing w:line="360" w:lineRule="auto"/>
         <w:jc w:val="both"/>
         <w:rPr>
-          <w:rFonts w:ascii="Arial" w:hAnsi="Arial" w:cs="Arial"/>
+          <w:rFonts w:hint="default" w:ascii="Times New Roman" w:hAnsi="Times New Roman" w:cs="Times New Roman"/>
           <w:sz w:val="22"/>
           <w:szCs w:val="22"/>
           <w:lang w:val="sv-FI"/>
@@ -2463,15 +2464,15 @@
               <w:spacing w:line="360" w:lineRule="auto"/>
               <w:jc w:val="both"/>
               <w:rPr>
-                <w:rFonts w:ascii="Arial" w:hAnsi="Arial" w:cs="Arial"/>
-                <w:sz w:val="22"/>
-                <w:szCs w:val="22"/>
-                <w:lang w:val="id-ID"/>
-              </w:rPr>
-            </w:pPr>
-            <w:r>
-              <w:rPr>
-                <w:rFonts w:ascii="Arial" w:hAnsi="Arial" w:cs="Arial"/>
+                <w:rFonts w:hint="default" w:ascii="Times New Roman" w:hAnsi="Times New Roman" w:cs="Times New Roman"/>
+                <w:sz w:val="22"/>
+                <w:szCs w:val="22"/>
+                <w:lang w:val="id-ID"/>
+              </w:rPr>
+            </w:pPr>
+            <w:r>
+              <w:rPr>
+                <w:rFonts w:hint="default" w:ascii="Times New Roman" w:hAnsi="Times New Roman" w:cs="Times New Roman"/>
                 <w:sz w:val="22"/>
                 <w:szCs w:val="22"/>
                 <w:lang w:val="id-ID"/>
@@ -2492,15 +2493,15 @@
               <w:spacing w:line="360" w:lineRule="auto"/>
               <w:jc w:val="both"/>
               <w:rPr>
-                <w:rFonts w:ascii="Arial" w:hAnsi="Arial" w:cs="Arial"/>
-                <w:sz w:val="22"/>
-                <w:szCs w:val="22"/>
-                <w:lang w:val="id-ID"/>
-              </w:rPr>
-            </w:pPr>
-            <w:r>
-              <w:rPr>
-                <w:rFonts w:ascii="Arial" w:hAnsi="Arial" w:cs="Arial"/>
+                <w:rFonts w:hint="default" w:ascii="Times New Roman" w:hAnsi="Times New Roman" w:cs="Times New Roman"/>
+                <w:sz w:val="22"/>
+                <w:szCs w:val="22"/>
+                <w:lang w:val="id-ID"/>
+              </w:rPr>
+            </w:pPr>
+            <w:r>
+              <w:rPr>
+                <w:rFonts w:hint="default" w:ascii="Times New Roman" w:hAnsi="Times New Roman" w:cs="Times New Roman"/>
                 <w:sz w:val="22"/>
                 <w:szCs w:val="22"/>
                 <w:lang w:val="id-ID"/>
@@ -2521,7 +2522,7 @@
               <w:spacing w:line="360" w:lineRule="auto"/>
               <w:jc w:val="both"/>
               <w:rPr>
-                <w:rFonts w:hint="default" w:ascii="Arial" w:hAnsi="Arial" w:cs="Arial"/>
+                <w:rFonts w:hint="default" w:ascii="Times New Roman" w:hAnsi="Times New Roman" w:cs="Times New Roman"/>
                 <w:sz w:val="22"/>
                 <w:szCs w:val="22"/>
                 <w:lang w:val="en-US"/>
@@ -2529,7 +2530,7 @@
             </w:pPr>
             <w:r>
               <w:rPr>
-                <w:rFonts w:ascii="Arial" w:hAnsi="Arial" w:cs="Arial"/>
+                <w:rFonts w:hint="default" w:ascii="Times New Roman" w:hAnsi="Times New Roman" w:cs="Times New Roman"/>
                 <w:sz w:val="22"/>
                 <w:szCs w:val="22"/>
                 <w:lang w:val="id-ID"/>
@@ -2538,7 +2539,7 @@
             </w:r>
             <w:r>
               <w:rPr>
-                <w:rFonts w:hint="default" w:ascii="Arial" w:hAnsi="Arial" w:cs="Arial"/>
+                <w:rFonts w:hint="default" w:ascii="Times New Roman" w:hAnsi="Times New Roman" w:cs="Times New Roman"/>
                 <w:sz w:val="22"/>
                 <w:szCs w:val="22"/>
                 <w:lang w:val="en-US"/>
@@ -2577,15 +2578,15 @@
               <w:spacing w:line="360" w:lineRule="auto"/>
               <w:jc w:val="both"/>
               <w:rPr>
-                <w:rFonts w:ascii="Arial" w:hAnsi="Arial" w:cs="Arial"/>
-                <w:sz w:val="22"/>
-                <w:szCs w:val="22"/>
-                <w:lang w:val="id-ID"/>
-              </w:rPr>
-            </w:pPr>
-            <w:r>
-              <w:rPr>
-                <w:rFonts w:ascii="Arial" w:hAnsi="Arial" w:cs="Arial"/>
+                <w:rFonts w:hint="default" w:ascii="Times New Roman" w:hAnsi="Times New Roman" w:cs="Times New Roman"/>
+                <w:sz w:val="22"/>
+                <w:szCs w:val="22"/>
+                <w:lang w:val="id-ID"/>
+              </w:rPr>
+            </w:pPr>
+            <w:r>
+              <w:rPr>
+                <w:rFonts w:hint="default" w:ascii="Times New Roman" w:hAnsi="Times New Roman" w:cs="Times New Roman"/>
                 <w:sz w:val="22"/>
                 <w:szCs w:val="22"/>
                 <w:lang w:val="id-ID"/>
@@ -2606,15 +2607,15 @@
               <w:spacing w:line="360" w:lineRule="auto"/>
               <w:jc w:val="both"/>
               <w:rPr>
-                <w:rFonts w:ascii="Arial" w:hAnsi="Arial" w:cs="Arial"/>
-                <w:sz w:val="22"/>
-                <w:szCs w:val="22"/>
-                <w:lang w:val="id-ID"/>
-              </w:rPr>
-            </w:pPr>
-            <w:r>
-              <w:rPr>
-                <w:rFonts w:ascii="Arial" w:hAnsi="Arial" w:cs="Arial"/>
+                <w:rFonts w:hint="default" w:ascii="Times New Roman" w:hAnsi="Times New Roman" w:cs="Times New Roman"/>
+                <w:sz w:val="22"/>
+                <w:szCs w:val="22"/>
+                <w:lang w:val="id-ID"/>
+              </w:rPr>
+            </w:pPr>
+            <w:r>
+              <w:rPr>
+                <w:rFonts w:hint="default" w:ascii="Times New Roman" w:hAnsi="Times New Roman" w:cs="Times New Roman"/>
                 <w:sz w:val="22"/>
                 <w:szCs w:val="22"/>
                 <w:lang w:val="id-ID"/>
@@ -2635,7 +2636,7 @@
               <w:spacing w:line="360" w:lineRule="auto"/>
               <w:jc w:val="both"/>
               <w:rPr>
-                <w:rFonts w:hint="default" w:ascii="Arial" w:hAnsi="Arial" w:cs="Arial"/>
+                <w:rFonts w:hint="default" w:ascii="Times New Roman" w:hAnsi="Times New Roman" w:cs="Times New Roman"/>
                 <w:sz w:val="22"/>
                 <w:szCs w:val="22"/>
                 <w:lang w:val="en-US"/>
@@ -2643,7 +2644,7 @@
             </w:pPr>
             <w:r>
               <w:rPr>
-                <w:rFonts w:ascii="Arial" w:hAnsi="Arial" w:cs="Arial"/>
+                <w:rFonts w:hint="default" w:ascii="Times New Roman" w:hAnsi="Times New Roman" w:cs="Times New Roman"/>
                 <w:sz w:val="22"/>
                 <w:szCs w:val="22"/>
                 <w:lang w:val="id-ID"/>
@@ -2652,7 +2653,7 @@
             </w:r>
             <w:r>
               <w:rPr>
-                <w:rFonts w:hint="default" w:ascii="Arial" w:hAnsi="Arial" w:cs="Arial"/>
+                <w:rFonts w:hint="default" w:ascii="Times New Roman" w:hAnsi="Times New Roman" w:cs="Times New Roman"/>
                 <w:sz w:val="22"/>
                 <w:szCs w:val="22"/>
                 <w:lang w:val="en-US"/>
@@ -2691,15 +2692,15 @@
               <w:spacing w:line="360" w:lineRule="auto"/>
               <w:jc w:val="both"/>
               <w:rPr>
-                <w:rFonts w:ascii="Arial" w:hAnsi="Arial" w:cs="Arial"/>
-                <w:sz w:val="22"/>
-                <w:szCs w:val="22"/>
-                <w:lang w:val="id-ID"/>
-              </w:rPr>
-            </w:pPr>
-            <w:r>
-              <w:rPr>
-                <w:rFonts w:ascii="Arial" w:hAnsi="Arial" w:cs="Arial"/>
+                <w:rFonts w:hint="default" w:ascii="Times New Roman" w:hAnsi="Times New Roman" w:cs="Times New Roman"/>
+                <w:sz w:val="22"/>
+                <w:szCs w:val="22"/>
+                <w:lang w:val="id-ID"/>
+              </w:rPr>
+            </w:pPr>
+            <w:r>
+              <w:rPr>
+                <w:rFonts w:hint="default" w:ascii="Times New Roman" w:hAnsi="Times New Roman" w:cs="Times New Roman"/>
                 <w:sz w:val="22"/>
                 <w:szCs w:val="22"/>
                 <w:lang w:val="id-ID"/>
@@ -2720,15 +2721,15 @@
               <w:spacing w:line="360" w:lineRule="auto"/>
               <w:jc w:val="both"/>
               <w:rPr>
-                <w:rFonts w:ascii="Arial" w:hAnsi="Arial" w:cs="Arial"/>
-                <w:sz w:val="22"/>
-                <w:szCs w:val="22"/>
-                <w:lang w:val="id-ID"/>
-              </w:rPr>
-            </w:pPr>
-            <w:r>
-              <w:rPr>
-                <w:rFonts w:ascii="Arial" w:hAnsi="Arial" w:cs="Arial"/>
+                <w:rFonts w:hint="default" w:ascii="Times New Roman" w:hAnsi="Times New Roman" w:cs="Times New Roman"/>
+                <w:sz w:val="22"/>
+                <w:szCs w:val="22"/>
+                <w:lang w:val="id-ID"/>
+              </w:rPr>
+            </w:pPr>
+            <w:r>
+              <w:rPr>
+                <w:rFonts w:hint="default" w:ascii="Times New Roman" w:hAnsi="Times New Roman" w:cs="Times New Roman"/>
                 <w:sz w:val="22"/>
                 <w:szCs w:val="22"/>
                 <w:lang w:val="id-ID"/>
@@ -2749,15 +2750,15 @@
               <w:spacing w:line="360" w:lineRule="auto"/>
               <w:jc w:val="both"/>
               <w:rPr>
-                <w:rFonts w:ascii="Arial" w:hAnsi="Arial" w:cs="Arial"/>
-                <w:sz w:val="22"/>
-                <w:szCs w:val="22"/>
-                <w:lang w:val="id-ID"/>
-              </w:rPr>
-            </w:pPr>
-            <w:r>
-              <w:rPr>
-                <w:rFonts w:ascii="Arial" w:hAnsi="Arial" w:cs="Arial"/>
+                <w:rFonts w:hint="default" w:ascii="Times New Roman" w:hAnsi="Times New Roman" w:cs="Times New Roman"/>
+                <w:sz w:val="22"/>
+                <w:szCs w:val="22"/>
+                <w:lang w:val="id-ID"/>
+              </w:rPr>
+            </w:pPr>
+            <w:r>
+              <w:rPr>
+                <w:rFonts w:hint="default" w:ascii="Times New Roman" w:hAnsi="Times New Roman" w:cs="Times New Roman"/>
                 <w:sz w:val="22"/>
                 <w:szCs w:val="22"/>
                 <w:lang w:val="id-ID"/>
@@ -2766,7 +2767,7 @@
             </w:r>
             <w:r>
               <w:rPr>
-                <w:rFonts w:hint="default" w:ascii="Arial" w:hAnsi="Arial" w:cs="Arial"/>
+                <w:rFonts w:hint="default" w:ascii="Times New Roman" w:hAnsi="Times New Roman" w:cs="Times New Roman"/>
                 <w:sz w:val="22"/>
                 <w:szCs w:val="22"/>
                 <w:lang w:val="en-US"/>
@@ -2775,7 +2776,7 @@
             </w:r>
             <w:r>
               <w:rPr>
-                <w:rFonts w:ascii="Arial" w:hAnsi="Arial" w:cs="Arial"/>
+                <w:rFonts w:hint="default" w:ascii="Times New Roman" w:hAnsi="Times New Roman" w:cs="Times New Roman"/>
                 <w:sz w:val="22"/>
                 <w:szCs w:val="22"/>
                 <w:lang w:val="id-ID"/>
@@ -2808,15 +2809,15 @@
               <w:spacing w:line="360" w:lineRule="auto"/>
               <w:jc w:val="both"/>
               <w:rPr>
-                <w:rFonts w:ascii="Arial" w:hAnsi="Arial" w:cs="Arial"/>
-                <w:sz w:val="22"/>
-                <w:szCs w:val="22"/>
-                <w:lang w:val="id-ID"/>
-              </w:rPr>
-            </w:pPr>
-            <w:r>
-              <w:rPr>
-                <w:rFonts w:ascii="Arial" w:hAnsi="Arial" w:cs="Arial"/>
+                <w:rFonts w:hint="default" w:ascii="Times New Roman" w:hAnsi="Times New Roman" w:cs="Times New Roman"/>
+                <w:sz w:val="22"/>
+                <w:szCs w:val="22"/>
+                <w:lang w:val="id-ID"/>
+              </w:rPr>
+            </w:pPr>
+            <w:r>
+              <w:rPr>
+                <w:rFonts w:hint="default" w:ascii="Times New Roman" w:hAnsi="Times New Roman" w:cs="Times New Roman"/>
                 <w:sz w:val="22"/>
                 <w:szCs w:val="22"/>
                 <w:lang w:val="id-ID"/>
@@ -2837,15 +2838,15 @@
               <w:spacing w:line="360" w:lineRule="auto"/>
               <w:jc w:val="both"/>
               <w:rPr>
-                <w:rFonts w:ascii="Arial" w:hAnsi="Arial" w:cs="Arial"/>
-                <w:sz w:val="22"/>
-                <w:szCs w:val="22"/>
-                <w:lang w:val="id-ID"/>
-              </w:rPr>
-            </w:pPr>
-            <w:r>
-              <w:rPr>
-                <w:rFonts w:ascii="Arial" w:hAnsi="Arial" w:cs="Arial"/>
+                <w:rFonts w:hint="default" w:ascii="Times New Roman" w:hAnsi="Times New Roman" w:cs="Times New Roman"/>
+                <w:sz w:val="22"/>
+                <w:szCs w:val="22"/>
+                <w:lang w:val="id-ID"/>
+              </w:rPr>
+            </w:pPr>
+            <w:r>
+              <w:rPr>
+                <w:rFonts w:hint="default" w:ascii="Times New Roman" w:hAnsi="Times New Roman" w:cs="Times New Roman"/>
                 <w:sz w:val="22"/>
                 <w:szCs w:val="22"/>
                 <w:lang w:val="id-ID"/>
@@ -2866,15 +2867,15 @@
               <w:spacing w:line="360" w:lineRule="auto"/>
               <w:jc w:val="both"/>
               <w:rPr>
-                <w:rFonts w:ascii="Arial" w:hAnsi="Arial" w:cs="Arial"/>
-                <w:sz w:val="22"/>
-                <w:szCs w:val="22"/>
-                <w:lang w:val="id-ID"/>
-              </w:rPr>
-            </w:pPr>
-            <w:r>
-              <w:rPr>
-                <w:rFonts w:ascii="Arial" w:hAnsi="Arial" w:cs="Arial"/>
+                <w:rFonts w:hint="default" w:ascii="Times New Roman" w:hAnsi="Times New Roman" w:cs="Times New Roman"/>
+                <w:sz w:val="22"/>
+                <w:szCs w:val="22"/>
+                <w:lang w:val="id-ID"/>
+              </w:rPr>
+            </w:pPr>
+            <w:r>
+              <w:rPr>
+                <w:rFonts w:hint="default" w:ascii="Times New Roman" w:hAnsi="Times New Roman" w:cs="Times New Roman"/>
                 <w:sz w:val="22"/>
                 <w:szCs w:val="22"/>
                 <w:lang w:val="id-ID"/>
@@ -2883,7 +2884,7 @@
             </w:r>
             <w:r>
               <w:rPr>
-                <w:rFonts w:ascii="Arial" w:hAnsi="Arial" w:cs="Arial"/>
+                <w:rFonts w:hint="default" w:ascii="Times New Roman" w:hAnsi="Times New Roman" w:cs="Times New Roman"/>
                 <w:sz w:val="22"/>
                 <w:szCs w:val="22"/>
                 <w:u w:val="single"/>
@@ -2893,7 +2894,7 @@
             </w:r>
             <w:r>
               <w:rPr>
-                <w:rFonts w:hint="default" w:ascii="Arial" w:hAnsi="Arial" w:cs="Arial"/>
+                <w:rFonts w:hint="default" w:ascii="Times New Roman" w:hAnsi="Times New Roman" w:cs="Times New Roman"/>
                 <w:sz w:val="22"/>
                 <w:szCs w:val="22"/>
                 <w:lang w:val="en-US"/>
@@ -2902,7 +2903,7 @@
             </w:r>
             <w:r>
               <w:rPr>
-                <w:rFonts w:ascii="Arial" w:hAnsi="Arial" w:cs="Arial"/>
+                <w:rFonts w:hint="default" w:ascii="Times New Roman" w:hAnsi="Times New Roman" w:cs="Times New Roman"/>
                 <w:sz w:val="22"/>
                 <w:szCs w:val="22"/>
                 <w:lang w:val="id-ID"/>
@@ -2914,42 +2915,30 @@
             <w:pPr>
               <w:pStyle w:val="30"/>
               <w:numPr>
-                <w:ilvl w:val="0"/>
-                <w:numId w:val="1"/>
+                <w:numId w:val="0"/>
               </w:numPr>
               <w:tabs>
                 <w:tab w:val="center" w:pos="7371"/>
               </w:tabs>
               <w:spacing w:line="360" w:lineRule="auto"/>
-              <w:ind w:left="460" w:hanging="284"/>
+              <w:ind w:left="176" w:leftChars="0"/>
               <w:jc w:val="both"/>
               <w:rPr>
-                <w:rFonts w:ascii="Arial" w:hAnsi="Arial" w:cs="Arial"/>
-                <w:sz w:val="22"/>
-                <w:szCs w:val="22"/>
-                <w:lang w:val="id-ID"/>
-              </w:rPr>
-            </w:pPr>
-            <w:r>
-              <w:rPr>
-                <w:rFonts w:ascii="Arial" w:hAnsi="Arial" w:cs="Arial"/>
-                <w:sz w:val="22"/>
-                <w:szCs w:val="22"/>
-                <w:lang w:val="id-ID"/>
-              </w:rPr>
-              <w:t xml:space="preserve">  </w:t>
-            </w:r>
-            <w:r>
-              <w:rPr>
-                <w:rFonts w:hint="default" w:ascii="Arial" w:hAnsi="Arial" w:cs="Arial"/>
+                <w:rFonts w:hint="default" w:ascii="Times New Roman" w:hAnsi="Times New Roman" w:cs="Times New Roman"/>
+                <w:sz w:val="22"/>
+                <w:szCs w:val="22"/>
+                <w:lang w:val="id-ID"/>
+              </w:rPr>
+            </w:pPr>
+            <w:r>
+              <w:rPr>
+                <w:rFonts w:hint="default" w:ascii="Times New Roman" w:hAnsi="Times New Roman" w:cs="Times New Roman"/>
                 <w:sz w:val="22"/>
                 <w:szCs w:val="22"/>
                 <w:lang w:val="en-US"/>
               </w:rPr>
               <w:t xml:space="preserve">{rincian_jumlah} </w:t>
             </w:r>
-            <w:bookmarkStart w:id="0" w:name="_GoBack"/>
-            <w:bookmarkEnd w:id="0"/>
           </w:p>
         </w:tc>
       </w:tr>
@@ -2962,7 +2951,7 @@
         <w:spacing w:line="360" w:lineRule="auto"/>
         <w:jc w:val="both"/>
         <w:rPr>
-          <w:rFonts w:ascii="Arial" w:hAnsi="Arial" w:cs="Arial"/>
+          <w:rFonts w:hint="default" w:ascii="Times New Roman" w:hAnsi="Times New Roman" w:cs="Times New Roman"/>
           <w:sz w:val="22"/>
           <w:szCs w:val="22"/>
           <w:lang w:val="sv-FI"/>
@@ -2977,7 +2966,7 @@
         <w:spacing w:line="360" w:lineRule="auto"/>
         <w:jc w:val="both"/>
         <w:rPr>
-          <w:rFonts w:ascii="Arial" w:hAnsi="Arial" w:cs="Arial"/>
+          <w:rFonts w:hint="default" w:ascii="Times New Roman" w:hAnsi="Times New Roman" w:cs="Times New Roman"/>
           <w:sz w:val="22"/>
           <w:szCs w:val="22"/>
           <w:lang w:val="sv-FI"/>
@@ -2992,7 +2981,7 @@
         <w:spacing w:line="360" w:lineRule="auto"/>
         <w:jc w:val="both"/>
         <w:rPr>
-          <w:rFonts w:ascii="Arial" w:hAnsi="Arial" w:cs="Arial"/>
+          <w:rFonts w:hint="default" w:ascii="Times New Roman" w:hAnsi="Times New Roman" w:cs="Times New Roman"/>
           <w:sz w:val="22"/>
           <w:szCs w:val="22"/>
           <w:lang w:val="id-ID"/>
@@ -3007,7 +2996,7 @@
         <w:spacing w:line="360" w:lineRule="auto"/>
         <w:jc w:val="both"/>
         <w:rPr>
-          <w:rFonts w:ascii="Arial" w:hAnsi="Arial" w:cs="Arial"/>
+          <w:rFonts w:hint="default" w:ascii="Times New Roman" w:hAnsi="Times New Roman" w:cs="Times New Roman"/>
           <w:sz w:val="22"/>
           <w:szCs w:val="22"/>
           <w:lang w:val="sv-FI"/>
@@ -3022,7 +3011,7 @@
         <w:spacing w:line="360" w:lineRule="auto"/>
         <w:jc w:val="both"/>
         <w:rPr>
-          <w:rFonts w:ascii="Arial" w:hAnsi="Arial" w:cs="Arial"/>
+          <w:rFonts w:hint="default" w:ascii="Times New Roman" w:hAnsi="Times New Roman" w:cs="Times New Roman"/>
           <w:sz w:val="22"/>
           <w:szCs w:val="22"/>
           <w:lang w:val="sv-FI"/>
@@ -3037,7 +3026,7 @@
         <w:spacing w:line="360" w:lineRule="auto"/>
         <w:jc w:val="both"/>
         <w:rPr>
-          <w:rFonts w:ascii="Arial" w:hAnsi="Arial" w:cs="Arial"/>
+          <w:rFonts w:hint="default" w:ascii="Times New Roman" w:hAnsi="Times New Roman" w:cs="Times New Roman"/>
           <w:sz w:val="22"/>
           <w:szCs w:val="22"/>
           <w:lang w:val="sv-FI"/>
@@ -3052,7 +3041,7 @@
         <w:spacing w:line="360" w:lineRule="auto"/>
         <w:jc w:val="both"/>
         <w:rPr>
-          <w:rFonts w:ascii="Arial" w:hAnsi="Arial" w:cs="Arial"/>
+          <w:rFonts w:hint="default" w:ascii="Times New Roman" w:hAnsi="Times New Roman" w:cs="Times New Roman"/>
           <w:sz w:val="22"/>
           <w:szCs w:val="22"/>
           <w:lang w:val="sv-FI"/>
@@ -3067,7 +3056,7 @@
         <w:spacing w:line="360" w:lineRule="auto"/>
         <w:jc w:val="both"/>
         <w:rPr>
-          <w:rFonts w:ascii="Arial" w:hAnsi="Arial" w:cs="Arial"/>
+          <w:rFonts w:hint="default" w:ascii="Times New Roman" w:hAnsi="Times New Roman" w:cs="Times New Roman"/>
           <w:sz w:val="22"/>
           <w:szCs w:val="22"/>
           <w:lang w:val="sv-FI"/>
@@ -3129,15 +3118,15 @@
               <w:ind w:left="880" w:hanging="426"/>
               <w:jc w:val="both"/>
               <w:rPr>
-                <w:rFonts w:ascii="Arial" w:hAnsi="Arial" w:cs="Arial"/>
-                <w:sz w:val="22"/>
-                <w:szCs w:val="22"/>
-                <w:lang w:val="id-ID"/>
-              </w:rPr>
-            </w:pPr>
-            <w:r>
-              <w:rPr>
-                <w:rFonts w:ascii="Arial" w:hAnsi="Arial" w:cs="Arial"/>
+                <w:rFonts w:hint="default" w:ascii="Times New Roman" w:hAnsi="Times New Roman" w:cs="Times New Roman"/>
+                <w:sz w:val="22"/>
+                <w:szCs w:val="22"/>
+                <w:lang w:val="id-ID"/>
+              </w:rPr>
+            </w:pPr>
+            <w:r>
+              <w:rPr>
+                <w:rFonts w:hint="default" w:ascii="Times New Roman" w:hAnsi="Times New Roman" w:cs="Times New Roman"/>
                 <w:sz w:val="22"/>
                 <w:szCs w:val="22"/>
                 <w:lang w:val="id-ID"/>
@@ -3153,15 +3142,15 @@
               <w:spacing w:line="360" w:lineRule="auto"/>
               <w:jc w:val="both"/>
               <w:rPr>
-                <w:rFonts w:ascii="Arial" w:hAnsi="Arial" w:cs="Arial"/>
-                <w:sz w:val="22"/>
-                <w:szCs w:val="22"/>
-                <w:lang w:val="id-ID"/>
-              </w:rPr>
-            </w:pPr>
-            <w:r>
-              <w:rPr>
-                <w:rFonts w:ascii="Arial" w:hAnsi="Arial" w:cs="Arial"/>
+                <w:rFonts w:hint="default" w:ascii="Times New Roman" w:hAnsi="Times New Roman" w:cs="Times New Roman"/>
+                <w:sz w:val="22"/>
+                <w:szCs w:val="22"/>
+                <w:lang w:val="id-ID"/>
+              </w:rPr>
+            </w:pPr>
+            <w:r>
+              <w:rPr>
+                <w:rFonts w:hint="default" w:ascii="Times New Roman" w:hAnsi="Times New Roman" w:cs="Times New Roman"/>
                 <w:sz w:val="22"/>
                 <w:szCs w:val="22"/>
                 <w:lang w:val="id-ID"/>
@@ -3177,7 +3166,7 @@
               <w:spacing w:line="360" w:lineRule="auto"/>
               <w:jc w:val="both"/>
               <w:rPr>
-                <w:rFonts w:ascii="Arial" w:hAnsi="Arial" w:cs="Arial"/>
+                <w:rFonts w:hint="default" w:ascii="Times New Roman" w:hAnsi="Times New Roman" w:cs="Times New Roman"/>
                 <w:i/>
                 <w:sz w:val="22"/>
                 <w:szCs w:val="22"/>
@@ -3186,7 +3175,7 @@
             </w:pPr>
             <w:r>
               <w:rPr>
-                <w:rFonts w:ascii="Arial" w:hAnsi="Arial" w:cs="Arial"/>
+                <w:rFonts w:hint="default" w:ascii="Times New Roman" w:hAnsi="Times New Roman" w:cs="Times New Roman"/>
                 <w:sz w:val="22"/>
                 <w:szCs w:val="22"/>
                 <w:lang w:val="id-ID"/>
@@ -3195,7 +3184,7 @@
             </w:r>
             <w:r>
               <w:rPr>
-                <w:rFonts w:ascii="Arial" w:hAnsi="Arial" w:cs="Arial"/>
+                <w:rFonts w:hint="default" w:ascii="Times New Roman" w:hAnsi="Times New Roman" w:cs="Times New Roman"/>
                 <w:i/>
                 <w:sz w:val="22"/>
                 <w:szCs w:val="22"/>
@@ -3213,15 +3202,15 @@
               <w:ind w:firstLine="596"/>
               <w:jc w:val="both"/>
               <w:rPr>
-                <w:rFonts w:ascii="Arial" w:hAnsi="Arial" w:cs="Arial"/>
-                <w:sz w:val="22"/>
-                <w:szCs w:val="22"/>
-                <w:lang w:val="id-ID"/>
-              </w:rPr>
-            </w:pPr>
-            <w:r>
-              <w:rPr>
-                <w:rFonts w:ascii="Arial" w:hAnsi="Arial" w:cs="Arial"/>
+                <w:rFonts w:hint="default" w:ascii="Times New Roman" w:hAnsi="Times New Roman" w:cs="Times New Roman"/>
+                <w:sz w:val="22"/>
+                <w:szCs w:val="22"/>
+                <w:lang w:val="id-ID"/>
+              </w:rPr>
+            </w:pPr>
+            <w:r>
+              <w:rPr>
+                <w:rFonts w:hint="default" w:ascii="Times New Roman" w:hAnsi="Times New Roman" w:cs="Times New Roman"/>
                 <w:sz w:val="22"/>
                 <w:szCs w:val="22"/>
                 <w:lang w:val="id-ID"/>
@@ -3237,15 +3226,15 @@
               <w:spacing w:line="360" w:lineRule="auto"/>
               <w:jc w:val="both"/>
               <w:rPr>
-                <w:rFonts w:ascii="Arial" w:hAnsi="Arial" w:cs="Arial"/>
-                <w:sz w:val="22"/>
-                <w:szCs w:val="22"/>
-                <w:lang w:val="id-ID"/>
-              </w:rPr>
-            </w:pPr>
-            <w:r>
-              <w:rPr>
-                <w:rFonts w:ascii="Arial" w:hAnsi="Arial" w:cs="Arial"/>
+                <w:rFonts w:hint="default" w:ascii="Times New Roman" w:hAnsi="Times New Roman" w:cs="Times New Roman"/>
+                <w:sz w:val="22"/>
+                <w:szCs w:val="22"/>
+                <w:lang w:val="id-ID"/>
+              </w:rPr>
+            </w:pPr>
+            <w:r>
+              <w:rPr>
+                <w:rFonts w:hint="default" w:ascii="Times New Roman" w:hAnsi="Times New Roman" w:cs="Times New Roman"/>
                 <w:sz w:val="22"/>
                 <w:szCs w:val="22"/>
                 <w:lang w:val="id-ID"/>
@@ -3264,7 +3253,7 @@
         <w:spacing w:line="360" w:lineRule="auto"/>
         <w:jc w:val="both"/>
         <w:rPr>
-          <w:rFonts w:ascii="Arial" w:hAnsi="Arial" w:cs="Arial"/>
+          <w:rFonts w:hint="default" w:ascii="Times New Roman" w:hAnsi="Times New Roman" w:cs="Times New Roman"/>
           <w:sz w:val="22"/>
           <w:szCs w:val="22"/>
           <w:lang w:val="sv-FI"/>
@@ -3279,7 +3268,7 @@
         <w:spacing w:line="360" w:lineRule="auto"/>
         <w:jc w:val="both"/>
         <w:rPr>
-          <w:rFonts w:ascii="Arial" w:hAnsi="Arial" w:cs="Arial"/>
+          <w:rFonts w:hint="default" w:ascii="Times New Roman" w:hAnsi="Times New Roman" w:cs="Times New Roman"/>
           <w:sz w:val="22"/>
           <w:szCs w:val="22"/>
           <w:lang w:val="sv-FI"/>
@@ -3294,7 +3283,7 @@
         <w:spacing w:line="360" w:lineRule="auto"/>
         <w:jc w:val="both"/>
         <w:rPr>
-          <w:rFonts w:ascii="Arial" w:hAnsi="Arial" w:cs="Arial"/>
+          <w:rFonts w:hint="default" w:ascii="Times New Roman" w:hAnsi="Times New Roman" w:cs="Times New Roman"/>
           <w:sz w:val="22"/>
           <w:szCs w:val="22"/>
           <w:lang w:val="sv-FI"/>
@@ -3309,7 +3298,7 @@
         <w:spacing w:line="360" w:lineRule="auto"/>
         <w:jc w:val="both"/>
         <w:rPr>
-          <w:rFonts w:ascii="Arial" w:hAnsi="Arial" w:cs="Arial"/>
+          <w:rFonts w:hint="default" w:ascii="Times New Roman" w:hAnsi="Times New Roman" w:cs="Times New Roman"/>
           <w:sz w:val="22"/>
           <w:szCs w:val="22"/>
           <w:lang w:val="sv-FI"/>
@@ -3324,7 +3313,7 @@
         <w:spacing w:line="360" w:lineRule="auto"/>
         <w:jc w:val="both"/>
         <w:rPr>
-          <w:rFonts w:ascii="Arial" w:hAnsi="Arial" w:cs="Arial"/>
+          <w:rFonts w:hint="default" w:ascii="Times New Roman" w:hAnsi="Times New Roman" w:cs="Times New Roman"/>
           <w:sz w:val="22"/>
           <w:szCs w:val="22"/>
           <w:lang w:val="sv-FI"/>
@@ -3339,7 +3328,7 @@
         <w:spacing w:line="360" w:lineRule="auto"/>
         <w:jc w:val="both"/>
         <w:rPr>
-          <w:rFonts w:ascii="Arial" w:hAnsi="Arial" w:cs="Arial"/>
+          <w:rFonts w:hint="default" w:ascii="Times New Roman" w:hAnsi="Times New Roman" w:cs="Times New Roman"/>
           <w:sz w:val="22"/>
           <w:szCs w:val="22"/>
           <w:lang w:val="sv-FI"/>
@@ -3398,15 +3387,15 @@
               <w:spacing w:line="360" w:lineRule="auto"/>
               <w:jc w:val="center"/>
               <w:rPr>
-                <w:rFonts w:ascii="Arial" w:hAnsi="Arial" w:cs="Arial"/>
-                <w:sz w:val="22"/>
-                <w:szCs w:val="22"/>
-                <w:lang w:val="id-ID"/>
-              </w:rPr>
-            </w:pPr>
-            <w:r>
-              <w:rPr>
-                <w:rFonts w:ascii="Arial" w:hAnsi="Arial" w:cs="Arial"/>
+                <w:rFonts w:hint="default" w:ascii="Times New Roman" w:hAnsi="Times New Roman" w:cs="Times New Roman"/>
+                <w:sz w:val="22"/>
+                <w:szCs w:val="22"/>
+                <w:lang w:val="id-ID"/>
+              </w:rPr>
+            </w:pPr>
+            <w:r>
+              <w:rPr>
+                <w:rFonts w:hint="default" w:ascii="Times New Roman" w:hAnsi="Times New Roman" w:cs="Times New Roman"/>
                 <w:sz w:val="22"/>
                 <w:szCs w:val="22"/>
                 <w:lang w:val="id-ID"/>
@@ -3420,7 +3409,7 @@
               <w:spacing w:line="360" w:lineRule="auto"/>
               <w:jc w:val="center"/>
               <w:rPr>
-                <w:rFonts w:ascii="Arial" w:hAnsi="Arial" w:cs="Arial"/>
+                <w:rFonts w:hint="default" w:ascii="Times New Roman" w:hAnsi="Times New Roman" w:cs="Times New Roman"/>
                 <w:color w:val="000000"/>
                 <w:sz w:val="22"/>
                 <w:szCs w:val="22"/>
@@ -3429,7 +3418,7 @@
             </w:pPr>
             <w:r>
               <w:rPr>
-                <w:rFonts w:ascii="Arial" w:hAnsi="Arial" w:cs="Arial"/>
+                <w:rFonts w:hint="default" w:ascii="Times New Roman" w:hAnsi="Times New Roman" w:cs="Times New Roman"/>
                 <w:color w:val="000000"/>
                 <w:sz w:val="22"/>
                 <w:szCs w:val="22"/>
@@ -3444,7 +3433,7 @@
               <w:spacing w:line="360" w:lineRule="auto"/>
               <w:jc w:val="center"/>
               <w:rPr>
-                <w:rFonts w:ascii="Arial" w:hAnsi="Arial" w:cs="Arial"/>
+                <w:rFonts w:hint="default" w:ascii="Times New Roman" w:hAnsi="Times New Roman" w:cs="Times New Roman"/>
                 <w:color w:val="000000"/>
                 <w:sz w:val="22"/>
                 <w:szCs w:val="22"/>
@@ -3453,7 +3442,7 @@
             </w:pPr>
             <w:r>
               <w:rPr>
-                <w:rFonts w:ascii="Arial" w:hAnsi="Arial" w:cs="Arial"/>
+                <w:rFonts w:hint="default" w:ascii="Times New Roman" w:hAnsi="Times New Roman" w:cs="Times New Roman"/>
                 <w:color w:val="000000"/>
                 <w:sz w:val="22"/>
                 <w:szCs w:val="22"/>
@@ -3468,7 +3457,7 @@
               <w:spacing w:line="360" w:lineRule="auto"/>
               <w:jc w:val="center"/>
               <w:rPr>
-                <w:rFonts w:ascii="Arial" w:hAnsi="Arial" w:cs="Arial"/>
+                <w:rFonts w:hint="default" w:ascii="Times New Roman" w:hAnsi="Times New Roman" w:cs="Times New Roman"/>
                 <w:color w:val="000000"/>
                 <w:sz w:val="22"/>
                 <w:szCs w:val="22"/>
@@ -3482,7 +3471,7 @@
               <w:spacing w:line="360" w:lineRule="auto"/>
               <w:jc w:val="center"/>
               <w:rPr>
-                <w:rFonts w:ascii="Arial" w:hAnsi="Arial" w:cs="Arial"/>
+                <w:rFonts w:hint="default" w:ascii="Times New Roman" w:hAnsi="Times New Roman" w:cs="Times New Roman"/>
                 <w:color w:val="000000"/>
                 <w:sz w:val="22"/>
                 <w:szCs w:val="22"/>
@@ -3496,7 +3485,7 @@
               <w:spacing w:line="360" w:lineRule="auto"/>
               <w:jc w:val="center"/>
               <w:rPr>
-                <w:rFonts w:ascii="Arial" w:hAnsi="Arial" w:cs="Arial"/>
+                <w:rFonts w:hint="default" w:ascii="Times New Roman" w:hAnsi="Times New Roman" w:cs="Times New Roman"/>
                 <w:color w:val="000000"/>
                 <w:sz w:val="22"/>
                 <w:szCs w:val="22"/>
@@ -3510,22 +3499,22 @@
               <w:spacing w:line="360" w:lineRule="auto"/>
               <w:jc w:val="center"/>
               <w:rPr>
-                <w:rFonts w:ascii="Arial" w:hAnsi="Arial" w:cs="Arial"/>
-                <w:sz w:val="22"/>
-                <w:szCs w:val="22"/>
-                <w:lang w:val="id-ID"/>
-              </w:rPr>
-            </w:pPr>
-            <w:r>
-              <w:rPr>
-                <w:rFonts w:ascii="Arial" w:hAnsi="Arial" w:cs="Arial"/>
+                <w:rFonts w:hint="default" w:ascii="Times New Roman" w:hAnsi="Times New Roman" w:cs="Times New Roman"/>
+                <w:sz w:val="22"/>
+                <w:szCs w:val="22"/>
+                <w:lang w:val="en-US"/>
+              </w:rPr>
+            </w:pPr>
+            <w:r>
+              <w:rPr>
+                <w:rFonts w:hint="default" w:ascii="Times New Roman" w:hAnsi="Times New Roman" w:cs="Times New Roman"/>
                 <w:bCs/>
                 <w:sz w:val="22"/>
                 <w:szCs w:val="22"/>
                 <w:u w:val="single"/>
-                <w:lang w:val="id-ID"/>
-              </w:rPr>
-              <w:t>DANCE ISHAK PALIT, M. Si</w:t>
+                <w:lang w:val="en-US"/>
+              </w:rPr>
+              <w:t>{ketuadprd}</w:t>
             </w:r>
           </w:p>
         </w:tc>
@@ -3539,7 +3528,7 @@
         <w:spacing w:line="360" w:lineRule="auto"/>
         <w:jc w:val="both"/>
         <w:rPr>
-          <w:rFonts w:ascii="Arial" w:hAnsi="Arial" w:cs="Arial"/>
+          <w:rFonts w:hint="default" w:ascii="Times New Roman" w:hAnsi="Times New Roman" w:cs="Times New Roman"/>
           <w:sz w:val="22"/>
           <w:szCs w:val="22"/>
           <w:lang w:val="sv-FI"/>
@@ -3554,7 +3543,7 @@
         <w:spacing w:line="360" w:lineRule="auto"/>
         <w:jc w:val="both"/>
         <w:rPr>
-          <w:rFonts w:ascii="Arial" w:hAnsi="Arial" w:cs="Arial"/>
+          <w:rFonts w:hint="default" w:ascii="Times New Roman" w:hAnsi="Times New Roman" w:cs="Times New Roman"/>
           <w:sz w:val="22"/>
           <w:szCs w:val="22"/>
           <w:lang w:val="sv-FI"/>
@@ -3569,7 +3558,7 @@
         <w:spacing w:line="360" w:lineRule="auto"/>
         <w:jc w:val="both"/>
         <w:rPr>
-          <w:rFonts w:ascii="Arial" w:hAnsi="Arial" w:cs="Arial"/>
+          <w:rFonts w:hint="default" w:ascii="Times New Roman" w:hAnsi="Times New Roman" w:cs="Times New Roman"/>
           <w:sz w:val="22"/>
           <w:szCs w:val="22"/>
           <w:lang w:val="sv-FI"/>
@@ -3584,7 +3573,7 @@
         <w:spacing w:line="360" w:lineRule="auto"/>
         <w:jc w:val="both"/>
         <w:rPr>
-          <w:rFonts w:ascii="Arial" w:hAnsi="Arial" w:cs="Arial"/>
+          <w:rFonts w:hint="default" w:ascii="Times New Roman" w:hAnsi="Times New Roman" w:cs="Times New Roman"/>
           <w:sz w:val="22"/>
           <w:szCs w:val="22"/>
           <w:lang w:val="sv-FI"/>
@@ -3599,7 +3588,7 @@
         <w:spacing w:line="360" w:lineRule="auto"/>
         <w:jc w:val="both"/>
         <w:rPr>
-          <w:rFonts w:ascii="Arial" w:hAnsi="Arial" w:cs="Arial"/>
+          <w:rFonts w:hint="default" w:ascii="Times New Roman" w:hAnsi="Times New Roman" w:cs="Times New Roman"/>
           <w:sz w:val="22"/>
           <w:szCs w:val="22"/>
           <w:lang w:val="sv-FI"/>
@@ -3614,7 +3603,7 @@
         <w:spacing w:line="360" w:lineRule="auto"/>
         <w:jc w:val="both"/>
         <w:rPr>
-          <w:rFonts w:ascii="Arial" w:hAnsi="Arial" w:cs="Arial"/>
+          <w:rFonts w:hint="default" w:ascii="Times New Roman" w:hAnsi="Times New Roman" w:cs="Times New Roman"/>
           <w:sz w:val="22"/>
           <w:szCs w:val="22"/>
           <w:lang w:val="sv-FI"/>
@@ -3629,7 +3618,7 @@
         <w:spacing w:line="360" w:lineRule="auto"/>
         <w:jc w:val="both"/>
         <w:rPr>
-          <w:rFonts w:ascii="Arial" w:hAnsi="Arial" w:cs="Arial"/>
+          <w:rFonts w:hint="default" w:ascii="Times New Roman" w:hAnsi="Times New Roman" w:cs="Times New Roman"/>
           <w:sz w:val="22"/>
           <w:szCs w:val="22"/>
           <w:lang w:val="sv-FI"/>
@@ -3644,7 +3633,7 @@
         <w:spacing w:line="360" w:lineRule="auto"/>
         <w:jc w:val="both"/>
         <w:rPr>
-          <w:rFonts w:ascii="Arial" w:hAnsi="Arial" w:cs="Arial"/>
+          <w:rFonts w:hint="default" w:ascii="Times New Roman" w:hAnsi="Times New Roman" w:cs="Times New Roman"/>
           <w:sz w:val="22"/>
           <w:szCs w:val="22"/>
           <w:lang w:val="id-ID"/>
@@ -3652,7 +3641,7 @@
       </w:pPr>
       <w:r>
         <w:rPr>
-          <w:rFonts w:ascii="Arial" w:hAnsi="Arial" w:cs="Arial"/>
+          <w:rFonts w:hint="default" w:ascii="Times New Roman" w:hAnsi="Times New Roman" w:cs="Times New Roman"/>
           <w:sz w:val="22"/>
           <w:szCs w:val="22"/>
           <w:lang w:val="id-ID"/>
@@ -3665,7 +3654,7 @@
         <w:pStyle w:val="30"/>
         <w:numPr>
           <w:ilvl w:val="0"/>
-          <w:numId w:val="2"/>
+          <w:numId w:val="1"/>
         </w:numPr>
         <w:tabs>
           <w:tab w:val="center" w:pos="7371"/>
@@ -3674,7 +3663,7 @@
         <w:ind w:left="426" w:hanging="284"/>
         <w:jc w:val="both"/>
         <w:rPr>
-          <w:rFonts w:ascii="Arial" w:hAnsi="Arial" w:cs="Arial"/>
+          <w:rFonts w:hint="default" w:ascii="Times New Roman" w:hAnsi="Times New Roman" w:cs="Times New Roman"/>
           <w:sz w:val="22"/>
           <w:szCs w:val="22"/>
           <w:lang w:val="id-ID"/>
@@ -3682,7 +3671,7 @@
       </w:pPr>
       <w:r>
         <w:rPr>
-          <w:rFonts w:ascii="Arial" w:hAnsi="Arial" w:cs="Arial"/>
+          <w:rFonts w:hint="default" w:ascii="Times New Roman" w:hAnsi="Times New Roman" w:cs="Times New Roman"/>
           <w:sz w:val="22"/>
           <w:szCs w:val="22"/>
           <w:lang w:val="id-ID"/>
@@ -3695,7 +3684,7 @@
         <w:pStyle w:val="30"/>
         <w:numPr>
           <w:ilvl w:val="0"/>
-          <w:numId w:val="2"/>
+          <w:numId w:val="1"/>
         </w:numPr>
         <w:tabs>
           <w:tab w:val="center" w:pos="7371"/>
@@ -3712,7 +3701,7 @@
       </w:pPr>
       <w:r>
         <w:rPr>
-          <w:rFonts w:ascii="Arial" w:hAnsi="Arial" w:cs="Arial"/>
+          <w:rFonts w:hint="default" w:ascii="Times New Roman" w:hAnsi="Times New Roman" w:cs="Times New Roman"/>
           <w:sz w:val="22"/>
           <w:szCs w:val="22"/>
           <w:lang w:val="id-ID"/>
@@ -3916,8 +3905,8 @@
       </w:tblPr>
       <w:tblGrid>
         <w:gridCol w:w="1806"/>
-        <w:gridCol w:w="5027"/>
-        <w:gridCol w:w="3657"/>
+        <w:gridCol w:w="5030"/>
+        <w:gridCol w:w="3654"/>
       </w:tblGrid>
       <w:tr>
         <w:tblPrEx>
@@ -3990,7 +3979,7 @@
                 <w:szCs w:val="22"/>
                 <w:lang w:val="en-US"/>
               </w:rPr>
-              <w:t>{nomor_surat}</w:t>
+              <w:t>{nomor_surat_spt}</w:t>
             </w:r>
           </w:p>
         </w:tc>
@@ -4363,7 +4352,7 @@
               <w:pStyle w:val="30"/>
               <w:numPr>
                 <w:ilvl w:val="0"/>
-                <w:numId w:val="3"/>
+                <w:numId w:val="2"/>
               </w:numPr>
               <w:tabs>
                 <w:tab w:val="center" w:pos="7371"/>
@@ -4393,7 +4382,7 @@
               <w:pStyle w:val="30"/>
               <w:numPr>
                 <w:ilvl w:val="0"/>
-                <w:numId w:val="3"/>
+                <w:numId w:val="2"/>
               </w:numPr>
               <w:tabs>
                 <w:tab w:val="center" w:pos="7371"/>
@@ -4441,7 +4430,7 @@
               <w:pStyle w:val="30"/>
               <w:numPr>
                 <w:ilvl w:val="0"/>
-                <w:numId w:val="3"/>
+                <w:numId w:val="2"/>
               </w:numPr>
               <w:tabs>
                 <w:tab w:val="center" w:pos="7371"/>
@@ -5218,19 +5207,38 @@
               <w:jc w:val="center"/>
               <w:rPr>
                 <w:rFonts w:ascii="Arial" w:hAnsi="Arial" w:cs="Arial"/>
-                <w:sz w:val="22"/>
-                <w:szCs w:val="22"/>
-                <w:lang w:val="id-ID"/>
-              </w:rPr>
-            </w:pPr>
-            <w:r>
-              <w:rPr>
-                <w:rFonts w:ascii="Arial" w:hAnsi="Arial" w:cs="Arial"/>
-                <w:sz w:val="22"/>
-                <w:szCs w:val="22"/>
-                <w:lang w:val="id-ID"/>
-              </w:rPr>
-              <w:t>DEWAN PERWAKILAN RAKYAT DAERAH</w:t>
+                <w:color w:val="000000"/>
+                <w:sz w:val="22"/>
+                <w:szCs w:val="22"/>
+                <w:lang w:val="id-ID"/>
+              </w:rPr>
+            </w:pPr>
+            <w:r>
+              <w:rPr>
+                <w:rFonts w:ascii="Arial" w:hAnsi="Arial" w:cs="Arial"/>
+                <w:sz w:val="22"/>
+                <w:szCs w:val="22"/>
+                <w:lang w:val="id-ID"/>
+              </w:rPr>
+              <w:t xml:space="preserve">KOMISI </w:t>
+            </w:r>
+            <w:r>
+              <w:rPr>
+                <w:rFonts w:hint="default" w:ascii="Arial" w:hAnsi="Arial" w:cs="Arial"/>
+                <w:sz w:val="22"/>
+                <w:szCs w:val="22"/>
+                <w:lang w:val="en-US"/>
+              </w:rPr>
+              <w:t>{komisi}</w:t>
+            </w:r>
+            <w:r>
+              <w:rPr>
+                <w:rFonts w:ascii="Arial" w:hAnsi="Arial" w:cs="Arial"/>
+                <w:sz w:val="22"/>
+                <w:szCs w:val="22"/>
+                <w:lang w:val="id-ID"/>
+              </w:rPr>
+              <w:t xml:space="preserve"> DPRD KOTA SALATIGA</w:t>
             </w:r>
           </w:p>
           <w:p>
@@ -5254,7 +5262,7 @@
                 <w:szCs w:val="22"/>
                 <w:lang w:val="id-ID"/>
               </w:rPr>
-              <w:t>KOTA SALATIGA</w:t>
+              <w:t>KETUA</w:t>
             </w:r>
           </w:p>
           <w:p>
@@ -5270,16 +5278,6 @@
                 <w:lang w:val="id-ID"/>
               </w:rPr>
             </w:pPr>
-            <w:r>
-              <w:rPr>
-                <w:rFonts w:ascii="Arial" w:hAnsi="Arial" w:cs="Arial"/>
-                <w:color w:val="000000"/>
-                <w:sz w:val="22"/>
-                <w:szCs w:val="22"/>
-                <w:lang w:val="id-ID"/>
-              </w:rPr>
-              <w:t>KETUA</w:t>
-            </w:r>
           </w:p>
           <w:p>
             <w:pPr>
@@ -5311,41 +5309,46 @@
           </w:p>
           <w:p>
             <w:pPr>
+              <w:pStyle w:val="30"/>
+              <w:numPr>
+                <w:ilvl w:val="0"/>
+                <w:numId w:val="0"/>
+              </w:numPr>
+              <w:tabs>
+                <w:tab w:val="center" w:pos="7371"/>
+              </w:tabs>
+              <w:spacing w:line="360" w:lineRule="auto"/>
+              <w:ind w:left="-10" w:leftChars="0"/>
+              <w:jc w:val="center"/>
+              <w:rPr>
+                <w:rFonts w:hint="default" w:ascii="Arial" w:hAnsi="Arial" w:cs="Arial"/>
+                <w:sz w:val="22"/>
+                <w:szCs w:val="22"/>
+                <w:lang w:val="en-US"/>
+              </w:rPr>
+            </w:pPr>
+            <w:r>
+              <w:rPr>
+                <w:rFonts w:hint="default" w:ascii="Arial" w:hAnsi="Arial" w:cs="Arial"/>
+                <w:sz w:val="22"/>
+                <w:szCs w:val="22"/>
+                <w:lang w:val="en-US"/>
+              </w:rPr>
+              <w:t xml:space="preserve">{nama_ketua_{komisi}} </w:t>
+            </w:r>
+          </w:p>
+          <w:p>
+            <w:pPr>
               <w:adjustRightInd w:val="0"/>
               <w:spacing w:line="360" w:lineRule="auto"/>
               <w:jc w:val="center"/>
               <w:rPr>
                 <w:rFonts w:ascii="Arial" w:hAnsi="Arial" w:cs="Arial"/>
-                <w:color w:val="000000"/>
-                <w:sz w:val="22"/>
-                <w:szCs w:val="22"/>
-                <w:lang w:val="id-ID"/>
-              </w:rPr>
-            </w:pPr>
-          </w:p>
-          <w:p>
-            <w:pPr>
-              <w:adjustRightInd w:val="0"/>
-              <w:spacing w:line="360" w:lineRule="auto"/>
-              <w:jc w:val="center"/>
-              <w:rPr>
-                <w:rFonts w:ascii="Arial" w:hAnsi="Arial" w:cs="Arial"/>
-                <w:sz w:val="22"/>
-                <w:szCs w:val="22"/>
-                <w:lang w:val="id-ID"/>
-              </w:rPr>
-            </w:pPr>
-            <w:r>
-              <w:rPr>
-                <w:rFonts w:ascii="Arial" w:hAnsi="Arial" w:cs="Arial"/>
-                <w:bCs/>
-                <w:sz w:val="22"/>
-                <w:szCs w:val="22"/>
-                <w:u w:val="single"/>
-                <w:lang w:val="id-ID"/>
-              </w:rPr>
-              <w:t>DANCE ISHAK PALIT, M. Si</w:t>
-            </w:r>
+                <w:sz w:val="22"/>
+                <w:szCs w:val="22"/>
+                <w:lang w:val="id-ID"/>
+              </w:rPr>
+            </w:pPr>
           </w:p>
         </w:tc>
       </w:tr>
@@ -5484,7 +5487,7 @@
         <w:pStyle w:val="30"/>
         <w:numPr>
           <w:ilvl w:val="0"/>
-          <w:numId w:val="4"/>
+          <w:numId w:val="3"/>
         </w:numPr>
         <w:tabs>
           <w:tab w:val="center" w:pos="7371"/>
@@ -5513,7 +5516,7 @@
         <w:pStyle w:val="30"/>
         <w:numPr>
           <w:ilvl w:val="0"/>
-          <w:numId w:val="4"/>
+          <w:numId w:val="3"/>
         </w:numPr>
         <w:tabs>
           <w:tab w:val="center" w:pos="7371"/>
@@ -5900,7 +5903,7 @@
                 <w:szCs w:val="22"/>
                 <w:lang w:val="en-US"/>
               </w:rPr>
-              <w:t>{nomor_surat}</w:t>
+              <w:t>{nomor_surat_spt}</w:t>
             </w:r>
           </w:p>
         </w:tc>
@@ -6142,6 +6145,7 @@
       <w:pPr>
         <w:pStyle w:val="30"/>
         <w:numPr>
+          <w:ilvl w:val="0"/>
           <w:numId w:val="0"/>
         </w:numPr>
         <w:tabs>
@@ -6150,12 +6154,10 @@
         <w:spacing w:line="360" w:lineRule="auto"/>
         <w:ind w:left="-10" w:leftChars="0"/>
         <w:rPr>
-          <w:rFonts w:ascii="Arial" w:hAnsi="Arial" w:cs="Arial"/>
-          <w:b/>
-          <w:sz w:val="22"/>
-          <w:szCs w:val="22"/>
-          <w:u w:val="single"/>
-          <w:lang w:val="id-ID"/>
+          <w:rFonts w:hint="default" w:ascii="Arial" w:hAnsi="Arial" w:cs="Arial"/>
+          <w:sz w:val="22"/>
+          <w:szCs w:val="22"/>
+          <w:lang w:val="en-US"/>
         </w:rPr>
       </w:pPr>
       <w:r>
@@ -6170,7 +6172,37 @@
     </w:p>
     <w:p>
       <w:pPr>
+        <w:pStyle w:val="30"/>
         <w:numPr>
+          <w:ilvl w:val="0"/>
+          <w:numId w:val="0"/>
+        </w:numPr>
+        <w:tabs>
+          <w:tab w:val="center" w:pos="7371"/>
+        </w:tabs>
+        <w:spacing w:line="360" w:lineRule="auto"/>
+        <w:ind w:left="-10" w:leftChars="0"/>
+        <w:rPr>
+          <w:rFonts w:hint="default" w:ascii="Arial" w:hAnsi="Arial" w:cs="Arial"/>
+          <w:sz w:val="22"/>
+          <w:szCs w:val="22"/>
+          <w:lang w:val="id-ID"/>
+        </w:rPr>
+      </w:pPr>
+      <w:r>
+        <w:rPr>
+          <w:rFonts w:hint="default" w:ascii="Arial" w:hAnsi="Arial" w:cs="Arial"/>
+          <w:sz w:val="22"/>
+          <w:szCs w:val="22"/>
+          <w:lang w:val="id-ID"/>
+        </w:rPr>
+        <w:t>{pendamping_block}</w:t>
+      </w:r>
+    </w:p>
+    <w:p>
+      <w:pPr>
+        <w:numPr>
+          <w:ilvl w:val="0"/>
           <w:numId w:val="0"/>
         </w:numPr>
         <w:tabs>
@@ -6417,32 +6449,6 @@
           </w:p>
           <w:p>
             <w:pPr>
-              <w:tabs>
-                <w:tab w:val="center" w:pos="7371"/>
-              </w:tabs>
-              <w:jc w:val="center"/>
-              <w:rPr>
-                <w:rFonts w:ascii="Arial" w:hAnsi="Arial" w:cs="Arial"/>
-                <w:b/>
-                <w:sz w:val="22"/>
-                <w:szCs w:val="22"/>
-                <w:u w:val="single"/>
-                <w:lang w:val="id-ID"/>
-              </w:rPr>
-            </w:pPr>
-            <w:r>
-              <w:rPr>
-                <w:rFonts w:hint="default" w:ascii="Arial" w:hAnsi="Arial" w:cs="Arial"/>
-                <w:bCs/>
-                <w:sz w:val="22"/>
-                <w:szCs w:val="22"/>
-                <w:lang w:val="en-US"/>
-              </w:rPr>
-              <w:t>KETUA KOMISI {komisi}</w:t>
-            </w:r>
-          </w:p>
-          <w:p>
-            <w:pPr>
               <w:pStyle w:val="30"/>
               <w:numPr>
                 <w:ilvl w:val="0"/>
@@ -6536,119 +6542,6 @@
 <file path=word/numbering.xml><?xml version="1.0" encoding="utf-8"?>
 <w:numbering xmlns:wpc="http://schemas.microsoft.com/office/word/2010/wordprocessingCanvas" xmlns:mc="http://schemas.openxmlformats.org/markup-compatibility/2006" xmlns:o="urn:schemas-microsoft-com:office:office" xmlns:r="http://schemas.openxmlformats.org/officeDocument/2006/relationships" xmlns:m="http://schemas.openxmlformats.org/officeDocument/2006/math" xmlns:v="urn:schemas-microsoft-com:vml" xmlns:wp14="http://schemas.microsoft.com/office/word/2010/wordprocessingDrawing" xmlns:wp="http://schemas.openxmlformats.org/drawingml/2006/wordprocessingDrawing" xmlns:w10="urn:schemas-microsoft-com:office:word" xmlns:w="http://schemas.openxmlformats.org/wordprocessingml/2006/main" xmlns:w14="http://schemas.microsoft.com/office/word/2010/wordml" xmlns:wpg="http://schemas.microsoft.com/office/word/2010/wordprocessingGroup" xmlns:wpi="http://schemas.microsoft.com/office/word/2010/wordprocessingInk" xmlns:wne="http://schemas.microsoft.com/office/word/2006/wordml" xmlns:wps="http://schemas.microsoft.com/office/word/2010/wordprocessingShape" xmlns:wpsCustomData="http://www.wps.cn/officeDocument/2013/wpsCustomData" mc:Ignorable="w14 wp14">
   <w:abstractNum w:abstractNumId="0">
-    <w:nsid w:val="01043295"/>
-    <w:multiLevelType w:val="multilevel"/>
-    <w:tmpl w:val="01043295"/>
-    <w:lvl w:ilvl="0" w:tentative="0">
-      <w:start w:val="27"/>
-      <w:numFmt w:val="bullet"/>
-      <w:lvlText w:val="-"/>
-      <w:lvlJc w:val="left"/>
-      <w:pPr>
-        <w:ind w:left="720" w:hanging="360"/>
-      </w:pPr>
-      <w:rPr>
-        <w:rFonts w:hint="default" w:ascii="Arial" w:hAnsi="Arial" w:eastAsia="Times New Roman" w:cs="Arial"/>
-      </w:rPr>
-    </w:lvl>
-    <w:lvl w:ilvl="1" w:tentative="0">
-      <w:start w:val="1"/>
-      <w:numFmt w:val="bullet"/>
-      <w:lvlText w:val="o"/>
-      <w:lvlJc w:val="left"/>
-      <w:pPr>
-        <w:ind w:left="1440" w:hanging="360"/>
-      </w:pPr>
-      <w:rPr>
-        <w:rFonts w:hint="default" w:ascii="Courier New" w:hAnsi="Courier New" w:cs="Courier New"/>
-      </w:rPr>
-    </w:lvl>
-    <w:lvl w:ilvl="2" w:tentative="0">
-      <w:start w:val="1"/>
-      <w:numFmt w:val="bullet"/>
-      <w:lvlText w:val=""/>
-      <w:lvlJc w:val="left"/>
-      <w:pPr>
-        <w:ind w:left="2160" w:hanging="360"/>
-      </w:pPr>
-      <w:rPr>
-        <w:rFonts w:hint="default" w:ascii="Wingdings" w:hAnsi="Wingdings"/>
-      </w:rPr>
-    </w:lvl>
-    <w:lvl w:ilvl="3" w:tentative="0">
-      <w:start w:val="1"/>
-      <w:numFmt w:val="bullet"/>
-      <w:lvlText w:val=""/>
-      <w:lvlJc w:val="left"/>
-      <w:pPr>
-        <w:ind w:left="2880" w:hanging="360"/>
-      </w:pPr>
-      <w:rPr>
-        <w:rFonts w:hint="default" w:ascii="Symbol" w:hAnsi="Symbol"/>
-      </w:rPr>
-    </w:lvl>
-    <w:lvl w:ilvl="4" w:tentative="0">
-      <w:start w:val="1"/>
-      <w:numFmt w:val="bullet"/>
-      <w:lvlText w:val="o"/>
-      <w:lvlJc w:val="left"/>
-      <w:pPr>
-        <w:ind w:left="3600" w:hanging="360"/>
-      </w:pPr>
-      <w:rPr>
-        <w:rFonts w:hint="default" w:ascii="Courier New" w:hAnsi="Courier New" w:cs="Courier New"/>
-      </w:rPr>
-    </w:lvl>
-    <w:lvl w:ilvl="5" w:tentative="0">
-      <w:start w:val="1"/>
-      <w:numFmt w:val="bullet"/>
-      <w:lvlText w:val=""/>
-      <w:lvlJc w:val="left"/>
-      <w:pPr>
-        <w:ind w:left="4320" w:hanging="360"/>
-      </w:pPr>
-      <w:rPr>
-        <w:rFonts w:hint="default" w:ascii="Wingdings" w:hAnsi="Wingdings"/>
-      </w:rPr>
-    </w:lvl>
-    <w:lvl w:ilvl="6" w:tentative="0">
-      <w:start w:val="1"/>
-      <w:numFmt w:val="bullet"/>
-      <w:lvlText w:val=""/>
-      <w:lvlJc w:val="left"/>
-      <w:pPr>
-        <w:ind w:left="5040" w:hanging="360"/>
-      </w:pPr>
-      <w:rPr>
-        <w:rFonts w:hint="default" w:ascii="Symbol" w:hAnsi="Symbol"/>
-      </w:rPr>
-    </w:lvl>
-    <w:lvl w:ilvl="7" w:tentative="0">
-      <w:start w:val="1"/>
-      <w:numFmt w:val="bullet"/>
-      <w:lvlText w:val="o"/>
-      <w:lvlJc w:val="left"/>
-      <w:pPr>
-        <w:ind w:left="5760" w:hanging="360"/>
-      </w:pPr>
-      <w:rPr>
-        <w:rFonts w:hint="default" w:ascii="Courier New" w:hAnsi="Courier New" w:cs="Courier New"/>
-      </w:rPr>
-    </w:lvl>
-    <w:lvl w:ilvl="8" w:tentative="0">
-      <w:start w:val="1"/>
-      <w:numFmt w:val="bullet"/>
-      <w:lvlText w:val=""/>
-      <w:lvlJc w:val="left"/>
-      <w:pPr>
-        <w:ind w:left="6480" w:hanging="360"/>
-      </w:pPr>
-      <w:rPr>
-        <w:rFonts w:hint="default" w:ascii="Wingdings" w:hAnsi="Wingdings"/>
-      </w:rPr>
-    </w:lvl>
-  </w:abstractNum>
-  <w:abstractNum w:abstractNumId="1">
     <w:nsid w:val="13653CD0"/>
     <w:multiLevelType w:val="multilevel"/>
     <w:tmpl w:val="13653CD0"/>
@@ -6737,7 +6630,7 @@
       </w:pPr>
     </w:lvl>
   </w:abstractNum>
-  <w:abstractNum w:abstractNumId="2">
+  <w:abstractNum w:abstractNumId="1">
     <w:nsid w:val="3FB82D77"/>
     <w:multiLevelType w:val="multilevel"/>
     <w:tmpl w:val="3FB82D77"/>
@@ -6826,7 +6719,7 @@
       </w:pPr>
     </w:lvl>
   </w:abstractNum>
-  <w:abstractNum w:abstractNumId="3">
+  <w:abstractNum w:abstractNumId="2">
     <w:nsid w:val="45C97A04"/>
     <w:multiLevelType w:val="multilevel"/>
     <w:tmpl w:val="45C97A04"/>
@@ -6916,16 +6809,13 @@
     </w:lvl>
   </w:abstractNum>
   <w:num w:numId="1">
+    <w:abstractNumId w:val="1"/>
+  </w:num>
+  <w:num w:numId="2">
     <w:abstractNumId w:val="0"/>
   </w:num>
-  <w:num w:numId="2">
+  <w:num w:numId="3">
     <w:abstractNumId w:val="2"/>
-  </w:num>
-  <w:num w:numId="3">
-    <w:abstractNumId w:val="1"/>
-  </w:num>
-  <w:num w:numId="4">
-    <w:abstractNumId w:val="3"/>
   </w:num>
 </w:numbering>
 </file>

--- a/templates/SPT Setwan.docx
+++ b/templates/SPT Setwan.docx
@@ -1,6 +1,6 @@
 
 <file path=word/document.xml><?xml version="1.0" encoding="utf-8"?>
-<w:document xmlns:wpc="http://schemas.microsoft.com/office/word/2010/wordprocessingCanvas" xmlns:mc="http://schemas.openxmlformats.org/markup-compatibility/2006" xmlns:o="urn:schemas-microsoft-com:office:office" xmlns:r="http://schemas.openxmlformats.org/officeDocument/2006/relationships" xmlns:m="http://schemas.openxmlformats.org/officeDocument/2006/math" xmlns:v="urn:schemas-microsoft-com:vml" xmlns:wp14="http://schemas.microsoft.com/office/word/2010/wordprocessingDrawing" xmlns:wp="http://schemas.openxmlformats.org/drawingml/2006/wordprocessingDrawing" xmlns:w="http://schemas.openxmlformats.org/wordprocessingml/2006/main" xmlns:w14="http://schemas.microsoft.com/office/word/2010/wordml" xmlns:w10="urn:schemas-microsoft-com:office:word" xmlns:w15="http://schemas.microsoft.com/office/word/2012/wordml" xmlns:wpg="http://schemas.microsoft.com/office/word/2010/wordprocessingGroup" xmlns:wpi="http://schemas.microsoft.com/office/word/2010/wordprocessingInk" xmlns:wne="http://schemas.microsoft.com/office/word/2006/wordml" xmlns:wps="http://schemas.microsoft.com/office/word/2010/wordprocessingShape" xmlns:wpsCustomData="http://www.wps.cn/officeDocument/2013/wpsCustomData" mc:Ignorable="w14 w15 wp14">
+<w:document xmlns:wpc="http://schemas.microsoft.com/office/word/2010/wordprocessingCanvas" xmlns:cx="http://schemas.microsoft.com/office/drawing/2014/chartex" xmlns:cx1="http://schemas.microsoft.com/office/drawing/2015/9/8/chartex" xmlns:cx2="http://schemas.microsoft.com/office/drawing/2015/10/21/chartex" xmlns:cx3="http://schemas.microsoft.com/office/drawing/2016/5/9/chartex" xmlns:cx4="http://schemas.microsoft.com/office/drawing/2016/5/10/chartex" xmlns:cx5="http://schemas.microsoft.com/office/drawing/2016/5/11/chartex" xmlns:cx6="http://schemas.microsoft.com/office/drawing/2016/5/12/chartex" xmlns:cx7="http://schemas.microsoft.com/office/drawing/2016/5/13/chartex" xmlns:cx8="http://schemas.microsoft.com/office/drawing/2016/5/14/chartex" xmlns:mc="http://schemas.openxmlformats.org/markup-compatibility/2006" xmlns:aink="http://schemas.microsoft.com/office/drawing/2016/ink" xmlns:am3d="http://schemas.microsoft.com/office/drawing/2017/model3d" xmlns:o="urn:schemas-microsoft-com:office:office" xmlns:oel="http://schemas.microsoft.com/office/2019/extlst" xmlns:r="http://schemas.openxmlformats.org/officeDocument/2006/relationships" xmlns:m="http://schemas.openxmlformats.org/officeDocument/2006/math" xmlns:v="urn:schemas-microsoft-com:vml" xmlns:wp14="http://schemas.microsoft.com/office/word/2010/wordprocessingDrawing" xmlns:wp="http://schemas.openxmlformats.org/drawingml/2006/wordprocessingDrawing" xmlns:w10="urn:schemas-microsoft-com:office:word" xmlns:w="http://schemas.openxmlformats.org/wordprocessingml/2006/main" xmlns:w14="http://schemas.microsoft.com/office/word/2010/wordml" xmlns:w15="http://schemas.microsoft.com/office/word/2012/wordml" xmlns:w16cex="http://schemas.microsoft.com/office/word/2018/wordml/cex" xmlns:w16cid="http://schemas.microsoft.com/office/word/2016/wordml/cid" xmlns:w16="http://schemas.microsoft.com/office/word/2018/wordml" xmlns:w16du="http://schemas.microsoft.com/office/word/2023/wordml/word16du" xmlns:w16sdtdh="http://schemas.microsoft.com/office/word/2020/wordml/sdtdatahash" xmlns:w16sdtfl="http://schemas.microsoft.com/office/word/2024/wordml/sdtformatlock" xmlns:w16se="http://schemas.microsoft.com/office/word/2015/wordml/symex" xmlns:wpg="http://schemas.microsoft.com/office/word/2010/wordprocessingGroup" xmlns:wpi="http://schemas.microsoft.com/office/word/2010/wordprocessingInk" xmlns:wne="http://schemas.microsoft.com/office/word/2006/wordml" xmlns:wps="http://schemas.microsoft.com/office/word/2010/wordprocessingShape" mc:Ignorable="w14 w15 w16se w16cid w16 w16cex w16sdtdh w16sdtfl w16du wp14">
   <w:body>
     <w:p>
       <w:pPr>
@@ -12,62 +12,35 @@
           <w:type w:val="continuous"/>
           <w:pgSz w:w="12240" w:h="20160"/>
           <w:pgMar w:top="288" w:right="1037" w:bottom="1440" w:left="1440" w:header="720" w:footer="720" w:gutter="0"/>
-          <w:cols w:space="720" w:num="1"/>
-          <w:docGrid w:linePitch="360" w:charSpace="0"/>
+          <w:cols w:space="720"/>
+          <w:docGrid w:linePitch="360"/>
         </w:sectPr>
       </w:pPr>
     </w:p>
     <w:tbl>
       <w:tblPr>
-        <w:tblStyle w:val="5"/>
         <w:tblW w:w="10241" w:type="dxa"/>
         <w:tblInd w:w="-176" w:type="dxa"/>
         <w:tblBorders>
-          <w:top w:val="none" w:color="auto" w:sz="0" w:space="0"/>
-          <w:left w:val="none" w:color="auto" w:sz="0" w:space="0"/>
-          <w:bottom w:val="thinThickSmallGap" w:color="auto" w:sz="24" w:space="0"/>
-          <w:right w:val="none" w:color="auto" w:sz="0" w:space="0"/>
-          <w:insideH w:val="single" w:color="000000" w:sz="4" w:space="0"/>
-          <w:insideV w:val="none" w:color="auto" w:sz="0" w:space="0"/>
+          <w:bottom w:val="thinThickSmallGap" w:sz="24" w:space="0" w:color="auto"/>
+          <w:insideH w:val="single" w:sz="4" w:space="0" w:color="000000"/>
         </w:tblBorders>
-        <w:tblLayout w:type="autofit"/>
-        <w:tblCellMar>
-          <w:top w:w="0" w:type="dxa"/>
-          <w:left w:w="108" w:type="dxa"/>
-          <w:bottom w:w="0" w:type="dxa"/>
-          <w:right w:w="108" w:type="dxa"/>
-        </w:tblCellMar>
+        <w:tblLook w:val="04A0" w:firstRow="1" w:lastRow="0" w:firstColumn="1" w:lastColumn="0" w:noHBand="0" w:noVBand="1"/>
       </w:tblPr>
       <w:tblGrid>
         <w:gridCol w:w="1169"/>
         <w:gridCol w:w="9072"/>
       </w:tblGrid>
       <w:tr>
-        <w:tblPrEx>
-          <w:tblBorders>
-            <w:top w:val="none" w:color="auto" w:sz="0" w:space="0"/>
-            <w:left w:val="none" w:color="auto" w:sz="0" w:space="0"/>
-            <w:bottom w:val="thinThickSmallGap" w:color="auto" w:sz="24" w:space="0"/>
-            <w:right w:val="none" w:color="auto" w:sz="0" w:space="0"/>
-            <w:insideH w:val="single" w:color="000000" w:sz="4" w:space="0"/>
-            <w:insideV w:val="none" w:color="auto" w:sz="0" w:space="0"/>
-          </w:tblBorders>
-          <w:tblCellMar>
-            <w:top w:w="0" w:type="dxa"/>
-            <w:left w:w="108" w:type="dxa"/>
-            <w:bottom w:w="0" w:type="dxa"/>
-            <w:right w:w="108" w:type="dxa"/>
-          </w:tblCellMar>
-        </w:tblPrEx>
         <w:trPr>
-          <w:trHeight w:val="1587" w:hRule="atLeast"/>
+          <w:trHeight w:val="1587"/>
         </w:trPr>
         <w:tc>
           <w:tcPr>
             <w:tcW w:w="1169" w:type="dxa"/>
             <w:tcBorders>
               <w:top w:val="nil"/>
-              <w:bottom w:val="thinThickSmallGap" w:color="auto" w:sz="24" w:space="0"/>
+              <w:bottom w:val="thinThickSmallGap" w:sz="24" w:space="0" w:color="auto"/>
             </w:tcBorders>
           </w:tcPr>
           <w:p>
@@ -80,12 +53,13 @@
             <w:r>
               <w:rPr>
                 <w:rFonts w:ascii="Arial" w:hAnsi="Arial" w:cs="Arial"/>
+                <w:noProof/>
                 <w:sz w:val="32"/>
                 <w:szCs w:val="32"/>
                 <w:lang w:val="en-US"/>
               </w:rPr>
               <w:drawing>
-                <wp:anchor distT="0" distB="0" distL="114300" distR="114300" simplePos="0" relativeHeight="251660288" behindDoc="0" locked="0" layoutInCell="1" allowOverlap="1">
+                <wp:anchor distT="0" distB="0" distL="114300" distR="114300" simplePos="0" relativeHeight="251660288" behindDoc="0" locked="0" layoutInCell="1" allowOverlap="1" wp14:anchorId="178E4B44" wp14:editId="48EA3F47">
                   <wp:simplePos x="0" y="0"/>
                   <wp:positionH relativeFrom="column">
                     <wp:posOffset>-13970</wp:posOffset>
@@ -110,7 +84,7 @@
                           </pic:cNvPicPr>
                         </pic:nvPicPr>
                         <pic:blipFill>
-                          <a:blip r:embed="rId4" cstate="print">
+                          <a:blip r:embed="rId5" cstate="print">
                             <a:extLst>
                               <a:ext uri="{28A0092B-C50C-407E-A947-70E740481C1C}">
                                 <a14:useLocalDpi xmlns:a14="http://schemas.microsoft.com/office/drawing/2010/main" val="0"/>
@@ -143,7 +117,7 @@
             <w:tcW w:w="9072" w:type="dxa"/>
             <w:tcBorders>
               <w:top w:val="nil"/>
-              <w:bottom w:val="thinThickSmallGap" w:color="auto" w:sz="24" w:space="0"/>
+              <w:bottom w:val="thinThickSmallGap" w:sz="24" w:space="0" w:color="auto"/>
             </w:tcBorders>
           </w:tcPr>
           <w:p>
@@ -170,7 +144,7 @@
           </w:p>
           <w:p>
             <w:pPr>
-              <w:pStyle w:val="3"/>
+              <w:pStyle w:val="Heading4"/>
               <w:ind w:left="33"/>
               <w:jc w:val="center"/>
               <w:rPr>
@@ -407,7 +381,7 @@
       <w:pPr>
         <w:jc w:val="center"/>
         <w:rPr>
-          <w:rFonts w:hint="default" w:ascii="Arial" w:hAnsi="Arial" w:cs="Arial"/>
+          <w:rFonts w:ascii="Arial" w:hAnsi="Arial" w:cs="Arial"/>
           <w:sz w:val="22"/>
           <w:szCs w:val="22"/>
           <w:lang w:val="en-US"/>
@@ -424,59 +398,57 @@
       </w:r>
       <w:r>
         <w:rPr>
-          <w:rFonts w:hint="default" w:ascii="Arial" w:hAnsi="Arial" w:cs="Arial"/>
+          <w:rFonts w:ascii="Arial" w:hAnsi="Arial" w:cs="Arial"/>
           <w:sz w:val="22"/>
           <w:szCs w:val="22"/>
           <w:lang w:val="en-US"/>
         </w:rPr>
-        <w:t>{nomor_surat}</w:t>
+        <w:t>{</w:t>
+      </w:r>
+      <w:proofErr w:type="spellStart"/>
+      <w:r>
+        <w:rPr>
+          <w:rFonts w:ascii="Arial" w:hAnsi="Arial" w:cs="Arial"/>
+          <w:sz w:val="22"/>
+          <w:szCs w:val="22"/>
+          <w:lang w:val="en-US"/>
+        </w:rPr>
+        <w:t>nomor_surat</w:t>
+      </w:r>
+      <w:proofErr w:type="spellEnd"/>
+      <w:r>
+        <w:rPr>
+          <w:rFonts w:ascii="Arial" w:hAnsi="Arial" w:cs="Arial"/>
+          <w:sz w:val="22"/>
+          <w:szCs w:val="22"/>
+          <w:lang w:val="en-US"/>
+        </w:rPr>
+        <w:t>}</w:t>
       </w:r>
     </w:p>
     <w:tbl>
       <w:tblPr>
-        <w:tblStyle w:val="19"/>
+        <w:tblStyle w:val="TableGrid"/>
         <w:tblW w:w="0" w:type="auto"/>
         <w:tblInd w:w="-289" w:type="dxa"/>
         <w:tblBorders>
-          <w:top w:val="none" w:color="auto" w:sz="0" w:space="0"/>
-          <w:left w:val="none" w:color="auto" w:sz="0" w:space="0"/>
-          <w:bottom w:val="none" w:color="auto" w:sz="0" w:space="0"/>
-          <w:right w:val="none" w:color="auto" w:sz="0" w:space="0"/>
-          <w:insideH w:val="none" w:color="auto" w:sz="0" w:space="0"/>
-          <w:insideV w:val="none" w:color="auto" w:sz="0" w:space="0"/>
+          <w:top w:val="none" w:sz="0" w:space="0" w:color="auto"/>
+          <w:left w:val="none" w:sz="0" w:space="0" w:color="auto"/>
+          <w:bottom w:val="none" w:sz="0" w:space="0" w:color="auto"/>
+          <w:right w:val="none" w:sz="0" w:space="0" w:color="auto"/>
+          <w:insideH w:val="none" w:sz="0" w:space="0" w:color="auto"/>
+          <w:insideV w:val="none" w:sz="0" w:space="0" w:color="auto"/>
         </w:tblBorders>
-        <w:tblLayout w:type="autofit"/>
-        <w:tblCellMar>
-          <w:top w:w="0" w:type="dxa"/>
-          <w:left w:w="108" w:type="dxa"/>
-          <w:bottom w:w="0" w:type="dxa"/>
-          <w:right w:w="108" w:type="dxa"/>
-        </w:tblCellMar>
+        <w:tblLook w:val="04A0" w:firstRow="1" w:lastRow="0" w:firstColumn="1" w:lastColumn="0" w:noHBand="0" w:noVBand="1"/>
       </w:tblPr>
       <w:tblGrid>
-        <w:gridCol w:w="1560"/>
-        <w:gridCol w:w="8482"/>
+        <w:gridCol w:w="1707"/>
+        <w:gridCol w:w="8335"/>
       </w:tblGrid>
       <w:tr>
-        <w:tblPrEx>
-          <w:tblBorders>
-            <w:top w:val="none" w:color="auto" w:sz="0" w:space="0"/>
-            <w:left w:val="none" w:color="auto" w:sz="0" w:space="0"/>
-            <w:bottom w:val="none" w:color="auto" w:sz="0" w:space="0"/>
-            <w:right w:val="none" w:color="auto" w:sz="0" w:space="0"/>
-            <w:insideH w:val="none" w:color="auto" w:sz="0" w:space="0"/>
-            <w:insideV w:val="none" w:color="auto" w:sz="0" w:space="0"/>
-          </w:tblBorders>
-          <w:tblCellMar>
-            <w:top w:w="0" w:type="dxa"/>
-            <w:left w:w="108" w:type="dxa"/>
-            <w:bottom w:w="0" w:type="dxa"/>
-            <w:right w:w="108" w:type="dxa"/>
-          </w:tblCellMar>
-        </w:tblPrEx>
         <w:tc>
           <w:tcPr>
-            <w:tcW w:w="1560" w:type="dxa"/>
+            <w:tcW w:w="1707" w:type="dxa"/>
           </w:tcPr>
           <w:p>
             <w:pPr>
@@ -494,55 +466,78 @@
                 <w:szCs w:val="22"/>
                 <w:lang w:val="id-ID"/>
               </w:rPr>
-              <w:t xml:space="preserve">Dasar         :  </w:t>
+              <w:t xml:space="preserve">Dasar     </w:t>
+            </w:r>
+            <w:r>
+              <w:rPr>
+                <w:rFonts w:ascii="Arial" w:hAnsi="Arial" w:cs="Arial"/>
+                <w:sz w:val="22"/>
+                <w:szCs w:val="22"/>
+                <w:lang w:val="id-ID"/>
+              </w:rPr>
+              <w:t xml:space="preserve">     </w:t>
+            </w:r>
+            <w:r>
+              <w:rPr>
+                <w:rFonts w:ascii="Arial" w:hAnsi="Arial" w:cs="Arial"/>
+                <w:sz w:val="22"/>
+                <w:szCs w:val="22"/>
+                <w:lang w:val="id-ID"/>
+              </w:rPr>
+              <w:t xml:space="preserve"> :</w:t>
             </w:r>
           </w:p>
         </w:tc>
         <w:tc>
           <w:tcPr>
-            <w:tcW w:w="8482" w:type="dxa"/>
+            <w:tcW w:w="8335" w:type="dxa"/>
           </w:tcPr>
           <w:p>
             <w:pPr>
-              <w:rPr>
-                <w:rFonts w:hint="default" w:ascii="Arial" w:hAnsi="Arial" w:cs="Arial"/>
-                <w:sz w:val="22"/>
-                <w:szCs w:val="22"/>
-                <w:lang w:val="en-US"/>
-              </w:rPr>
-            </w:pPr>
-            <w:r>
-              <w:rPr>
-                <w:rFonts w:hint="default" w:ascii="Arial" w:hAnsi="Arial" w:cs="Arial"/>
-                <w:sz w:val="22"/>
-                <w:szCs w:val="22"/>
-                <w:lang w:val="en-US"/>
-              </w:rPr>
-              <w:t>{dasar}</w:t>
+              <w:jc w:val="both"/>
+              <w:rPr>
+                <w:rFonts w:ascii="Arial" w:hAnsi="Arial" w:cs="Arial"/>
+                <w:sz w:val="22"/>
+                <w:szCs w:val="22"/>
+                <w:lang w:val="en-US"/>
+              </w:rPr>
+            </w:pPr>
+            <w:r>
+              <w:rPr>
+                <w:rFonts w:ascii="Arial" w:hAnsi="Arial" w:cs="Arial"/>
+                <w:sz w:val="22"/>
+                <w:szCs w:val="22"/>
+                <w:lang w:val="en-US"/>
+              </w:rPr>
+              <w:t>{</w:t>
+            </w:r>
+            <w:proofErr w:type="spellStart"/>
+            <w:r>
+              <w:rPr>
+                <w:rFonts w:ascii="Arial" w:hAnsi="Arial" w:cs="Arial"/>
+                <w:sz w:val="22"/>
+                <w:szCs w:val="22"/>
+                <w:lang w:val="en-US"/>
+              </w:rPr>
+              <w:t>dasar</w:t>
+            </w:r>
+            <w:proofErr w:type="spellEnd"/>
+            <w:r>
+              <w:rPr>
+                <w:rFonts w:ascii="Arial" w:hAnsi="Arial" w:cs="Arial"/>
+                <w:sz w:val="22"/>
+                <w:szCs w:val="22"/>
+                <w:lang w:val="en-US"/>
+              </w:rPr>
+              <w:t>}</w:t>
             </w:r>
           </w:p>
         </w:tc>
       </w:tr>
       <w:tr>
-        <w:tblPrEx>
-          <w:tblBorders>
-            <w:top w:val="none" w:color="auto" w:sz="0" w:space="0"/>
-            <w:left w:val="none" w:color="auto" w:sz="0" w:space="0"/>
-            <w:bottom w:val="none" w:color="auto" w:sz="0" w:space="0"/>
-            <w:right w:val="none" w:color="auto" w:sz="0" w:space="0"/>
-            <w:insideH w:val="none" w:color="auto" w:sz="0" w:space="0"/>
-            <w:insideV w:val="none" w:color="auto" w:sz="0" w:space="0"/>
-          </w:tblBorders>
-          <w:tblCellMar>
-            <w:top w:w="0" w:type="dxa"/>
-            <w:left w:w="108" w:type="dxa"/>
-            <w:bottom w:w="0" w:type="dxa"/>
-            <w:right w:w="108" w:type="dxa"/>
-          </w:tblCellMar>
-        </w:tblPrEx>
         <w:tc>
           <w:tcPr>
-            <w:tcW w:w="1560" w:type="dxa"/>
+            <w:tcW w:w="1707" w:type="dxa"/>
           </w:tcPr>
           <w:p>
             <w:pPr>
@@ -557,12 +552,12 @@
         </w:tc>
         <w:tc>
           <w:tcPr>
-            <w:tcW w:w="8482" w:type="dxa"/>
+            <w:tcW w:w="8335" w:type="dxa"/>
           </w:tcPr>
           <w:p>
             <w:pPr>
               <w:rPr>
-                <w:rFonts w:hint="default" w:ascii="Arial" w:hAnsi="Arial" w:cs="Arial"/>
+                <w:rFonts w:ascii="Arial" w:hAnsi="Arial" w:cs="Arial"/>
                 <w:sz w:val="22"/>
                 <w:szCs w:val="22"/>
                 <w:lang w:val="en-US"/>
@@ -605,27 +600,32 @@
     </w:p>
     <w:p>
       <w:pPr>
-        <w:ind w:left="-240" w:leftChars="-100" w:firstLine="0" w:firstLineChars="0"/>
+        <w:tabs>
+          <w:tab w:val="left" w:pos="567"/>
+        </w:tabs>
+        <w:ind w:leftChars="-100" w:left="185" w:hanging="425"/>
         <w:jc w:val="both"/>
         <w:rPr>
-          <w:rFonts w:hint="default" w:ascii="Arial" w:hAnsi="Arial" w:cs="Arial"/>
+          <w:rFonts w:ascii="Arial" w:hAnsi="Arial" w:cs="Arial"/>
           <w:sz w:val="22"/>
           <w:szCs w:val="22"/>
           <w:lang w:val="en-US"/>
         </w:rPr>
       </w:pPr>
-      <w:r>
-        <w:rPr>
-          <w:rFonts w:hint="default" w:ascii="Arial" w:hAnsi="Arial" w:cs="Arial"/>
+      <w:proofErr w:type="spellStart"/>
+      <w:r>
+        <w:rPr>
+          <w:rFonts w:ascii="Arial" w:hAnsi="Arial" w:cs="Arial"/>
           <w:sz w:val="22"/>
           <w:szCs w:val="22"/>
           <w:lang w:val="en-US"/>
         </w:rPr>
-        <w:t>kepada</w:t>
-      </w:r>
-      <w:r>
-        <w:rPr>
-          <w:rFonts w:hint="default" w:ascii="Arial" w:hAnsi="Arial" w:cs="Arial"/>
+        <w:t>Kepada</w:t>
+      </w:r>
+      <w:proofErr w:type="spellEnd"/>
+      <w:r>
+        <w:rPr>
+          <w:rFonts w:ascii="Arial" w:hAnsi="Arial" w:cs="Arial"/>
           <w:sz w:val="22"/>
           <w:szCs w:val="22"/>
           <w:lang w:val="en-US"/>
@@ -634,25 +634,82 @@
       </w:r>
       <w:r>
         <w:rPr>
-          <w:rFonts w:hint="default" w:ascii="Arial" w:hAnsi="Arial" w:cs="Arial"/>
+          <w:rFonts w:ascii="Arial" w:hAnsi="Arial" w:cs="Arial"/>
           <w:sz w:val="22"/>
           <w:szCs w:val="22"/>
           <w:lang w:val="en-US"/>
         </w:rPr>
+        <w:t xml:space="preserve">      </w:t>
+      </w:r>
+      <w:proofErr w:type="gramStart"/>
+      <w:r>
+        <w:rPr>
+          <w:rFonts w:ascii="Arial" w:hAnsi="Arial" w:cs="Arial"/>
+          <w:sz w:val="22"/>
+          <w:szCs w:val="22"/>
+          <w:lang w:val="en-US"/>
+        </w:rPr>
+        <w:t xml:space="preserve">  </w:t>
+      </w:r>
+      <w:r>
+        <w:rPr>
+          <w:rFonts w:ascii="Arial" w:hAnsi="Arial" w:cs="Arial"/>
+          <w:sz w:val="22"/>
+          <w:szCs w:val="22"/>
+          <w:lang w:val="en-US"/>
+        </w:rPr>
         <w:t>:</w:t>
       </w:r>
-    </w:p>
-    <w:p>
-      <w:pPr>
-        <w:ind w:left="-240" w:leftChars="-100" w:firstLine="0" w:firstLineChars="0"/>
+      <w:proofErr w:type="gramEnd"/>
+    </w:p>
+    <w:p>
+      <w:pPr>
+        <w:tabs>
+          <w:tab w:val="left" w:pos="567"/>
+        </w:tabs>
+        <w:ind w:leftChars="-100" w:left="327" w:hanging="567"/>
         <w:jc w:val="both"/>
-      </w:pPr>
-      <w:r>
-        <w:t>{peserta_block}</w:t>
-      </w:r>
-    </w:p>
-    <w:p>
-      <w:pPr>
+        <w:rPr>
+          <w:rFonts w:ascii="Arial" w:hAnsi="Arial" w:cs="Arial"/>
+          <w:sz w:val="22"/>
+          <w:szCs w:val="22"/>
+          <w:lang w:val="en-US"/>
+        </w:rPr>
+      </w:pPr>
+    </w:p>
+    <w:p>
+      <w:pPr>
+        <w:tabs>
+          <w:tab w:val="left" w:pos="567"/>
+          <w:tab w:val="left" w:pos="2835"/>
+        </w:tabs>
+        <w:ind w:left="425" w:hanging="567"/>
+        <w:rPr>
+          <w:rFonts w:ascii="Arial" w:hAnsi="Arial" w:cs="Arial"/>
+          <w:sz w:val="22"/>
+          <w:szCs w:val="22"/>
+          <w:lang w:val="en-US"/>
+        </w:rPr>
+      </w:pPr>
+      <w:r>
+        <w:t>{</w:t>
+      </w:r>
+      <w:proofErr w:type="spellStart"/>
+      <w:r>
+        <w:t>peserta_block</w:t>
+      </w:r>
+      <w:proofErr w:type="spellEnd"/>
+      <w:r>
+        <w:t>}</w:t>
+      </w:r>
+    </w:p>
+    <w:p>
+      <w:pPr>
+        <w:tabs>
+          <w:tab w:val="left" w:pos="567"/>
+          <w:tab w:val="left" w:pos="2835"/>
+        </w:tabs>
+        <w:ind w:left="425" w:hanging="567"/>
         <w:rPr>
           <w:rFonts w:ascii="Arial" w:hAnsi="Arial" w:cs="Arial"/>
           <w:sz w:val="22"/>
@@ -663,24 +720,10 @@
     </w:p>
     <w:tbl>
       <w:tblPr>
-        <w:tblStyle w:val="19"/>
+        <w:tblStyle w:val="TableGrid"/>
         <w:tblW w:w="9782" w:type="dxa"/>
         <w:tblInd w:w="-289" w:type="dxa"/>
-        <w:tblBorders>
-          <w:top w:val="none" w:color="auto" w:sz="0" w:space="0"/>
-          <w:left w:val="none" w:color="auto" w:sz="0" w:space="0"/>
-          <w:bottom w:val="none" w:color="auto" w:sz="0" w:space="0"/>
-          <w:right w:val="none" w:color="auto" w:sz="0" w:space="0"/>
-          <w:insideH w:val="none" w:color="auto" w:sz="0" w:space="0"/>
-          <w:insideV w:val="none" w:color="auto" w:sz="0" w:space="0"/>
-        </w:tblBorders>
-        <w:tblLayout w:type="autofit"/>
-        <w:tblCellMar>
-          <w:top w:w="0" w:type="dxa"/>
-          <w:left w:w="108" w:type="dxa"/>
-          <w:bottom w:w="0" w:type="dxa"/>
-          <w:right w:w="108" w:type="dxa"/>
-        </w:tblCellMar>
+        <w:tblLook w:val="04A0" w:firstRow="1" w:lastRow="0" w:firstColumn="1" w:lastColumn="0" w:noHBand="0" w:noVBand="1"/>
       </w:tblPr>
       <w:tblGrid>
         <w:gridCol w:w="1560"/>
@@ -688,22 +731,6 @@
         <w:gridCol w:w="7797"/>
       </w:tblGrid>
       <w:tr>
-        <w:tblPrEx>
-          <w:tblBorders>
-            <w:top w:val="none" w:color="auto" w:sz="0" w:space="0"/>
-            <w:left w:val="none" w:color="auto" w:sz="0" w:space="0"/>
-            <w:bottom w:val="none" w:color="auto" w:sz="0" w:space="0"/>
-            <w:right w:val="none" w:color="auto" w:sz="0" w:space="0"/>
-            <w:insideH w:val="none" w:color="auto" w:sz="0" w:space="0"/>
-            <w:insideV w:val="none" w:color="auto" w:sz="0" w:space="0"/>
-          </w:tblBorders>
-          <w:tblCellMar>
-            <w:top w:w="0" w:type="dxa"/>
-            <w:left w:w="108" w:type="dxa"/>
-            <w:bottom w:w="0" w:type="dxa"/>
-            <w:right w:w="108" w:type="dxa"/>
-          </w:tblCellMar>
-        </w:tblPrEx>
         <w:tc>
           <w:tcPr>
             <w:tcW w:w="1560" w:type="dxa"/>
@@ -724,25 +751,25 @@
                 <w:szCs w:val="22"/>
                 <w:lang w:val="id-ID"/>
               </w:rPr>
-              <w:t xml:space="preserve">Untuk </w:t>
-            </w:r>
-            <w:r>
-              <w:rPr>
-                <w:rFonts w:ascii="Arial" w:hAnsi="Arial" w:cs="Arial"/>
-                <w:sz w:val="22"/>
-                <w:szCs w:val="22"/>
-                <w:lang w:val="id-ID"/>
-              </w:rPr>
-              <w:tab/>
-            </w:r>
-            <w:r>
-              <w:rPr>
-                <w:rFonts w:ascii="Arial" w:hAnsi="Arial" w:cs="Arial"/>
-                <w:sz w:val="22"/>
-                <w:szCs w:val="22"/>
-                <w:lang w:val="id-ID"/>
-              </w:rPr>
-              <w:t xml:space="preserve">        :</w:t>
+              <w:t xml:space="preserve">Untuk         </w:t>
+            </w:r>
+            <w:r>
+              <w:rPr>
+                <w:rFonts w:ascii="Arial" w:hAnsi="Arial" w:cs="Arial"/>
+                <w:sz w:val="22"/>
+                <w:szCs w:val="22"/>
+                <w:lang w:val="id-ID"/>
+              </w:rPr>
+              <w:t xml:space="preserve">  </w:t>
+            </w:r>
+            <w:r>
+              <w:rPr>
+                <w:rFonts w:ascii="Arial" w:hAnsi="Arial" w:cs="Arial"/>
+                <w:sz w:val="22"/>
+                <w:szCs w:val="22"/>
+                <w:lang w:val="id-ID"/>
+              </w:rPr>
+              <w:t>:</w:t>
             </w:r>
           </w:p>
         </w:tc>
@@ -778,41 +805,45 @@
             <w:pPr>
               <w:jc w:val="both"/>
               <w:rPr>
-                <w:rFonts w:hint="default" w:ascii="Arial" w:hAnsi="Arial" w:cs="Arial"/>
-                <w:sz w:val="22"/>
-                <w:szCs w:val="22"/>
-                <w:lang w:val="en-US"/>
-              </w:rPr>
-            </w:pPr>
-            <w:r>
-              <w:rPr>
-                <w:rFonts w:hint="default" w:ascii="Arial" w:hAnsi="Arial" w:cs="Arial"/>
-                <w:sz w:val="22"/>
-                <w:szCs w:val="22"/>
-                <w:lang w:val="en-US"/>
-              </w:rPr>
-              <w:t>{untuk}</w:t>
+                <w:rFonts w:ascii="Arial" w:hAnsi="Arial" w:cs="Arial"/>
+                <w:sz w:val="22"/>
+                <w:szCs w:val="22"/>
+                <w:lang w:val="en-US"/>
+              </w:rPr>
+            </w:pPr>
+            <w:r>
+              <w:rPr>
+                <w:rFonts w:ascii="Arial" w:hAnsi="Arial" w:cs="Arial"/>
+                <w:sz w:val="22"/>
+                <w:szCs w:val="22"/>
+                <w:lang w:val="en-US"/>
+              </w:rPr>
+              <w:t>{</w:t>
+            </w:r>
+            <w:proofErr w:type="spellStart"/>
+            <w:r>
+              <w:rPr>
+                <w:rFonts w:ascii="Arial" w:hAnsi="Arial" w:cs="Arial"/>
+                <w:sz w:val="22"/>
+                <w:szCs w:val="22"/>
+                <w:lang w:val="en-US"/>
+              </w:rPr>
+              <w:t>untuk</w:t>
+            </w:r>
+            <w:proofErr w:type="spellEnd"/>
+            <w:r>
+              <w:rPr>
+                <w:rFonts w:ascii="Arial" w:hAnsi="Arial" w:cs="Arial"/>
+                <w:sz w:val="22"/>
+                <w:szCs w:val="22"/>
+                <w:lang w:val="en-US"/>
+              </w:rPr>
+              <w:t>}</w:t>
             </w:r>
           </w:p>
         </w:tc>
       </w:tr>
       <w:tr>
-        <w:tblPrEx>
-          <w:tblBorders>
-            <w:top w:val="none" w:color="auto" w:sz="0" w:space="0"/>
-            <w:left w:val="none" w:color="auto" w:sz="0" w:space="0"/>
-            <w:bottom w:val="none" w:color="auto" w:sz="0" w:space="0"/>
-            <w:right w:val="none" w:color="auto" w:sz="0" w:space="0"/>
-            <w:insideH w:val="none" w:color="auto" w:sz="0" w:space="0"/>
-            <w:insideV w:val="none" w:color="auto" w:sz="0" w:space="0"/>
-          </w:tblBorders>
-          <w:tblCellMar>
-            <w:top w:w="0" w:type="dxa"/>
-            <w:left w:w="108" w:type="dxa"/>
-            <w:bottom w:w="0" w:type="dxa"/>
-            <w:right w:w="108" w:type="dxa"/>
-          </w:tblCellMar>
-        </w:tblPrEx>
         <w:tc>
           <w:tcPr>
             <w:tcW w:w="1560" w:type="dxa"/>
@@ -879,22 +910,6 @@
         </w:tc>
       </w:tr>
       <w:tr>
-        <w:tblPrEx>
-          <w:tblBorders>
-            <w:top w:val="none" w:color="auto" w:sz="0" w:space="0"/>
-            <w:left w:val="none" w:color="auto" w:sz="0" w:space="0"/>
-            <w:bottom w:val="none" w:color="auto" w:sz="0" w:space="0"/>
-            <w:right w:val="none" w:color="auto" w:sz="0" w:space="0"/>
-            <w:insideH w:val="none" w:color="auto" w:sz="0" w:space="0"/>
-            <w:insideV w:val="none" w:color="auto" w:sz="0" w:space="0"/>
-          </w:tblBorders>
-          <w:tblCellMar>
-            <w:top w:w="0" w:type="dxa"/>
-            <w:left w:w="108" w:type="dxa"/>
-            <w:bottom w:w="0" w:type="dxa"/>
-            <w:right w:w="108" w:type="dxa"/>
-          </w:tblCellMar>
-        </w:tblPrEx>
         <w:tc>
           <w:tcPr>
             <w:tcW w:w="1560" w:type="dxa"/>
@@ -982,7 +997,7 @@
         <w:ind w:firstLine="6096"/>
         <w:jc w:val="both"/>
         <w:rPr>
-          <w:rFonts w:hint="default" w:ascii="Arial" w:hAnsi="Arial" w:cs="Arial"/>
+          <w:rFonts w:ascii="Arial" w:hAnsi="Arial" w:cs="Arial"/>
           <w:sz w:val="22"/>
           <w:szCs w:val="22"/>
           <w:lang w:val="en-US"/>
@@ -999,12 +1014,32 @@
       </w:r>
       <w:r>
         <w:rPr>
-          <w:rFonts w:hint="default" w:ascii="Arial" w:hAnsi="Arial" w:cs="Arial"/>
+          <w:rFonts w:ascii="Arial" w:hAnsi="Arial" w:cs="Arial"/>
           <w:sz w:val="22"/>
           <w:szCs w:val="22"/>
           <w:lang w:val="en-US"/>
         </w:rPr>
-        <w:t>{tanggalsuratdibuat}</w:t>
+        <w:t>{</w:t>
+      </w:r>
+      <w:proofErr w:type="spellStart"/>
+      <w:r>
+        <w:rPr>
+          <w:rFonts w:ascii="Arial" w:hAnsi="Arial" w:cs="Arial"/>
+          <w:sz w:val="22"/>
+          <w:szCs w:val="22"/>
+          <w:lang w:val="en-US"/>
+        </w:rPr>
+        <w:t>tanggalsuratdibuat</w:t>
+      </w:r>
+      <w:proofErr w:type="spellEnd"/>
+      <w:r>
+        <w:rPr>
+          <w:rFonts w:ascii="Arial" w:hAnsi="Arial" w:cs="Arial"/>
+          <w:sz w:val="22"/>
+          <w:szCs w:val="22"/>
+          <w:lang w:val="en-US"/>
+        </w:rPr>
+        <w:t>}</w:t>
       </w:r>
     </w:p>
     <w:p>
@@ -1230,7 +1265,7 @@
         <w:adjustRightInd w:val="0"/>
         <w:jc w:val="both"/>
         <w:rPr>
-          <w:rFonts w:hint="default" w:ascii="Arial" w:hAnsi="Arial" w:cs="Arial"/>
+          <w:rFonts w:ascii="Arial" w:hAnsi="Arial" w:cs="Arial"/>
           <w:bCs/>
           <w:sz w:val="22"/>
           <w:szCs w:val="22"/>
@@ -1250,14 +1285,38 @@
       </w:r>
       <w:r>
         <w:rPr>
-          <w:rFonts w:hint="default" w:ascii="Arial" w:hAnsi="Arial" w:cs="Arial"/>
+          <w:rFonts w:ascii="Arial" w:hAnsi="Arial" w:cs="Arial"/>
           <w:bCs/>
           <w:sz w:val="22"/>
           <w:szCs w:val="22"/>
           <w:u w:val="single"/>
           <w:lang w:val="en-US"/>
         </w:rPr>
-        <w:t>{ketuadprd}</w:t>
+        <w:t>{</w:t>
+      </w:r>
+      <w:proofErr w:type="spellStart"/>
+      <w:r>
+        <w:rPr>
+          <w:rFonts w:ascii="Arial" w:hAnsi="Arial" w:cs="Arial"/>
+          <w:bCs/>
+          <w:sz w:val="22"/>
+          <w:szCs w:val="22"/>
+          <w:u w:val="single"/>
+          <w:lang w:val="en-US"/>
+        </w:rPr>
+        <w:t>ketuadprd</w:t>
+      </w:r>
+      <w:proofErr w:type="spellEnd"/>
+      <w:r>
+        <w:rPr>
+          <w:rFonts w:ascii="Arial" w:hAnsi="Arial" w:cs="Arial"/>
+          <w:bCs/>
+          <w:sz w:val="22"/>
+          <w:szCs w:val="22"/>
+          <w:u w:val="single"/>
+          <w:lang w:val="en-US"/>
+        </w:rPr>
+        <w:t>}</w:t>
       </w:r>
     </w:p>
     <w:p>
@@ -1281,55 +1340,28 @@
     </w:p>
     <w:tbl>
       <w:tblPr>
-        <w:tblStyle w:val="5"/>
         <w:tblW w:w="10241" w:type="dxa"/>
         <w:tblInd w:w="-176" w:type="dxa"/>
         <w:tblBorders>
-          <w:top w:val="none" w:color="auto" w:sz="0" w:space="0"/>
-          <w:left w:val="none" w:color="auto" w:sz="0" w:space="0"/>
-          <w:bottom w:val="thinThickSmallGap" w:color="auto" w:sz="24" w:space="0"/>
-          <w:right w:val="none" w:color="auto" w:sz="0" w:space="0"/>
-          <w:insideH w:val="single" w:color="000000" w:sz="4" w:space="0"/>
-          <w:insideV w:val="none" w:color="auto" w:sz="0" w:space="0"/>
+          <w:bottom w:val="thinThickSmallGap" w:sz="24" w:space="0" w:color="auto"/>
+          <w:insideH w:val="single" w:sz="4" w:space="0" w:color="000000"/>
         </w:tblBorders>
-        <w:tblLayout w:type="autofit"/>
-        <w:tblCellMar>
-          <w:top w:w="0" w:type="dxa"/>
-          <w:left w:w="108" w:type="dxa"/>
-          <w:bottom w:w="0" w:type="dxa"/>
-          <w:right w:w="108" w:type="dxa"/>
-        </w:tblCellMar>
+        <w:tblLook w:val="04A0" w:firstRow="1" w:lastRow="0" w:firstColumn="1" w:lastColumn="0" w:noHBand="0" w:noVBand="1"/>
       </w:tblPr>
       <w:tblGrid>
         <w:gridCol w:w="1169"/>
         <w:gridCol w:w="9072"/>
       </w:tblGrid>
       <w:tr>
-        <w:tblPrEx>
-          <w:tblBorders>
-            <w:top w:val="none" w:color="auto" w:sz="0" w:space="0"/>
-            <w:left w:val="none" w:color="auto" w:sz="0" w:space="0"/>
-            <w:bottom w:val="thinThickSmallGap" w:color="auto" w:sz="24" w:space="0"/>
-            <w:right w:val="none" w:color="auto" w:sz="0" w:space="0"/>
-            <w:insideH w:val="single" w:color="000000" w:sz="4" w:space="0"/>
-            <w:insideV w:val="none" w:color="auto" w:sz="0" w:space="0"/>
-          </w:tblBorders>
-          <w:tblCellMar>
-            <w:top w:w="0" w:type="dxa"/>
-            <w:left w:w="108" w:type="dxa"/>
-            <w:bottom w:w="0" w:type="dxa"/>
-            <w:right w:w="108" w:type="dxa"/>
-          </w:tblCellMar>
-        </w:tblPrEx>
         <w:trPr>
-          <w:trHeight w:val="1587" w:hRule="atLeast"/>
+          <w:trHeight w:val="1587"/>
         </w:trPr>
         <w:tc>
           <w:tcPr>
             <w:tcW w:w="1169" w:type="dxa"/>
             <w:tcBorders>
               <w:top w:val="nil"/>
-              <w:bottom w:val="thinThickSmallGap" w:color="auto" w:sz="24" w:space="0"/>
+              <w:bottom w:val="thinThickSmallGap" w:sz="24" w:space="0" w:color="auto"/>
             </w:tcBorders>
           </w:tcPr>
           <w:p>
@@ -1342,12 +1374,14 @@
             <w:r>
               <w:rPr>
                 <w:rFonts w:ascii="Arial" w:hAnsi="Arial" w:cs="Arial"/>
+                <w:noProof/>
                 <w:sz w:val="32"/>
                 <w:szCs w:val="32"/>
                 <w:lang w:val="en-US"/>
               </w:rPr>
+              <w:lastRenderedPageBreak/>
               <w:drawing>
-                <wp:anchor distT="0" distB="0" distL="114300" distR="114300" simplePos="0" relativeHeight="251659264" behindDoc="0" locked="0" layoutInCell="1" allowOverlap="1">
+                <wp:anchor distT="0" distB="0" distL="114300" distR="114300" simplePos="0" relativeHeight="251659264" behindDoc="0" locked="0" layoutInCell="1" allowOverlap="1" wp14:anchorId="5D8A5CE2" wp14:editId="201A3EFE">
                   <wp:simplePos x="0" y="0"/>
                   <wp:positionH relativeFrom="column">
                     <wp:posOffset>-13970</wp:posOffset>
@@ -1372,7 +1406,7 @@
                           </pic:cNvPicPr>
                         </pic:nvPicPr>
                         <pic:blipFill>
-                          <a:blip r:embed="rId4" cstate="print">
+                          <a:blip r:embed="rId5" cstate="print">
                             <a:extLst>
                               <a:ext uri="{28A0092B-C50C-407E-A947-70E740481C1C}">
                                 <a14:useLocalDpi xmlns:a14="http://schemas.microsoft.com/office/drawing/2010/main" val="0"/>
@@ -1405,7 +1439,7 @@
             <w:tcW w:w="9072" w:type="dxa"/>
             <w:tcBorders>
               <w:top w:val="nil"/>
-              <w:bottom w:val="thinThickSmallGap" w:color="auto" w:sz="24" w:space="0"/>
+              <w:bottom w:val="thinThickSmallGap" w:sz="24" w:space="0" w:color="auto"/>
             </w:tcBorders>
           </w:tcPr>
           <w:p>
@@ -1432,7 +1466,7 @@
           </w:p>
           <w:p>
             <w:pPr>
-              <w:pStyle w:val="3"/>
+              <w:pStyle w:val="Heading4"/>
               <w:ind w:left="33"/>
               <w:jc w:val="center"/>
               <w:rPr>
@@ -1652,7 +1686,6 @@
         <w:ind w:left="7200"/>
         <w:jc w:val="both"/>
         <w:rPr>
-          <w:rFonts w:hint="default" w:ascii="Times New Roman" w:hAnsi="Times New Roman" w:cs="Times New Roman"/>
           <w:sz w:val="22"/>
           <w:szCs w:val="22"/>
           <w:lang w:val="en-US"/>
@@ -1660,7 +1693,6 @@
       </w:pPr>
       <w:r>
         <w:rPr>
-          <w:rFonts w:hint="default" w:ascii="Times New Roman" w:hAnsi="Times New Roman" w:cs="Times New Roman"/>
           <w:sz w:val="22"/>
           <w:szCs w:val="22"/>
           <w:lang w:val="id-ID"/>
@@ -1669,12 +1701,29 @@
       </w:r>
       <w:r>
         <w:rPr>
-          <w:rFonts w:hint="default" w:ascii="Times New Roman" w:hAnsi="Times New Roman" w:cs="Times New Roman"/>
           <w:sz w:val="22"/>
           <w:szCs w:val="22"/>
           <w:lang w:val="en-US"/>
         </w:rPr>
-        <w:t>{tanggalsuratdibuat}</w:t>
+        <w:t>{</w:t>
+      </w:r>
+      <w:proofErr w:type="spellStart"/>
+      <w:r>
+        <w:rPr>
+          <w:sz w:val="22"/>
+          <w:szCs w:val="22"/>
+          <w:lang w:val="en-US"/>
+        </w:rPr>
+        <w:t>tanggalsuratdibuat</w:t>
+      </w:r>
+      <w:proofErr w:type="spellEnd"/>
+      <w:r>
+        <w:rPr>
+          <w:sz w:val="22"/>
+          <w:szCs w:val="22"/>
+          <w:lang w:val="en-US"/>
+        </w:rPr>
+        <w:t>}</w:t>
       </w:r>
     </w:p>
     <w:p>
@@ -1685,7 +1734,6 @@
         <w:spacing w:line="360" w:lineRule="auto"/>
         <w:jc w:val="both"/>
         <w:rPr>
-          <w:rFonts w:hint="default" w:ascii="Times New Roman" w:hAnsi="Times New Roman" w:cs="Times New Roman"/>
           <w:sz w:val="22"/>
           <w:szCs w:val="22"/>
           <w:lang w:val="sv-FI"/>
@@ -1694,24 +1742,18 @@
     </w:p>
     <w:tbl>
       <w:tblPr>
-        <w:tblStyle w:val="19"/>
+        <w:tblStyle w:val="TableGrid"/>
         <w:tblW w:w="10490" w:type="dxa"/>
         <w:tblInd w:w="-289" w:type="dxa"/>
         <w:tblBorders>
-          <w:top w:val="none" w:color="auto" w:sz="0" w:space="0"/>
-          <w:left w:val="none" w:color="auto" w:sz="0" w:space="0"/>
-          <w:bottom w:val="none" w:color="auto" w:sz="0" w:space="0"/>
-          <w:right w:val="none" w:color="auto" w:sz="0" w:space="0"/>
-          <w:insideH w:val="none" w:color="auto" w:sz="0" w:space="0"/>
-          <w:insideV w:val="none" w:color="auto" w:sz="0" w:space="0"/>
+          <w:top w:val="none" w:sz="0" w:space="0" w:color="auto"/>
+          <w:left w:val="none" w:sz="0" w:space="0" w:color="auto"/>
+          <w:bottom w:val="none" w:sz="0" w:space="0" w:color="auto"/>
+          <w:right w:val="none" w:sz="0" w:space="0" w:color="auto"/>
+          <w:insideH w:val="none" w:sz="0" w:space="0" w:color="auto"/>
+          <w:insideV w:val="none" w:sz="0" w:space="0" w:color="auto"/>
         </w:tblBorders>
-        <w:tblLayout w:type="autofit"/>
-        <w:tblCellMar>
-          <w:top w:w="0" w:type="dxa"/>
-          <w:left w:w="108" w:type="dxa"/>
-          <w:bottom w:w="0" w:type="dxa"/>
-          <w:right w:w="108" w:type="dxa"/>
-        </w:tblCellMar>
+        <w:tblLook w:val="04A0" w:firstRow="1" w:lastRow="0" w:firstColumn="1" w:lastColumn="0" w:noHBand="0" w:noVBand="1"/>
       </w:tblPr>
       <w:tblGrid>
         <w:gridCol w:w="1702"/>
@@ -1719,22 +1761,6 @@
         <w:gridCol w:w="3699"/>
       </w:tblGrid>
       <w:tr>
-        <w:tblPrEx>
-          <w:tblBorders>
-            <w:top w:val="none" w:color="auto" w:sz="0" w:space="0"/>
-            <w:left w:val="none" w:color="auto" w:sz="0" w:space="0"/>
-            <w:bottom w:val="none" w:color="auto" w:sz="0" w:space="0"/>
-            <w:right w:val="none" w:color="auto" w:sz="0" w:space="0"/>
-            <w:insideH w:val="none" w:color="auto" w:sz="0" w:space="0"/>
-            <w:insideV w:val="none" w:color="auto" w:sz="0" w:space="0"/>
-          </w:tblBorders>
-          <w:tblCellMar>
-            <w:top w:w="0" w:type="dxa"/>
-            <w:left w:w="108" w:type="dxa"/>
-            <w:bottom w:w="0" w:type="dxa"/>
-            <w:right w:w="108" w:type="dxa"/>
-          </w:tblCellMar>
-        </w:tblPrEx>
         <w:tc>
           <w:tcPr>
             <w:tcW w:w="1702" w:type="dxa"/>
@@ -1747,15 +1773,13 @@
               <w:spacing w:line="360" w:lineRule="auto"/>
               <w:jc w:val="both"/>
               <w:rPr>
-                <w:rFonts w:hint="default" w:ascii="Times New Roman" w:hAnsi="Times New Roman" w:cs="Times New Roman"/>
-                <w:sz w:val="22"/>
-                <w:szCs w:val="22"/>
-                <w:lang w:val="id-ID"/>
-              </w:rPr>
-            </w:pPr>
-            <w:r>
-              <w:rPr>
-                <w:rFonts w:hint="default" w:ascii="Times New Roman" w:hAnsi="Times New Roman" w:cs="Times New Roman"/>
+                <w:sz w:val="22"/>
+                <w:szCs w:val="22"/>
+                <w:lang w:val="id-ID"/>
+              </w:rPr>
+            </w:pPr>
+            <w:r>
+              <w:rPr>
                 <w:sz w:val="22"/>
                 <w:szCs w:val="22"/>
                 <w:lang w:val="id-ID"/>
@@ -1776,20 +1800,36 @@
               <w:spacing w:line="360" w:lineRule="auto"/>
               <w:jc w:val="both"/>
               <w:rPr>
-                <w:rFonts w:hint="default" w:ascii="Times New Roman" w:hAnsi="Times New Roman" w:cs="Times New Roman"/>
-                <w:sz w:val="22"/>
-                <w:szCs w:val="22"/>
-                <w:lang w:val="en-US"/>
-              </w:rPr>
-            </w:pPr>
-            <w:r>
-              <w:rPr>
-                <w:rFonts w:hint="default" w:ascii="Times New Roman" w:hAnsi="Times New Roman" w:cs="Times New Roman"/>
-                <w:sz w:val="22"/>
-                <w:szCs w:val="22"/>
-                <w:lang w:val="en-US"/>
-              </w:rPr>
-              <w:t>{nomor_surat_spt}</w:t>
+                <w:sz w:val="22"/>
+                <w:szCs w:val="22"/>
+                <w:lang w:val="en-US"/>
+              </w:rPr>
+            </w:pPr>
+            <w:r>
+              <w:rPr>
+                <w:sz w:val="22"/>
+                <w:szCs w:val="22"/>
+                <w:lang w:val="en-US"/>
+              </w:rPr>
+              <w:t>{</w:t>
+            </w:r>
+            <w:proofErr w:type="spellStart"/>
+            <w:r>
+              <w:rPr>
+                <w:sz w:val="22"/>
+                <w:szCs w:val="22"/>
+                <w:lang w:val="en-US"/>
+              </w:rPr>
+              <w:t>nomor_surat_spt</w:t>
+            </w:r>
+            <w:proofErr w:type="spellEnd"/>
+            <w:r>
+              <w:rPr>
+                <w:sz w:val="22"/>
+                <w:szCs w:val="22"/>
+                <w:lang w:val="en-US"/>
+              </w:rPr>
+              <w:t>}</w:t>
             </w:r>
           </w:p>
         </w:tc>
@@ -1805,41 +1845,23 @@
               <w:spacing w:line="360" w:lineRule="auto"/>
               <w:jc w:val="both"/>
               <w:rPr>
-                <w:rFonts w:hint="default" w:ascii="Times New Roman" w:hAnsi="Times New Roman" w:cs="Times New Roman"/>
-                <w:sz w:val="22"/>
-                <w:szCs w:val="22"/>
-                <w:lang w:val="id-ID"/>
-              </w:rPr>
-            </w:pPr>
-            <w:r>
-              <w:rPr>
-                <w:rFonts w:hint="default" w:ascii="Times New Roman" w:hAnsi="Times New Roman" w:cs="Times New Roman"/>
-                <w:sz w:val="22"/>
-                <w:szCs w:val="22"/>
-                <w:lang w:val="id-ID"/>
-              </w:rPr>
-              <w:t xml:space="preserve">           Kepada</w:t>
+                <w:sz w:val="22"/>
+                <w:szCs w:val="22"/>
+                <w:lang w:val="id-ID"/>
+              </w:rPr>
+            </w:pPr>
+            <w:r>
+              <w:rPr>
+                <w:sz w:val="22"/>
+                <w:szCs w:val="22"/>
+                <w:lang w:val="id-ID"/>
+              </w:rPr>
+              <w:t>Kepada</w:t>
             </w:r>
           </w:p>
         </w:tc>
       </w:tr>
       <w:tr>
-        <w:tblPrEx>
-          <w:tblBorders>
-            <w:top w:val="none" w:color="auto" w:sz="0" w:space="0"/>
-            <w:left w:val="none" w:color="auto" w:sz="0" w:space="0"/>
-            <w:bottom w:val="none" w:color="auto" w:sz="0" w:space="0"/>
-            <w:right w:val="none" w:color="auto" w:sz="0" w:space="0"/>
-            <w:insideH w:val="none" w:color="auto" w:sz="0" w:space="0"/>
-            <w:insideV w:val="none" w:color="auto" w:sz="0" w:space="0"/>
-          </w:tblBorders>
-          <w:tblCellMar>
-            <w:top w:w="0" w:type="dxa"/>
-            <w:left w:w="108" w:type="dxa"/>
-            <w:bottom w:w="0" w:type="dxa"/>
-            <w:right w:w="108" w:type="dxa"/>
-          </w:tblCellMar>
-        </w:tblPrEx>
         <w:tc>
           <w:tcPr>
             <w:tcW w:w="1702" w:type="dxa"/>
@@ -1852,15 +1874,13 @@
               <w:spacing w:line="360" w:lineRule="auto"/>
               <w:jc w:val="both"/>
               <w:rPr>
-                <w:rFonts w:hint="default" w:ascii="Times New Roman" w:hAnsi="Times New Roman" w:cs="Times New Roman"/>
-                <w:sz w:val="22"/>
-                <w:szCs w:val="22"/>
-                <w:lang w:val="id-ID"/>
-              </w:rPr>
-            </w:pPr>
-            <w:r>
-              <w:rPr>
-                <w:rFonts w:hint="default" w:ascii="Times New Roman" w:hAnsi="Times New Roman" w:cs="Times New Roman"/>
+                <w:sz w:val="22"/>
+                <w:szCs w:val="22"/>
+                <w:lang w:val="id-ID"/>
+              </w:rPr>
+            </w:pPr>
+            <w:r>
+              <w:rPr>
                 <w:sz w:val="22"/>
                 <w:szCs w:val="22"/>
                 <w:lang w:val="id-ID"/>
@@ -1881,15 +1901,13 @@
               <w:spacing w:line="360" w:lineRule="auto"/>
               <w:jc w:val="both"/>
               <w:rPr>
-                <w:rFonts w:hint="default" w:ascii="Times New Roman" w:hAnsi="Times New Roman" w:cs="Times New Roman"/>
-                <w:sz w:val="22"/>
-                <w:szCs w:val="22"/>
-                <w:lang w:val="id-ID"/>
-              </w:rPr>
-            </w:pPr>
-            <w:r>
-              <w:rPr>
-                <w:rFonts w:hint="default" w:ascii="Times New Roman" w:hAnsi="Times New Roman" w:cs="Times New Roman"/>
+                <w:sz w:val="22"/>
+                <w:szCs w:val="22"/>
+                <w:lang w:val="id-ID"/>
+              </w:rPr>
+            </w:pPr>
+            <w:r>
+              <w:rPr>
                 <w:sz w:val="22"/>
                 <w:szCs w:val="22"/>
                 <w:lang w:val="id-ID"/>
@@ -1910,22 +1928,87 @@
               <w:spacing w:line="360" w:lineRule="auto"/>
               <w:jc w:val="both"/>
               <w:rPr>
-                <w:rFonts w:hint="default" w:ascii="Times New Roman" w:hAnsi="Times New Roman" w:cs="Times New Roman"/>
-                <w:sz w:val="22"/>
-                <w:szCs w:val="22"/>
-                <w:lang w:val="id-ID"/>
-              </w:rPr>
-            </w:pPr>
-            <w:r>
-              <w:rPr>
-                <w:rFonts w:hint="default" w:ascii="Times New Roman" w:hAnsi="Times New Roman" w:cs="Times New Roman"/>
-                <w:sz w:val="22"/>
-                <w:szCs w:val="22"/>
-                <w:lang w:val="id-ID"/>
-              </w:rPr>
-              <w:t xml:space="preserve">Yth.     Ketua DPRD </w:t>
-            </w:r>
-          </w:p>
+                <w:sz w:val="22"/>
+                <w:szCs w:val="22"/>
+                <w:lang w:val="id-ID"/>
+              </w:rPr>
+            </w:pPr>
+            <w:r>
+              <w:rPr>
+                <w:sz w:val="22"/>
+                <w:szCs w:val="22"/>
+                <w:lang w:val="id-ID"/>
+              </w:rPr>
+              <w:t>Yth.</w:t>
+            </w:r>
+            <w:r>
+              <w:rPr>
+                <w:sz w:val="22"/>
+                <w:szCs w:val="22"/>
+                <w:lang w:val="id-ID"/>
+              </w:rPr>
+              <w:t xml:space="preserve"> </w:t>
+            </w:r>
+            <w:r>
+              <w:rPr>
+                <w:sz w:val="22"/>
+                <w:szCs w:val="22"/>
+                <w:lang w:val="id-ID"/>
+              </w:rPr>
+              <w:t xml:space="preserve">Ketua DPRD </w:t>
+            </w:r>
+            <w:r>
+              <w:rPr>
+                <w:sz w:val="22"/>
+                <w:szCs w:val="22"/>
+                <w:lang w:val="en-US"/>
+              </w:rPr>
+              <w:t>{</w:t>
+            </w:r>
+            <w:proofErr w:type="spellStart"/>
+            <w:r>
+              <w:rPr>
+                <w:sz w:val="22"/>
+                <w:szCs w:val="22"/>
+                <w:lang w:val="en-US"/>
+              </w:rPr>
+              <w:t>kabupaten</w:t>
+            </w:r>
+            <w:proofErr w:type="spellEnd"/>
+            <w:r>
+              <w:rPr>
+                <w:sz w:val="22"/>
+                <w:szCs w:val="22"/>
+                <w:lang w:val="en-US"/>
+              </w:rPr>
+              <w:t>/</w:t>
+            </w:r>
+            <w:proofErr w:type="spellStart"/>
+            <w:r>
+              <w:rPr>
+                <w:sz w:val="22"/>
+                <w:szCs w:val="22"/>
+                <w:lang w:val="en-US"/>
+              </w:rPr>
+              <w:t>kota</w:t>
+            </w:r>
+            <w:proofErr w:type="spellEnd"/>
+            <w:r>
+              <w:rPr>
+                <w:sz w:val="22"/>
+                <w:szCs w:val="22"/>
+                <w:lang w:val="en-US"/>
+              </w:rPr>
+              <w:t>}</w:t>
+            </w:r>
+          </w:p>
+        </w:tc>
+      </w:tr>
+      <w:tr>
+        <w:tc>
+          <w:tcPr>
+            <w:tcW w:w="1702" w:type="dxa"/>
+          </w:tcPr>
           <w:p>
             <w:pPr>
               <w:tabs>
@@ -1934,53 +2017,24 @@
               <w:spacing w:line="360" w:lineRule="auto"/>
               <w:jc w:val="both"/>
               <w:rPr>
-                <w:rFonts w:hint="default" w:ascii="Times New Roman" w:hAnsi="Times New Roman" w:cs="Times New Roman"/>
-                <w:sz w:val="22"/>
-                <w:szCs w:val="22"/>
-                <w:lang w:val="en-US"/>
-              </w:rPr>
-            </w:pPr>
-            <w:r>
-              <w:rPr>
-                <w:rFonts w:hint="default" w:ascii="Times New Roman" w:hAnsi="Times New Roman" w:cs="Times New Roman"/>
-                <w:sz w:val="22"/>
-                <w:szCs w:val="22"/>
-                <w:lang w:val="id-ID"/>
-              </w:rPr>
-              <w:t xml:space="preserve">           </w:t>
-            </w:r>
-            <w:r>
-              <w:rPr>
-                <w:rFonts w:hint="default" w:ascii="Times New Roman" w:hAnsi="Times New Roman" w:cs="Times New Roman"/>
-                <w:sz w:val="22"/>
-                <w:szCs w:val="22"/>
-                <w:lang w:val="en-US"/>
-              </w:rPr>
-              <w:t>{kabupaten/kota}</w:t>
+                <w:sz w:val="22"/>
+                <w:szCs w:val="22"/>
+                <w:lang w:val="id-ID"/>
+              </w:rPr>
+            </w:pPr>
+            <w:r>
+              <w:rPr>
+                <w:sz w:val="22"/>
+                <w:szCs w:val="22"/>
+                <w:lang w:val="id-ID"/>
+              </w:rPr>
+              <w:t>Perihal              :</w:t>
             </w:r>
           </w:p>
         </w:tc>
-      </w:tr>
-      <w:tr>
-        <w:tblPrEx>
-          <w:tblBorders>
-            <w:top w:val="none" w:color="auto" w:sz="0" w:space="0"/>
-            <w:left w:val="none" w:color="auto" w:sz="0" w:space="0"/>
-            <w:bottom w:val="none" w:color="auto" w:sz="0" w:space="0"/>
-            <w:right w:val="none" w:color="auto" w:sz="0" w:space="0"/>
-            <w:insideH w:val="none" w:color="auto" w:sz="0" w:space="0"/>
-            <w:insideV w:val="none" w:color="auto" w:sz="0" w:space="0"/>
-          </w:tblBorders>
-          <w:tblCellMar>
-            <w:top w:w="0" w:type="dxa"/>
-            <w:left w:w="108" w:type="dxa"/>
-            <w:bottom w:w="0" w:type="dxa"/>
-            <w:right w:w="108" w:type="dxa"/>
-          </w:tblCellMar>
-        </w:tblPrEx>
         <w:tc>
           <w:tcPr>
-            <w:tcW w:w="1702" w:type="dxa"/>
+            <w:tcW w:w="5089" w:type="dxa"/>
           </w:tcPr>
           <w:p>
             <w:pPr>
@@ -1990,27 +2044,22 @@
               <w:spacing w:line="360" w:lineRule="auto"/>
               <w:jc w:val="both"/>
               <w:rPr>
-                <w:rFonts w:hint="default" w:ascii="Times New Roman" w:hAnsi="Times New Roman" w:cs="Times New Roman"/>
-                <w:sz w:val="22"/>
-                <w:szCs w:val="22"/>
-                <w:lang w:val="id-ID"/>
-              </w:rPr>
-            </w:pPr>
-            <w:r>
-              <w:rPr>
-                <w:rFonts w:hint="default" w:ascii="Times New Roman" w:hAnsi="Times New Roman" w:cs="Times New Roman"/>
-                <w:sz w:val="22"/>
-                <w:szCs w:val="22"/>
-                <w:lang w:val="id-ID"/>
-              </w:rPr>
-              <w:t>Perihal              :</w:t>
-            </w:r>
-          </w:p>
-        </w:tc>
-        <w:tc>
-          <w:tcPr>
-            <w:tcW w:w="5089" w:type="dxa"/>
-          </w:tcPr>
+                <w:b/>
+                <w:sz w:val="22"/>
+                <w:szCs w:val="22"/>
+                <w:lang w:val="id-ID"/>
+              </w:rPr>
+            </w:pPr>
+            <w:r>
+              <w:rPr>
+                <w:b/>
+                <w:sz w:val="22"/>
+                <w:szCs w:val="22"/>
+                <w:lang w:val="id-ID"/>
+              </w:rPr>
+              <w:t>Kegiatan Kunjungan</w:t>
+            </w:r>
+          </w:p>
           <w:p>
             <w:pPr>
               <w:tabs>
@@ -2019,7 +2068,6 @@
               <w:spacing w:line="360" w:lineRule="auto"/>
               <w:jc w:val="both"/>
               <w:rPr>
-                <w:rFonts w:hint="default" w:ascii="Times New Roman" w:hAnsi="Times New Roman" w:cs="Times New Roman"/>
                 <w:b/>
                 <w:sz w:val="22"/>
                 <w:szCs w:val="22"/>
@@ -2028,15 +2076,19 @@
             </w:pPr>
             <w:r>
               <w:rPr>
-                <w:rFonts w:hint="default" w:ascii="Times New Roman" w:hAnsi="Times New Roman" w:cs="Times New Roman"/>
                 <w:b/>
                 <w:sz w:val="22"/>
                 <w:szCs w:val="22"/>
                 <w:lang w:val="id-ID"/>
               </w:rPr>
-              <w:t>Kegiatan Kunjungan</w:t>
-            </w:r>
-          </w:p>
+              <w:t>Kerja.</w:t>
+            </w:r>
+          </w:p>
+        </w:tc>
+        <w:tc>
+          <w:tcPr>
+            <w:tcW w:w="3699" w:type="dxa"/>
+          </w:tcPr>
           <w:p>
             <w:pPr>
               <w:tabs>
@@ -2045,65 +2097,96 @@
               <w:spacing w:line="360" w:lineRule="auto"/>
               <w:jc w:val="both"/>
               <w:rPr>
-                <w:rFonts w:hint="default" w:ascii="Times New Roman" w:hAnsi="Times New Roman" w:cs="Times New Roman"/>
                 <w:b/>
                 <w:sz w:val="22"/>
                 <w:szCs w:val="22"/>
-                <w:lang w:val="id-ID"/>
-              </w:rPr>
-            </w:pPr>
-            <w:r>
-              <w:rPr>
-                <w:rFonts w:hint="default" w:ascii="Times New Roman" w:hAnsi="Times New Roman" w:cs="Times New Roman"/>
+                <w:u w:val="single"/>
+                <w:lang w:val="en-US"/>
+              </w:rPr>
+            </w:pPr>
+            <w:r>
+              <w:rPr>
+                <w:sz w:val="22"/>
+                <w:szCs w:val="22"/>
+                <w:lang w:val="id-ID"/>
+              </w:rPr>
+              <w:t>di-</w:t>
+            </w:r>
+            <w:r>
+              <w:rPr>
                 <w:b/>
                 <w:sz w:val="22"/>
                 <w:szCs w:val="22"/>
-                <w:lang w:val="id-ID"/>
-              </w:rPr>
-              <w:t>Kerja.</w:t>
-            </w:r>
-          </w:p>
-        </w:tc>
-        <w:tc>
-          <w:tcPr>
-            <w:tcW w:w="3699" w:type="dxa"/>
-          </w:tcPr>
-          <w:p>
-            <w:pPr>
-              <w:tabs>
-                <w:tab w:val="center" w:pos="7371"/>
-              </w:tabs>
-              <w:spacing w:line="360" w:lineRule="auto"/>
-              <w:ind w:left="660" w:hanging="660" w:hangingChars="300"/>
-              <w:jc w:val="both"/>
-              <w:rPr>
-                <w:rFonts w:hint="default" w:ascii="Times New Roman" w:hAnsi="Times New Roman" w:cs="Times New Roman"/>
+                <w:u w:val="single"/>
+                <w:lang w:val="en-US"/>
+              </w:rPr>
+              <w:t>{</w:t>
+            </w:r>
+            <w:proofErr w:type="spellStart"/>
+            <w:r>
+              <w:rPr>
                 <w:b/>
                 <w:sz w:val="22"/>
                 <w:szCs w:val="22"/>
                 <w:u w:val="single"/>
                 <w:lang w:val="en-US"/>
               </w:rPr>
-            </w:pPr>
-            <w:r>
-              <w:rPr>
-                <w:rFonts w:hint="default" w:ascii="Times New Roman" w:hAnsi="Times New Roman" w:cs="Times New Roman"/>
-                <w:sz w:val="22"/>
-                <w:szCs w:val="22"/>
-                <w:lang w:val="id-ID"/>
-              </w:rPr>
-              <w:t xml:space="preserve">           di-</w:t>
-            </w:r>
-            <w:r>
-              <w:rPr>
-                <w:rFonts w:hint="default" w:ascii="Times New Roman" w:hAnsi="Times New Roman" w:cs="Times New Roman"/>
+              <w:t>kabupaten</w:t>
+            </w:r>
+            <w:proofErr w:type="spellEnd"/>
+            <w:r>
+              <w:rPr>
                 <w:b/>
                 <w:sz w:val="22"/>
                 <w:szCs w:val="22"/>
                 <w:u w:val="single"/>
                 <w:lang w:val="en-US"/>
               </w:rPr>
-              <w:t>{kabupaten/kota}, {provinsi}</w:t>
+              <w:t>/</w:t>
+            </w:r>
+            <w:proofErr w:type="spellStart"/>
+            <w:r>
+              <w:rPr>
+                <w:b/>
+                <w:sz w:val="22"/>
+                <w:szCs w:val="22"/>
+                <w:u w:val="single"/>
+                <w:lang w:val="en-US"/>
+              </w:rPr>
+              <w:t>kota</w:t>
+            </w:r>
+            <w:proofErr w:type="spellEnd"/>
+            <w:r>
+              <w:rPr>
+                <w:b/>
+                <w:sz w:val="22"/>
+                <w:szCs w:val="22"/>
+                <w:u w:val="single"/>
+                <w:lang w:val="en-US"/>
+              </w:rPr>
+              <w:t>}, {</w:t>
+            </w:r>
+            <w:proofErr w:type="spellStart"/>
+            <w:r>
+              <w:rPr>
+                <w:b/>
+                <w:sz w:val="22"/>
+                <w:szCs w:val="22"/>
+                <w:u w:val="single"/>
+                <w:lang w:val="en-US"/>
+              </w:rPr>
+              <w:t>provinsi</w:t>
+            </w:r>
+            <w:proofErr w:type="spellEnd"/>
+            <w:r>
+              <w:rPr>
+                <w:b/>
+                <w:sz w:val="22"/>
+                <w:szCs w:val="22"/>
+                <w:u w:val="single"/>
+                <w:lang w:val="en-US"/>
+              </w:rPr>
+              <w:t>}</w:t>
             </w:r>
           </w:p>
         </w:tc>
@@ -2117,7 +2200,6 @@
         <w:spacing w:line="360" w:lineRule="auto"/>
         <w:jc w:val="both"/>
         <w:rPr>
-          <w:rFonts w:hint="default" w:ascii="Times New Roman" w:hAnsi="Times New Roman" w:cs="Times New Roman"/>
           <w:b/>
           <w:sz w:val="22"/>
           <w:szCs w:val="22"/>
@@ -2127,46 +2209,23 @@
     </w:p>
     <w:tbl>
       <w:tblPr>
-        <w:tblStyle w:val="19"/>
+        <w:tblStyle w:val="TableGrid"/>
         <w:tblpPr w:leftFromText="180" w:rightFromText="180" w:vertAnchor="text" w:horzAnchor="margin" w:tblpXSpec="right" w:tblpY="1"/>
         <w:tblW w:w="8926" w:type="dxa"/>
-        <w:tblInd w:w="0" w:type="dxa"/>
         <w:tblBorders>
-          <w:top w:val="none" w:color="auto" w:sz="0" w:space="0"/>
-          <w:left w:val="none" w:color="auto" w:sz="0" w:space="0"/>
-          <w:bottom w:val="none" w:color="auto" w:sz="0" w:space="0"/>
-          <w:right w:val="none" w:color="auto" w:sz="0" w:space="0"/>
-          <w:insideH w:val="none" w:color="auto" w:sz="0" w:space="0"/>
-          <w:insideV w:val="none" w:color="auto" w:sz="0" w:space="0"/>
+          <w:top w:val="none" w:sz="0" w:space="0" w:color="auto"/>
+          <w:left w:val="none" w:sz="0" w:space="0" w:color="auto"/>
+          <w:bottom w:val="none" w:sz="0" w:space="0" w:color="auto"/>
+          <w:right w:val="none" w:sz="0" w:space="0" w:color="auto"/>
+          <w:insideH w:val="none" w:sz="0" w:space="0" w:color="auto"/>
+          <w:insideV w:val="none" w:sz="0" w:space="0" w:color="auto"/>
         </w:tblBorders>
-        <w:tblLayout w:type="autofit"/>
-        <w:tblCellMar>
-          <w:top w:w="0" w:type="dxa"/>
-          <w:left w:w="108" w:type="dxa"/>
-          <w:bottom w:w="0" w:type="dxa"/>
-          <w:right w:w="108" w:type="dxa"/>
-        </w:tblCellMar>
+        <w:tblLook w:val="04A0" w:firstRow="1" w:lastRow="0" w:firstColumn="1" w:lastColumn="0" w:noHBand="0" w:noVBand="1"/>
       </w:tblPr>
       <w:tblGrid>
         <w:gridCol w:w="8926"/>
       </w:tblGrid>
       <w:tr>
-        <w:tblPrEx>
-          <w:tblBorders>
-            <w:top w:val="none" w:color="auto" w:sz="0" w:space="0"/>
-            <w:left w:val="none" w:color="auto" w:sz="0" w:space="0"/>
-            <w:bottom w:val="none" w:color="auto" w:sz="0" w:space="0"/>
-            <w:right w:val="none" w:color="auto" w:sz="0" w:space="0"/>
-            <w:insideH w:val="none" w:color="auto" w:sz="0" w:space="0"/>
-            <w:insideV w:val="none" w:color="auto" w:sz="0" w:space="0"/>
-          </w:tblBorders>
-          <w:tblCellMar>
-            <w:top w:w="0" w:type="dxa"/>
-            <w:left w:w="108" w:type="dxa"/>
-            <w:bottom w:w="0" w:type="dxa"/>
-            <w:right w:w="108" w:type="dxa"/>
-          </w:tblCellMar>
-        </w:tblPrEx>
         <w:tc>
           <w:tcPr>
             <w:tcW w:w="8926" w:type="dxa"/>
@@ -2180,15 +2239,13 @@
               <w:ind w:left="-37" w:right="-57" w:hanging="246"/>
               <w:jc w:val="both"/>
               <w:rPr>
-                <w:rFonts w:hint="default" w:ascii="Times New Roman" w:hAnsi="Times New Roman" w:cs="Times New Roman"/>
-                <w:sz w:val="22"/>
-                <w:szCs w:val="22"/>
-                <w:lang w:val="id-ID"/>
-              </w:rPr>
-            </w:pPr>
-            <w:r>
-              <w:rPr>
-                <w:rFonts w:hint="default" w:ascii="Times New Roman" w:hAnsi="Times New Roman" w:cs="Times New Roman"/>
+                <w:sz w:val="22"/>
+                <w:szCs w:val="22"/>
+                <w:lang w:val="id-ID"/>
+              </w:rPr>
+            </w:pPr>
+            <w:r>
+              <w:rPr>
                 <w:sz w:val="22"/>
                 <w:szCs w:val="22"/>
                 <w:lang w:val="id-ID"/>
@@ -2197,36 +2254,24 @@
             </w:r>
             <w:r>
               <w:rPr>
-                <w:rFonts w:hint="default" w:ascii="Times New Roman" w:hAnsi="Times New Roman" w:cs="Times New Roman"/>
-                <w:sz w:val="22"/>
-                <w:szCs w:val="22"/>
-                <w:lang w:val="en-US"/>
-              </w:rPr>
-              <w:t>{dasar}</w:t>
-            </w:r>
-            <w:r>
-              <w:rPr>
-                <w:rFonts w:hint="default" w:ascii="Times New Roman" w:hAnsi="Times New Roman" w:cs="Times New Roman"/>
-                <w:sz w:val="22"/>
-                <w:szCs w:val="22"/>
-                <w:lang w:val="id-ID"/>
-              </w:rPr>
-              <w:t xml:space="preserve"> tentang </w:t>
-            </w:r>
-            <w:r>
-              <w:rPr>
-                <w:rFonts w:hint="default" w:ascii="Times New Roman" w:hAnsi="Times New Roman" w:cs="Times New Roman"/>
-                <w:sz w:val="22"/>
-                <w:szCs w:val="22"/>
-                <w:lang w:val="en-US"/>
-              </w:rPr>
-              <w:t>{tentang</w:t>
-            </w:r>
-            <w:bookmarkStart w:id="0" w:name="_GoBack"/>
-            <w:bookmarkEnd w:id="0"/>
-            <w:r>
-              <w:rPr>
-                <w:rFonts w:hint="default" w:ascii="Times New Roman" w:hAnsi="Times New Roman" w:cs="Times New Roman"/>
+                <w:sz w:val="22"/>
+                <w:szCs w:val="22"/>
+                <w:lang w:val="en-US"/>
+              </w:rPr>
+              <w:t>{</w:t>
+            </w:r>
+            <w:proofErr w:type="spellStart"/>
+            <w:r>
+              <w:rPr>
+                <w:sz w:val="22"/>
+                <w:szCs w:val="22"/>
+                <w:lang w:val="en-US"/>
+              </w:rPr>
+              <w:t>dasar</w:t>
+            </w:r>
+            <w:proofErr w:type="spellEnd"/>
+            <w:r>
+              <w:rPr>
                 <w:sz w:val="22"/>
                 <w:szCs w:val="22"/>
                 <w:lang w:val="en-US"/>
@@ -2235,7 +2280,6 @@
             </w:r>
             <w:r>
               <w:rPr>
-                <w:rFonts w:hint="default" w:ascii="Times New Roman" w:hAnsi="Times New Roman" w:cs="Times New Roman"/>
                 <w:sz w:val="22"/>
                 <w:szCs w:val="22"/>
                 <w:lang w:val="id-ID"/>
@@ -2244,16 +2288,32 @@
             </w:r>
             <w:r>
               <w:rPr>
-                <w:rFonts w:hint="default" w:ascii="Times New Roman" w:hAnsi="Times New Roman" w:cs="Times New Roman"/>
-                <w:sz w:val="22"/>
-                <w:szCs w:val="22"/>
-                <w:lang w:val="en-US"/>
-              </w:rPr>
-              <w:t>{komisi}</w:t>
-            </w:r>
-            <w:r>
-              <w:rPr>
-                <w:rFonts w:hint="default" w:ascii="Times New Roman" w:hAnsi="Times New Roman" w:cs="Times New Roman"/>
+                <w:sz w:val="22"/>
+                <w:szCs w:val="22"/>
+                <w:lang w:val="en-US"/>
+              </w:rPr>
+              <w:t>{</w:t>
+            </w:r>
+            <w:proofErr w:type="spellStart"/>
+            <w:r>
+              <w:rPr>
+                <w:sz w:val="22"/>
+                <w:szCs w:val="22"/>
+                <w:lang w:val="en-US"/>
+              </w:rPr>
+              <w:t>komisi</w:t>
+            </w:r>
+            <w:proofErr w:type="spellEnd"/>
+            <w:r>
+              <w:rPr>
+                <w:sz w:val="22"/>
+                <w:szCs w:val="22"/>
+                <w:lang w:val="en-US"/>
+              </w:rPr>
+              <w:t>}</w:t>
+            </w:r>
+            <w:r>
+              <w:rPr>
                 <w:sz w:val="22"/>
                 <w:szCs w:val="22"/>
                 <w:lang w:val="id-ID"/>
@@ -2262,34 +2322,104 @@
             </w:r>
             <w:r>
               <w:rPr>
-                <w:rFonts w:hint="default" w:ascii="Times New Roman" w:hAnsi="Times New Roman" w:cs="Times New Roman"/>
-                <w:sz w:val="22"/>
-                <w:szCs w:val="22"/>
-                <w:lang w:val="en-US"/>
-              </w:rPr>
-              <w:t>{kabupaten/kota} Provinsi {provinsi}</w:t>
-            </w:r>
-            <w:r>
-              <w:rPr>
-                <w:rFonts w:hint="default" w:ascii="Times New Roman" w:hAnsi="Times New Roman" w:cs="Times New Roman"/>
+                <w:sz w:val="22"/>
+                <w:szCs w:val="22"/>
+                <w:lang w:val="en-US"/>
+              </w:rPr>
+              <w:t>{</w:t>
+            </w:r>
+            <w:proofErr w:type="spellStart"/>
+            <w:r>
+              <w:rPr>
+                <w:sz w:val="22"/>
+                <w:szCs w:val="22"/>
+                <w:lang w:val="en-US"/>
+              </w:rPr>
+              <w:t>kabupaten</w:t>
+            </w:r>
+            <w:proofErr w:type="spellEnd"/>
+            <w:r>
+              <w:rPr>
+                <w:sz w:val="22"/>
+                <w:szCs w:val="22"/>
+                <w:lang w:val="en-US"/>
+              </w:rPr>
+              <w:t>/</w:t>
+            </w:r>
+            <w:proofErr w:type="spellStart"/>
+            <w:r>
+              <w:rPr>
+                <w:sz w:val="22"/>
+                <w:szCs w:val="22"/>
+                <w:lang w:val="en-US"/>
+              </w:rPr>
+              <w:t>kota</w:t>
+            </w:r>
+            <w:proofErr w:type="spellEnd"/>
+            <w:r>
+              <w:rPr>
+                <w:sz w:val="22"/>
+                <w:szCs w:val="22"/>
+                <w:lang w:val="en-US"/>
+              </w:rPr>
+              <w:t xml:space="preserve">} </w:t>
+            </w:r>
+            <w:proofErr w:type="spellStart"/>
+            <w:r>
+              <w:rPr>
+                <w:sz w:val="22"/>
+                <w:szCs w:val="22"/>
+                <w:lang w:val="en-US"/>
+              </w:rPr>
+              <w:t>Provinsi</w:t>
+            </w:r>
+            <w:proofErr w:type="spellEnd"/>
+            <w:r>
+              <w:rPr>
+                <w:sz w:val="22"/>
+                <w:szCs w:val="22"/>
+                <w:lang w:val="en-US"/>
+              </w:rPr>
+              <w:t xml:space="preserve"> {</w:t>
+            </w:r>
+            <w:proofErr w:type="spellStart"/>
+            <w:r>
+              <w:rPr>
+                <w:sz w:val="22"/>
+                <w:szCs w:val="22"/>
+                <w:lang w:val="en-US"/>
+              </w:rPr>
+              <w:t>provinsi</w:t>
+            </w:r>
+            <w:proofErr w:type="spellEnd"/>
+            <w:r>
+              <w:rPr>
+                <w:sz w:val="22"/>
+                <w:szCs w:val="22"/>
+                <w:lang w:val="en-US"/>
+              </w:rPr>
+              <w:t>}</w:t>
+            </w:r>
+            <w:r>
+              <w:rPr>
                 <w:sz w:val="22"/>
                 <w:szCs w:val="22"/>
                 <w:lang w:val="id-ID"/>
               </w:rPr>
               <w:t xml:space="preserve"> terkait mater</w:t>
             </w:r>
-            <w:r>
-              <w:rPr>
-                <w:rFonts w:hint="default" w:ascii="Times New Roman" w:hAnsi="Times New Roman" w:cs="Times New Roman"/>
+            <w:proofErr w:type="spellStart"/>
+            <w:r>
+              <w:rPr>
                 <w:sz w:val="22"/>
                 <w:szCs w:val="22"/>
                 <w:lang w:val="en-US"/>
               </w:rPr>
               <w:t>i</w:t>
             </w:r>
-            <w:r>
-              <w:rPr>
-                <w:rFonts w:hint="default" w:ascii="Times New Roman" w:hAnsi="Times New Roman" w:cs="Times New Roman"/>
+            <w:proofErr w:type="spellEnd"/>
+            <w:r>
+              <w:rPr>
                 <w:sz w:val="22"/>
                 <w:szCs w:val="22"/>
                 <w:lang w:val="id-ID"/>
@@ -2298,16 +2428,32 @@
             </w:r>
             <w:r>
               <w:rPr>
-                <w:rFonts w:hint="default" w:ascii="Times New Roman" w:hAnsi="Times New Roman" w:cs="Times New Roman"/>
-                <w:sz w:val="22"/>
-                <w:szCs w:val="22"/>
-                <w:lang w:val="en-US"/>
-              </w:rPr>
-              <w:t>{materi}</w:t>
-            </w:r>
-            <w:r>
-              <w:rPr>
-                <w:rFonts w:hint="default" w:ascii="Times New Roman" w:hAnsi="Times New Roman" w:cs="Times New Roman"/>
+                <w:sz w:val="22"/>
+                <w:szCs w:val="22"/>
+                <w:lang w:val="en-US"/>
+              </w:rPr>
+              <w:t>{</w:t>
+            </w:r>
+            <w:proofErr w:type="spellStart"/>
+            <w:r>
+              <w:rPr>
+                <w:sz w:val="22"/>
+                <w:szCs w:val="22"/>
+                <w:lang w:val="en-US"/>
+              </w:rPr>
+              <w:t>materi</w:t>
+            </w:r>
+            <w:proofErr w:type="spellEnd"/>
+            <w:r>
+              <w:rPr>
+                <w:sz w:val="22"/>
+                <w:szCs w:val="22"/>
+                <w:lang w:val="en-US"/>
+              </w:rPr>
+              <w:t>}</w:t>
+            </w:r>
+            <w:r>
+              <w:rPr>
                 <w:sz w:val="22"/>
                 <w:szCs w:val="22"/>
                 <w:lang w:val="id-ID"/>
@@ -2326,7 +2472,6 @@
         <w:spacing w:line="360" w:lineRule="auto"/>
         <w:jc w:val="both"/>
         <w:rPr>
-          <w:rFonts w:hint="default" w:ascii="Times New Roman" w:hAnsi="Times New Roman" w:cs="Times New Roman"/>
           <w:sz w:val="22"/>
           <w:szCs w:val="22"/>
           <w:lang w:val="sv-FI"/>
@@ -2341,7 +2486,6 @@
         <w:spacing w:line="360" w:lineRule="auto"/>
         <w:jc w:val="both"/>
         <w:rPr>
-          <w:rFonts w:hint="default" w:ascii="Times New Roman" w:hAnsi="Times New Roman" w:cs="Times New Roman"/>
           <w:sz w:val="22"/>
           <w:szCs w:val="22"/>
           <w:lang w:val="sv-FI"/>
@@ -2356,7 +2500,6 @@
         <w:spacing w:line="360" w:lineRule="auto"/>
         <w:jc w:val="both"/>
         <w:rPr>
-          <w:rFonts w:hint="default" w:ascii="Times New Roman" w:hAnsi="Times New Roman" w:cs="Times New Roman"/>
           <w:sz w:val="22"/>
           <w:szCs w:val="22"/>
           <w:lang w:val="sv-FI"/>
@@ -2371,7 +2514,6 @@
         <w:spacing w:line="360" w:lineRule="auto"/>
         <w:jc w:val="both"/>
         <w:rPr>
-          <w:rFonts w:hint="default" w:ascii="Times New Roman" w:hAnsi="Times New Roman" w:cs="Times New Roman"/>
           <w:sz w:val="22"/>
           <w:szCs w:val="22"/>
           <w:lang w:val="sv-FI"/>
@@ -2386,7 +2528,6 @@
         <w:spacing w:line="360" w:lineRule="auto"/>
         <w:jc w:val="both"/>
         <w:rPr>
-          <w:rFonts w:hint="default" w:ascii="Times New Roman" w:hAnsi="Times New Roman" w:cs="Times New Roman"/>
           <w:sz w:val="22"/>
           <w:szCs w:val="22"/>
           <w:lang w:val="sv-FI"/>
@@ -2401,7 +2542,6 @@
         <w:spacing w:line="360" w:lineRule="auto"/>
         <w:jc w:val="both"/>
         <w:rPr>
-          <w:rFonts w:hint="default" w:ascii="Times New Roman" w:hAnsi="Times New Roman" w:cs="Times New Roman"/>
           <w:sz w:val="22"/>
           <w:szCs w:val="22"/>
           <w:lang w:val="sv-FI"/>
@@ -2410,48 +2550,17 @@
     </w:p>
     <w:tbl>
       <w:tblPr>
-        <w:tblStyle w:val="19"/>
+        <w:tblStyle w:val="TableGrid"/>
         <w:tblpPr w:leftFromText="180" w:rightFromText="180" w:vertAnchor="text" w:horzAnchor="page" w:tblpX="2968" w:tblpY="30"/>
         <w:tblW w:w="0" w:type="auto"/>
-        <w:tblInd w:w="0" w:type="dxa"/>
-        <w:tblBorders>
-          <w:top w:val="none" w:color="auto" w:sz="0" w:space="0"/>
-          <w:left w:val="none" w:color="auto" w:sz="0" w:space="0"/>
-          <w:bottom w:val="none" w:color="auto" w:sz="0" w:space="0"/>
-          <w:right w:val="none" w:color="auto" w:sz="0" w:space="0"/>
-          <w:insideH w:val="none" w:color="auto" w:sz="0" w:space="0"/>
-          <w:insideV w:val="none" w:color="auto" w:sz="0" w:space="0"/>
-        </w:tblBorders>
-        <w:tblLayout w:type="autofit"/>
-        <w:tblCellMar>
-          <w:top w:w="0" w:type="dxa"/>
-          <w:left w:w="108" w:type="dxa"/>
-          <w:bottom w:w="0" w:type="dxa"/>
-          <w:right w:w="108" w:type="dxa"/>
-        </w:tblCellMar>
+        <w:tblLook w:val="04A0" w:firstRow="1" w:lastRow="0" w:firstColumn="1" w:lastColumn="0" w:noHBand="0" w:noVBand="1"/>
       </w:tblPr>
       <w:tblGrid>
         <w:gridCol w:w="1012"/>
         <w:gridCol w:w="831"/>
-        <w:gridCol w:w="6876"/>
+        <w:gridCol w:w="6232"/>
       </w:tblGrid>
       <w:tr>
-        <w:tblPrEx>
-          <w:tblBorders>
-            <w:top w:val="none" w:color="auto" w:sz="0" w:space="0"/>
-            <w:left w:val="none" w:color="auto" w:sz="0" w:space="0"/>
-            <w:bottom w:val="none" w:color="auto" w:sz="0" w:space="0"/>
-            <w:right w:val="none" w:color="auto" w:sz="0" w:space="0"/>
-            <w:insideH w:val="none" w:color="auto" w:sz="0" w:space="0"/>
-            <w:insideV w:val="none" w:color="auto" w:sz="0" w:space="0"/>
-          </w:tblBorders>
-          <w:tblCellMar>
-            <w:top w:w="0" w:type="dxa"/>
-            <w:left w:w="108" w:type="dxa"/>
-            <w:bottom w:w="0" w:type="dxa"/>
-            <w:right w:w="108" w:type="dxa"/>
-          </w:tblCellMar>
-        </w:tblPrEx>
         <w:tc>
           <w:tcPr>
             <w:tcW w:w="1012" w:type="dxa"/>
@@ -2464,15 +2573,13 @@
               <w:spacing w:line="360" w:lineRule="auto"/>
               <w:jc w:val="both"/>
               <w:rPr>
-                <w:rFonts w:hint="default" w:ascii="Times New Roman" w:hAnsi="Times New Roman" w:cs="Times New Roman"/>
-                <w:sz w:val="22"/>
-                <w:szCs w:val="22"/>
-                <w:lang w:val="id-ID"/>
-              </w:rPr>
-            </w:pPr>
-            <w:r>
-              <w:rPr>
-                <w:rFonts w:hint="default" w:ascii="Times New Roman" w:hAnsi="Times New Roman" w:cs="Times New Roman"/>
+                <w:sz w:val="22"/>
+                <w:szCs w:val="22"/>
+                <w:lang w:val="id-ID"/>
+              </w:rPr>
+            </w:pPr>
+            <w:r>
+              <w:rPr>
                 <w:sz w:val="22"/>
                 <w:szCs w:val="22"/>
                 <w:lang w:val="id-ID"/>
@@ -2493,15 +2600,13 @@
               <w:spacing w:line="360" w:lineRule="auto"/>
               <w:jc w:val="both"/>
               <w:rPr>
-                <w:rFonts w:hint="default" w:ascii="Times New Roman" w:hAnsi="Times New Roman" w:cs="Times New Roman"/>
-                <w:sz w:val="22"/>
-                <w:szCs w:val="22"/>
-                <w:lang w:val="id-ID"/>
-              </w:rPr>
-            </w:pPr>
-            <w:r>
-              <w:rPr>
-                <w:rFonts w:hint="default" w:ascii="Times New Roman" w:hAnsi="Times New Roman" w:cs="Times New Roman"/>
+                <w:sz w:val="22"/>
+                <w:szCs w:val="22"/>
+                <w:lang w:val="id-ID"/>
+              </w:rPr>
+            </w:pPr>
+            <w:r>
+              <w:rPr>
                 <w:sz w:val="22"/>
                 <w:szCs w:val="22"/>
                 <w:lang w:val="id-ID"/>
@@ -2512,7 +2617,7 @@
         </w:tc>
         <w:tc>
           <w:tcPr>
-            <w:tcW w:w="6876" w:type="dxa"/>
+            <w:tcW w:w="6232" w:type="dxa"/>
           </w:tcPr>
           <w:p>
             <w:pPr>
@@ -2522,15 +2627,13 @@
               <w:spacing w:line="360" w:lineRule="auto"/>
               <w:jc w:val="both"/>
               <w:rPr>
-                <w:rFonts w:hint="default" w:ascii="Times New Roman" w:hAnsi="Times New Roman" w:cs="Times New Roman"/>
-                <w:sz w:val="22"/>
-                <w:szCs w:val="22"/>
-                <w:lang w:val="en-US"/>
-              </w:rPr>
-            </w:pPr>
-            <w:r>
-              <w:rPr>
-                <w:rFonts w:hint="default" w:ascii="Times New Roman" w:hAnsi="Times New Roman" w:cs="Times New Roman"/>
+                <w:sz w:val="22"/>
+                <w:szCs w:val="22"/>
+                <w:lang w:val="en-US"/>
+              </w:rPr>
+            </w:pPr>
+            <w:r>
+              <w:rPr>
                 <w:sz w:val="22"/>
                 <w:szCs w:val="22"/>
                 <w:lang w:val="id-ID"/>
@@ -2539,33 +2642,34 @@
             </w:r>
             <w:r>
               <w:rPr>
-                <w:rFonts w:hint="default" w:ascii="Times New Roman" w:hAnsi="Times New Roman" w:cs="Times New Roman"/>
-                <w:sz w:val="22"/>
-                <w:szCs w:val="22"/>
-                <w:lang w:val="en-US"/>
-              </w:rPr>
-              <w:t>{hari}</w:t>
+                <w:sz w:val="22"/>
+                <w:szCs w:val="22"/>
+                <w:lang w:val="en-US"/>
+              </w:rPr>
+              <w:t>{</w:t>
+            </w:r>
+            <w:proofErr w:type="spellStart"/>
+            <w:r>
+              <w:rPr>
+                <w:sz w:val="22"/>
+                <w:szCs w:val="22"/>
+                <w:lang w:val="en-US"/>
+              </w:rPr>
+              <w:t>hari</w:t>
+            </w:r>
+            <w:proofErr w:type="spellEnd"/>
+            <w:r>
+              <w:rPr>
+                <w:sz w:val="22"/>
+                <w:szCs w:val="22"/>
+                <w:lang w:val="en-US"/>
+              </w:rPr>
+              <w:t>}</w:t>
             </w:r>
           </w:p>
         </w:tc>
       </w:tr>
       <w:tr>
-        <w:tblPrEx>
-          <w:tblBorders>
-            <w:top w:val="none" w:color="auto" w:sz="0" w:space="0"/>
-            <w:left w:val="none" w:color="auto" w:sz="0" w:space="0"/>
-            <w:bottom w:val="none" w:color="auto" w:sz="0" w:space="0"/>
-            <w:right w:val="none" w:color="auto" w:sz="0" w:space="0"/>
-            <w:insideH w:val="none" w:color="auto" w:sz="0" w:space="0"/>
-            <w:insideV w:val="none" w:color="auto" w:sz="0" w:space="0"/>
-          </w:tblBorders>
-          <w:tblCellMar>
-            <w:top w:w="0" w:type="dxa"/>
-            <w:left w:w="108" w:type="dxa"/>
-            <w:bottom w:w="0" w:type="dxa"/>
-            <w:right w:w="108" w:type="dxa"/>
-          </w:tblCellMar>
-        </w:tblPrEx>
         <w:tc>
           <w:tcPr>
             <w:tcW w:w="1012" w:type="dxa"/>
@@ -2578,15 +2682,13 @@
               <w:spacing w:line="360" w:lineRule="auto"/>
               <w:jc w:val="both"/>
               <w:rPr>
-                <w:rFonts w:hint="default" w:ascii="Times New Roman" w:hAnsi="Times New Roman" w:cs="Times New Roman"/>
-                <w:sz w:val="22"/>
-                <w:szCs w:val="22"/>
-                <w:lang w:val="id-ID"/>
-              </w:rPr>
-            </w:pPr>
-            <w:r>
-              <w:rPr>
-                <w:rFonts w:hint="default" w:ascii="Times New Roman" w:hAnsi="Times New Roman" w:cs="Times New Roman"/>
+                <w:sz w:val="22"/>
+                <w:szCs w:val="22"/>
+                <w:lang w:val="id-ID"/>
+              </w:rPr>
+            </w:pPr>
+            <w:r>
+              <w:rPr>
                 <w:sz w:val="22"/>
                 <w:szCs w:val="22"/>
                 <w:lang w:val="id-ID"/>
@@ -2607,15 +2709,13 @@
               <w:spacing w:line="360" w:lineRule="auto"/>
               <w:jc w:val="both"/>
               <w:rPr>
-                <w:rFonts w:hint="default" w:ascii="Times New Roman" w:hAnsi="Times New Roman" w:cs="Times New Roman"/>
-                <w:sz w:val="22"/>
-                <w:szCs w:val="22"/>
-                <w:lang w:val="id-ID"/>
-              </w:rPr>
-            </w:pPr>
-            <w:r>
-              <w:rPr>
-                <w:rFonts w:hint="default" w:ascii="Times New Roman" w:hAnsi="Times New Roman" w:cs="Times New Roman"/>
+                <w:sz w:val="22"/>
+                <w:szCs w:val="22"/>
+                <w:lang w:val="id-ID"/>
+              </w:rPr>
+            </w:pPr>
+            <w:r>
+              <w:rPr>
                 <w:sz w:val="22"/>
                 <w:szCs w:val="22"/>
                 <w:lang w:val="id-ID"/>
@@ -2626,7 +2726,7 @@
         </w:tc>
         <w:tc>
           <w:tcPr>
-            <w:tcW w:w="6876" w:type="dxa"/>
+            <w:tcW w:w="6232" w:type="dxa"/>
           </w:tcPr>
           <w:p>
             <w:pPr>
@@ -2636,15 +2736,13 @@
               <w:spacing w:line="360" w:lineRule="auto"/>
               <w:jc w:val="both"/>
               <w:rPr>
-                <w:rFonts w:hint="default" w:ascii="Times New Roman" w:hAnsi="Times New Roman" w:cs="Times New Roman"/>
-                <w:sz w:val="22"/>
-                <w:szCs w:val="22"/>
-                <w:lang w:val="en-US"/>
-              </w:rPr>
-            </w:pPr>
-            <w:r>
-              <w:rPr>
-                <w:rFonts w:hint="default" w:ascii="Times New Roman" w:hAnsi="Times New Roman" w:cs="Times New Roman"/>
+                <w:sz w:val="22"/>
+                <w:szCs w:val="22"/>
+                <w:lang w:val="en-US"/>
+              </w:rPr>
+            </w:pPr>
+            <w:r>
+              <w:rPr>
                 <w:sz w:val="22"/>
                 <w:szCs w:val="22"/>
                 <w:lang w:val="id-ID"/>
@@ -2653,33 +2751,34 @@
             </w:r>
             <w:r>
               <w:rPr>
-                <w:rFonts w:hint="default" w:ascii="Times New Roman" w:hAnsi="Times New Roman" w:cs="Times New Roman"/>
-                <w:sz w:val="22"/>
-                <w:szCs w:val="22"/>
-                <w:lang w:val="en-US"/>
-              </w:rPr>
-              <w:t>{tanggal}</w:t>
+                <w:sz w:val="22"/>
+                <w:szCs w:val="22"/>
+                <w:lang w:val="en-US"/>
+              </w:rPr>
+              <w:t>{</w:t>
+            </w:r>
+            <w:proofErr w:type="spellStart"/>
+            <w:r>
+              <w:rPr>
+                <w:sz w:val="22"/>
+                <w:szCs w:val="22"/>
+                <w:lang w:val="en-US"/>
+              </w:rPr>
+              <w:t>tanggal</w:t>
+            </w:r>
+            <w:proofErr w:type="spellEnd"/>
+            <w:r>
+              <w:rPr>
+                <w:sz w:val="22"/>
+                <w:szCs w:val="22"/>
+                <w:lang w:val="en-US"/>
+              </w:rPr>
+              <w:t>}</w:t>
             </w:r>
           </w:p>
         </w:tc>
       </w:tr>
       <w:tr>
-        <w:tblPrEx>
-          <w:tblBorders>
-            <w:top w:val="none" w:color="auto" w:sz="0" w:space="0"/>
-            <w:left w:val="none" w:color="auto" w:sz="0" w:space="0"/>
-            <w:bottom w:val="none" w:color="auto" w:sz="0" w:space="0"/>
-            <w:right w:val="none" w:color="auto" w:sz="0" w:space="0"/>
-            <w:insideH w:val="none" w:color="auto" w:sz="0" w:space="0"/>
-            <w:insideV w:val="none" w:color="auto" w:sz="0" w:space="0"/>
-          </w:tblBorders>
-          <w:tblCellMar>
-            <w:top w:w="0" w:type="dxa"/>
-            <w:left w:w="108" w:type="dxa"/>
-            <w:bottom w:w="0" w:type="dxa"/>
-            <w:right w:w="108" w:type="dxa"/>
-          </w:tblCellMar>
-        </w:tblPrEx>
         <w:tc>
           <w:tcPr>
             <w:tcW w:w="1012" w:type="dxa"/>
@@ -2692,15 +2791,13 @@
               <w:spacing w:line="360" w:lineRule="auto"/>
               <w:jc w:val="both"/>
               <w:rPr>
-                <w:rFonts w:hint="default" w:ascii="Times New Roman" w:hAnsi="Times New Roman" w:cs="Times New Roman"/>
-                <w:sz w:val="22"/>
-                <w:szCs w:val="22"/>
-                <w:lang w:val="id-ID"/>
-              </w:rPr>
-            </w:pPr>
-            <w:r>
-              <w:rPr>
-                <w:rFonts w:hint="default" w:ascii="Times New Roman" w:hAnsi="Times New Roman" w:cs="Times New Roman"/>
+                <w:sz w:val="22"/>
+                <w:szCs w:val="22"/>
+                <w:lang w:val="id-ID"/>
+              </w:rPr>
+            </w:pPr>
+            <w:r>
+              <w:rPr>
                 <w:sz w:val="22"/>
                 <w:szCs w:val="22"/>
                 <w:lang w:val="id-ID"/>
@@ -2721,15 +2818,13 @@
               <w:spacing w:line="360" w:lineRule="auto"/>
               <w:jc w:val="both"/>
               <w:rPr>
-                <w:rFonts w:hint="default" w:ascii="Times New Roman" w:hAnsi="Times New Roman" w:cs="Times New Roman"/>
-                <w:sz w:val="22"/>
-                <w:szCs w:val="22"/>
-                <w:lang w:val="id-ID"/>
-              </w:rPr>
-            </w:pPr>
-            <w:r>
-              <w:rPr>
-                <w:rFonts w:hint="default" w:ascii="Times New Roman" w:hAnsi="Times New Roman" w:cs="Times New Roman"/>
+                <w:sz w:val="22"/>
+                <w:szCs w:val="22"/>
+                <w:lang w:val="id-ID"/>
+              </w:rPr>
+            </w:pPr>
+            <w:r>
+              <w:rPr>
                 <w:sz w:val="22"/>
                 <w:szCs w:val="22"/>
                 <w:lang w:val="id-ID"/>
@@ -2740,7 +2835,7 @@
         </w:tc>
         <w:tc>
           <w:tcPr>
-            <w:tcW w:w="6876" w:type="dxa"/>
+            <w:tcW w:w="6232" w:type="dxa"/>
           </w:tcPr>
           <w:p>
             <w:pPr>
@@ -2750,15 +2845,13 @@
               <w:spacing w:line="360" w:lineRule="auto"/>
               <w:jc w:val="both"/>
               <w:rPr>
-                <w:rFonts w:hint="default" w:ascii="Times New Roman" w:hAnsi="Times New Roman" w:cs="Times New Roman"/>
-                <w:sz w:val="22"/>
-                <w:szCs w:val="22"/>
-                <w:lang w:val="id-ID"/>
-              </w:rPr>
-            </w:pPr>
-            <w:r>
-              <w:rPr>
-                <w:rFonts w:hint="default" w:ascii="Times New Roman" w:hAnsi="Times New Roman" w:cs="Times New Roman"/>
+                <w:sz w:val="22"/>
+                <w:szCs w:val="22"/>
+                <w:lang w:val="id-ID"/>
+              </w:rPr>
+            </w:pPr>
+            <w:r>
+              <w:rPr>
                 <w:sz w:val="22"/>
                 <w:szCs w:val="22"/>
                 <w:lang w:val="id-ID"/>
@@ -2767,16 +2860,32 @@
             </w:r>
             <w:r>
               <w:rPr>
-                <w:rFonts w:hint="default" w:ascii="Times New Roman" w:hAnsi="Times New Roman" w:cs="Times New Roman"/>
-                <w:sz w:val="22"/>
-                <w:szCs w:val="22"/>
-                <w:lang w:val="en-US"/>
-              </w:rPr>
-              <w:t>{pukul}</w:t>
-            </w:r>
-            <w:r>
-              <w:rPr>
-                <w:rFonts w:hint="default" w:ascii="Times New Roman" w:hAnsi="Times New Roman" w:cs="Times New Roman"/>
+                <w:sz w:val="22"/>
+                <w:szCs w:val="22"/>
+                <w:lang w:val="en-US"/>
+              </w:rPr>
+              <w:t>{</w:t>
+            </w:r>
+            <w:proofErr w:type="spellStart"/>
+            <w:r>
+              <w:rPr>
+                <w:sz w:val="22"/>
+                <w:szCs w:val="22"/>
+                <w:lang w:val="en-US"/>
+              </w:rPr>
+              <w:t>pukul</w:t>
+            </w:r>
+            <w:proofErr w:type="spellEnd"/>
+            <w:r>
+              <w:rPr>
+                <w:sz w:val="22"/>
+                <w:szCs w:val="22"/>
+                <w:lang w:val="en-US"/>
+              </w:rPr>
+              <w:t>}</w:t>
+            </w:r>
+            <w:r>
+              <w:rPr>
                 <w:sz w:val="22"/>
                 <w:szCs w:val="22"/>
                 <w:lang w:val="id-ID"/>
@@ -2787,16 +2896,6 @@
         </w:tc>
       </w:tr>
       <w:tr>
-        <w:tblPrEx>
-          <w:tblBorders>
-            <w:top w:val="none" w:color="auto" w:sz="0" w:space="0"/>
-            <w:left w:val="none" w:color="auto" w:sz="0" w:space="0"/>
-            <w:bottom w:val="none" w:color="auto" w:sz="0" w:space="0"/>
-            <w:right w:val="none" w:color="auto" w:sz="0" w:space="0"/>
-            <w:insideH w:val="none" w:color="auto" w:sz="0" w:space="0"/>
-            <w:insideV w:val="none" w:color="auto" w:sz="0" w:space="0"/>
-          </w:tblBorders>
-        </w:tblPrEx>
         <w:tc>
           <w:tcPr>
             <w:tcW w:w="1012" w:type="dxa"/>
@@ -2809,15 +2908,13 @@
               <w:spacing w:line="360" w:lineRule="auto"/>
               <w:jc w:val="both"/>
               <w:rPr>
-                <w:rFonts w:hint="default" w:ascii="Times New Roman" w:hAnsi="Times New Roman" w:cs="Times New Roman"/>
-                <w:sz w:val="22"/>
-                <w:szCs w:val="22"/>
-                <w:lang w:val="id-ID"/>
-              </w:rPr>
-            </w:pPr>
-            <w:r>
-              <w:rPr>
-                <w:rFonts w:hint="default" w:ascii="Times New Roman" w:hAnsi="Times New Roman" w:cs="Times New Roman"/>
+                <w:sz w:val="22"/>
+                <w:szCs w:val="22"/>
+                <w:lang w:val="id-ID"/>
+              </w:rPr>
+            </w:pPr>
+            <w:r>
+              <w:rPr>
                 <w:sz w:val="22"/>
                 <w:szCs w:val="22"/>
                 <w:lang w:val="id-ID"/>
@@ -2838,15 +2935,13 @@
               <w:spacing w:line="360" w:lineRule="auto"/>
               <w:jc w:val="both"/>
               <w:rPr>
-                <w:rFonts w:hint="default" w:ascii="Times New Roman" w:hAnsi="Times New Roman" w:cs="Times New Roman"/>
-                <w:sz w:val="22"/>
-                <w:szCs w:val="22"/>
-                <w:lang w:val="id-ID"/>
-              </w:rPr>
-            </w:pPr>
-            <w:r>
-              <w:rPr>
-                <w:rFonts w:hint="default" w:ascii="Times New Roman" w:hAnsi="Times New Roman" w:cs="Times New Roman"/>
+                <w:sz w:val="22"/>
+                <w:szCs w:val="22"/>
+                <w:lang w:val="id-ID"/>
+              </w:rPr>
+            </w:pPr>
+            <w:r>
+              <w:rPr>
                 <w:sz w:val="22"/>
                 <w:szCs w:val="22"/>
                 <w:lang w:val="id-ID"/>
@@ -2857,7 +2952,7 @@
         </w:tc>
         <w:tc>
           <w:tcPr>
-            <w:tcW w:w="6876" w:type="dxa"/>
+            <w:tcW w:w="6232" w:type="dxa"/>
           </w:tcPr>
           <w:p>
             <w:pPr>
@@ -2867,15 +2962,13 @@
               <w:spacing w:line="360" w:lineRule="auto"/>
               <w:jc w:val="both"/>
               <w:rPr>
-                <w:rFonts w:hint="default" w:ascii="Times New Roman" w:hAnsi="Times New Roman" w:cs="Times New Roman"/>
-                <w:sz w:val="22"/>
-                <w:szCs w:val="22"/>
-                <w:lang w:val="id-ID"/>
-              </w:rPr>
-            </w:pPr>
-            <w:r>
-              <w:rPr>
-                <w:rFonts w:hint="default" w:ascii="Times New Roman" w:hAnsi="Times New Roman" w:cs="Times New Roman"/>
+                <w:sz w:val="22"/>
+                <w:szCs w:val="22"/>
+                <w:lang w:val="id-ID"/>
+              </w:rPr>
+            </w:pPr>
+            <w:r>
+              <w:rPr>
                 <w:sz w:val="22"/>
                 <w:szCs w:val="22"/>
                 <w:lang w:val="id-ID"/>
@@ -2884,7 +2977,6 @@
             </w:r>
             <w:r>
               <w:rPr>
-                <w:rFonts w:hint="default" w:ascii="Times New Roman" w:hAnsi="Times New Roman" w:cs="Times New Roman"/>
                 <w:sz w:val="22"/>
                 <w:szCs w:val="22"/>
                 <w:u w:val="single"/>
@@ -2894,16 +2986,32 @@
             </w:r>
             <w:r>
               <w:rPr>
-                <w:rFonts w:hint="default" w:ascii="Times New Roman" w:hAnsi="Times New Roman" w:cs="Times New Roman"/>
-                <w:sz w:val="22"/>
-                <w:szCs w:val="22"/>
-                <w:lang w:val="en-US"/>
-              </w:rPr>
-              <w:t>{jumlah}</w:t>
-            </w:r>
-            <w:r>
-              <w:rPr>
-                <w:rFonts w:hint="default" w:ascii="Times New Roman" w:hAnsi="Times New Roman" w:cs="Times New Roman"/>
+                <w:sz w:val="22"/>
+                <w:szCs w:val="22"/>
+                <w:lang w:val="en-US"/>
+              </w:rPr>
+              <w:t>{</w:t>
+            </w:r>
+            <w:proofErr w:type="spellStart"/>
+            <w:r>
+              <w:rPr>
+                <w:sz w:val="22"/>
+                <w:szCs w:val="22"/>
+                <w:lang w:val="en-US"/>
+              </w:rPr>
+              <w:t>jumlah</w:t>
+            </w:r>
+            <w:proofErr w:type="spellEnd"/>
+            <w:r>
+              <w:rPr>
+                <w:sz w:val="22"/>
+                <w:szCs w:val="22"/>
+                <w:lang w:val="en-US"/>
+              </w:rPr>
+              <w:t>}</w:t>
+            </w:r>
+            <w:r>
+              <w:rPr>
                 <w:sz w:val="22"/>
                 <w:szCs w:val="22"/>
                 <w:lang w:val="id-ID"/>
@@ -2913,31 +3021,44 @@
           </w:p>
           <w:p>
             <w:pPr>
-              <w:pStyle w:val="30"/>
-              <w:numPr>
-                <w:numId w:val="0"/>
-              </w:numPr>
+              <w:pStyle w:val="ListParagraph"/>
               <w:tabs>
                 <w:tab w:val="center" w:pos="7371"/>
               </w:tabs>
               <w:spacing w:line="360" w:lineRule="auto"/>
-              <w:ind w:left="176" w:leftChars="0"/>
+              <w:ind w:left="176"/>
               <w:jc w:val="both"/>
               <w:rPr>
-                <w:rFonts w:hint="default" w:ascii="Times New Roman" w:hAnsi="Times New Roman" w:cs="Times New Roman"/>
-                <w:sz w:val="22"/>
-                <w:szCs w:val="22"/>
-                <w:lang w:val="id-ID"/>
-              </w:rPr>
-            </w:pPr>
-            <w:r>
-              <w:rPr>
-                <w:rFonts w:hint="default" w:ascii="Times New Roman" w:hAnsi="Times New Roman" w:cs="Times New Roman"/>
-                <w:sz w:val="22"/>
-                <w:szCs w:val="22"/>
-                <w:lang w:val="en-US"/>
-              </w:rPr>
-              <w:t xml:space="preserve">{rincian_jumlah} </w:t>
+                <w:sz w:val="22"/>
+                <w:szCs w:val="22"/>
+                <w:lang w:val="id-ID"/>
+              </w:rPr>
+            </w:pPr>
+            <w:r>
+              <w:rPr>
+                <w:sz w:val="22"/>
+                <w:szCs w:val="22"/>
+                <w:lang w:val="en-US"/>
+              </w:rPr>
+              <w:t>{</w:t>
+            </w:r>
+            <w:proofErr w:type="spellStart"/>
+            <w:r>
+              <w:rPr>
+                <w:sz w:val="22"/>
+                <w:szCs w:val="22"/>
+                <w:lang w:val="en-US"/>
+              </w:rPr>
+              <w:t>rincian_jumlah</w:t>
+            </w:r>
+            <w:proofErr w:type="spellEnd"/>
+            <w:r>
+              <w:rPr>
+                <w:sz w:val="22"/>
+                <w:szCs w:val="22"/>
+                <w:lang w:val="en-US"/>
+              </w:rPr>
+              <w:t xml:space="preserve">} </w:t>
             </w:r>
           </w:p>
         </w:tc>
@@ -2951,7 +3072,6 @@
         <w:spacing w:line="360" w:lineRule="auto"/>
         <w:jc w:val="both"/>
         <w:rPr>
-          <w:rFonts w:hint="default" w:ascii="Times New Roman" w:hAnsi="Times New Roman" w:cs="Times New Roman"/>
           <w:sz w:val="22"/>
           <w:szCs w:val="22"/>
           <w:lang w:val="sv-FI"/>
@@ -2966,7 +3086,6 @@
         <w:spacing w:line="360" w:lineRule="auto"/>
         <w:jc w:val="both"/>
         <w:rPr>
-          <w:rFonts w:hint="default" w:ascii="Times New Roman" w:hAnsi="Times New Roman" w:cs="Times New Roman"/>
           <w:sz w:val="22"/>
           <w:szCs w:val="22"/>
           <w:lang w:val="sv-FI"/>
@@ -2981,7 +3100,6 @@
         <w:spacing w:line="360" w:lineRule="auto"/>
         <w:jc w:val="both"/>
         <w:rPr>
-          <w:rFonts w:hint="default" w:ascii="Times New Roman" w:hAnsi="Times New Roman" w:cs="Times New Roman"/>
           <w:sz w:val="22"/>
           <w:szCs w:val="22"/>
           <w:lang w:val="id-ID"/>
@@ -2996,7 +3114,6 @@
         <w:spacing w:line="360" w:lineRule="auto"/>
         <w:jc w:val="both"/>
         <w:rPr>
-          <w:rFonts w:hint="default" w:ascii="Times New Roman" w:hAnsi="Times New Roman" w:cs="Times New Roman"/>
           <w:sz w:val="22"/>
           <w:szCs w:val="22"/>
           <w:lang w:val="sv-FI"/>
@@ -3011,7 +3128,6 @@
         <w:spacing w:line="360" w:lineRule="auto"/>
         <w:jc w:val="both"/>
         <w:rPr>
-          <w:rFonts w:hint="default" w:ascii="Times New Roman" w:hAnsi="Times New Roman" w:cs="Times New Roman"/>
           <w:sz w:val="22"/>
           <w:szCs w:val="22"/>
           <w:lang w:val="sv-FI"/>
@@ -3026,12 +3142,145 @@
         <w:spacing w:line="360" w:lineRule="auto"/>
         <w:jc w:val="both"/>
         <w:rPr>
-          <w:rFonts w:hint="default" w:ascii="Times New Roman" w:hAnsi="Times New Roman" w:cs="Times New Roman"/>
           <w:sz w:val="22"/>
           <w:szCs w:val="22"/>
           <w:lang w:val="sv-FI"/>
         </w:rPr>
       </w:pPr>
+    </w:p>
+    <w:p>
+      <w:pPr>
+        <w:ind w:left="1276" w:firstLine="425"/>
+        <w:jc w:val="both"/>
+        <w:rPr>
+          <w:i/>
+          <w:lang w:val="id-ID"/>
+        </w:rPr>
+      </w:pPr>
+      <w:proofErr w:type="spellStart"/>
+      <w:r>
+        <w:t>Sehubungan</w:t>
+      </w:r>
+      <w:proofErr w:type="spellEnd"/>
+      <w:r>
+        <w:t xml:space="preserve"> </w:t>
+      </w:r>
+      <w:proofErr w:type="spellStart"/>
+      <w:r>
+        <w:t>dengan</w:t>
+      </w:r>
+      <w:proofErr w:type="spellEnd"/>
+      <w:r>
+        <w:t xml:space="preserve"> </w:t>
+      </w:r>
+      <w:proofErr w:type="spellStart"/>
+      <w:r>
+        <w:t>hal</w:t>
+      </w:r>
+      <w:proofErr w:type="spellEnd"/>
+      <w:r>
+        <w:t xml:space="preserve"> </w:t>
+      </w:r>
+      <w:proofErr w:type="spellStart"/>
+      <w:r>
+        <w:t>tersebut</w:t>
+      </w:r>
+      <w:proofErr w:type="spellEnd"/>
+      <w:r>
+        <w:t xml:space="preserve"> kami </w:t>
+      </w:r>
+      <w:proofErr w:type="spellStart"/>
+      <w:r>
+        <w:t>mohon</w:t>
+      </w:r>
+      <w:proofErr w:type="spellEnd"/>
+      <w:r>
+        <w:t xml:space="preserve"> </w:t>
+      </w:r>
+      <w:proofErr w:type="spellStart"/>
+      <w:r>
+        <w:t>bantuannya</w:t>
+      </w:r>
+      <w:proofErr w:type="spellEnd"/>
+      <w:r>
+        <w:t xml:space="preserve"> agar </w:t>
+      </w:r>
+      <w:proofErr w:type="spellStart"/>
+      <w:r>
+        <w:t>rombongan</w:t>
+      </w:r>
+      <w:proofErr w:type="spellEnd"/>
+      <w:r>
+        <w:t xml:space="preserve"> kami </w:t>
+      </w:r>
+      <w:proofErr w:type="spellStart"/>
+      <w:r>
+        <w:t>dapat</w:t>
+      </w:r>
+      <w:proofErr w:type="spellEnd"/>
+      <w:r>
+        <w:t xml:space="preserve"> </w:t>
+      </w:r>
+      <w:proofErr w:type="spellStart"/>
+      <w:r>
+        <w:t>diterima</w:t>
+      </w:r>
+      <w:proofErr w:type="spellEnd"/>
+      <w:r>
+        <w:t xml:space="preserve"> dan </w:t>
+      </w:r>
+      <w:proofErr w:type="spellStart"/>
+      <w:r>
+        <w:t>mohon</w:t>
+      </w:r>
+      <w:proofErr w:type="spellEnd"/>
+      <w:r>
+        <w:t xml:space="preserve"> </w:t>
+      </w:r>
+      <w:proofErr w:type="spellStart"/>
+      <w:r>
+        <w:t>jawaban</w:t>
+      </w:r>
+      <w:proofErr w:type="spellEnd"/>
+      <w:r>
+        <w:t xml:space="preserve"> </w:t>
+      </w:r>
+      <w:proofErr w:type="spellStart"/>
+      <w:r>
+        <w:t>melalui</w:t>
+      </w:r>
+      <w:proofErr w:type="spellEnd"/>
+      <w:r>
+        <w:t xml:space="preserve"> Contact Person </w:t>
+      </w:r>
+      <w:r>
+        <w:rPr>
+          <w:lang w:val="id-ID"/>
+        </w:rPr>
+        <w:t xml:space="preserve">Person </w:t>
+      </w:r>
+      <w:r>
+        <w:rPr>
+          <w:i/>
+          <w:lang w:val="id-ID"/>
+        </w:rPr>
+        <w:t>Susilowati, SE. MM (081 325 100 852).</w:t>
+      </w:r>
+    </w:p>
+    <w:p>
+      <w:pPr>
+        <w:ind w:left="1276" w:firstLine="425"/>
+        <w:jc w:val="both"/>
+        <w:rPr>
+          <w:lang w:val="id-ID"/>
+        </w:rPr>
+      </w:pPr>
+      <w:r>
+        <w:rPr>
+          <w:lang w:val="id-ID"/>
+        </w:rPr>
+        <w:t>Demikian Surat dari kami atas perhatian dan kerjasamanya. Disampaikan terimah kasih.</w:t>
+      </w:r>
     </w:p>
     <w:p>
       <w:pPr>
@@ -3041,13 +3290,185 @@
         <w:spacing w:line="360" w:lineRule="auto"/>
         <w:jc w:val="both"/>
         <w:rPr>
-          <w:rFonts w:hint="default" w:ascii="Times New Roman" w:hAnsi="Times New Roman" w:cs="Times New Roman"/>
           <w:sz w:val="22"/>
           <w:szCs w:val="22"/>
           <w:lang w:val="sv-FI"/>
         </w:rPr>
       </w:pPr>
     </w:p>
+    <w:tbl>
+      <w:tblPr>
+        <w:tblStyle w:val="TableGrid"/>
+        <w:tblpPr w:leftFromText="180" w:rightFromText="180" w:vertAnchor="text" w:horzAnchor="margin" w:tblpXSpec="right" w:tblpY="-37"/>
+        <w:tblW w:w="0" w:type="auto"/>
+        <w:tblBorders>
+          <w:top w:val="none" w:sz="0" w:space="0" w:color="auto"/>
+          <w:left w:val="none" w:sz="0" w:space="0" w:color="auto"/>
+          <w:bottom w:val="none" w:sz="0" w:space="0" w:color="auto"/>
+          <w:right w:val="none" w:sz="0" w:space="0" w:color="auto"/>
+          <w:insideH w:val="none" w:sz="0" w:space="0" w:color="auto"/>
+          <w:insideV w:val="none" w:sz="0" w:space="0" w:color="auto"/>
+        </w:tblBorders>
+        <w:tblLook w:val="04A0" w:firstRow="1" w:lastRow="0" w:firstColumn="1" w:lastColumn="0" w:noHBand="0" w:noVBand="1"/>
+      </w:tblPr>
+      <w:tblGrid>
+        <w:gridCol w:w="5240"/>
+      </w:tblGrid>
+      <w:tr>
+        <w:tc>
+          <w:tcPr>
+            <w:tcW w:w="5240" w:type="dxa"/>
+          </w:tcPr>
+          <w:p>
+            <w:pPr>
+              <w:adjustRightInd w:val="0"/>
+              <w:spacing w:line="360" w:lineRule="auto"/>
+              <w:jc w:val="center"/>
+              <w:rPr>
+                <w:sz w:val="22"/>
+                <w:szCs w:val="22"/>
+                <w:lang w:val="id-ID"/>
+              </w:rPr>
+            </w:pPr>
+            <w:r>
+              <w:rPr>
+                <w:sz w:val="22"/>
+                <w:szCs w:val="22"/>
+                <w:lang w:val="id-ID"/>
+              </w:rPr>
+              <w:t>DEWAN PERWAKILAN RAKYAT DAERAH</w:t>
+            </w:r>
+          </w:p>
+          <w:p>
+            <w:pPr>
+              <w:adjustRightInd w:val="0"/>
+              <w:spacing w:line="360" w:lineRule="auto"/>
+              <w:jc w:val="center"/>
+              <w:rPr>
+                <w:color w:val="000000"/>
+                <w:sz w:val="22"/>
+                <w:szCs w:val="22"/>
+                <w:lang w:val="id-ID"/>
+              </w:rPr>
+            </w:pPr>
+            <w:r>
+              <w:rPr>
+                <w:color w:val="000000"/>
+                <w:sz w:val="22"/>
+                <w:szCs w:val="22"/>
+                <w:lang w:val="id-ID"/>
+              </w:rPr>
+              <w:t>KOTA SALATIGA</w:t>
+            </w:r>
+          </w:p>
+          <w:p>
+            <w:pPr>
+              <w:adjustRightInd w:val="0"/>
+              <w:spacing w:line="360" w:lineRule="auto"/>
+              <w:jc w:val="center"/>
+              <w:rPr>
+                <w:color w:val="000000"/>
+                <w:sz w:val="22"/>
+                <w:szCs w:val="22"/>
+                <w:lang w:val="id-ID"/>
+              </w:rPr>
+            </w:pPr>
+            <w:r>
+              <w:rPr>
+                <w:color w:val="000000"/>
+                <w:sz w:val="22"/>
+                <w:szCs w:val="22"/>
+                <w:lang w:val="id-ID"/>
+              </w:rPr>
+              <w:t>KETUA</w:t>
+            </w:r>
+          </w:p>
+          <w:p>
+            <w:pPr>
+              <w:adjustRightInd w:val="0"/>
+              <w:spacing w:line="360" w:lineRule="auto"/>
+              <w:jc w:val="center"/>
+              <w:rPr>
+                <w:color w:val="000000"/>
+                <w:sz w:val="22"/>
+                <w:szCs w:val="22"/>
+                <w:lang w:val="id-ID"/>
+              </w:rPr>
+            </w:pPr>
+          </w:p>
+          <w:p>
+            <w:pPr>
+              <w:adjustRightInd w:val="0"/>
+              <w:spacing w:line="360" w:lineRule="auto"/>
+              <w:jc w:val="center"/>
+              <w:rPr>
+                <w:color w:val="000000"/>
+                <w:sz w:val="22"/>
+                <w:szCs w:val="22"/>
+                <w:lang w:val="id-ID"/>
+              </w:rPr>
+            </w:pPr>
+          </w:p>
+          <w:p>
+            <w:pPr>
+              <w:adjustRightInd w:val="0"/>
+              <w:spacing w:line="360" w:lineRule="auto"/>
+              <w:jc w:val="center"/>
+              <w:rPr>
+                <w:color w:val="000000"/>
+                <w:sz w:val="22"/>
+                <w:szCs w:val="22"/>
+                <w:lang w:val="id-ID"/>
+              </w:rPr>
+            </w:pPr>
+          </w:p>
+          <w:p>
+            <w:pPr>
+              <w:adjustRightInd w:val="0"/>
+              <w:spacing w:line="360" w:lineRule="auto"/>
+              <w:jc w:val="center"/>
+              <w:rPr>
+                <w:sz w:val="22"/>
+                <w:szCs w:val="22"/>
+                <w:lang w:val="en-US"/>
+              </w:rPr>
+            </w:pPr>
+            <w:r>
+              <w:rPr>
+                <w:bCs/>
+                <w:sz w:val="22"/>
+                <w:szCs w:val="22"/>
+                <w:u w:val="single"/>
+                <w:lang w:val="en-US"/>
+              </w:rPr>
+              <w:t>{</w:t>
+            </w:r>
+            <w:proofErr w:type="spellStart"/>
+            <w:r>
+              <w:rPr>
+                <w:bCs/>
+                <w:sz w:val="22"/>
+                <w:szCs w:val="22"/>
+                <w:u w:val="single"/>
+                <w:lang w:val="en-US"/>
+              </w:rPr>
+              <w:t>ketuadprd</w:t>
+            </w:r>
+            <w:proofErr w:type="spellEnd"/>
+            <w:r>
+              <w:rPr>
+                <w:bCs/>
+                <w:sz w:val="22"/>
+                <w:szCs w:val="22"/>
+                <w:u w:val="single"/>
+                <w:lang w:val="en-US"/>
+              </w:rPr>
+              <w:t>}</w:t>
+            </w:r>
+          </w:p>
+        </w:tc>
+      </w:tr>
+    </w:tbl>
     <w:p>
       <w:pPr>
         <w:tabs>
@@ -3056,84 +3477,315 @@
         <w:spacing w:line="360" w:lineRule="auto"/>
         <w:jc w:val="both"/>
         <w:rPr>
-          <w:rFonts w:hint="default" w:ascii="Times New Roman" w:hAnsi="Times New Roman" w:cs="Times New Roman"/>
           <w:sz w:val="22"/>
           <w:szCs w:val="22"/>
           <w:lang w:val="sv-FI"/>
+        </w:rPr>
+      </w:pPr>
+    </w:p>
+    <w:p>
+      <w:pPr>
+        <w:tabs>
+          <w:tab w:val="center" w:pos="7371"/>
+        </w:tabs>
+        <w:spacing w:line="360" w:lineRule="auto"/>
+        <w:jc w:val="both"/>
+        <w:rPr>
+          <w:sz w:val="22"/>
+          <w:szCs w:val="22"/>
+          <w:lang w:val="sv-FI"/>
+        </w:rPr>
+      </w:pPr>
+    </w:p>
+    <w:p>
+      <w:pPr>
+        <w:tabs>
+          <w:tab w:val="center" w:pos="7371"/>
+        </w:tabs>
+        <w:spacing w:line="360" w:lineRule="auto"/>
+        <w:jc w:val="both"/>
+        <w:rPr>
+          <w:sz w:val="22"/>
+          <w:szCs w:val="22"/>
+          <w:lang w:val="sv-FI"/>
+        </w:rPr>
+      </w:pPr>
+    </w:p>
+    <w:p>
+      <w:pPr>
+        <w:tabs>
+          <w:tab w:val="center" w:pos="7371"/>
+        </w:tabs>
+        <w:spacing w:line="360" w:lineRule="auto"/>
+        <w:jc w:val="both"/>
+        <w:rPr>
+          <w:sz w:val="22"/>
+          <w:szCs w:val="22"/>
+          <w:lang w:val="sv-FI"/>
+        </w:rPr>
+      </w:pPr>
+    </w:p>
+    <w:p>
+      <w:pPr>
+        <w:tabs>
+          <w:tab w:val="center" w:pos="7371"/>
+        </w:tabs>
+        <w:spacing w:line="360" w:lineRule="auto"/>
+        <w:jc w:val="both"/>
+        <w:rPr>
+          <w:sz w:val="22"/>
+          <w:szCs w:val="22"/>
+          <w:lang w:val="sv-FI"/>
+        </w:rPr>
+      </w:pPr>
+    </w:p>
+    <w:p>
+      <w:pPr>
+        <w:tabs>
+          <w:tab w:val="center" w:pos="7371"/>
+        </w:tabs>
+        <w:spacing w:line="360" w:lineRule="auto"/>
+        <w:jc w:val="both"/>
+        <w:rPr>
+          <w:sz w:val="22"/>
+          <w:szCs w:val="22"/>
+          <w:lang w:val="sv-FI"/>
+        </w:rPr>
+      </w:pPr>
+    </w:p>
+    <w:p>
+      <w:pPr>
+        <w:tabs>
+          <w:tab w:val="center" w:pos="7371"/>
+        </w:tabs>
+        <w:spacing w:line="360" w:lineRule="auto"/>
+        <w:jc w:val="both"/>
+        <w:rPr>
+          <w:sz w:val="22"/>
+          <w:szCs w:val="22"/>
+          <w:lang w:val="sv-FI"/>
+        </w:rPr>
+      </w:pPr>
+    </w:p>
+    <w:p>
+      <w:pPr>
+        <w:tabs>
+          <w:tab w:val="center" w:pos="7371"/>
+        </w:tabs>
+        <w:spacing w:line="360" w:lineRule="auto"/>
+        <w:jc w:val="both"/>
+        <w:rPr>
+          <w:sz w:val="22"/>
+          <w:szCs w:val="22"/>
+          <w:lang w:val="id-ID"/>
+        </w:rPr>
+      </w:pPr>
+      <w:r>
+        <w:rPr>
+          <w:sz w:val="22"/>
+          <w:szCs w:val="22"/>
+          <w:lang w:val="id-ID"/>
+        </w:rPr>
+        <w:t>Tembusan, disampaikan Kepada Yth. :</w:t>
+      </w:r>
+    </w:p>
+    <w:p>
+      <w:pPr>
+        <w:pStyle w:val="ListParagraph"/>
+        <w:numPr>
+          <w:ilvl w:val="0"/>
+          <w:numId w:val="1"/>
+        </w:numPr>
+        <w:tabs>
+          <w:tab w:val="center" w:pos="7371"/>
+        </w:tabs>
+        <w:spacing w:line="360" w:lineRule="auto"/>
+        <w:ind w:left="426" w:hanging="284"/>
+        <w:jc w:val="both"/>
+        <w:rPr>
+          <w:sz w:val="22"/>
+          <w:szCs w:val="22"/>
+          <w:lang w:val="id-ID"/>
+        </w:rPr>
+      </w:pPr>
+      <w:r>
+        <w:rPr>
+          <w:sz w:val="22"/>
+          <w:szCs w:val="22"/>
+          <w:lang w:val="id-ID"/>
+        </w:rPr>
+        <w:t>Pimpinan DPRD Kota Salatiga</w:t>
+      </w:r>
+    </w:p>
+    <w:p>
+      <w:pPr>
+        <w:pStyle w:val="ListParagraph"/>
+        <w:numPr>
+          <w:ilvl w:val="0"/>
+          <w:numId w:val="1"/>
+        </w:numPr>
+        <w:tabs>
+          <w:tab w:val="center" w:pos="7371"/>
+        </w:tabs>
+        <w:spacing w:line="360" w:lineRule="auto"/>
+        <w:ind w:left="426" w:hanging="284"/>
+        <w:jc w:val="both"/>
+        <w:rPr>
+          <w:rFonts w:ascii="Arial" w:hAnsi="Arial" w:cs="Arial"/>
+          <w:sz w:val="22"/>
+          <w:szCs w:val="22"/>
+          <w:lang w:val="id-ID"/>
+        </w:rPr>
+      </w:pPr>
+      <w:r>
+        <w:rPr>
+          <w:sz w:val="22"/>
+          <w:szCs w:val="22"/>
+          <w:lang w:val="id-ID"/>
+        </w:rPr>
+        <w:t>Sekretaris DPRD Kota Salatiga</w:t>
+      </w:r>
+    </w:p>
+    <w:p>
+      <w:pPr>
+        <w:rPr>
+          <w:rFonts w:ascii="Arial" w:hAnsi="Arial" w:cs="Arial"/>
+          <w:sz w:val="22"/>
+          <w:szCs w:val="22"/>
+          <w:lang w:val="id-ID"/>
+        </w:rPr>
+      </w:pPr>
+      <w:r>
+        <w:rPr>
+          <w:rFonts w:ascii="Arial" w:hAnsi="Arial" w:cs="Arial"/>
+          <w:sz w:val="22"/>
+          <w:szCs w:val="22"/>
+          <w:lang w:val="id-ID"/>
+        </w:rPr>
+        <w:br w:type="page"/>
+      </w:r>
+    </w:p>
+    <w:p>
+      <w:pPr>
+        <w:tabs>
+          <w:tab w:val="center" w:pos="6804"/>
+        </w:tabs>
+        <w:adjustRightInd w:val="0"/>
+        <w:jc w:val="both"/>
+        <w:rPr>
+          <w:rFonts w:ascii="Arial" w:hAnsi="Arial" w:cs="Arial"/>
+          <w:color w:val="000000"/>
+          <w:lang w:val="it-IT"/>
+        </w:rPr>
+      </w:pPr>
+    </w:p>
+    <w:p>
+      <w:pPr>
+        <w:tabs>
+          <w:tab w:val="center" w:pos="7371"/>
+        </w:tabs>
+        <w:spacing w:line="360" w:lineRule="auto"/>
+        <w:ind w:left="7200"/>
+        <w:jc w:val="both"/>
+        <w:rPr>
+          <w:rFonts w:ascii="Arial" w:hAnsi="Arial" w:cs="Arial"/>
+          <w:sz w:val="22"/>
+          <w:szCs w:val="22"/>
+          <w:lang w:val="en-US"/>
+        </w:rPr>
+      </w:pPr>
+      <w:r>
+        <w:rPr>
+          <w:rFonts w:ascii="Arial" w:hAnsi="Arial" w:cs="Arial"/>
+          <w:sz w:val="22"/>
+          <w:szCs w:val="22"/>
+          <w:lang w:val="id-ID"/>
+        </w:rPr>
+        <w:t xml:space="preserve">Salatiga, </w:t>
+      </w:r>
+      <w:r>
+        <w:rPr>
+          <w:rFonts w:ascii="Arial" w:hAnsi="Arial" w:cs="Arial"/>
+          <w:sz w:val="22"/>
+          <w:szCs w:val="22"/>
+          <w:lang w:val="en-US"/>
+        </w:rPr>
+        <w:t>{</w:t>
+      </w:r>
+      <w:proofErr w:type="spellStart"/>
+      <w:r>
+        <w:rPr>
+          <w:rFonts w:ascii="Arial" w:hAnsi="Arial" w:cs="Arial"/>
+          <w:sz w:val="22"/>
+          <w:szCs w:val="22"/>
+          <w:lang w:val="en-US"/>
+        </w:rPr>
+        <w:t>tanggalsuratdibuat</w:t>
+      </w:r>
+      <w:proofErr w:type="spellEnd"/>
+      <w:r>
+        <w:rPr>
+          <w:rFonts w:ascii="Arial" w:hAnsi="Arial" w:cs="Arial"/>
+          <w:sz w:val="22"/>
+          <w:szCs w:val="22"/>
+          <w:lang w:val="en-US"/>
+        </w:rPr>
+        <w:t>}</w:t>
+      </w:r>
+    </w:p>
+    <w:p>
+      <w:pPr>
+        <w:tabs>
+          <w:tab w:val="center" w:pos="6804"/>
+        </w:tabs>
+        <w:adjustRightInd w:val="0"/>
+        <w:jc w:val="both"/>
+        <w:rPr>
+          <w:rFonts w:ascii="Arial" w:hAnsi="Arial" w:cs="Arial"/>
+          <w:color w:val="000000"/>
+          <w:lang w:val="it-IT"/>
+        </w:rPr>
+      </w:pPr>
+    </w:p>
+    <w:p>
+      <w:pPr>
+        <w:tabs>
+          <w:tab w:val="center" w:pos="6804"/>
+        </w:tabs>
+        <w:adjustRightInd w:val="0"/>
+        <w:jc w:val="both"/>
+        <w:rPr>
+          <w:rFonts w:ascii="Arial" w:hAnsi="Arial" w:cs="Arial"/>
+          <w:color w:val="000000"/>
+          <w:lang w:val="it-IT"/>
         </w:rPr>
       </w:pPr>
     </w:p>
     <w:tbl>
       <w:tblPr>
-        <w:tblStyle w:val="19"/>
-        <w:tblpPr w:leftFromText="180" w:rightFromText="180" w:vertAnchor="text" w:horzAnchor="page" w:tblpX="3181" w:tblpY="71"/>
-        <w:tblW w:w="0" w:type="auto"/>
-        <w:tblInd w:w="0" w:type="dxa"/>
+        <w:tblStyle w:val="TableGrid"/>
+        <w:tblW w:w="10490" w:type="dxa"/>
+        <w:tblInd w:w="-289" w:type="dxa"/>
         <w:tblBorders>
-          <w:top w:val="none" w:color="auto" w:sz="0" w:space="0"/>
-          <w:left w:val="none" w:color="auto" w:sz="0" w:space="0"/>
-          <w:bottom w:val="none" w:color="auto" w:sz="0" w:space="0"/>
-          <w:right w:val="none" w:color="auto" w:sz="0" w:space="0"/>
-          <w:insideH w:val="none" w:color="auto" w:sz="0" w:space="0"/>
-          <w:insideV w:val="none" w:color="auto" w:sz="0" w:space="0"/>
+          <w:top w:val="none" w:sz="0" w:space="0" w:color="auto"/>
+          <w:left w:val="none" w:sz="0" w:space="0" w:color="auto"/>
+          <w:bottom w:val="none" w:sz="0" w:space="0" w:color="auto"/>
+          <w:right w:val="none" w:sz="0" w:space="0" w:color="auto"/>
+          <w:insideH w:val="none" w:sz="0" w:space="0" w:color="auto"/>
+          <w:insideV w:val="none" w:sz="0" w:space="0" w:color="auto"/>
         </w:tblBorders>
-        <w:tblLayout w:type="autofit"/>
-        <w:tblCellMar>
-          <w:top w:w="0" w:type="dxa"/>
-          <w:left w:w="108" w:type="dxa"/>
-          <w:bottom w:w="0" w:type="dxa"/>
-          <w:right w:w="108" w:type="dxa"/>
-        </w:tblCellMar>
+        <w:tblLook w:val="04A0" w:firstRow="1" w:lastRow="0" w:firstColumn="1" w:lastColumn="0" w:noHBand="0" w:noVBand="1"/>
       </w:tblPr>
       <w:tblGrid>
-        <w:gridCol w:w="8719"/>
+        <w:gridCol w:w="1702"/>
+        <w:gridCol w:w="5089"/>
+        <w:gridCol w:w="3699"/>
       </w:tblGrid>
       <w:tr>
-        <w:tblPrEx>
-          <w:tblBorders>
-            <w:top w:val="none" w:color="auto" w:sz="0" w:space="0"/>
-            <w:left w:val="none" w:color="auto" w:sz="0" w:space="0"/>
-            <w:bottom w:val="none" w:color="auto" w:sz="0" w:space="0"/>
-            <w:right w:val="none" w:color="auto" w:sz="0" w:space="0"/>
-            <w:insideH w:val="none" w:color="auto" w:sz="0" w:space="0"/>
-            <w:insideV w:val="none" w:color="auto" w:sz="0" w:space="0"/>
-          </w:tblBorders>
-          <w:tblCellMar>
-            <w:top w:w="0" w:type="dxa"/>
-            <w:left w:w="108" w:type="dxa"/>
-            <w:bottom w:w="0" w:type="dxa"/>
-            <w:right w:w="108" w:type="dxa"/>
-          </w:tblCellMar>
-        </w:tblPrEx>
         <w:tc>
           <w:tcPr>
-            <w:tcW w:w="8719" w:type="dxa"/>
+            <w:tcW w:w="1702" w:type="dxa"/>
           </w:tcPr>
-          <w:p>
-            <w:pPr>
-              <w:tabs>
-                <w:tab w:val="center" w:pos="7371"/>
-              </w:tabs>
-              <w:spacing w:line="360" w:lineRule="auto"/>
-              <w:ind w:left="880" w:hanging="426"/>
-              <w:jc w:val="both"/>
-              <w:rPr>
-                <w:rFonts w:hint="default" w:ascii="Times New Roman" w:hAnsi="Times New Roman" w:cs="Times New Roman"/>
-                <w:sz w:val="22"/>
-                <w:szCs w:val="22"/>
-                <w:lang w:val="id-ID"/>
-              </w:rPr>
-            </w:pPr>
-            <w:r>
-              <w:rPr>
-                <w:rFonts w:hint="default" w:ascii="Times New Roman" w:hAnsi="Times New Roman" w:cs="Times New Roman"/>
-                <w:sz w:val="22"/>
-                <w:szCs w:val="22"/>
-                <w:lang w:val="id-ID"/>
-              </w:rPr>
-              <w:t>Sehubungan dengan hal tersebut kami mohonn bantuannya</w:t>
-            </w:r>
-          </w:p>
           <w:p>
             <w:pPr>
               <w:tabs>
@@ -3142,22 +3794,27 @@
               <w:spacing w:line="360" w:lineRule="auto"/>
               <w:jc w:val="both"/>
               <w:rPr>
-                <w:rFonts w:hint="default" w:ascii="Times New Roman" w:hAnsi="Times New Roman" w:cs="Times New Roman"/>
-                <w:sz w:val="22"/>
-                <w:szCs w:val="22"/>
-                <w:lang w:val="id-ID"/>
-              </w:rPr>
-            </w:pPr>
-            <w:r>
-              <w:rPr>
-                <w:rFonts w:hint="default" w:ascii="Times New Roman" w:hAnsi="Times New Roman" w:cs="Times New Roman"/>
-                <w:sz w:val="22"/>
-                <w:szCs w:val="22"/>
-                <w:lang w:val="id-ID"/>
-              </w:rPr>
-              <w:t>agar rombongan kami dapat diterima dan mohon jawaban melalui</w:t>
-            </w:r>
-          </w:p>
+                <w:rFonts w:ascii="Arial" w:hAnsi="Arial" w:cs="Arial"/>
+                <w:sz w:val="22"/>
+                <w:szCs w:val="22"/>
+                <w:lang w:val="id-ID"/>
+              </w:rPr>
+            </w:pPr>
+            <w:r>
+              <w:rPr>
+                <w:rFonts w:ascii="Arial" w:hAnsi="Arial" w:cs="Arial"/>
+                <w:sz w:val="22"/>
+                <w:szCs w:val="22"/>
+                <w:lang w:val="id-ID"/>
+              </w:rPr>
+              <w:t>Nomor              :</w:t>
+            </w:r>
+          </w:p>
+        </w:tc>
+        <w:tc>
+          <w:tcPr>
+            <w:tcW w:w="5089" w:type="dxa"/>
+          </w:tcPr>
           <w:p>
             <w:pPr>
               <w:tabs>
@@ -3166,58 +3823,47 @@
               <w:spacing w:line="360" w:lineRule="auto"/>
               <w:jc w:val="both"/>
               <w:rPr>
-                <w:rFonts w:hint="default" w:ascii="Times New Roman" w:hAnsi="Times New Roman" w:cs="Times New Roman"/>
-                <w:i/>
-                <w:sz w:val="22"/>
-                <w:szCs w:val="22"/>
-                <w:lang w:val="id-ID"/>
-              </w:rPr>
-            </w:pPr>
-            <w:r>
-              <w:rPr>
-                <w:rFonts w:hint="default" w:ascii="Times New Roman" w:hAnsi="Times New Roman" w:cs="Times New Roman"/>
-                <w:sz w:val="22"/>
-                <w:szCs w:val="22"/>
-                <w:lang w:val="id-ID"/>
-              </w:rPr>
-              <w:t xml:space="preserve">Contact Person </w:t>
-            </w:r>
-            <w:r>
-              <w:rPr>
-                <w:rFonts w:hint="default" w:ascii="Times New Roman" w:hAnsi="Times New Roman" w:cs="Times New Roman"/>
-                <w:i/>
-                <w:sz w:val="22"/>
-                <w:szCs w:val="22"/>
-                <w:lang w:val="id-ID"/>
-              </w:rPr>
-              <w:t>Susilowati, SE. MM (081 325 100 852).</w:t>
-            </w:r>
-          </w:p>
-          <w:p>
-            <w:pPr>
-              <w:tabs>
-                <w:tab w:val="center" w:pos="7371"/>
-              </w:tabs>
-              <w:spacing w:line="360" w:lineRule="auto"/>
-              <w:ind w:firstLine="596"/>
-              <w:jc w:val="both"/>
-              <w:rPr>
-                <w:rFonts w:hint="default" w:ascii="Times New Roman" w:hAnsi="Times New Roman" w:cs="Times New Roman"/>
-                <w:sz w:val="22"/>
-                <w:szCs w:val="22"/>
-                <w:lang w:val="id-ID"/>
-              </w:rPr>
-            </w:pPr>
-            <w:r>
-              <w:rPr>
-                <w:rFonts w:hint="default" w:ascii="Times New Roman" w:hAnsi="Times New Roman" w:cs="Times New Roman"/>
-                <w:sz w:val="22"/>
-                <w:szCs w:val="22"/>
-                <w:lang w:val="id-ID"/>
-              </w:rPr>
-              <w:t>Demikian Surat dari kami atas perhatian dan Kerjasamanya</w:t>
-            </w:r>
-          </w:p>
+                <w:rFonts w:ascii="Arial" w:hAnsi="Arial" w:cs="Arial"/>
+                <w:sz w:val="22"/>
+                <w:szCs w:val="22"/>
+                <w:lang w:val="en-US"/>
+              </w:rPr>
+            </w:pPr>
+            <w:r>
+              <w:rPr>
+                <w:rFonts w:ascii="Arial" w:hAnsi="Arial" w:cs="Arial"/>
+                <w:sz w:val="22"/>
+                <w:szCs w:val="22"/>
+                <w:lang w:val="en-US"/>
+              </w:rPr>
+              <w:t>{</w:t>
+            </w:r>
+            <w:proofErr w:type="spellStart"/>
+            <w:r>
+              <w:rPr>
+                <w:rFonts w:ascii="Arial" w:hAnsi="Arial" w:cs="Arial"/>
+                <w:sz w:val="22"/>
+                <w:szCs w:val="22"/>
+                <w:lang w:val="en-US"/>
+              </w:rPr>
+              <w:t>nomor_surat_spt</w:t>
+            </w:r>
+            <w:proofErr w:type="spellEnd"/>
+            <w:r>
+              <w:rPr>
+                <w:rFonts w:ascii="Arial" w:hAnsi="Arial" w:cs="Arial"/>
+                <w:sz w:val="22"/>
+                <w:szCs w:val="22"/>
+                <w:lang w:val="en-US"/>
+              </w:rPr>
+              <w:t>}</w:t>
+            </w:r>
+          </w:p>
+        </w:tc>
+        <w:tc>
+          <w:tcPr>
+            <w:tcW w:w="3699" w:type="dxa"/>
+          </w:tcPr>
           <w:p>
             <w:pPr>
               <w:tabs>
@@ -3226,705 +3872,25 @@
               <w:spacing w:line="360" w:lineRule="auto"/>
               <w:jc w:val="both"/>
               <w:rPr>
-                <w:rFonts w:hint="default" w:ascii="Times New Roman" w:hAnsi="Times New Roman" w:cs="Times New Roman"/>
-                <w:sz w:val="22"/>
-                <w:szCs w:val="22"/>
-                <w:lang w:val="id-ID"/>
-              </w:rPr>
-            </w:pPr>
-            <w:r>
-              <w:rPr>
-                <w:rFonts w:hint="default" w:ascii="Times New Roman" w:hAnsi="Times New Roman" w:cs="Times New Roman"/>
-                <w:sz w:val="22"/>
-                <w:szCs w:val="22"/>
-                <w:lang w:val="id-ID"/>
-              </w:rPr>
-              <w:t>Disampaikan terimah kasih.</w:t>
+                <w:rFonts w:ascii="Arial" w:hAnsi="Arial" w:cs="Arial"/>
+                <w:sz w:val="22"/>
+                <w:szCs w:val="22"/>
+                <w:lang w:val="id-ID"/>
+              </w:rPr>
+            </w:pPr>
+            <w:r>
+              <w:rPr>
+                <w:rFonts w:ascii="Arial" w:hAnsi="Arial" w:cs="Arial"/>
+                <w:sz w:val="22"/>
+                <w:szCs w:val="22"/>
+                <w:lang w:val="id-ID"/>
+              </w:rPr>
+              <w:t>Kepada</w:t>
             </w:r>
           </w:p>
         </w:tc>
       </w:tr>
-    </w:tbl>
-    <w:p>
-      <w:pPr>
-        <w:tabs>
-          <w:tab w:val="center" w:pos="7371"/>
-        </w:tabs>
-        <w:spacing w:line="360" w:lineRule="auto"/>
-        <w:jc w:val="both"/>
-        <w:rPr>
-          <w:rFonts w:hint="default" w:ascii="Times New Roman" w:hAnsi="Times New Roman" w:cs="Times New Roman"/>
-          <w:sz w:val="22"/>
-          <w:szCs w:val="22"/>
-          <w:lang w:val="sv-FI"/>
-        </w:rPr>
-      </w:pPr>
-    </w:p>
-    <w:p>
-      <w:pPr>
-        <w:tabs>
-          <w:tab w:val="center" w:pos="7371"/>
-        </w:tabs>
-        <w:spacing w:line="360" w:lineRule="auto"/>
-        <w:jc w:val="both"/>
-        <w:rPr>
-          <w:rFonts w:hint="default" w:ascii="Times New Roman" w:hAnsi="Times New Roman" w:cs="Times New Roman"/>
-          <w:sz w:val="22"/>
-          <w:szCs w:val="22"/>
-          <w:lang w:val="sv-FI"/>
-        </w:rPr>
-      </w:pPr>
-    </w:p>
-    <w:p>
-      <w:pPr>
-        <w:tabs>
-          <w:tab w:val="center" w:pos="7371"/>
-        </w:tabs>
-        <w:spacing w:line="360" w:lineRule="auto"/>
-        <w:jc w:val="both"/>
-        <w:rPr>
-          <w:rFonts w:hint="default" w:ascii="Times New Roman" w:hAnsi="Times New Roman" w:cs="Times New Roman"/>
-          <w:sz w:val="22"/>
-          <w:szCs w:val="22"/>
-          <w:lang w:val="sv-FI"/>
-        </w:rPr>
-      </w:pPr>
-    </w:p>
-    <w:p>
-      <w:pPr>
-        <w:tabs>
-          <w:tab w:val="center" w:pos="7371"/>
-        </w:tabs>
-        <w:spacing w:line="360" w:lineRule="auto"/>
-        <w:jc w:val="both"/>
-        <w:rPr>
-          <w:rFonts w:hint="default" w:ascii="Times New Roman" w:hAnsi="Times New Roman" w:cs="Times New Roman"/>
-          <w:sz w:val="22"/>
-          <w:szCs w:val="22"/>
-          <w:lang w:val="sv-FI"/>
-        </w:rPr>
-      </w:pPr>
-    </w:p>
-    <w:p>
-      <w:pPr>
-        <w:tabs>
-          <w:tab w:val="center" w:pos="7371"/>
-        </w:tabs>
-        <w:spacing w:line="360" w:lineRule="auto"/>
-        <w:jc w:val="both"/>
-        <w:rPr>
-          <w:rFonts w:hint="default" w:ascii="Times New Roman" w:hAnsi="Times New Roman" w:cs="Times New Roman"/>
-          <w:sz w:val="22"/>
-          <w:szCs w:val="22"/>
-          <w:lang w:val="sv-FI"/>
-        </w:rPr>
-      </w:pPr>
-    </w:p>
-    <w:p>
-      <w:pPr>
-        <w:tabs>
-          <w:tab w:val="center" w:pos="7371"/>
-        </w:tabs>
-        <w:spacing w:line="360" w:lineRule="auto"/>
-        <w:jc w:val="both"/>
-        <w:rPr>
-          <w:rFonts w:hint="default" w:ascii="Times New Roman" w:hAnsi="Times New Roman" w:cs="Times New Roman"/>
-          <w:sz w:val="22"/>
-          <w:szCs w:val="22"/>
-          <w:lang w:val="sv-FI"/>
-        </w:rPr>
-      </w:pPr>
-    </w:p>
-    <w:tbl>
-      <w:tblPr>
-        <w:tblStyle w:val="19"/>
-        <w:tblpPr w:leftFromText="180" w:rightFromText="180" w:vertAnchor="text" w:horzAnchor="margin" w:tblpXSpec="right" w:tblpY="-37"/>
-        <w:tblW w:w="0" w:type="auto"/>
-        <w:tblInd w:w="0" w:type="dxa"/>
-        <w:tblBorders>
-          <w:top w:val="none" w:color="auto" w:sz="0" w:space="0"/>
-          <w:left w:val="none" w:color="auto" w:sz="0" w:space="0"/>
-          <w:bottom w:val="none" w:color="auto" w:sz="0" w:space="0"/>
-          <w:right w:val="none" w:color="auto" w:sz="0" w:space="0"/>
-          <w:insideH w:val="none" w:color="auto" w:sz="0" w:space="0"/>
-          <w:insideV w:val="none" w:color="auto" w:sz="0" w:space="0"/>
-        </w:tblBorders>
-        <w:tblLayout w:type="autofit"/>
-        <w:tblCellMar>
-          <w:top w:w="0" w:type="dxa"/>
-          <w:left w:w="108" w:type="dxa"/>
-          <w:bottom w:w="0" w:type="dxa"/>
-          <w:right w:w="108" w:type="dxa"/>
-        </w:tblCellMar>
-      </w:tblPr>
-      <w:tblGrid>
-        <w:gridCol w:w="5240"/>
-      </w:tblGrid>
       <w:tr>
-        <w:tblPrEx>
-          <w:tblBorders>
-            <w:top w:val="none" w:color="auto" w:sz="0" w:space="0"/>
-            <w:left w:val="none" w:color="auto" w:sz="0" w:space="0"/>
-            <w:bottom w:val="none" w:color="auto" w:sz="0" w:space="0"/>
-            <w:right w:val="none" w:color="auto" w:sz="0" w:space="0"/>
-            <w:insideH w:val="none" w:color="auto" w:sz="0" w:space="0"/>
-            <w:insideV w:val="none" w:color="auto" w:sz="0" w:space="0"/>
-          </w:tblBorders>
-          <w:tblCellMar>
-            <w:top w:w="0" w:type="dxa"/>
-            <w:left w:w="108" w:type="dxa"/>
-            <w:bottom w:w="0" w:type="dxa"/>
-            <w:right w:w="108" w:type="dxa"/>
-          </w:tblCellMar>
-        </w:tblPrEx>
-        <w:tc>
-          <w:tcPr>
-            <w:tcW w:w="5240" w:type="dxa"/>
-          </w:tcPr>
-          <w:p>
-            <w:pPr>
-              <w:adjustRightInd w:val="0"/>
-              <w:spacing w:line="360" w:lineRule="auto"/>
-              <w:jc w:val="center"/>
-              <w:rPr>
-                <w:rFonts w:hint="default" w:ascii="Times New Roman" w:hAnsi="Times New Roman" w:cs="Times New Roman"/>
-                <w:sz w:val="22"/>
-                <w:szCs w:val="22"/>
-                <w:lang w:val="id-ID"/>
-              </w:rPr>
-            </w:pPr>
-            <w:r>
-              <w:rPr>
-                <w:rFonts w:hint="default" w:ascii="Times New Roman" w:hAnsi="Times New Roman" w:cs="Times New Roman"/>
-                <w:sz w:val="22"/>
-                <w:szCs w:val="22"/>
-                <w:lang w:val="id-ID"/>
-              </w:rPr>
-              <w:t>DEWAN PERWAKILAN RAKYAT DAERAH</w:t>
-            </w:r>
-          </w:p>
-          <w:p>
-            <w:pPr>
-              <w:adjustRightInd w:val="0"/>
-              <w:spacing w:line="360" w:lineRule="auto"/>
-              <w:jc w:val="center"/>
-              <w:rPr>
-                <w:rFonts w:hint="default" w:ascii="Times New Roman" w:hAnsi="Times New Roman" w:cs="Times New Roman"/>
-                <w:color w:val="000000"/>
-                <w:sz w:val="22"/>
-                <w:szCs w:val="22"/>
-                <w:lang w:val="id-ID"/>
-              </w:rPr>
-            </w:pPr>
-            <w:r>
-              <w:rPr>
-                <w:rFonts w:hint="default" w:ascii="Times New Roman" w:hAnsi="Times New Roman" w:cs="Times New Roman"/>
-                <w:color w:val="000000"/>
-                <w:sz w:val="22"/>
-                <w:szCs w:val="22"/>
-                <w:lang w:val="id-ID"/>
-              </w:rPr>
-              <w:t>KOTA SALATIGA</w:t>
-            </w:r>
-          </w:p>
-          <w:p>
-            <w:pPr>
-              <w:adjustRightInd w:val="0"/>
-              <w:spacing w:line="360" w:lineRule="auto"/>
-              <w:jc w:val="center"/>
-              <w:rPr>
-                <w:rFonts w:hint="default" w:ascii="Times New Roman" w:hAnsi="Times New Roman" w:cs="Times New Roman"/>
-                <w:color w:val="000000"/>
-                <w:sz w:val="22"/>
-                <w:szCs w:val="22"/>
-                <w:lang w:val="id-ID"/>
-              </w:rPr>
-            </w:pPr>
-            <w:r>
-              <w:rPr>
-                <w:rFonts w:hint="default" w:ascii="Times New Roman" w:hAnsi="Times New Roman" w:cs="Times New Roman"/>
-                <w:color w:val="000000"/>
-                <w:sz w:val="22"/>
-                <w:szCs w:val="22"/>
-                <w:lang w:val="id-ID"/>
-              </w:rPr>
-              <w:t>KETUA</w:t>
-            </w:r>
-          </w:p>
-          <w:p>
-            <w:pPr>
-              <w:adjustRightInd w:val="0"/>
-              <w:spacing w:line="360" w:lineRule="auto"/>
-              <w:jc w:val="center"/>
-              <w:rPr>
-                <w:rFonts w:hint="default" w:ascii="Times New Roman" w:hAnsi="Times New Roman" w:cs="Times New Roman"/>
-                <w:color w:val="000000"/>
-                <w:sz w:val="22"/>
-                <w:szCs w:val="22"/>
-                <w:lang w:val="id-ID"/>
-              </w:rPr>
-            </w:pPr>
-          </w:p>
-          <w:p>
-            <w:pPr>
-              <w:adjustRightInd w:val="0"/>
-              <w:spacing w:line="360" w:lineRule="auto"/>
-              <w:jc w:val="center"/>
-              <w:rPr>
-                <w:rFonts w:hint="default" w:ascii="Times New Roman" w:hAnsi="Times New Roman" w:cs="Times New Roman"/>
-                <w:color w:val="000000"/>
-                <w:sz w:val="22"/>
-                <w:szCs w:val="22"/>
-                <w:lang w:val="id-ID"/>
-              </w:rPr>
-            </w:pPr>
-          </w:p>
-          <w:p>
-            <w:pPr>
-              <w:adjustRightInd w:val="0"/>
-              <w:spacing w:line="360" w:lineRule="auto"/>
-              <w:jc w:val="center"/>
-              <w:rPr>
-                <w:rFonts w:hint="default" w:ascii="Times New Roman" w:hAnsi="Times New Roman" w:cs="Times New Roman"/>
-                <w:color w:val="000000"/>
-                <w:sz w:val="22"/>
-                <w:szCs w:val="22"/>
-                <w:lang w:val="id-ID"/>
-              </w:rPr>
-            </w:pPr>
-          </w:p>
-          <w:p>
-            <w:pPr>
-              <w:adjustRightInd w:val="0"/>
-              <w:spacing w:line="360" w:lineRule="auto"/>
-              <w:jc w:val="center"/>
-              <w:rPr>
-                <w:rFonts w:hint="default" w:ascii="Times New Roman" w:hAnsi="Times New Roman" w:cs="Times New Roman"/>
-                <w:sz w:val="22"/>
-                <w:szCs w:val="22"/>
-                <w:lang w:val="en-US"/>
-              </w:rPr>
-            </w:pPr>
-            <w:r>
-              <w:rPr>
-                <w:rFonts w:hint="default" w:ascii="Times New Roman" w:hAnsi="Times New Roman" w:cs="Times New Roman"/>
-                <w:bCs/>
-                <w:sz w:val="22"/>
-                <w:szCs w:val="22"/>
-                <w:u w:val="single"/>
-                <w:lang w:val="en-US"/>
-              </w:rPr>
-              <w:t>{ketuadprd}</w:t>
-            </w:r>
-          </w:p>
-        </w:tc>
-      </w:tr>
-    </w:tbl>
-    <w:p>
-      <w:pPr>
-        <w:tabs>
-          <w:tab w:val="center" w:pos="7371"/>
-        </w:tabs>
-        <w:spacing w:line="360" w:lineRule="auto"/>
-        <w:jc w:val="both"/>
-        <w:rPr>
-          <w:rFonts w:hint="default" w:ascii="Times New Roman" w:hAnsi="Times New Roman" w:cs="Times New Roman"/>
-          <w:sz w:val="22"/>
-          <w:szCs w:val="22"/>
-          <w:lang w:val="sv-FI"/>
-        </w:rPr>
-      </w:pPr>
-    </w:p>
-    <w:p>
-      <w:pPr>
-        <w:tabs>
-          <w:tab w:val="center" w:pos="7371"/>
-        </w:tabs>
-        <w:spacing w:line="360" w:lineRule="auto"/>
-        <w:jc w:val="both"/>
-        <w:rPr>
-          <w:rFonts w:hint="default" w:ascii="Times New Roman" w:hAnsi="Times New Roman" w:cs="Times New Roman"/>
-          <w:sz w:val="22"/>
-          <w:szCs w:val="22"/>
-          <w:lang w:val="sv-FI"/>
-        </w:rPr>
-      </w:pPr>
-    </w:p>
-    <w:p>
-      <w:pPr>
-        <w:tabs>
-          <w:tab w:val="center" w:pos="7371"/>
-        </w:tabs>
-        <w:spacing w:line="360" w:lineRule="auto"/>
-        <w:jc w:val="both"/>
-        <w:rPr>
-          <w:rFonts w:hint="default" w:ascii="Times New Roman" w:hAnsi="Times New Roman" w:cs="Times New Roman"/>
-          <w:sz w:val="22"/>
-          <w:szCs w:val="22"/>
-          <w:lang w:val="sv-FI"/>
-        </w:rPr>
-      </w:pPr>
-    </w:p>
-    <w:p>
-      <w:pPr>
-        <w:tabs>
-          <w:tab w:val="center" w:pos="7371"/>
-        </w:tabs>
-        <w:spacing w:line="360" w:lineRule="auto"/>
-        <w:jc w:val="both"/>
-        <w:rPr>
-          <w:rFonts w:hint="default" w:ascii="Times New Roman" w:hAnsi="Times New Roman" w:cs="Times New Roman"/>
-          <w:sz w:val="22"/>
-          <w:szCs w:val="22"/>
-          <w:lang w:val="sv-FI"/>
-        </w:rPr>
-      </w:pPr>
-    </w:p>
-    <w:p>
-      <w:pPr>
-        <w:tabs>
-          <w:tab w:val="center" w:pos="7371"/>
-        </w:tabs>
-        <w:spacing w:line="360" w:lineRule="auto"/>
-        <w:jc w:val="both"/>
-        <w:rPr>
-          <w:rFonts w:hint="default" w:ascii="Times New Roman" w:hAnsi="Times New Roman" w:cs="Times New Roman"/>
-          <w:sz w:val="22"/>
-          <w:szCs w:val="22"/>
-          <w:lang w:val="sv-FI"/>
-        </w:rPr>
-      </w:pPr>
-    </w:p>
-    <w:p>
-      <w:pPr>
-        <w:tabs>
-          <w:tab w:val="center" w:pos="7371"/>
-        </w:tabs>
-        <w:spacing w:line="360" w:lineRule="auto"/>
-        <w:jc w:val="both"/>
-        <w:rPr>
-          <w:rFonts w:hint="default" w:ascii="Times New Roman" w:hAnsi="Times New Roman" w:cs="Times New Roman"/>
-          <w:sz w:val="22"/>
-          <w:szCs w:val="22"/>
-          <w:lang w:val="sv-FI"/>
-        </w:rPr>
-      </w:pPr>
-    </w:p>
-    <w:p>
-      <w:pPr>
-        <w:tabs>
-          <w:tab w:val="center" w:pos="7371"/>
-        </w:tabs>
-        <w:spacing w:line="360" w:lineRule="auto"/>
-        <w:jc w:val="both"/>
-        <w:rPr>
-          <w:rFonts w:hint="default" w:ascii="Times New Roman" w:hAnsi="Times New Roman" w:cs="Times New Roman"/>
-          <w:sz w:val="22"/>
-          <w:szCs w:val="22"/>
-          <w:lang w:val="sv-FI"/>
-        </w:rPr>
-      </w:pPr>
-    </w:p>
-    <w:p>
-      <w:pPr>
-        <w:tabs>
-          <w:tab w:val="center" w:pos="7371"/>
-        </w:tabs>
-        <w:spacing w:line="360" w:lineRule="auto"/>
-        <w:jc w:val="both"/>
-        <w:rPr>
-          <w:rFonts w:hint="default" w:ascii="Times New Roman" w:hAnsi="Times New Roman" w:cs="Times New Roman"/>
-          <w:sz w:val="22"/>
-          <w:szCs w:val="22"/>
-          <w:lang w:val="id-ID"/>
-        </w:rPr>
-      </w:pPr>
-      <w:r>
-        <w:rPr>
-          <w:rFonts w:hint="default" w:ascii="Times New Roman" w:hAnsi="Times New Roman" w:cs="Times New Roman"/>
-          <w:sz w:val="22"/>
-          <w:szCs w:val="22"/>
-          <w:lang w:val="id-ID"/>
-        </w:rPr>
-        <w:t>Tembusan, disampaikan Kepada Yth. :</w:t>
-      </w:r>
-    </w:p>
-    <w:p>
-      <w:pPr>
-        <w:pStyle w:val="30"/>
-        <w:numPr>
-          <w:ilvl w:val="0"/>
-          <w:numId w:val="1"/>
-        </w:numPr>
-        <w:tabs>
-          <w:tab w:val="center" w:pos="7371"/>
-        </w:tabs>
-        <w:spacing w:line="360" w:lineRule="auto"/>
-        <w:ind w:left="426" w:hanging="284"/>
-        <w:jc w:val="both"/>
-        <w:rPr>
-          <w:rFonts w:hint="default" w:ascii="Times New Roman" w:hAnsi="Times New Roman" w:cs="Times New Roman"/>
-          <w:sz w:val="22"/>
-          <w:szCs w:val="22"/>
-          <w:lang w:val="id-ID"/>
-        </w:rPr>
-      </w:pPr>
-      <w:r>
-        <w:rPr>
-          <w:rFonts w:hint="default" w:ascii="Times New Roman" w:hAnsi="Times New Roman" w:cs="Times New Roman"/>
-          <w:sz w:val="22"/>
-          <w:szCs w:val="22"/>
-          <w:lang w:val="id-ID"/>
-        </w:rPr>
-        <w:t>Pimpinan DPRD Kota Salatiga</w:t>
-      </w:r>
-    </w:p>
-    <w:p>
-      <w:pPr>
-        <w:pStyle w:val="30"/>
-        <w:numPr>
-          <w:ilvl w:val="0"/>
-          <w:numId w:val="1"/>
-        </w:numPr>
-        <w:tabs>
-          <w:tab w:val="center" w:pos="7371"/>
-        </w:tabs>
-        <w:spacing w:line="360" w:lineRule="auto"/>
-        <w:ind w:left="426" w:hanging="284"/>
-        <w:jc w:val="both"/>
-        <w:rPr>
-          <w:rFonts w:ascii="Arial" w:hAnsi="Arial" w:cs="Arial"/>
-          <w:sz w:val="22"/>
-          <w:szCs w:val="22"/>
-          <w:lang w:val="id-ID"/>
-        </w:rPr>
-      </w:pPr>
-      <w:r>
-        <w:rPr>
-          <w:rFonts w:hint="default" w:ascii="Times New Roman" w:hAnsi="Times New Roman" w:cs="Times New Roman"/>
-          <w:sz w:val="22"/>
-          <w:szCs w:val="22"/>
-          <w:lang w:val="id-ID"/>
-        </w:rPr>
-        <w:t>Sekretaris DPRD Kota Salatiga</w:t>
-      </w:r>
-    </w:p>
-    <w:p>
-      <w:pPr>
-        <w:adjustRightInd w:val="0"/>
-        <w:rPr>
-          <w:rFonts w:ascii="Arial" w:hAnsi="Arial" w:cs="Arial"/>
-          <w:bCs/>
-          <w:sz w:val="22"/>
-          <w:szCs w:val="22"/>
-        </w:rPr>
-      </w:pPr>
-    </w:p>
-    <w:p>
-      <w:pPr>
-        <w:adjustRightInd w:val="0"/>
-        <w:rPr>
-          <w:rFonts w:ascii="Arial" w:hAnsi="Arial" w:cs="Arial"/>
-          <w:bCs/>
-          <w:sz w:val="22"/>
-          <w:szCs w:val="22"/>
-        </w:rPr>
-      </w:pPr>
-    </w:p>
-    <w:p>
-      <w:pPr>
-        <w:rPr>
-          <w:rFonts w:ascii="Arial" w:hAnsi="Arial" w:cs="Arial"/>
-          <w:i/>
-          <w:iCs/>
-          <w:lang w:val="id-ID"/>
-        </w:rPr>
-      </w:pPr>
-    </w:p>
-    <w:p>
-      <w:pPr>
-        <w:rPr>
-          <w:rFonts w:ascii="Arial" w:hAnsi="Arial" w:cs="Arial"/>
-          <w:iCs/>
-          <w:lang w:val="id-ID"/>
-        </w:rPr>
-      </w:pPr>
-    </w:p>
-    <w:p>
-      <w:pPr>
-        <w:tabs>
-          <w:tab w:val="center" w:pos="6804"/>
-        </w:tabs>
-        <w:adjustRightInd w:val="0"/>
-        <w:jc w:val="both"/>
-        <w:rPr>
-          <w:rFonts w:ascii="Arial" w:hAnsi="Arial" w:cs="Arial"/>
-          <w:color w:val="000000"/>
-          <w:lang w:val="it-IT"/>
-        </w:rPr>
-      </w:pPr>
-    </w:p>
-    <w:p>
-      <w:pPr>
-        <w:tabs>
-          <w:tab w:val="center" w:pos="6804"/>
-        </w:tabs>
-        <w:adjustRightInd w:val="0"/>
-        <w:jc w:val="both"/>
-        <w:rPr>
-          <w:rFonts w:ascii="Arial" w:hAnsi="Arial" w:cs="Arial"/>
-          <w:color w:val="000000"/>
-          <w:lang w:val="it-IT"/>
-        </w:rPr>
-      </w:pPr>
-    </w:p>
-    <w:p>
-      <w:pPr>
-        <w:tabs>
-          <w:tab w:val="center" w:pos="6804"/>
-        </w:tabs>
-        <w:adjustRightInd w:val="0"/>
-        <w:jc w:val="both"/>
-        <w:rPr>
-          <w:rFonts w:ascii="Arial" w:hAnsi="Arial" w:cs="Arial"/>
-          <w:color w:val="000000"/>
-          <w:lang w:val="it-IT"/>
-        </w:rPr>
-      </w:pPr>
-    </w:p>
-    <w:p>
-      <w:pPr>
-        <w:tabs>
-          <w:tab w:val="center" w:pos="6804"/>
-        </w:tabs>
-        <w:adjustRightInd w:val="0"/>
-        <w:jc w:val="both"/>
-        <w:rPr>
-          <w:rFonts w:ascii="Arial" w:hAnsi="Arial" w:cs="Arial"/>
-          <w:color w:val="000000"/>
-          <w:lang w:val="it-IT"/>
-        </w:rPr>
-      </w:pPr>
-    </w:p>
-    <w:p>
-      <w:pPr>
-        <w:tabs>
-          <w:tab w:val="center" w:pos="6804"/>
-        </w:tabs>
-        <w:adjustRightInd w:val="0"/>
-        <w:jc w:val="both"/>
-        <w:rPr>
-          <w:rFonts w:ascii="Arial" w:hAnsi="Arial" w:cs="Arial"/>
-          <w:color w:val="000000"/>
-          <w:lang w:val="it-IT"/>
-        </w:rPr>
-      </w:pPr>
-    </w:p>
-    <w:p>
-      <w:pPr>
-        <w:tabs>
-          <w:tab w:val="center" w:pos="7371"/>
-        </w:tabs>
-        <w:spacing w:line="360" w:lineRule="auto"/>
-        <w:ind w:left="7200"/>
-        <w:jc w:val="both"/>
-        <w:rPr>
-          <w:rFonts w:hint="default" w:ascii="Arial" w:hAnsi="Arial" w:cs="Arial"/>
-          <w:sz w:val="22"/>
-          <w:szCs w:val="22"/>
-          <w:lang w:val="en-US"/>
-        </w:rPr>
-      </w:pPr>
-      <w:r>
-        <w:rPr>
-          <w:rFonts w:ascii="Arial" w:hAnsi="Arial" w:cs="Arial"/>
-          <w:sz w:val="22"/>
-          <w:szCs w:val="22"/>
-          <w:lang w:val="id-ID"/>
-        </w:rPr>
-        <w:t xml:space="preserve">Salatiga, </w:t>
-      </w:r>
-      <w:r>
-        <w:rPr>
-          <w:rFonts w:hint="default" w:ascii="Arial" w:hAnsi="Arial" w:cs="Arial"/>
-          <w:sz w:val="22"/>
-          <w:szCs w:val="22"/>
-          <w:lang w:val="en-US"/>
-        </w:rPr>
-        <w:t>{tanggalsuratdibuat}</w:t>
-      </w:r>
-    </w:p>
-    <w:p>
-      <w:pPr>
-        <w:tabs>
-          <w:tab w:val="center" w:pos="6804"/>
-        </w:tabs>
-        <w:adjustRightInd w:val="0"/>
-        <w:jc w:val="both"/>
-        <w:rPr>
-          <w:rFonts w:ascii="Arial" w:hAnsi="Arial" w:cs="Arial"/>
-          <w:color w:val="000000"/>
-          <w:lang w:val="it-IT"/>
-        </w:rPr>
-      </w:pPr>
-    </w:p>
-    <w:p>
-      <w:pPr>
-        <w:tabs>
-          <w:tab w:val="center" w:pos="6804"/>
-        </w:tabs>
-        <w:adjustRightInd w:val="0"/>
-        <w:jc w:val="both"/>
-        <w:rPr>
-          <w:rFonts w:ascii="Arial" w:hAnsi="Arial" w:cs="Arial"/>
-          <w:color w:val="000000"/>
-          <w:lang w:val="it-IT"/>
-        </w:rPr>
-      </w:pPr>
-    </w:p>
-    <w:tbl>
-      <w:tblPr>
-        <w:tblStyle w:val="19"/>
-        <w:tblW w:w="10490" w:type="dxa"/>
-        <w:tblInd w:w="-289" w:type="dxa"/>
-        <w:tblBorders>
-          <w:top w:val="none" w:color="auto" w:sz="0" w:space="0"/>
-          <w:left w:val="none" w:color="auto" w:sz="0" w:space="0"/>
-          <w:bottom w:val="none" w:color="auto" w:sz="0" w:space="0"/>
-          <w:right w:val="none" w:color="auto" w:sz="0" w:space="0"/>
-          <w:insideH w:val="none" w:color="auto" w:sz="0" w:space="0"/>
-          <w:insideV w:val="none" w:color="auto" w:sz="0" w:space="0"/>
-        </w:tblBorders>
-        <w:tblLayout w:type="autofit"/>
-        <w:tblCellMar>
-          <w:top w:w="0" w:type="dxa"/>
-          <w:left w:w="108" w:type="dxa"/>
-          <w:bottom w:w="0" w:type="dxa"/>
-          <w:right w:w="108" w:type="dxa"/>
-        </w:tblCellMar>
-      </w:tblPr>
-      <w:tblGrid>
-        <w:gridCol w:w="1806"/>
-        <w:gridCol w:w="5030"/>
-        <w:gridCol w:w="3654"/>
-      </w:tblGrid>
-      <w:tr>
-        <w:tblPrEx>
-          <w:tblBorders>
-            <w:top w:val="none" w:color="auto" w:sz="0" w:space="0"/>
-            <w:left w:val="none" w:color="auto" w:sz="0" w:space="0"/>
-            <w:bottom w:val="none" w:color="auto" w:sz="0" w:space="0"/>
-            <w:right w:val="none" w:color="auto" w:sz="0" w:space="0"/>
-            <w:insideH w:val="none" w:color="auto" w:sz="0" w:space="0"/>
-            <w:insideV w:val="none" w:color="auto" w:sz="0" w:space="0"/>
-          </w:tblBorders>
-          <w:tblCellMar>
-            <w:top w:w="0" w:type="dxa"/>
-            <w:left w:w="108" w:type="dxa"/>
-            <w:bottom w:w="0" w:type="dxa"/>
-            <w:right w:w="108" w:type="dxa"/>
-          </w:tblCellMar>
-        </w:tblPrEx>
         <w:tc>
           <w:tcPr>
             <w:tcW w:w="1702" w:type="dxa"/>
@@ -3950,7 +3916,7 @@
                 <w:szCs w:val="22"/>
                 <w:lang w:val="id-ID"/>
               </w:rPr>
-              <w:t>Nomor              :</w:t>
+              <w:t>Lampiran          :</w:t>
             </w:r>
           </w:p>
         </w:tc>
@@ -3966,20 +3932,20 @@
               <w:spacing w:line="360" w:lineRule="auto"/>
               <w:jc w:val="both"/>
               <w:rPr>
-                <w:rFonts w:hint="default" w:ascii="Arial" w:hAnsi="Arial" w:cs="Arial"/>
-                <w:sz w:val="22"/>
-                <w:szCs w:val="22"/>
-                <w:lang w:val="en-US"/>
-              </w:rPr>
-            </w:pPr>
-            <w:r>
-              <w:rPr>
-                <w:rFonts w:hint="default" w:ascii="Arial" w:hAnsi="Arial" w:cs="Arial"/>
-                <w:sz w:val="22"/>
-                <w:szCs w:val="22"/>
-                <w:lang w:val="en-US"/>
-              </w:rPr>
-              <w:t>{nomor_surat_spt}</w:t>
+                <w:rFonts w:ascii="Arial" w:hAnsi="Arial" w:cs="Arial"/>
+                <w:sz w:val="22"/>
+                <w:szCs w:val="22"/>
+                <w:lang w:val="id-ID"/>
+              </w:rPr>
+            </w:pPr>
+            <w:r>
+              <w:rPr>
+                <w:rFonts w:ascii="Arial" w:hAnsi="Arial" w:cs="Arial"/>
+                <w:sz w:val="22"/>
+                <w:szCs w:val="22"/>
+                <w:lang w:val="id-ID"/>
+              </w:rPr>
+              <w:t>1 Berkas</w:t>
             </w:r>
           </w:p>
         </w:tc>
@@ -4008,28 +3974,12 @@
                 <w:szCs w:val="22"/>
                 <w:lang w:val="id-ID"/>
               </w:rPr>
-              <w:t xml:space="preserve"> Kepada</w:t>
+              <w:t>Yth. Ketua DPRD Kota Salatioga</w:t>
             </w:r>
           </w:p>
         </w:tc>
       </w:tr>
       <w:tr>
-        <w:tblPrEx>
-          <w:tblBorders>
-            <w:top w:val="none" w:color="auto" w:sz="0" w:space="0"/>
-            <w:left w:val="none" w:color="auto" w:sz="0" w:space="0"/>
-            <w:bottom w:val="none" w:color="auto" w:sz="0" w:space="0"/>
-            <w:right w:val="none" w:color="auto" w:sz="0" w:space="0"/>
-            <w:insideH w:val="none" w:color="auto" w:sz="0" w:space="0"/>
-            <w:insideV w:val="none" w:color="auto" w:sz="0" w:space="0"/>
-          </w:tblBorders>
-          <w:tblCellMar>
-            <w:top w:w="0" w:type="dxa"/>
-            <w:left w:w="108" w:type="dxa"/>
-            <w:bottom w:w="0" w:type="dxa"/>
-            <w:right w:w="108" w:type="dxa"/>
-          </w:tblCellMar>
-        </w:tblPrEx>
         <w:tc>
           <w:tcPr>
             <w:tcW w:w="1702" w:type="dxa"/>
@@ -4055,7 +4005,7 @@
                 <w:szCs w:val="22"/>
                 <w:lang w:val="id-ID"/>
               </w:rPr>
-              <w:t>Lampiran          :</w:t>
+              <w:t>Hal                  :</w:t>
             </w:r>
           </w:p>
         </w:tc>
@@ -4084,7 +4034,32 @@
                 <w:szCs w:val="22"/>
                 <w:lang w:val="id-ID"/>
               </w:rPr>
-              <w:t>1 Berkas</w:t>
+              <w:t>Permohonan Pendalaman</w:t>
+            </w:r>
+          </w:p>
+          <w:p>
+            <w:pPr>
+              <w:tabs>
+                <w:tab w:val="center" w:pos="7371"/>
+              </w:tabs>
+              <w:spacing w:line="360" w:lineRule="auto"/>
+              <w:jc w:val="both"/>
+              <w:rPr>
+                <w:rFonts w:ascii="Arial" w:hAnsi="Arial" w:cs="Arial"/>
+                <w:b/>
+                <w:sz w:val="22"/>
+                <w:szCs w:val="22"/>
+                <w:lang w:val="id-ID"/>
+              </w:rPr>
+            </w:pPr>
+            <w:r>
+              <w:rPr>
+                <w:rFonts w:ascii="Arial" w:hAnsi="Arial" w:cs="Arial"/>
+                <w:sz w:val="22"/>
+                <w:szCs w:val="22"/>
+                <w:lang w:val="id-ID"/>
+              </w:rPr>
+              <w:t>Materi dan Penerbitan SPT</w:t>
             </w:r>
           </w:p>
         </w:tc>
@@ -4113,164 +4088,16 @@
                 <w:szCs w:val="22"/>
                 <w:lang w:val="id-ID"/>
               </w:rPr>
-              <w:t>Yth. Ketua DPRD Kota Salatioga</w:t>
-            </w:r>
-          </w:p>
-        </w:tc>
-      </w:tr>
-      <w:tr>
-        <w:tblPrEx>
-          <w:tblBorders>
-            <w:top w:val="none" w:color="auto" w:sz="0" w:space="0"/>
-            <w:left w:val="none" w:color="auto" w:sz="0" w:space="0"/>
-            <w:bottom w:val="none" w:color="auto" w:sz="0" w:space="0"/>
-            <w:right w:val="none" w:color="auto" w:sz="0" w:space="0"/>
-            <w:insideH w:val="none" w:color="auto" w:sz="0" w:space="0"/>
-            <w:insideV w:val="none" w:color="auto" w:sz="0" w:space="0"/>
-          </w:tblBorders>
-          <w:tblCellMar>
-            <w:top w:w="0" w:type="dxa"/>
-            <w:left w:w="108" w:type="dxa"/>
-            <w:bottom w:w="0" w:type="dxa"/>
-            <w:right w:w="108" w:type="dxa"/>
-          </w:tblCellMar>
-        </w:tblPrEx>
-        <w:tc>
-          <w:tcPr>
-            <w:tcW w:w="1702" w:type="dxa"/>
-          </w:tcPr>
-          <w:p>
-            <w:pPr>
-              <w:tabs>
-                <w:tab w:val="center" w:pos="7371"/>
-              </w:tabs>
-              <w:spacing w:line="360" w:lineRule="auto"/>
-              <w:jc w:val="both"/>
-              <w:rPr>
-                <w:rFonts w:ascii="Arial" w:hAnsi="Arial" w:cs="Arial"/>
-                <w:sz w:val="22"/>
-                <w:szCs w:val="22"/>
-                <w:lang w:val="id-ID"/>
-              </w:rPr>
-            </w:pPr>
-            <w:r>
-              <w:rPr>
-                <w:rFonts w:ascii="Arial" w:hAnsi="Arial" w:cs="Arial"/>
-                <w:sz w:val="22"/>
-                <w:szCs w:val="22"/>
-                <w:lang w:val="id-ID"/>
-              </w:rPr>
-              <w:t>Hal                  :</w:t>
-            </w:r>
-          </w:p>
-        </w:tc>
-        <w:tc>
-          <w:tcPr>
-            <w:tcW w:w="5089" w:type="dxa"/>
-          </w:tcPr>
-          <w:p>
-            <w:pPr>
-              <w:tabs>
-                <w:tab w:val="center" w:pos="7371"/>
-              </w:tabs>
-              <w:spacing w:line="360" w:lineRule="auto"/>
-              <w:jc w:val="both"/>
-              <w:rPr>
-                <w:rFonts w:ascii="Arial" w:hAnsi="Arial" w:cs="Arial"/>
-                <w:sz w:val="22"/>
-                <w:szCs w:val="22"/>
-                <w:lang w:val="id-ID"/>
-              </w:rPr>
-            </w:pPr>
-            <w:r>
-              <w:rPr>
-                <w:rFonts w:ascii="Arial" w:hAnsi="Arial" w:cs="Arial"/>
-                <w:sz w:val="22"/>
-                <w:szCs w:val="22"/>
-                <w:lang w:val="id-ID"/>
-              </w:rPr>
-              <w:t>Permohonan Pendalaman</w:t>
-            </w:r>
-          </w:p>
-          <w:p>
-            <w:pPr>
-              <w:tabs>
-                <w:tab w:val="center" w:pos="7371"/>
-              </w:tabs>
-              <w:spacing w:line="360" w:lineRule="auto"/>
-              <w:jc w:val="both"/>
-              <w:rPr>
-                <w:rFonts w:ascii="Arial" w:hAnsi="Arial" w:cs="Arial"/>
-                <w:b/>
-                <w:sz w:val="22"/>
-                <w:szCs w:val="22"/>
-                <w:lang w:val="id-ID"/>
-              </w:rPr>
-            </w:pPr>
-            <w:r>
-              <w:rPr>
-                <w:rFonts w:ascii="Arial" w:hAnsi="Arial" w:cs="Arial"/>
-                <w:sz w:val="22"/>
-                <w:szCs w:val="22"/>
-                <w:lang w:val="id-ID"/>
-              </w:rPr>
-              <w:t>Materi dan Penerbitan SPT</w:t>
-            </w:r>
-          </w:p>
-        </w:tc>
-        <w:tc>
-          <w:tcPr>
-            <w:tcW w:w="3699" w:type="dxa"/>
-          </w:tcPr>
-          <w:p>
-            <w:pPr>
-              <w:tabs>
-                <w:tab w:val="center" w:pos="7371"/>
-              </w:tabs>
-              <w:spacing w:line="360" w:lineRule="auto"/>
-              <w:jc w:val="both"/>
-              <w:rPr>
-                <w:rFonts w:ascii="Arial" w:hAnsi="Arial" w:cs="Arial"/>
-                <w:sz w:val="22"/>
-                <w:szCs w:val="22"/>
-                <w:lang w:val="id-ID"/>
-              </w:rPr>
-            </w:pPr>
-            <w:r>
-              <w:rPr>
-                <w:rFonts w:ascii="Arial" w:hAnsi="Arial" w:cs="Arial"/>
-                <w:sz w:val="22"/>
-                <w:szCs w:val="22"/>
-                <w:lang w:val="id-ID"/>
-              </w:rPr>
-              <w:t xml:space="preserve">       di-</w:t>
-            </w:r>
-          </w:p>
-          <w:p>
-            <w:pPr>
-              <w:tabs>
-                <w:tab w:val="center" w:pos="7371"/>
-              </w:tabs>
-              <w:spacing w:line="360" w:lineRule="auto"/>
-              <w:jc w:val="both"/>
-              <w:rPr>
-                <w:rFonts w:ascii="Arial" w:hAnsi="Arial" w:cs="Arial"/>
-                <w:b/>
-                <w:sz w:val="22"/>
-                <w:szCs w:val="22"/>
-                <w:u w:val="single"/>
-                <w:lang w:val="id-ID"/>
-              </w:rPr>
-            </w:pPr>
-            <w:r>
-              <w:rPr>
-                <w:rFonts w:ascii="Arial" w:hAnsi="Arial" w:cs="Arial"/>
-                <w:b/>
-                <w:sz w:val="22"/>
-                <w:szCs w:val="22"/>
-                <w:lang w:val="id-ID"/>
-              </w:rPr>
-              <w:t xml:space="preserve">                  </w:t>
+              <w:t>di</w:t>
+            </w:r>
+            <w:r>
+              <w:rPr>
+                <w:rFonts w:ascii="Arial" w:hAnsi="Arial" w:cs="Arial"/>
+                <w:sz w:val="22"/>
+                <w:szCs w:val="22"/>
+                <w:lang w:val="id-ID"/>
+              </w:rPr>
+              <w:t>-</w:t>
             </w:r>
             <w:r>
               <w:rPr>
@@ -4303,53 +4130,30 @@
     </w:p>
     <w:tbl>
       <w:tblPr>
-        <w:tblStyle w:val="19"/>
+        <w:tblStyle w:val="TableGrid"/>
         <w:tblpPr w:leftFromText="180" w:rightFromText="180" w:vertAnchor="text" w:horzAnchor="margin" w:tblpXSpec="right" w:tblpY="36"/>
         <w:tblW w:w="8789" w:type="dxa"/>
-        <w:tblInd w:w="0" w:type="dxa"/>
         <w:tblBorders>
-          <w:top w:val="none" w:color="auto" w:sz="0" w:space="0"/>
-          <w:left w:val="none" w:color="auto" w:sz="0" w:space="0"/>
-          <w:bottom w:val="none" w:color="auto" w:sz="0" w:space="0"/>
-          <w:right w:val="none" w:color="auto" w:sz="0" w:space="0"/>
-          <w:insideH w:val="none" w:color="auto" w:sz="0" w:space="0"/>
-          <w:insideV w:val="none" w:color="auto" w:sz="0" w:space="0"/>
+          <w:top w:val="none" w:sz="0" w:space="0" w:color="auto"/>
+          <w:left w:val="none" w:sz="0" w:space="0" w:color="auto"/>
+          <w:bottom w:val="none" w:sz="0" w:space="0" w:color="auto"/>
+          <w:right w:val="none" w:sz="0" w:space="0" w:color="auto"/>
+          <w:insideH w:val="none" w:sz="0" w:space="0" w:color="auto"/>
+          <w:insideV w:val="none" w:sz="0" w:space="0" w:color="auto"/>
         </w:tblBorders>
-        <w:tblLayout w:type="autofit"/>
-        <w:tblCellMar>
-          <w:top w:w="0" w:type="dxa"/>
-          <w:left w:w="108" w:type="dxa"/>
-          <w:bottom w:w="0" w:type="dxa"/>
-          <w:right w:w="108" w:type="dxa"/>
-        </w:tblCellMar>
+        <w:tblLook w:val="04A0" w:firstRow="1" w:lastRow="0" w:firstColumn="1" w:lastColumn="0" w:noHBand="0" w:noVBand="1"/>
       </w:tblPr>
       <w:tblGrid>
         <w:gridCol w:w="8789"/>
       </w:tblGrid>
       <w:tr>
-        <w:tblPrEx>
-          <w:tblBorders>
-            <w:top w:val="none" w:color="auto" w:sz="0" w:space="0"/>
-            <w:left w:val="none" w:color="auto" w:sz="0" w:space="0"/>
-            <w:bottom w:val="none" w:color="auto" w:sz="0" w:space="0"/>
-            <w:right w:val="none" w:color="auto" w:sz="0" w:space="0"/>
-            <w:insideH w:val="none" w:color="auto" w:sz="0" w:space="0"/>
-            <w:insideV w:val="none" w:color="auto" w:sz="0" w:space="0"/>
-          </w:tblBorders>
-          <w:tblCellMar>
-            <w:top w:w="0" w:type="dxa"/>
-            <w:left w:w="108" w:type="dxa"/>
-            <w:bottom w:w="0" w:type="dxa"/>
-            <w:right w:w="108" w:type="dxa"/>
-          </w:tblCellMar>
-        </w:tblPrEx>
         <w:tc>
           <w:tcPr>
             <w:tcW w:w="8789" w:type="dxa"/>
           </w:tcPr>
           <w:p>
             <w:pPr>
-              <w:pStyle w:val="30"/>
+              <w:pStyle w:val="ListParagraph"/>
               <w:numPr>
                 <w:ilvl w:val="0"/>
                 <w:numId w:val="2"/>
@@ -4379,7 +4183,7 @@
           </w:p>
           <w:p>
             <w:pPr>
-              <w:pStyle w:val="30"/>
+              <w:pStyle w:val="ListParagraph"/>
               <w:numPr>
                 <w:ilvl w:val="0"/>
                 <w:numId w:val="2"/>
@@ -4408,12 +4212,32 @@
             </w:r>
             <w:r>
               <w:rPr>
-                <w:rFonts w:hint="default" w:ascii="Arial" w:hAnsi="Arial" w:cs="Arial"/>
-                <w:sz w:val="22"/>
-                <w:szCs w:val="22"/>
-                <w:lang w:val="en-US"/>
-              </w:rPr>
-              <w:t>{komisi}</w:t>
+                <w:rFonts w:ascii="Arial" w:hAnsi="Arial" w:cs="Arial"/>
+                <w:sz w:val="22"/>
+                <w:szCs w:val="22"/>
+                <w:lang w:val="en-US"/>
+              </w:rPr>
+              <w:t>{</w:t>
+            </w:r>
+            <w:proofErr w:type="spellStart"/>
+            <w:r>
+              <w:rPr>
+                <w:rFonts w:ascii="Arial" w:hAnsi="Arial" w:cs="Arial"/>
+                <w:sz w:val="22"/>
+                <w:szCs w:val="22"/>
+                <w:lang w:val="en-US"/>
+              </w:rPr>
+              <w:t>komisi</w:t>
+            </w:r>
+            <w:proofErr w:type="spellEnd"/>
+            <w:r>
+              <w:rPr>
+                <w:rFonts w:ascii="Arial" w:hAnsi="Arial" w:cs="Arial"/>
+                <w:sz w:val="22"/>
+                <w:szCs w:val="22"/>
+                <w:lang w:val="en-US"/>
+              </w:rPr>
+              <w:t>}</w:t>
             </w:r>
             <w:r>
               <w:rPr>
@@ -4427,7 +4251,7 @@
           </w:p>
           <w:p>
             <w:pPr>
-              <w:pStyle w:val="30"/>
+              <w:pStyle w:val="ListParagraph"/>
               <w:numPr>
                 <w:ilvl w:val="0"/>
                 <w:numId w:val="2"/>
@@ -4563,25 +4387,18 @@
     </w:p>
     <w:tbl>
       <w:tblPr>
-        <w:tblStyle w:val="19"/>
+        <w:tblStyle w:val="TableGrid"/>
         <w:tblpPr w:leftFromText="180" w:rightFromText="180" w:vertAnchor="text" w:horzAnchor="margin" w:tblpXSpec="right" w:tblpY="-1"/>
         <w:tblW w:w="0" w:type="auto"/>
-        <w:tblInd w:w="0" w:type="dxa"/>
         <w:tblBorders>
-          <w:top w:val="none" w:color="auto" w:sz="0" w:space="0"/>
-          <w:left w:val="none" w:color="auto" w:sz="0" w:space="0"/>
-          <w:bottom w:val="none" w:color="auto" w:sz="0" w:space="0"/>
-          <w:right w:val="none" w:color="auto" w:sz="0" w:space="0"/>
-          <w:insideH w:val="none" w:color="auto" w:sz="0" w:space="0"/>
-          <w:insideV w:val="none" w:color="auto" w:sz="0" w:space="0"/>
+          <w:top w:val="none" w:sz="0" w:space="0" w:color="auto"/>
+          <w:left w:val="none" w:sz="0" w:space="0" w:color="auto"/>
+          <w:bottom w:val="none" w:sz="0" w:space="0" w:color="auto"/>
+          <w:right w:val="none" w:sz="0" w:space="0" w:color="auto"/>
+          <w:insideH w:val="none" w:sz="0" w:space="0" w:color="auto"/>
+          <w:insideV w:val="none" w:sz="0" w:space="0" w:color="auto"/>
         </w:tblBorders>
-        <w:tblLayout w:type="autofit"/>
-        <w:tblCellMar>
-          <w:top w:w="0" w:type="dxa"/>
-          <w:left w:w="108" w:type="dxa"/>
-          <w:bottom w:w="0" w:type="dxa"/>
-          <w:right w:w="108" w:type="dxa"/>
-        </w:tblCellMar>
+        <w:tblLook w:val="04A0" w:firstRow="1" w:lastRow="0" w:firstColumn="1" w:lastColumn="0" w:noHBand="0" w:noVBand="1"/>
       </w:tblPr>
       <w:tblGrid>
         <w:gridCol w:w="1696"/>
@@ -4589,22 +4406,6 @@
         <w:gridCol w:w="6225"/>
       </w:tblGrid>
       <w:tr>
-        <w:tblPrEx>
-          <w:tblBorders>
-            <w:top w:val="none" w:color="auto" w:sz="0" w:space="0"/>
-            <w:left w:val="none" w:color="auto" w:sz="0" w:space="0"/>
-            <w:bottom w:val="none" w:color="auto" w:sz="0" w:space="0"/>
-            <w:right w:val="none" w:color="auto" w:sz="0" w:space="0"/>
-            <w:insideH w:val="none" w:color="auto" w:sz="0" w:space="0"/>
-            <w:insideV w:val="none" w:color="auto" w:sz="0" w:space="0"/>
-          </w:tblBorders>
-          <w:tblCellMar>
-            <w:top w:w="0" w:type="dxa"/>
-            <w:left w:w="108" w:type="dxa"/>
-            <w:bottom w:w="0" w:type="dxa"/>
-            <w:right w:w="108" w:type="dxa"/>
-          </w:tblCellMar>
-        </w:tblPrEx>
         <w:tc>
           <w:tcPr>
             <w:tcW w:w="1696" w:type="dxa"/>
@@ -4675,41 +4476,45 @@
               <w:spacing w:line="360" w:lineRule="auto"/>
               <w:jc w:val="both"/>
               <w:rPr>
-                <w:rFonts w:hint="default" w:ascii="Arial" w:hAnsi="Arial" w:cs="Arial"/>
-                <w:sz w:val="22"/>
-                <w:szCs w:val="22"/>
-                <w:lang w:val="en-US"/>
-              </w:rPr>
-            </w:pPr>
-            <w:r>
-              <w:rPr>
-                <w:rFonts w:hint="default" w:ascii="Arial" w:hAnsi="Arial" w:cs="Arial"/>
-                <w:sz w:val="22"/>
-                <w:szCs w:val="22"/>
-                <w:lang w:val="en-US"/>
-              </w:rPr>
-              <w:t>{hari_tanggal_kepergian_dari_kapan_sampai_kapan}</w:t>
+                <w:rFonts w:ascii="Arial" w:hAnsi="Arial" w:cs="Arial"/>
+                <w:sz w:val="22"/>
+                <w:szCs w:val="22"/>
+                <w:lang w:val="en-US"/>
+              </w:rPr>
+            </w:pPr>
+            <w:r>
+              <w:rPr>
+                <w:rFonts w:ascii="Arial" w:hAnsi="Arial" w:cs="Arial"/>
+                <w:sz w:val="22"/>
+                <w:szCs w:val="22"/>
+                <w:lang w:val="en-US"/>
+              </w:rPr>
+              <w:t>{</w:t>
+            </w:r>
+            <w:proofErr w:type="spellStart"/>
+            <w:r>
+              <w:rPr>
+                <w:rFonts w:ascii="Arial" w:hAnsi="Arial" w:cs="Arial"/>
+                <w:sz w:val="22"/>
+                <w:szCs w:val="22"/>
+                <w:lang w:val="en-US"/>
+              </w:rPr>
+              <w:t>hari_tanggal_kepergian_dari_kapan_sampai_kapan</w:t>
+            </w:r>
+            <w:proofErr w:type="spellEnd"/>
+            <w:r>
+              <w:rPr>
+                <w:rFonts w:ascii="Arial" w:hAnsi="Arial" w:cs="Arial"/>
+                <w:sz w:val="22"/>
+                <w:szCs w:val="22"/>
+                <w:lang w:val="en-US"/>
+              </w:rPr>
+              <w:t>}</w:t>
             </w:r>
           </w:p>
         </w:tc>
       </w:tr>
       <w:tr>
-        <w:tblPrEx>
-          <w:tblBorders>
-            <w:top w:val="none" w:color="auto" w:sz="0" w:space="0"/>
-            <w:left w:val="none" w:color="auto" w:sz="0" w:space="0"/>
-            <w:bottom w:val="none" w:color="auto" w:sz="0" w:space="0"/>
-            <w:right w:val="none" w:color="auto" w:sz="0" w:space="0"/>
-            <w:insideH w:val="none" w:color="auto" w:sz="0" w:space="0"/>
-            <w:insideV w:val="none" w:color="auto" w:sz="0" w:space="0"/>
-          </w:tblBorders>
-          <w:tblCellMar>
-            <w:top w:w="0" w:type="dxa"/>
-            <w:left w:w="108" w:type="dxa"/>
-            <w:bottom w:w="0" w:type="dxa"/>
-            <w:right w:w="108" w:type="dxa"/>
-          </w:tblCellMar>
-        </w:tblPrEx>
         <w:tc>
           <w:tcPr>
             <w:tcW w:w="1696" w:type="dxa"/>
@@ -4780,7 +4585,7 @@
               <w:spacing w:line="360" w:lineRule="auto"/>
               <w:jc w:val="both"/>
               <w:rPr>
-                <w:rFonts w:hint="default" w:ascii="Arial" w:hAnsi="Arial" w:cs="Arial"/>
+                <w:rFonts w:ascii="Arial" w:hAnsi="Arial" w:cs="Arial"/>
                 <w:sz w:val="22"/>
                 <w:szCs w:val="22"/>
                 <w:lang w:val="en-US"/>
@@ -4797,33 +4602,77 @@
             </w:r>
             <w:r>
               <w:rPr>
-                <w:rFonts w:hint="default" w:ascii="Arial" w:hAnsi="Arial" w:cs="Arial"/>
-                <w:sz w:val="22"/>
-                <w:szCs w:val="22"/>
-                <w:lang w:val="en-US"/>
-              </w:rPr>
-              <w:t>{kota/kabupaten}, {provinsi}</w:t>
+                <w:rFonts w:ascii="Arial" w:hAnsi="Arial" w:cs="Arial"/>
+                <w:sz w:val="22"/>
+                <w:szCs w:val="22"/>
+                <w:lang w:val="en-US"/>
+              </w:rPr>
+              <w:t>{</w:t>
+            </w:r>
+            <w:proofErr w:type="spellStart"/>
+            <w:r>
+              <w:rPr>
+                <w:rFonts w:ascii="Arial" w:hAnsi="Arial" w:cs="Arial"/>
+                <w:sz w:val="22"/>
+                <w:szCs w:val="22"/>
+                <w:lang w:val="en-US"/>
+              </w:rPr>
+              <w:t>kota</w:t>
+            </w:r>
+            <w:proofErr w:type="spellEnd"/>
+            <w:r>
+              <w:rPr>
+                <w:rFonts w:ascii="Arial" w:hAnsi="Arial" w:cs="Arial"/>
+                <w:sz w:val="22"/>
+                <w:szCs w:val="22"/>
+                <w:lang w:val="en-US"/>
+              </w:rPr>
+              <w:t>/</w:t>
+            </w:r>
+            <w:proofErr w:type="spellStart"/>
+            <w:r>
+              <w:rPr>
+                <w:rFonts w:ascii="Arial" w:hAnsi="Arial" w:cs="Arial"/>
+                <w:sz w:val="22"/>
+                <w:szCs w:val="22"/>
+                <w:lang w:val="en-US"/>
+              </w:rPr>
+              <w:t>kabupaten</w:t>
+            </w:r>
+            <w:proofErr w:type="spellEnd"/>
+            <w:r>
+              <w:rPr>
+                <w:rFonts w:ascii="Arial" w:hAnsi="Arial" w:cs="Arial"/>
+                <w:sz w:val="22"/>
+                <w:szCs w:val="22"/>
+                <w:lang w:val="en-US"/>
+              </w:rPr>
+              <w:t>}, {</w:t>
+            </w:r>
+            <w:proofErr w:type="spellStart"/>
+            <w:r>
+              <w:rPr>
+                <w:rFonts w:ascii="Arial" w:hAnsi="Arial" w:cs="Arial"/>
+                <w:sz w:val="22"/>
+                <w:szCs w:val="22"/>
+                <w:lang w:val="en-US"/>
+              </w:rPr>
+              <w:t>provinsi</w:t>
+            </w:r>
+            <w:proofErr w:type="spellEnd"/>
+            <w:r>
+              <w:rPr>
+                <w:rFonts w:ascii="Arial" w:hAnsi="Arial" w:cs="Arial"/>
+                <w:sz w:val="22"/>
+                <w:szCs w:val="22"/>
+                <w:lang w:val="en-US"/>
+              </w:rPr>
+              <w:t>}</w:t>
             </w:r>
           </w:p>
         </w:tc>
       </w:tr>
       <w:tr>
-        <w:tblPrEx>
-          <w:tblBorders>
-            <w:top w:val="none" w:color="auto" w:sz="0" w:space="0"/>
-            <w:left w:val="none" w:color="auto" w:sz="0" w:space="0"/>
-            <w:bottom w:val="none" w:color="auto" w:sz="0" w:space="0"/>
-            <w:right w:val="none" w:color="auto" w:sz="0" w:space="0"/>
-            <w:insideH w:val="none" w:color="auto" w:sz="0" w:space="0"/>
-            <w:insideV w:val="none" w:color="auto" w:sz="0" w:space="0"/>
-          </w:tblBorders>
-          <w:tblCellMar>
-            <w:top w:w="0" w:type="dxa"/>
-            <w:left w:w="108" w:type="dxa"/>
-            <w:bottom w:w="0" w:type="dxa"/>
-            <w:right w:w="108" w:type="dxa"/>
-          </w:tblCellMar>
-        </w:tblPrEx>
         <w:tc>
           <w:tcPr>
             <w:tcW w:w="1696" w:type="dxa"/>
@@ -4975,45 +4824,23 @@
     </w:p>
     <w:tbl>
       <w:tblPr>
-        <w:tblStyle w:val="19"/>
+        <w:tblStyle w:val="TableGrid"/>
         <w:tblW w:w="0" w:type="auto"/>
         <w:tblInd w:w="1555" w:type="dxa"/>
         <w:tblBorders>
-          <w:top w:val="none" w:color="auto" w:sz="0" w:space="0"/>
-          <w:left w:val="none" w:color="auto" w:sz="0" w:space="0"/>
-          <w:bottom w:val="none" w:color="auto" w:sz="0" w:space="0"/>
-          <w:right w:val="none" w:color="auto" w:sz="0" w:space="0"/>
-          <w:insideH w:val="none" w:color="auto" w:sz="0" w:space="0"/>
-          <w:insideV w:val="none" w:color="auto" w:sz="0" w:space="0"/>
+          <w:top w:val="none" w:sz="0" w:space="0" w:color="auto"/>
+          <w:left w:val="none" w:sz="0" w:space="0" w:color="auto"/>
+          <w:bottom w:val="none" w:sz="0" w:space="0" w:color="auto"/>
+          <w:right w:val="none" w:sz="0" w:space="0" w:color="auto"/>
+          <w:insideH w:val="none" w:sz="0" w:space="0" w:color="auto"/>
+          <w:insideV w:val="none" w:sz="0" w:space="0" w:color="auto"/>
         </w:tblBorders>
-        <w:tblLayout w:type="autofit"/>
-        <w:tblCellMar>
-          <w:top w:w="0" w:type="dxa"/>
-          <w:left w:w="108" w:type="dxa"/>
-          <w:bottom w:w="0" w:type="dxa"/>
-          <w:right w:w="108" w:type="dxa"/>
-        </w:tblCellMar>
+        <w:tblLook w:val="04A0" w:firstRow="1" w:lastRow="0" w:firstColumn="1" w:lastColumn="0" w:noHBand="0" w:noVBand="1"/>
       </w:tblPr>
       <w:tblGrid>
         <w:gridCol w:w="8577"/>
       </w:tblGrid>
       <w:tr>
-        <w:tblPrEx>
-          <w:tblBorders>
-            <w:top w:val="none" w:color="auto" w:sz="0" w:space="0"/>
-            <w:left w:val="none" w:color="auto" w:sz="0" w:space="0"/>
-            <w:bottom w:val="none" w:color="auto" w:sz="0" w:space="0"/>
-            <w:right w:val="none" w:color="auto" w:sz="0" w:space="0"/>
-            <w:insideH w:val="none" w:color="auto" w:sz="0" w:space="0"/>
-            <w:insideV w:val="none" w:color="auto" w:sz="0" w:space="0"/>
-          </w:tblBorders>
-          <w:tblCellMar>
-            <w:top w:w="0" w:type="dxa"/>
-            <w:left w:w="108" w:type="dxa"/>
-            <w:bottom w:w="0" w:type="dxa"/>
-            <w:right w:w="108" w:type="dxa"/>
-          </w:tblCellMar>
-        </w:tblPrEx>
         <w:tc>
           <w:tcPr>
             <w:tcW w:w="8577" w:type="dxa"/>
@@ -5039,13 +4866,6 @@
                 <w:lang w:val="it-IT"/>
               </w:rPr>
               <w:tab/>
-            </w:r>
-            <w:r>
-              <w:rPr>
-                <w:rFonts w:ascii="Arial" w:hAnsi="Arial" w:cs="Arial"/>
-                <w:color w:val="000000"/>
-                <w:lang w:val="it-IT"/>
-              </w:rPr>
               <w:t>Sehubungan dengan hal tersebut, kami mohon kiranya Ketua DPRD Kota Salatiga dapat memfasilitasi dan menerbitkan Surat Perintah Tugas (SPT) serta Sekretaris DPRD Kota Salatiga dapat menerbitkan Surat Perintah Perjalanan Dinas (SPPD) bagi peserta yang tercantum dalam lampiran</w:t>
             </w:r>
             <w:r>
@@ -5156,46 +4976,23 @@
     </w:p>
     <w:tbl>
       <w:tblPr>
-        <w:tblStyle w:val="19"/>
+        <w:tblStyle w:val="TableGrid"/>
         <w:tblpPr w:leftFromText="180" w:rightFromText="180" w:vertAnchor="text" w:horzAnchor="margin" w:tblpXSpec="right" w:tblpY="-75"/>
         <w:tblW w:w="0" w:type="auto"/>
-        <w:tblInd w:w="0" w:type="dxa"/>
         <w:tblBorders>
-          <w:top w:val="none" w:color="auto" w:sz="0" w:space="0"/>
-          <w:left w:val="none" w:color="auto" w:sz="0" w:space="0"/>
-          <w:bottom w:val="none" w:color="auto" w:sz="0" w:space="0"/>
-          <w:right w:val="none" w:color="auto" w:sz="0" w:space="0"/>
-          <w:insideH w:val="none" w:color="auto" w:sz="0" w:space="0"/>
-          <w:insideV w:val="none" w:color="auto" w:sz="0" w:space="0"/>
+          <w:top w:val="none" w:sz="0" w:space="0" w:color="auto"/>
+          <w:left w:val="none" w:sz="0" w:space="0" w:color="auto"/>
+          <w:bottom w:val="none" w:sz="0" w:space="0" w:color="auto"/>
+          <w:right w:val="none" w:sz="0" w:space="0" w:color="auto"/>
+          <w:insideH w:val="none" w:sz="0" w:space="0" w:color="auto"/>
+          <w:insideV w:val="none" w:sz="0" w:space="0" w:color="auto"/>
         </w:tblBorders>
-        <w:tblLayout w:type="autofit"/>
-        <w:tblCellMar>
-          <w:top w:w="0" w:type="dxa"/>
-          <w:left w:w="108" w:type="dxa"/>
-          <w:bottom w:w="0" w:type="dxa"/>
-          <w:right w:w="108" w:type="dxa"/>
-        </w:tblCellMar>
+        <w:tblLook w:val="04A0" w:firstRow="1" w:lastRow="0" w:firstColumn="1" w:lastColumn="0" w:noHBand="0" w:noVBand="1"/>
       </w:tblPr>
       <w:tblGrid>
         <w:gridCol w:w="5240"/>
       </w:tblGrid>
       <w:tr>
-        <w:tblPrEx>
-          <w:tblBorders>
-            <w:top w:val="none" w:color="auto" w:sz="0" w:space="0"/>
-            <w:left w:val="none" w:color="auto" w:sz="0" w:space="0"/>
-            <w:bottom w:val="none" w:color="auto" w:sz="0" w:space="0"/>
-            <w:right w:val="none" w:color="auto" w:sz="0" w:space="0"/>
-            <w:insideH w:val="none" w:color="auto" w:sz="0" w:space="0"/>
-            <w:insideV w:val="none" w:color="auto" w:sz="0" w:space="0"/>
-          </w:tblBorders>
-          <w:tblCellMar>
-            <w:top w:w="0" w:type="dxa"/>
-            <w:left w:w="108" w:type="dxa"/>
-            <w:bottom w:w="0" w:type="dxa"/>
-            <w:right w:w="108" w:type="dxa"/>
-          </w:tblCellMar>
-        </w:tblPrEx>
         <w:tc>
           <w:tcPr>
             <w:tcW w:w="5240" w:type="dxa"/>
@@ -5224,12 +5021,32 @@
             </w:r>
             <w:r>
               <w:rPr>
-                <w:rFonts w:hint="default" w:ascii="Arial" w:hAnsi="Arial" w:cs="Arial"/>
-                <w:sz w:val="22"/>
-                <w:szCs w:val="22"/>
-                <w:lang w:val="en-US"/>
-              </w:rPr>
-              <w:t>{komisi}</w:t>
+                <w:rFonts w:ascii="Arial" w:hAnsi="Arial" w:cs="Arial"/>
+                <w:sz w:val="22"/>
+                <w:szCs w:val="22"/>
+                <w:lang w:val="en-US"/>
+              </w:rPr>
+              <w:t>{</w:t>
+            </w:r>
+            <w:proofErr w:type="spellStart"/>
+            <w:r>
+              <w:rPr>
+                <w:rFonts w:ascii="Arial" w:hAnsi="Arial" w:cs="Arial"/>
+                <w:sz w:val="22"/>
+                <w:szCs w:val="22"/>
+                <w:lang w:val="en-US"/>
+              </w:rPr>
+              <w:t>komisi</w:t>
+            </w:r>
+            <w:proofErr w:type="spellEnd"/>
+            <w:r>
+              <w:rPr>
+                <w:rFonts w:ascii="Arial" w:hAnsi="Arial" w:cs="Arial"/>
+                <w:sz w:val="22"/>
+                <w:szCs w:val="22"/>
+                <w:lang w:val="en-US"/>
+              </w:rPr>
+              <w:t>}</w:t>
             </w:r>
             <w:r>
               <w:rPr>
@@ -5309,32 +5126,68 @@
           </w:p>
           <w:p>
             <w:pPr>
-              <w:pStyle w:val="30"/>
-              <w:numPr>
-                <w:ilvl w:val="0"/>
-                <w:numId w:val="0"/>
-              </w:numPr>
+              <w:pStyle w:val="ListParagraph"/>
               <w:tabs>
                 <w:tab w:val="center" w:pos="7371"/>
               </w:tabs>
               <w:spacing w:line="360" w:lineRule="auto"/>
-              <w:ind w:left="-10" w:leftChars="0"/>
+              <w:ind w:left="-10"/>
               <w:jc w:val="center"/>
               <w:rPr>
-                <w:rFonts w:hint="default" w:ascii="Arial" w:hAnsi="Arial" w:cs="Arial"/>
-                <w:sz w:val="22"/>
-                <w:szCs w:val="22"/>
-                <w:lang w:val="en-US"/>
-              </w:rPr>
-            </w:pPr>
-            <w:r>
-              <w:rPr>
-                <w:rFonts w:hint="default" w:ascii="Arial" w:hAnsi="Arial" w:cs="Arial"/>
-                <w:sz w:val="22"/>
-                <w:szCs w:val="22"/>
-                <w:lang w:val="en-US"/>
-              </w:rPr>
-              <w:t xml:space="preserve">{nama_ketua_{komisi}} </w:t>
+                <w:rFonts w:ascii="Arial" w:hAnsi="Arial" w:cs="Arial"/>
+                <w:sz w:val="22"/>
+                <w:szCs w:val="22"/>
+                <w:lang w:val="en-US"/>
+              </w:rPr>
+            </w:pPr>
+            <w:r>
+              <w:rPr>
+                <w:rFonts w:ascii="Arial" w:hAnsi="Arial" w:cs="Arial"/>
+                <w:sz w:val="22"/>
+                <w:szCs w:val="22"/>
+                <w:lang w:val="en-US"/>
+              </w:rPr>
+              <w:t>{</w:t>
+            </w:r>
+            <w:proofErr w:type="spellStart"/>
+            <w:r>
+              <w:rPr>
+                <w:rFonts w:ascii="Arial" w:hAnsi="Arial" w:cs="Arial"/>
+                <w:sz w:val="22"/>
+                <w:szCs w:val="22"/>
+                <w:lang w:val="en-US"/>
+              </w:rPr>
+              <w:t>nama_ketua</w:t>
+            </w:r>
+            <w:proofErr w:type="spellEnd"/>
+            <w:r>
+              <w:rPr>
+                <w:rFonts w:ascii="Arial" w:hAnsi="Arial" w:cs="Arial"/>
+                <w:sz w:val="22"/>
+                <w:szCs w:val="22"/>
+                <w:lang w:val="en-US"/>
+              </w:rPr>
+              <w:t>_{</w:t>
+            </w:r>
+            <w:proofErr w:type="spellStart"/>
+            <w:r>
+              <w:rPr>
+                <w:rFonts w:ascii="Arial" w:hAnsi="Arial" w:cs="Arial"/>
+                <w:sz w:val="22"/>
+                <w:szCs w:val="22"/>
+                <w:lang w:val="en-US"/>
+              </w:rPr>
+              <w:t>komisi</w:t>
+            </w:r>
+            <w:proofErr w:type="spellEnd"/>
+            <w:r>
+              <w:rPr>
+                <w:rFonts w:ascii="Arial" w:hAnsi="Arial" w:cs="Arial"/>
+                <w:sz w:val="22"/>
+                <w:szCs w:val="22"/>
+                <w:lang w:val="en-US"/>
+              </w:rPr>
+              <w:t xml:space="preserve">}} </w:t>
             </w:r>
           </w:p>
           <w:p>
@@ -5484,7 +5337,7 @@
     </w:p>
     <w:p>
       <w:pPr>
-        <w:pStyle w:val="30"/>
+        <w:pStyle w:val="ListParagraph"/>
         <w:numPr>
           <w:ilvl w:val="0"/>
           <w:numId w:val="3"/>
@@ -5513,7 +5366,7 @@
     </w:p>
     <w:p>
       <w:pPr>
-        <w:pStyle w:val="30"/>
+        <w:pStyle w:val="ListParagraph"/>
         <w:numPr>
           <w:ilvl w:val="0"/>
           <w:numId w:val="3"/>
@@ -5542,11 +5395,6 @@
     </w:p>
     <w:p>
       <w:pPr>
-        <w:tabs>
-          <w:tab w:val="center" w:pos="7371"/>
-        </w:tabs>
-        <w:spacing w:line="360" w:lineRule="auto"/>
-        <w:jc w:val="both"/>
         <w:rPr>
           <w:rFonts w:ascii="Arial" w:hAnsi="Arial" w:cs="Arial"/>
           <w:sz w:val="22"/>
@@ -5554,200 +5402,15 @@
           <w:lang w:val="id-ID"/>
         </w:rPr>
       </w:pPr>
-    </w:p>
-    <w:p>
-      <w:pPr>
-        <w:tabs>
-          <w:tab w:val="center" w:pos="7371"/>
-        </w:tabs>
-        <w:spacing w:line="360" w:lineRule="auto"/>
-        <w:jc w:val="both"/>
+      <w:r>
         <w:rPr>
           <w:rFonts w:ascii="Arial" w:hAnsi="Arial" w:cs="Arial"/>
           <w:sz w:val="22"/>
           <w:szCs w:val="22"/>
           <w:lang w:val="id-ID"/>
         </w:rPr>
-      </w:pPr>
-    </w:p>
-    <w:p>
-      <w:pPr>
-        <w:tabs>
-          <w:tab w:val="center" w:pos="7371"/>
-        </w:tabs>
-        <w:spacing w:line="360" w:lineRule="auto"/>
-        <w:jc w:val="both"/>
-        <w:rPr>
-          <w:rFonts w:ascii="Arial" w:hAnsi="Arial" w:cs="Arial"/>
-          <w:sz w:val="22"/>
-          <w:szCs w:val="22"/>
-          <w:lang w:val="id-ID"/>
-        </w:rPr>
-      </w:pPr>
-    </w:p>
-    <w:p>
-      <w:pPr>
-        <w:tabs>
-          <w:tab w:val="center" w:pos="7371"/>
-        </w:tabs>
-        <w:spacing w:line="360" w:lineRule="auto"/>
-        <w:jc w:val="both"/>
-        <w:rPr>
-          <w:rFonts w:ascii="Arial" w:hAnsi="Arial" w:cs="Arial"/>
-          <w:sz w:val="22"/>
-          <w:szCs w:val="22"/>
-          <w:lang w:val="id-ID"/>
-        </w:rPr>
-      </w:pPr>
-    </w:p>
-    <w:p>
-      <w:pPr>
-        <w:tabs>
-          <w:tab w:val="center" w:pos="7371"/>
-        </w:tabs>
-        <w:spacing w:line="360" w:lineRule="auto"/>
-        <w:jc w:val="both"/>
-        <w:rPr>
-          <w:rFonts w:ascii="Arial" w:hAnsi="Arial" w:cs="Arial"/>
-          <w:sz w:val="22"/>
-          <w:szCs w:val="22"/>
-          <w:lang w:val="id-ID"/>
-        </w:rPr>
-      </w:pPr>
-    </w:p>
-    <w:p>
-      <w:pPr>
-        <w:tabs>
-          <w:tab w:val="center" w:pos="7371"/>
-        </w:tabs>
-        <w:spacing w:line="360" w:lineRule="auto"/>
-        <w:jc w:val="both"/>
-        <w:rPr>
-          <w:rFonts w:ascii="Arial" w:hAnsi="Arial" w:cs="Arial"/>
-          <w:sz w:val="22"/>
-          <w:szCs w:val="22"/>
-          <w:lang w:val="id-ID"/>
-        </w:rPr>
-      </w:pPr>
-    </w:p>
-    <w:p>
-      <w:pPr>
-        <w:tabs>
-          <w:tab w:val="center" w:pos="7371"/>
-        </w:tabs>
-        <w:spacing w:line="360" w:lineRule="auto"/>
-        <w:jc w:val="both"/>
-        <w:rPr>
-          <w:rFonts w:ascii="Arial" w:hAnsi="Arial" w:cs="Arial"/>
-          <w:sz w:val="22"/>
-          <w:szCs w:val="22"/>
-          <w:lang w:val="id-ID"/>
-        </w:rPr>
-      </w:pPr>
-    </w:p>
-    <w:p>
-      <w:pPr>
-        <w:tabs>
-          <w:tab w:val="center" w:pos="7371"/>
-        </w:tabs>
-        <w:spacing w:line="360" w:lineRule="auto"/>
-        <w:jc w:val="both"/>
-        <w:rPr>
-          <w:rFonts w:ascii="Arial" w:hAnsi="Arial" w:cs="Arial"/>
-          <w:sz w:val="22"/>
-          <w:szCs w:val="22"/>
-          <w:lang w:val="id-ID"/>
-        </w:rPr>
-      </w:pPr>
-    </w:p>
-    <w:p>
-      <w:pPr>
-        <w:tabs>
-          <w:tab w:val="center" w:pos="7371"/>
-        </w:tabs>
-        <w:spacing w:line="360" w:lineRule="auto"/>
-        <w:jc w:val="both"/>
-        <w:rPr>
-          <w:rFonts w:ascii="Arial" w:hAnsi="Arial" w:cs="Arial"/>
-          <w:sz w:val="22"/>
-          <w:szCs w:val="22"/>
-          <w:lang w:val="id-ID"/>
-        </w:rPr>
-      </w:pPr>
-    </w:p>
-    <w:p>
-      <w:pPr>
-        <w:tabs>
-          <w:tab w:val="center" w:pos="7371"/>
-        </w:tabs>
-        <w:spacing w:line="360" w:lineRule="auto"/>
-        <w:jc w:val="both"/>
-        <w:rPr>
-          <w:rFonts w:ascii="Arial" w:hAnsi="Arial" w:cs="Arial"/>
-          <w:sz w:val="22"/>
-          <w:szCs w:val="22"/>
-          <w:lang w:val="id-ID"/>
-        </w:rPr>
-      </w:pPr>
-    </w:p>
-    <w:p>
-      <w:pPr>
-        <w:tabs>
-          <w:tab w:val="center" w:pos="7371"/>
-        </w:tabs>
-        <w:spacing w:line="360" w:lineRule="auto"/>
-        <w:jc w:val="both"/>
-        <w:rPr>
-          <w:rFonts w:ascii="Arial" w:hAnsi="Arial" w:cs="Arial"/>
-          <w:sz w:val="22"/>
-          <w:szCs w:val="22"/>
-          <w:lang w:val="id-ID"/>
-        </w:rPr>
-      </w:pPr>
-    </w:p>
-    <w:p>
-      <w:pPr>
-        <w:tabs>
-          <w:tab w:val="center" w:pos="7371"/>
-        </w:tabs>
-        <w:spacing w:line="360" w:lineRule="auto"/>
-        <w:jc w:val="both"/>
-        <w:rPr>
-          <w:rFonts w:ascii="Arial" w:hAnsi="Arial" w:cs="Arial"/>
-          <w:sz w:val="22"/>
-          <w:szCs w:val="22"/>
-          <w:lang w:val="id-ID"/>
-        </w:rPr>
-      </w:pPr>
-    </w:p>
-    <w:p>
-      <w:pPr>
-        <w:tabs>
-          <w:tab w:val="center" w:pos="7371"/>
-        </w:tabs>
-        <w:spacing w:line="360" w:lineRule="auto"/>
-        <w:jc w:val="both"/>
-        <w:rPr>
-          <w:rFonts w:ascii="Arial" w:hAnsi="Arial" w:cs="Arial"/>
-          <w:sz w:val="22"/>
-          <w:szCs w:val="22"/>
-          <w:lang w:val="id-ID"/>
-        </w:rPr>
-      </w:pPr>
-    </w:p>
-    <w:p>
-      <w:pPr>
-        <w:tabs>
-          <w:tab w:val="center" w:pos="7371"/>
-        </w:tabs>
-        <w:spacing w:line="360" w:lineRule="auto"/>
-        <w:rPr>
-          <w:rFonts w:ascii="Arial" w:hAnsi="Arial" w:cs="Arial"/>
-          <w:sz w:val="22"/>
-          <w:szCs w:val="22"/>
-          <w:lang w:val="id-ID"/>
-        </w:rPr>
-      </w:pPr>
+        <w:br w:type="page"/>
+      </w:r>
     </w:p>
     <w:p>
       <w:pPr>
@@ -5772,30 +5435,24 @@
           <w:szCs w:val="22"/>
           <w:lang w:val="id-ID"/>
         </w:rPr>
+        <w:lastRenderedPageBreak/>
         <w:t>Lampiran Surat :</w:t>
       </w:r>
     </w:p>
     <w:tbl>
       <w:tblPr>
-        <w:tblStyle w:val="19"/>
+        <w:tblStyle w:val="TableGrid"/>
         <w:tblpPr w:leftFromText="180" w:rightFromText="180" w:vertAnchor="text" w:horzAnchor="page" w:tblpX="7117" w:tblpY="37"/>
         <w:tblW w:w="0" w:type="auto"/>
-        <w:tblInd w:w="0" w:type="dxa"/>
         <w:tblBorders>
-          <w:top w:val="none" w:color="auto" w:sz="0" w:space="0"/>
-          <w:left w:val="none" w:color="auto" w:sz="0" w:space="0"/>
-          <w:bottom w:val="none" w:color="auto" w:sz="0" w:space="0"/>
-          <w:right w:val="none" w:color="auto" w:sz="0" w:space="0"/>
-          <w:insideH w:val="none" w:color="auto" w:sz="0" w:space="0"/>
-          <w:insideV w:val="none" w:color="auto" w:sz="0" w:space="0"/>
+          <w:top w:val="none" w:sz="0" w:space="0" w:color="auto"/>
+          <w:left w:val="none" w:sz="0" w:space="0" w:color="auto"/>
+          <w:bottom w:val="none" w:sz="0" w:space="0" w:color="auto"/>
+          <w:right w:val="none" w:sz="0" w:space="0" w:color="auto"/>
+          <w:insideH w:val="none" w:sz="0" w:space="0" w:color="auto"/>
+          <w:insideV w:val="none" w:sz="0" w:space="0" w:color="auto"/>
         </w:tblBorders>
-        <w:tblLayout w:type="autofit"/>
-        <w:tblCellMar>
-          <w:top w:w="0" w:type="dxa"/>
-          <w:left w:w="108" w:type="dxa"/>
-          <w:bottom w:w="0" w:type="dxa"/>
-          <w:right w:w="108" w:type="dxa"/>
-        </w:tblCellMar>
+        <w:tblLook w:val="04A0" w:firstRow="1" w:lastRow="0" w:firstColumn="1" w:lastColumn="0" w:noHBand="0" w:noVBand="1"/>
       </w:tblPr>
       <w:tblGrid>
         <w:gridCol w:w="1012"/>
@@ -5803,24 +5460,8 @@
         <w:gridCol w:w="3079"/>
       </w:tblGrid>
       <w:tr>
-        <w:tblPrEx>
-          <w:tblBorders>
-            <w:top w:val="none" w:color="auto" w:sz="0" w:space="0"/>
-            <w:left w:val="none" w:color="auto" w:sz="0" w:space="0"/>
-            <w:bottom w:val="none" w:color="auto" w:sz="0" w:space="0"/>
-            <w:right w:val="none" w:color="auto" w:sz="0" w:space="0"/>
-            <w:insideH w:val="none" w:color="auto" w:sz="0" w:space="0"/>
-            <w:insideV w:val="none" w:color="auto" w:sz="0" w:space="0"/>
-          </w:tblBorders>
-          <w:tblCellMar>
-            <w:top w:w="0" w:type="dxa"/>
-            <w:left w:w="108" w:type="dxa"/>
-            <w:bottom w:w="0" w:type="dxa"/>
-            <w:right w:w="108" w:type="dxa"/>
-          </w:tblCellMar>
-        </w:tblPrEx>
         <w:trPr>
-          <w:trHeight w:val="169" w:hRule="atLeast"/>
+          <w:trHeight w:val="169"/>
         </w:trPr>
         <w:tc>
           <w:tcPr>
@@ -5890,41 +5531,45 @@
               </w:tabs>
               <w:spacing w:line="360" w:lineRule="auto"/>
               <w:rPr>
-                <w:rFonts w:hint="default" w:ascii="Arial" w:hAnsi="Arial" w:cs="Arial"/>
-                <w:sz w:val="22"/>
-                <w:szCs w:val="22"/>
-                <w:lang w:val="en-US"/>
-              </w:rPr>
-            </w:pPr>
-            <w:r>
-              <w:rPr>
-                <w:rFonts w:hint="default" w:ascii="Arial" w:hAnsi="Arial" w:cs="Arial"/>
-                <w:sz w:val="22"/>
-                <w:szCs w:val="22"/>
-                <w:lang w:val="en-US"/>
-              </w:rPr>
-              <w:t>{nomor_surat_spt}</w:t>
+                <w:rFonts w:ascii="Arial" w:hAnsi="Arial" w:cs="Arial"/>
+                <w:sz w:val="22"/>
+                <w:szCs w:val="22"/>
+                <w:lang w:val="en-US"/>
+              </w:rPr>
+            </w:pPr>
+            <w:r>
+              <w:rPr>
+                <w:rFonts w:ascii="Arial" w:hAnsi="Arial" w:cs="Arial"/>
+                <w:sz w:val="22"/>
+                <w:szCs w:val="22"/>
+                <w:lang w:val="en-US"/>
+              </w:rPr>
+              <w:t>{</w:t>
+            </w:r>
+            <w:proofErr w:type="spellStart"/>
+            <w:r>
+              <w:rPr>
+                <w:rFonts w:ascii="Arial" w:hAnsi="Arial" w:cs="Arial"/>
+                <w:sz w:val="22"/>
+                <w:szCs w:val="22"/>
+                <w:lang w:val="en-US"/>
+              </w:rPr>
+              <w:t>nomor_surat_spt</w:t>
+            </w:r>
+            <w:proofErr w:type="spellEnd"/>
+            <w:r>
+              <w:rPr>
+                <w:rFonts w:ascii="Arial" w:hAnsi="Arial" w:cs="Arial"/>
+                <w:sz w:val="22"/>
+                <w:szCs w:val="22"/>
+                <w:lang w:val="en-US"/>
+              </w:rPr>
+              <w:t>}</w:t>
             </w:r>
           </w:p>
         </w:tc>
       </w:tr>
       <w:tr>
-        <w:tblPrEx>
-          <w:tblBorders>
-            <w:top w:val="none" w:color="auto" w:sz="0" w:space="0"/>
-            <w:left w:val="none" w:color="auto" w:sz="0" w:space="0"/>
-            <w:bottom w:val="none" w:color="auto" w:sz="0" w:space="0"/>
-            <w:right w:val="none" w:color="auto" w:sz="0" w:space="0"/>
-            <w:insideH w:val="none" w:color="auto" w:sz="0" w:space="0"/>
-            <w:insideV w:val="none" w:color="auto" w:sz="0" w:space="0"/>
-          </w:tblBorders>
-          <w:tblCellMar>
-            <w:top w:w="0" w:type="dxa"/>
-            <w:left w:w="108" w:type="dxa"/>
-            <w:bottom w:w="0" w:type="dxa"/>
-            <w:right w:w="108" w:type="dxa"/>
-          </w:tblCellMar>
-        </w:tblPrEx>
         <w:tc>
           <w:tcPr>
             <w:tcW w:w="1012" w:type="dxa"/>
@@ -5993,20 +5638,40 @@
               </w:tabs>
               <w:spacing w:line="360" w:lineRule="auto"/>
               <w:rPr>
-                <w:rFonts w:hint="default" w:ascii="Arial" w:hAnsi="Arial" w:cs="Arial"/>
-                <w:sz w:val="22"/>
-                <w:szCs w:val="22"/>
-                <w:lang w:val="en-US"/>
-              </w:rPr>
-            </w:pPr>
-            <w:r>
-              <w:rPr>
-                <w:rFonts w:hint="default" w:ascii="Arial" w:hAnsi="Arial" w:cs="Arial"/>
-                <w:sz w:val="22"/>
-                <w:szCs w:val="22"/>
-                <w:lang w:val="en-US"/>
-              </w:rPr>
-              <w:t>{tanggal_aplikasi_digunakan}</w:t>
+                <w:rFonts w:ascii="Arial" w:hAnsi="Arial" w:cs="Arial"/>
+                <w:sz w:val="22"/>
+                <w:szCs w:val="22"/>
+                <w:lang w:val="en-US"/>
+              </w:rPr>
+            </w:pPr>
+            <w:r>
+              <w:rPr>
+                <w:rFonts w:ascii="Arial" w:hAnsi="Arial" w:cs="Arial"/>
+                <w:sz w:val="22"/>
+                <w:szCs w:val="22"/>
+                <w:lang w:val="en-US"/>
+              </w:rPr>
+              <w:t>{</w:t>
+            </w:r>
+            <w:proofErr w:type="spellStart"/>
+            <w:r>
+              <w:rPr>
+                <w:rFonts w:ascii="Arial" w:hAnsi="Arial" w:cs="Arial"/>
+                <w:sz w:val="22"/>
+                <w:szCs w:val="22"/>
+                <w:lang w:val="en-US"/>
+              </w:rPr>
+              <w:t>tanggal_aplikasi_digunakan</w:t>
+            </w:r>
+            <w:proofErr w:type="spellEnd"/>
+            <w:r>
+              <w:rPr>
+                <w:rFonts w:ascii="Arial" w:hAnsi="Arial" w:cs="Arial"/>
+                <w:sz w:val="22"/>
+                <w:szCs w:val="22"/>
+                <w:lang w:val="en-US"/>
+              </w:rPr>
+              <w:t>}</w:t>
             </w:r>
           </w:p>
         </w:tc>
@@ -6105,14 +5770,38 @@
       </w:r>
       <w:r>
         <w:rPr>
-          <w:rFonts w:hint="default" w:ascii="Arial" w:hAnsi="Arial" w:cs="Arial"/>
+          <w:rFonts w:ascii="Arial" w:hAnsi="Arial" w:cs="Arial"/>
           <w:b/>
           <w:sz w:val="22"/>
           <w:szCs w:val="22"/>
           <w:u w:val="single"/>
           <w:lang w:val="en-US"/>
         </w:rPr>
-        <w:t>{komisi}</w:t>
+        <w:t>{</w:t>
+      </w:r>
+      <w:proofErr w:type="spellStart"/>
+      <w:r>
+        <w:rPr>
+          <w:rFonts w:ascii="Arial" w:hAnsi="Arial" w:cs="Arial"/>
+          <w:b/>
+          <w:sz w:val="22"/>
+          <w:szCs w:val="22"/>
+          <w:u w:val="single"/>
+          <w:lang w:val="en-US"/>
+        </w:rPr>
+        <w:t>komisi</w:t>
+      </w:r>
+      <w:proofErr w:type="spellEnd"/>
+      <w:r>
+        <w:rPr>
+          <w:rFonts w:ascii="Arial" w:hAnsi="Arial" w:cs="Arial"/>
+          <w:b/>
+          <w:sz w:val="22"/>
+          <w:szCs w:val="22"/>
+          <w:u w:val="single"/>
+          <w:lang w:val="en-US"/>
+        </w:rPr>
+        <w:t>}</w:t>
       </w:r>
       <w:r>
         <w:rPr>
@@ -6143,18 +5832,14 @@
     </w:p>
     <w:p>
       <w:pPr>
-        <w:pStyle w:val="30"/>
-        <w:numPr>
-          <w:ilvl w:val="0"/>
-          <w:numId w:val="0"/>
-        </w:numPr>
+        <w:pStyle w:val="ListParagraph"/>
         <w:tabs>
           <w:tab w:val="center" w:pos="7371"/>
         </w:tabs>
         <w:spacing w:line="360" w:lineRule="auto"/>
-        <w:ind w:left="-10" w:leftChars="0"/>
-        <w:rPr>
-          <w:rFonts w:hint="default" w:ascii="Arial" w:hAnsi="Arial" w:cs="Arial"/>
+        <w:ind w:left="-10"/>
+        <w:rPr>
+          <w:rFonts w:ascii="Arial" w:hAnsi="Arial" w:cs="Arial"/>
           <w:sz w:val="22"/>
           <w:szCs w:val="22"/>
           <w:lang w:val="en-US"/>
@@ -6162,28 +5847,44 @@
       </w:pPr>
       <w:r>
         <w:rPr>
-          <w:rFonts w:hint="default" w:ascii="Arial" w:hAnsi="Arial" w:cs="Arial"/>
+          <w:rFonts w:ascii="Arial" w:hAnsi="Arial" w:cs="Arial"/>
           <w:sz w:val="22"/>
           <w:szCs w:val="22"/>
           <w:lang w:val="en-US"/>
         </w:rPr>
-        <w:t>{daftar_peserta_block}</w:t>
-      </w:r>
-    </w:p>
-    <w:p>
-      <w:pPr>
-        <w:pStyle w:val="30"/>
-        <w:numPr>
-          <w:ilvl w:val="0"/>
-          <w:numId w:val="0"/>
-        </w:numPr>
+        <w:t>{</w:t>
+      </w:r>
+      <w:proofErr w:type="spellStart"/>
+      <w:r>
+        <w:rPr>
+          <w:rFonts w:ascii="Arial" w:hAnsi="Arial" w:cs="Arial"/>
+          <w:sz w:val="22"/>
+          <w:szCs w:val="22"/>
+          <w:lang w:val="en-US"/>
+        </w:rPr>
+        <w:t>daftar_peserta_block</w:t>
+      </w:r>
+      <w:proofErr w:type="spellEnd"/>
+      <w:r>
+        <w:rPr>
+          <w:rFonts w:ascii="Arial" w:hAnsi="Arial" w:cs="Arial"/>
+          <w:sz w:val="22"/>
+          <w:szCs w:val="22"/>
+          <w:lang w:val="en-US"/>
+        </w:rPr>
+        <w:t>}</w:t>
+      </w:r>
+    </w:p>
+    <w:p>
+      <w:pPr>
+        <w:pStyle w:val="ListParagraph"/>
         <w:tabs>
           <w:tab w:val="center" w:pos="7371"/>
         </w:tabs>
         <w:spacing w:line="360" w:lineRule="auto"/>
-        <w:ind w:left="-10" w:leftChars="0"/>
-        <w:rPr>
-          <w:rFonts w:hint="default" w:ascii="Arial" w:hAnsi="Arial" w:cs="Arial"/>
+        <w:ind w:left="-10"/>
+        <w:rPr>
+          <w:rFonts w:ascii="Arial" w:hAnsi="Arial" w:cs="Arial"/>
           <w:sz w:val="22"/>
           <w:szCs w:val="22"/>
           <w:lang w:val="id-ID"/>
@@ -6191,7 +5892,7 @@
       </w:pPr>
       <w:r>
         <w:rPr>
-          <w:rFonts w:hint="default" w:ascii="Arial" w:hAnsi="Arial" w:cs="Arial"/>
+          <w:rFonts w:ascii="Arial" w:hAnsi="Arial" w:cs="Arial"/>
           <w:sz w:val="22"/>
           <w:szCs w:val="22"/>
           <w:lang w:val="id-ID"/>
@@ -6201,16 +5902,12 @@
     </w:p>
     <w:p>
       <w:pPr>
-        <w:numPr>
-          <w:ilvl w:val="0"/>
-          <w:numId w:val="0"/>
-        </w:numPr>
         <w:tabs>
           <w:tab w:val="center" w:pos="7371"/>
         </w:tabs>
         <w:spacing w:line="360" w:lineRule="auto"/>
         <w:rPr>
-          <w:rFonts w:hint="default" w:ascii="Arial" w:hAnsi="Arial" w:cs="Arial"/>
+          <w:rFonts w:ascii="Arial" w:hAnsi="Arial" w:cs="Arial"/>
           <w:sz w:val="22"/>
           <w:szCs w:val="22"/>
           <w:lang w:val="en-US"/>
@@ -6218,7 +5915,7 @@
       </w:pPr>
       <w:r>
         <w:rPr>
-          <w:rFonts w:hint="default" w:ascii="Arial" w:hAnsi="Arial" w:cs="Arial"/>
+          <w:rFonts w:ascii="Arial" w:hAnsi="Arial" w:cs="Arial"/>
           <w:sz w:val="22"/>
           <w:szCs w:val="22"/>
           <w:lang w:val="en-US"/>
@@ -6296,46 +5993,23 @@
     </w:p>
     <w:tbl>
       <w:tblPr>
-        <w:tblStyle w:val="19"/>
+        <w:tblStyle w:val="TableGrid"/>
         <w:tblpPr w:leftFromText="180" w:rightFromText="180" w:vertAnchor="text" w:horzAnchor="margin" w:tblpXSpec="right" w:tblpY="-75"/>
         <w:tblW w:w="0" w:type="auto"/>
-        <w:tblInd w:w="0" w:type="dxa"/>
         <w:tblBorders>
-          <w:top w:val="none" w:color="auto" w:sz="0" w:space="0"/>
-          <w:left w:val="none" w:color="auto" w:sz="0" w:space="0"/>
-          <w:bottom w:val="none" w:color="auto" w:sz="0" w:space="0"/>
-          <w:right w:val="none" w:color="auto" w:sz="0" w:space="0"/>
-          <w:insideH w:val="none" w:color="auto" w:sz="0" w:space="0"/>
-          <w:insideV w:val="none" w:color="auto" w:sz="0" w:space="0"/>
+          <w:top w:val="none" w:sz="0" w:space="0" w:color="auto"/>
+          <w:left w:val="none" w:sz="0" w:space="0" w:color="auto"/>
+          <w:bottom w:val="none" w:sz="0" w:space="0" w:color="auto"/>
+          <w:right w:val="none" w:sz="0" w:space="0" w:color="auto"/>
+          <w:insideH w:val="none" w:sz="0" w:space="0" w:color="auto"/>
+          <w:insideV w:val="none" w:sz="0" w:space="0" w:color="auto"/>
         </w:tblBorders>
-        <w:tblLayout w:type="autofit"/>
-        <w:tblCellMar>
-          <w:top w:w="0" w:type="dxa"/>
-          <w:left w:w="108" w:type="dxa"/>
-          <w:bottom w:w="0" w:type="dxa"/>
-          <w:right w:w="108" w:type="dxa"/>
-        </w:tblCellMar>
+        <w:tblLook w:val="04A0" w:firstRow="1" w:lastRow="0" w:firstColumn="1" w:lastColumn="0" w:noHBand="0" w:noVBand="1"/>
       </w:tblPr>
       <w:tblGrid>
         <w:gridCol w:w="5240"/>
       </w:tblGrid>
       <w:tr>
-        <w:tblPrEx>
-          <w:tblBorders>
-            <w:top w:val="none" w:color="auto" w:sz="0" w:space="0"/>
-            <w:left w:val="none" w:color="auto" w:sz="0" w:space="0"/>
-            <w:bottom w:val="none" w:color="auto" w:sz="0" w:space="0"/>
-            <w:right w:val="none" w:color="auto" w:sz="0" w:space="0"/>
-            <w:insideH w:val="none" w:color="auto" w:sz="0" w:space="0"/>
-            <w:insideV w:val="none" w:color="auto" w:sz="0" w:space="0"/>
-          </w:tblBorders>
-          <w:tblCellMar>
-            <w:top w:w="0" w:type="dxa"/>
-            <w:left w:w="108" w:type="dxa"/>
-            <w:bottom w:w="0" w:type="dxa"/>
-            <w:right w:w="108" w:type="dxa"/>
-          </w:tblCellMar>
-        </w:tblPrEx>
         <w:tc>
           <w:tcPr>
             <w:tcW w:w="5240" w:type="dxa"/>
@@ -6364,12 +6038,32 @@
             </w:r>
             <w:r>
               <w:rPr>
-                <w:rFonts w:hint="default" w:ascii="Arial" w:hAnsi="Arial" w:cs="Arial"/>
-                <w:sz w:val="22"/>
-                <w:szCs w:val="22"/>
-                <w:lang w:val="en-US"/>
-              </w:rPr>
-              <w:t>{komisi}</w:t>
+                <w:rFonts w:ascii="Arial" w:hAnsi="Arial" w:cs="Arial"/>
+                <w:sz w:val="22"/>
+                <w:szCs w:val="22"/>
+                <w:lang w:val="en-US"/>
+              </w:rPr>
+              <w:t>{</w:t>
+            </w:r>
+            <w:proofErr w:type="spellStart"/>
+            <w:r>
+              <w:rPr>
+                <w:rFonts w:ascii="Arial" w:hAnsi="Arial" w:cs="Arial"/>
+                <w:sz w:val="22"/>
+                <w:szCs w:val="22"/>
+                <w:lang w:val="en-US"/>
+              </w:rPr>
+              <w:t>komisi</w:t>
+            </w:r>
+            <w:proofErr w:type="spellEnd"/>
+            <w:r>
+              <w:rPr>
+                <w:rFonts w:ascii="Arial" w:hAnsi="Arial" w:cs="Arial"/>
+                <w:sz w:val="22"/>
+                <w:szCs w:val="22"/>
+                <w:lang w:val="en-US"/>
+              </w:rPr>
+              <w:t>}</w:t>
             </w:r>
             <w:r>
               <w:rPr>
@@ -6449,49 +6143,81 @@
           </w:p>
           <w:p>
             <w:pPr>
-              <w:pStyle w:val="30"/>
-              <w:numPr>
-                <w:ilvl w:val="0"/>
-                <w:numId w:val="0"/>
-              </w:numPr>
+              <w:pStyle w:val="ListParagraph"/>
               <w:tabs>
                 <w:tab w:val="center" w:pos="7371"/>
               </w:tabs>
               <w:spacing w:line="360" w:lineRule="auto"/>
-              <w:ind w:left="-10" w:leftChars="0"/>
+              <w:ind w:left="-10"/>
               <w:jc w:val="center"/>
               <w:rPr>
-                <w:rFonts w:hint="default" w:ascii="Arial" w:hAnsi="Arial" w:cs="Arial"/>
-                <w:sz w:val="22"/>
-                <w:szCs w:val="22"/>
-                <w:lang w:val="en-US"/>
-              </w:rPr>
-            </w:pPr>
-            <w:r>
-              <w:rPr>
-                <w:rFonts w:hint="default" w:ascii="Arial" w:hAnsi="Arial" w:cs="Arial"/>
-                <w:sz w:val="22"/>
-                <w:szCs w:val="22"/>
-                <w:lang w:val="en-US"/>
-              </w:rPr>
-              <w:t xml:space="preserve">{nama_ketua_{komisi}} </w:t>
-            </w:r>
-          </w:p>
-          <w:p>
-            <w:pPr>
-              <w:pStyle w:val="30"/>
-              <w:numPr>
-                <w:ilvl w:val="0"/>
-                <w:numId w:val="0"/>
-              </w:numPr>
+                <w:rFonts w:ascii="Arial" w:hAnsi="Arial" w:cs="Arial"/>
+                <w:sz w:val="22"/>
+                <w:szCs w:val="22"/>
+                <w:lang w:val="en-US"/>
+              </w:rPr>
+            </w:pPr>
+            <w:r>
+              <w:rPr>
+                <w:rFonts w:ascii="Arial" w:hAnsi="Arial" w:cs="Arial"/>
+                <w:sz w:val="22"/>
+                <w:szCs w:val="22"/>
+                <w:lang w:val="en-US"/>
+              </w:rPr>
+              <w:t>{</w:t>
+            </w:r>
+            <w:proofErr w:type="spellStart"/>
+            <w:r>
+              <w:rPr>
+                <w:rFonts w:ascii="Arial" w:hAnsi="Arial" w:cs="Arial"/>
+                <w:sz w:val="22"/>
+                <w:szCs w:val="22"/>
+                <w:lang w:val="en-US"/>
+              </w:rPr>
+              <w:t>nama_ketua</w:t>
+            </w:r>
+            <w:proofErr w:type="spellEnd"/>
+            <w:r>
+              <w:rPr>
+                <w:rFonts w:ascii="Arial" w:hAnsi="Arial" w:cs="Arial"/>
+                <w:sz w:val="22"/>
+                <w:szCs w:val="22"/>
+                <w:lang w:val="en-US"/>
+              </w:rPr>
+              <w:t>_{</w:t>
+            </w:r>
+            <w:proofErr w:type="spellStart"/>
+            <w:r>
+              <w:rPr>
+                <w:rFonts w:ascii="Arial" w:hAnsi="Arial" w:cs="Arial"/>
+                <w:sz w:val="22"/>
+                <w:szCs w:val="22"/>
+                <w:lang w:val="en-US"/>
+              </w:rPr>
+              <w:t>komisi</w:t>
+            </w:r>
+            <w:proofErr w:type="spellEnd"/>
+            <w:r>
+              <w:rPr>
+                <w:rFonts w:ascii="Arial" w:hAnsi="Arial" w:cs="Arial"/>
+                <w:sz w:val="22"/>
+                <w:szCs w:val="22"/>
+                <w:lang w:val="en-US"/>
+              </w:rPr>
+              <w:t xml:space="preserve">}} </w:t>
+            </w:r>
+          </w:p>
+          <w:p>
+            <w:pPr>
+              <w:pStyle w:val="ListParagraph"/>
               <w:tabs>
                 <w:tab w:val="center" w:pos="7371"/>
               </w:tabs>
               <w:spacing w:line="360" w:lineRule="auto"/>
-              <w:ind w:left="-10" w:leftChars="0"/>
+              <w:ind w:left="-10"/>
               <w:jc w:val="center"/>
               <w:rPr>
-                <w:rFonts w:hint="default" w:ascii="Arial" w:hAnsi="Arial" w:cs="Arial"/>
+                <w:rFonts w:ascii="Arial" w:hAnsi="Arial" w:cs="Arial"/>
                 <w:sz w:val="22"/>
                 <w:szCs w:val="22"/>
                 <w:lang w:val="en-US"/>
@@ -6504,7 +6230,7 @@
               <w:spacing w:line="360" w:lineRule="auto"/>
               <w:jc w:val="center"/>
               <w:rPr>
-                <w:rFonts w:hint="default" w:ascii="Arial" w:hAnsi="Arial" w:cs="Arial"/>
+                <w:rFonts w:ascii="Arial" w:hAnsi="Arial" w:cs="Arial"/>
                 <w:sz w:val="22"/>
                 <w:szCs w:val="22"/>
                 <w:lang w:val="en-US"/>
@@ -6532,21 +6258,20 @@
       <w:type w:val="continuous"/>
       <w:pgSz w:w="12240" w:h="20160"/>
       <w:pgMar w:top="794" w:right="1134" w:bottom="794" w:left="964" w:header="720" w:footer="720" w:gutter="0"/>
-      <w:cols w:space="720" w:num="1"/>
-      <w:docGrid w:linePitch="360" w:charSpace="0"/>
+      <w:cols w:space="720"/>
+      <w:docGrid w:linePitch="360"/>
     </w:sectPr>
   </w:body>
 </w:document>
 </file>
 
 <file path=word/numbering.xml><?xml version="1.0" encoding="utf-8"?>
-<w:numbering xmlns:wpc="http://schemas.microsoft.com/office/word/2010/wordprocessingCanvas" xmlns:mc="http://schemas.openxmlformats.org/markup-compatibility/2006" xmlns:o="urn:schemas-microsoft-com:office:office" xmlns:r="http://schemas.openxmlformats.org/officeDocument/2006/relationships" xmlns:m="http://schemas.openxmlformats.org/officeDocument/2006/math" xmlns:v="urn:schemas-microsoft-com:vml" xmlns:wp14="http://schemas.microsoft.com/office/word/2010/wordprocessingDrawing" xmlns:wp="http://schemas.openxmlformats.org/drawingml/2006/wordprocessingDrawing" xmlns:w10="urn:schemas-microsoft-com:office:word" xmlns:w="http://schemas.openxmlformats.org/wordprocessingml/2006/main" xmlns:w14="http://schemas.microsoft.com/office/word/2010/wordml" xmlns:wpg="http://schemas.microsoft.com/office/word/2010/wordprocessingGroup" xmlns:wpi="http://schemas.microsoft.com/office/word/2010/wordprocessingInk" xmlns:wne="http://schemas.microsoft.com/office/word/2006/wordml" xmlns:wps="http://schemas.microsoft.com/office/word/2010/wordprocessingShape" xmlns:wpsCustomData="http://www.wps.cn/officeDocument/2013/wpsCustomData" mc:Ignorable="w14 wp14">
-  <w:abstractNum w:abstractNumId="0">
+<w:numbering xmlns:wpc="http://schemas.microsoft.com/office/word/2010/wordprocessingCanvas" xmlns:cx="http://schemas.microsoft.com/office/drawing/2014/chartex" xmlns:cx1="http://schemas.microsoft.com/office/drawing/2015/9/8/chartex" xmlns:cx2="http://schemas.microsoft.com/office/drawing/2015/10/21/chartex" xmlns:cx3="http://schemas.microsoft.com/office/drawing/2016/5/9/chartex" xmlns:cx4="http://schemas.microsoft.com/office/drawing/2016/5/10/chartex" xmlns:cx5="http://schemas.microsoft.com/office/drawing/2016/5/11/chartex" xmlns:cx6="http://schemas.microsoft.com/office/drawing/2016/5/12/chartex" xmlns:cx7="http://schemas.microsoft.com/office/drawing/2016/5/13/chartex" xmlns:cx8="http://schemas.microsoft.com/office/drawing/2016/5/14/chartex" xmlns:mc="http://schemas.openxmlformats.org/markup-compatibility/2006" xmlns:aink="http://schemas.microsoft.com/office/drawing/2016/ink" xmlns:am3d="http://schemas.microsoft.com/office/drawing/2017/model3d" xmlns:o="urn:schemas-microsoft-com:office:office" xmlns:oel="http://schemas.microsoft.com/office/2019/extlst" xmlns:r="http://schemas.openxmlformats.org/officeDocument/2006/relationships" xmlns:m="http://schemas.openxmlformats.org/officeDocument/2006/math" xmlns:v="urn:schemas-microsoft-com:vml" xmlns:wp14="http://schemas.microsoft.com/office/word/2010/wordprocessingDrawing" xmlns:wp="http://schemas.openxmlformats.org/drawingml/2006/wordprocessingDrawing" xmlns:w10="urn:schemas-microsoft-com:office:word" xmlns:w="http://schemas.openxmlformats.org/wordprocessingml/2006/main" xmlns:w14="http://schemas.microsoft.com/office/word/2010/wordml" xmlns:w15="http://schemas.microsoft.com/office/word/2012/wordml" xmlns:w16cex="http://schemas.microsoft.com/office/word/2018/wordml/cex" xmlns:w16cid="http://schemas.microsoft.com/office/word/2016/wordml/cid" xmlns:w16="http://schemas.microsoft.com/office/word/2018/wordml" xmlns:w16du="http://schemas.microsoft.com/office/word/2023/wordml/word16du" xmlns:w16sdtdh="http://schemas.microsoft.com/office/word/2020/wordml/sdtdatahash" xmlns:w16sdtfl="http://schemas.microsoft.com/office/word/2024/wordml/sdtformatlock" xmlns:w16se="http://schemas.microsoft.com/office/word/2015/wordml/symex" xmlns:wpg="http://schemas.microsoft.com/office/word/2010/wordprocessingGroup" xmlns:wpi="http://schemas.microsoft.com/office/word/2010/wordprocessingInk" xmlns:wne="http://schemas.microsoft.com/office/word/2006/wordml" xmlns:wps="http://schemas.microsoft.com/office/word/2010/wordprocessingShape" mc:Ignorable="w14 w15 w16se w16cid w16 w16cex w16sdtdh w16sdtfl w16du wp14">
+  <w:abstractNum w:abstractNumId="0" w15:restartNumberingAfterBreak="0">
     <w:nsid w:val="13653CD0"/>
     <w:multiLevelType w:val="multilevel"/>
     <w:tmpl w:val="13653CD0"/>
-    <w:lvl w:ilvl="0" w:tentative="0">
-      <w:start w:val="0"/>
+    <w:lvl w:ilvl="0">
       <w:numFmt w:val="decimal"/>
       <w:lvlText w:val="%1"/>
       <w:lvlJc w:val="left"/>
@@ -6557,7 +6282,7 @@
         <w:rFonts w:hint="default"/>
       </w:rPr>
     </w:lvl>
-    <w:lvl w:ilvl="1" w:tentative="0">
+    <w:lvl w:ilvl="1">
       <w:start w:val="1"/>
       <w:numFmt w:val="lowerLetter"/>
       <w:lvlText w:val="%2."/>
@@ -6566,7 +6291,7 @@
         <w:ind w:left="797" w:hanging="360"/>
       </w:pPr>
     </w:lvl>
-    <w:lvl w:ilvl="2" w:tentative="0">
+    <w:lvl w:ilvl="2">
       <w:start w:val="1"/>
       <w:numFmt w:val="lowerRoman"/>
       <w:lvlText w:val="%3."/>
@@ -6575,7 +6300,7 @@
         <w:ind w:left="1517" w:hanging="180"/>
       </w:pPr>
     </w:lvl>
-    <w:lvl w:ilvl="3" w:tentative="0">
+    <w:lvl w:ilvl="3">
       <w:start w:val="1"/>
       <w:numFmt w:val="decimal"/>
       <w:lvlText w:val="%4."/>
@@ -6584,7 +6309,7 @@
         <w:ind w:left="2237" w:hanging="360"/>
       </w:pPr>
     </w:lvl>
-    <w:lvl w:ilvl="4" w:tentative="0">
+    <w:lvl w:ilvl="4">
       <w:start w:val="1"/>
       <w:numFmt w:val="lowerLetter"/>
       <w:lvlText w:val="%5."/>
@@ -6593,7 +6318,7 @@
         <w:ind w:left="2957" w:hanging="360"/>
       </w:pPr>
     </w:lvl>
-    <w:lvl w:ilvl="5" w:tentative="0">
+    <w:lvl w:ilvl="5">
       <w:start w:val="1"/>
       <w:numFmt w:val="lowerRoman"/>
       <w:lvlText w:val="%6."/>
@@ -6602,7 +6327,7 @@
         <w:ind w:left="3677" w:hanging="180"/>
       </w:pPr>
     </w:lvl>
-    <w:lvl w:ilvl="6" w:tentative="0">
+    <w:lvl w:ilvl="6">
       <w:start w:val="1"/>
       <w:numFmt w:val="decimal"/>
       <w:lvlText w:val="%7."/>
@@ -6611,7 +6336,7 @@
         <w:ind w:left="4397" w:hanging="360"/>
       </w:pPr>
     </w:lvl>
-    <w:lvl w:ilvl="7" w:tentative="0">
+    <w:lvl w:ilvl="7">
       <w:start w:val="1"/>
       <w:numFmt w:val="lowerLetter"/>
       <w:lvlText w:val="%8."/>
@@ -6620,7 +6345,7 @@
         <w:ind w:left="5117" w:hanging="360"/>
       </w:pPr>
     </w:lvl>
-    <w:lvl w:ilvl="8" w:tentative="0">
+    <w:lvl w:ilvl="8">
       <w:start w:val="1"/>
       <w:numFmt w:val="lowerRoman"/>
       <w:lvlText w:val="%9."/>
@@ -6630,11 +6355,11 @@
       </w:pPr>
     </w:lvl>
   </w:abstractNum>
-  <w:abstractNum w:abstractNumId="1">
+  <w:abstractNum w:abstractNumId="1" w15:restartNumberingAfterBreak="0">
     <w:nsid w:val="3FB82D77"/>
     <w:multiLevelType w:val="multilevel"/>
     <w:tmpl w:val="3FB82D77"/>
-    <w:lvl w:ilvl="0" w:tentative="0">
+    <w:lvl w:ilvl="0">
       <w:start w:val="1"/>
       <w:numFmt w:val="decimal"/>
       <w:lvlText w:val="%1."/>
@@ -6646,7 +6371,7 @@
         <w:rFonts w:hint="default"/>
       </w:rPr>
     </w:lvl>
-    <w:lvl w:ilvl="1" w:tentative="0">
+    <w:lvl w:ilvl="1">
       <w:start w:val="1"/>
       <w:numFmt w:val="lowerLetter"/>
       <w:lvlText w:val="%2."/>
@@ -6655,7 +6380,7 @@
         <w:ind w:left="1440" w:hanging="360"/>
       </w:pPr>
     </w:lvl>
-    <w:lvl w:ilvl="2" w:tentative="0">
+    <w:lvl w:ilvl="2">
       <w:start w:val="1"/>
       <w:numFmt w:val="lowerRoman"/>
       <w:lvlText w:val="%3."/>
@@ -6664,7 +6389,7 @@
         <w:ind w:left="2160" w:hanging="180"/>
       </w:pPr>
     </w:lvl>
-    <w:lvl w:ilvl="3" w:tentative="0">
+    <w:lvl w:ilvl="3">
       <w:start w:val="1"/>
       <w:numFmt w:val="decimal"/>
       <w:lvlText w:val="%4."/>
@@ -6673,7 +6398,7 @@
         <w:ind w:left="2880" w:hanging="360"/>
       </w:pPr>
     </w:lvl>
-    <w:lvl w:ilvl="4" w:tentative="0">
+    <w:lvl w:ilvl="4">
       <w:start w:val="1"/>
       <w:numFmt w:val="lowerLetter"/>
       <w:lvlText w:val="%5."/>
@@ -6682,7 +6407,7 @@
         <w:ind w:left="3600" w:hanging="360"/>
       </w:pPr>
     </w:lvl>
-    <w:lvl w:ilvl="5" w:tentative="0">
+    <w:lvl w:ilvl="5">
       <w:start w:val="1"/>
       <w:numFmt w:val="lowerRoman"/>
       <w:lvlText w:val="%6."/>
@@ -6691,7 +6416,7 @@
         <w:ind w:left="4320" w:hanging="180"/>
       </w:pPr>
     </w:lvl>
-    <w:lvl w:ilvl="6" w:tentative="0">
+    <w:lvl w:ilvl="6">
       <w:start w:val="1"/>
       <w:numFmt w:val="decimal"/>
       <w:lvlText w:val="%7."/>
@@ -6700,7 +6425,7 @@
         <w:ind w:left="5040" w:hanging="360"/>
       </w:pPr>
     </w:lvl>
-    <w:lvl w:ilvl="7" w:tentative="0">
+    <w:lvl w:ilvl="7">
       <w:start w:val="1"/>
       <w:numFmt w:val="lowerLetter"/>
       <w:lvlText w:val="%8."/>
@@ -6709,7 +6434,7 @@
         <w:ind w:left="5760" w:hanging="360"/>
       </w:pPr>
     </w:lvl>
-    <w:lvl w:ilvl="8" w:tentative="0">
+    <w:lvl w:ilvl="8">
       <w:start w:val="1"/>
       <w:numFmt w:val="lowerRoman"/>
       <w:lvlText w:val="%9."/>
@@ -6719,11 +6444,11 @@
       </w:pPr>
     </w:lvl>
   </w:abstractNum>
-  <w:abstractNum w:abstractNumId="2">
+  <w:abstractNum w:abstractNumId="2" w15:restartNumberingAfterBreak="0">
     <w:nsid w:val="45C97A04"/>
     <w:multiLevelType w:val="multilevel"/>
     <w:tmpl w:val="45C97A04"/>
-    <w:lvl w:ilvl="0" w:tentative="0">
+    <w:lvl w:ilvl="0">
       <w:start w:val="1"/>
       <w:numFmt w:val="decimal"/>
       <w:lvlText w:val="%1."/>
@@ -6735,7 +6460,7 @@
         <w:rFonts w:hint="default"/>
       </w:rPr>
     </w:lvl>
-    <w:lvl w:ilvl="1" w:tentative="0">
+    <w:lvl w:ilvl="1">
       <w:start w:val="1"/>
       <w:numFmt w:val="lowerLetter"/>
       <w:lvlText w:val="%2."/>
@@ -6744,7 +6469,7 @@
         <w:ind w:left="1440" w:hanging="360"/>
       </w:pPr>
     </w:lvl>
-    <w:lvl w:ilvl="2" w:tentative="0">
+    <w:lvl w:ilvl="2">
       <w:start w:val="1"/>
       <w:numFmt w:val="lowerRoman"/>
       <w:lvlText w:val="%3."/>
@@ -6753,7 +6478,7 @@
         <w:ind w:left="2160" w:hanging="180"/>
       </w:pPr>
     </w:lvl>
-    <w:lvl w:ilvl="3" w:tentative="0">
+    <w:lvl w:ilvl="3">
       <w:start w:val="1"/>
       <w:numFmt w:val="decimal"/>
       <w:lvlText w:val="%4."/>
@@ -6762,7 +6487,7 @@
         <w:ind w:left="2880" w:hanging="360"/>
       </w:pPr>
     </w:lvl>
-    <w:lvl w:ilvl="4" w:tentative="0">
+    <w:lvl w:ilvl="4">
       <w:start w:val="1"/>
       <w:numFmt w:val="lowerLetter"/>
       <w:lvlText w:val="%5."/>
@@ -6771,7 +6496,7 @@
         <w:ind w:left="3600" w:hanging="360"/>
       </w:pPr>
     </w:lvl>
-    <w:lvl w:ilvl="5" w:tentative="0">
+    <w:lvl w:ilvl="5">
       <w:start w:val="1"/>
       <w:numFmt w:val="lowerRoman"/>
       <w:lvlText w:val="%6."/>
@@ -6780,7 +6505,7 @@
         <w:ind w:left="4320" w:hanging="180"/>
       </w:pPr>
     </w:lvl>
-    <w:lvl w:ilvl="6" w:tentative="0">
+    <w:lvl w:ilvl="6">
       <w:start w:val="1"/>
       <w:numFmt w:val="decimal"/>
       <w:lvlText w:val="%7."/>
@@ -6789,7 +6514,7 @@
         <w:ind w:left="5040" w:hanging="360"/>
       </w:pPr>
     </w:lvl>
-    <w:lvl w:ilvl="7" w:tentative="0">
+    <w:lvl w:ilvl="7">
       <w:start w:val="1"/>
       <w:numFmt w:val="lowerLetter"/>
       <w:lvlText w:val="%8."/>
@@ -6798,7 +6523,7 @@
         <w:ind w:left="5760" w:hanging="360"/>
       </w:pPr>
     </w:lvl>
-    <w:lvl w:ilvl="8" w:tentative="0">
+    <w:lvl w:ilvl="8">
       <w:start w:val="1"/>
       <w:numFmt w:val="lowerRoman"/>
       <w:lvlText w:val="%9."/>
@@ -6808,297 +6533,423 @@
       </w:pPr>
     </w:lvl>
   </w:abstractNum>
-  <w:num w:numId="1">
+  <w:num w:numId="1" w16cid:durableId="568805413">
     <w:abstractNumId w:val="1"/>
   </w:num>
-  <w:num w:numId="2">
+  <w:num w:numId="2" w16cid:durableId="1272323046">
     <w:abstractNumId w:val="0"/>
   </w:num>
-  <w:num w:numId="3">
+  <w:num w:numId="3" w16cid:durableId="952515874">
     <w:abstractNumId w:val="2"/>
   </w:num>
 </w:numbering>
 </file>
 
 <file path=word/styles.xml><?xml version="1.0" encoding="utf-8"?>
-<w:styles xmlns:mc="http://schemas.openxmlformats.org/markup-compatibility/2006" xmlns:o="urn:schemas-microsoft-com:office:office" xmlns:r="http://schemas.openxmlformats.org/officeDocument/2006/relationships" xmlns:m="http://schemas.openxmlformats.org/officeDocument/2006/math" xmlns:v="urn:schemas-microsoft-com:vml" xmlns:w="http://schemas.openxmlformats.org/wordprocessingml/2006/main" xmlns:w14="http://schemas.microsoft.com/office/word/2010/wordml" xmlns:w10="urn:schemas-microsoft-com:office:word" xmlns:sl="http://schemas.openxmlformats.org/schemaLibrary/2006/main" xmlns:wpsCustomData="http://www.wps.cn/officeDocument/2013/wpsCustomData" mc:Ignorable="w14">
+<w:styles xmlns:mc="http://schemas.openxmlformats.org/markup-compatibility/2006" xmlns:r="http://schemas.openxmlformats.org/officeDocument/2006/relationships" xmlns:w="http://schemas.openxmlformats.org/wordprocessingml/2006/main" xmlns:w14="http://schemas.microsoft.com/office/word/2010/wordml" xmlns:w15="http://schemas.microsoft.com/office/word/2012/wordml" xmlns:w16cex="http://schemas.microsoft.com/office/word/2018/wordml/cex" xmlns:w16cid="http://schemas.microsoft.com/office/word/2016/wordml/cid" xmlns:w16="http://schemas.microsoft.com/office/word/2018/wordml" xmlns:w16du="http://schemas.microsoft.com/office/word/2023/wordml/word16du" xmlns:w16sdtdh="http://schemas.microsoft.com/office/word/2020/wordml/sdtdatahash" xmlns:w16sdtfl="http://schemas.microsoft.com/office/word/2024/wordml/sdtformatlock" xmlns:w16se="http://schemas.microsoft.com/office/word/2015/wordml/symex" mc:Ignorable="w14 w15 w16se w16cid w16 w16cex w16sdtdh w16sdtfl w16du">
   <w:docDefaults>
     <w:rPrDefault>
       <w:rPr>
-        <w:rFonts w:ascii="Times New Roman" w:hAnsi="Times New Roman" w:eastAsia="SimSun" w:cs="Times New Roman"/>
+        <w:rFonts w:ascii="Times New Roman" w:eastAsia="SimSun" w:hAnsi="Times New Roman" w:cs="Times New Roman"/>
+        <w:lang w:val="en-ID" w:eastAsia="en-ID" w:bidi="ar-SA"/>
       </w:rPr>
     </w:rPrDefault>
     <w:pPrDefault/>
   </w:docDefaults>
-  <w:latentStyles w:count="260" w:defQFormat="0" w:defUnhideWhenUsed="1" w:defSemiHidden="1" w:defUIPriority="99" w:defLockedState="0">
-    <w:lsdException w:qFormat="1" w:unhideWhenUsed="0" w:uiPriority="0" w:semiHidden="0" w:name="Normal"/>
-    <w:lsdException w:qFormat="1" w:unhideWhenUsed="0" w:uiPriority="9" w:semiHidden="0" w:name="heading 1"/>
-    <w:lsdException w:qFormat="1" w:uiPriority="9" w:name="heading 2"/>
-    <w:lsdException w:qFormat="1" w:unhideWhenUsed="0" w:uiPriority="0" w:semiHidden="0" w:name="heading 3"/>
-    <w:lsdException w:qFormat="1" w:unhideWhenUsed="0" w:uiPriority="0" w:semiHidden="0" w:name="heading 4"/>
-    <w:lsdException w:qFormat="1" w:uiPriority="9" w:name="heading 5"/>
-    <w:lsdException w:qFormat="1" w:uiPriority="9" w:name="heading 6"/>
-    <w:lsdException w:qFormat="1" w:uiPriority="9" w:name="heading 7"/>
-    <w:lsdException w:qFormat="1" w:uiPriority="9" w:name="heading 8"/>
-    <w:lsdException w:qFormat="1" w:uiPriority="9" w:name="heading 9"/>
-    <w:lsdException w:uiPriority="99" w:name="index 1"/>
-    <w:lsdException w:uiPriority="99" w:name="index 2"/>
-    <w:lsdException w:uiPriority="99" w:name="index 3"/>
-    <w:lsdException w:uiPriority="99" w:name="index 4"/>
-    <w:lsdException w:uiPriority="99" w:name="index 5"/>
-    <w:lsdException w:uiPriority="99" w:name="index 6"/>
-    <w:lsdException w:uiPriority="99" w:name="index 7"/>
-    <w:lsdException w:uiPriority="99" w:name="index 8"/>
-    <w:lsdException w:uiPriority="99" w:name="index 9"/>
-    <w:lsdException w:uiPriority="39" w:name="toc 1"/>
-    <w:lsdException w:uiPriority="39" w:name="toc 2"/>
-    <w:lsdException w:uiPriority="39" w:name="toc 3"/>
-    <w:lsdException w:uiPriority="39" w:name="toc 4"/>
-    <w:lsdException w:uiPriority="39" w:name="toc 5"/>
-    <w:lsdException w:uiPriority="39" w:name="toc 6"/>
-    <w:lsdException w:uiPriority="39" w:name="toc 7"/>
-    <w:lsdException w:uiPriority="39" w:name="toc 8"/>
-    <w:lsdException w:uiPriority="39" w:name="toc 9"/>
-    <w:lsdException w:uiPriority="99" w:name="Normal Indent"/>
-    <w:lsdException w:uiPriority="99" w:name="footnote text"/>
-    <w:lsdException w:qFormat="1" w:uiPriority="99" w:semiHidden="0" w:name="annotation text"/>
-    <w:lsdException w:qFormat="1" w:unhideWhenUsed="0" w:uiPriority="0" w:name="header"/>
-    <w:lsdException w:qFormat="1" w:uiPriority="99" w:semiHidden="0" w:name="footer"/>
-    <w:lsdException w:uiPriority="99" w:name="index heading"/>
-    <w:lsdException w:qFormat="1" w:uiPriority="35" w:name="caption"/>
-    <w:lsdException w:uiPriority="99" w:name="table of figures"/>
-    <w:lsdException w:uiPriority="99" w:name="envelope address"/>
-    <w:lsdException w:uiPriority="99" w:name="envelope return"/>
-    <w:lsdException w:uiPriority="99" w:name="footnote reference"/>
-    <w:lsdException w:qFormat="1" w:uiPriority="99" w:semiHidden="0" w:name="annotation reference"/>
-    <w:lsdException w:uiPriority="99" w:name="line number"/>
-    <w:lsdException w:uiPriority="99" w:name="page number"/>
-    <w:lsdException w:uiPriority="99" w:name="endnote reference"/>
-    <w:lsdException w:uiPriority="99" w:name="endnote text"/>
-    <w:lsdException w:uiPriority="99" w:name="table of authorities"/>
-    <w:lsdException w:uiPriority="99" w:name="macro"/>
-    <w:lsdException w:uiPriority="99" w:name="toa heading"/>
-    <w:lsdException w:uiPriority="99" w:name="List"/>
-    <w:lsdException w:uiPriority="99" w:name="List Bullet"/>
-    <w:lsdException w:uiPriority="99" w:name="List Number"/>
-    <w:lsdException w:uiPriority="99" w:name="List 2"/>
-    <w:lsdException w:uiPriority="99" w:name="List 3"/>
-    <w:lsdException w:uiPriority="99" w:name="List 4"/>
-    <w:lsdException w:uiPriority="99" w:name="List 5"/>
-    <w:lsdException w:uiPriority="99" w:name="List Bullet 2"/>
-    <w:lsdException w:uiPriority="99" w:name="List Bullet 3"/>
-    <w:lsdException w:uiPriority="99" w:name="List Bullet 4"/>
-    <w:lsdException w:uiPriority="99" w:name="List Bullet 5"/>
-    <w:lsdException w:uiPriority="99" w:name="List Number 2"/>
-    <w:lsdException w:uiPriority="99" w:name="List Number 3"/>
-    <w:lsdException w:uiPriority="99" w:name="List Number 4"/>
-    <w:lsdException w:uiPriority="99" w:name="List Number 5"/>
-    <w:lsdException w:qFormat="1" w:unhideWhenUsed="0" w:uiPriority="10" w:semiHidden="0" w:name="Title"/>
-    <w:lsdException w:uiPriority="99" w:name="Closing"/>
-    <w:lsdException w:uiPriority="99" w:name="Signature"/>
-    <w:lsdException w:qFormat="1" w:uiPriority="1" w:semiHidden="0" w:name="Default Paragraph Font"/>
-    <w:lsdException w:qFormat="1" w:uiPriority="99" w:semiHidden="0" w:name="Body Text"/>
-    <w:lsdException w:qFormat="1" w:unhideWhenUsed="0" w:uiPriority="0" w:name="Body Text Indent"/>
-    <w:lsdException w:uiPriority="99" w:name="List Continue"/>
-    <w:lsdException w:uiPriority="99" w:name="List Continue 2"/>
-    <w:lsdException w:uiPriority="99" w:name="List Continue 3"/>
-    <w:lsdException w:uiPriority="99" w:name="List Continue 4"/>
-    <w:lsdException w:uiPriority="99" w:name="List Continue 5"/>
-    <w:lsdException w:uiPriority="99" w:name="Message Header"/>
-    <w:lsdException w:qFormat="1" w:unhideWhenUsed="0" w:uiPriority="11" w:semiHidden="0" w:name="Subtitle"/>
-    <w:lsdException w:uiPriority="99" w:name="Salutation"/>
-    <w:lsdException w:uiPriority="99" w:name="Date"/>
-    <w:lsdException w:uiPriority="99" w:name="Body Text First Indent"/>
-    <w:lsdException w:uiPriority="99" w:name="Body Text First Indent 2"/>
-    <w:lsdException w:uiPriority="99" w:name="Note Heading"/>
-    <w:lsdException w:uiPriority="99" w:name="Body Text 2"/>
-    <w:lsdException w:uiPriority="99" w:name="Body Text 3"/>
-    <w:lsdException w:qFormat="1" w:uiPriority="99" w:semiHidden="0" w:name="Body Text Indent 2"/>
-    <w:lsdException w:uiPriority="99" w:name="Body Text Indent 3"/>
-    <w:lsdException w:qFormat="1" w:unhideWhenUsed="0" w:uiPriority="0" w:semiHidden="0" w:name="Block Text"/>
-    <w:lsdException w:qFormat="1" w:uiPriority="99" w:semiHidden="0" w:name="Hyperlink"/>
-    <w:lsdException w:uiPriority="99" w:name="FollowedHyperlink"/>
-    <w:lsdException w:qFormat="1" w:unhideWhenUsed="0" w:uiPriority="22" w:semiHidden="0" w:name="Strong"/>
-    <w:lsdException w:qFormat="1" w:unhideWhenUsed="0" w:uiPriority="20" w:semiHidden="0" w:name="Emphasis"/>
-    <w:lsdException w:uiPriority="99" w:name="Document Map"/>
-    <w:lsdException w:uiPriority="99" w:name="Plain Text"/>
-    <w:lsdException w:uiPriority="99" w:name="E-mail Signature"/>
-    <w:lsdException w:qFormat="1" w:uiPriority="99" w:semiHidden="0" w:name="Normal (Web)"/>
-    <w:lsdException w:uiPriority="99" w:name="HTML Acronym"/>
-    <w:lsdException w:uiPriority="99" w:name="HTML Address"/>
-    <w:lsdException w:uiPriority="99" w:name="HTML Cite"/>
-    <w:lsdException w:uiPriority="99" w:name="HTML Code"/>
-    <w:lsdException w:uiPriority="99" w:name="HTML Definition"/>
-    <w:lsdException w:uiPriority="99" w:name="HTML Keyboard"/>
-    <w:lsdException w:uiPriority="99" w:name="HTML Preformatted"/>
-    <w:lsdException w:uiPriority="99" w:name="HTML Sample"/>
-    <w:lsdException w:uiPriority="99" w:name="HTML Typewriter"/>
-    <w:lsdException w:uiPriority="99" w:name="HTML Variable"/>
-    <w:lsdException w:qFormat="1" w:uiPriority="99" w:name="Normal Table"/>
-    <w:lsdException w:qFormat="1" w:uiPriority="99" w:semiHidden="0" w:name="annotation subject"/>
-    <w:lsdException w:uiPriority="99" w:name="Table Simple 1"/>
-    <w:lsdException w:uiPriority="99" w:name="Table Simple 2"/>
-    <w:lsdException w:uiPriority="99" w:name="Table Simple 3"/>
-    <w:lsdException w:uiPriority="99" w:name="Table Classic 1"/>
-    <w:lsdException w:uiPriority="99" w:name="Table Classic 2"/>
-    <w:lsdException w:uiPriority="99" w:name="Table Classic 3"/>
-    <w:lsdException w:uiPriority="99" w:name="Table Classic 4"/>
-    <w:lsdException w:uiPriority="99" w:name="Table Colorful 1"/>
-    <w:lsdException w:uiPriority="99" w:name="Table Colorful 2"/>
-    <w:lsdException w:uiPriority="99" w:name="Table Colorful 3"/>
-    <w:lsdException w:uiPriority="99" w:name="Table Columns 1"/>
-    <w:lsdException w:uiPriority="99" w:name="Table Columns 2"/>
-    <w:lsdException w:uiPriority="99" w:name="Table Columns 3"/>
-    <w:lsdException w:uiPriority="99" w:name="Table Columns 4"/>
-    <w:lsdException w:uiPriority="99" w:name="Table Columns 5"/>
-    <w:lsdException w:uiPriority="99" w:name="Table Grid 1"/>
-    <w:lsdException w:uiPriority="99" w:name="Table Grid 2"/>
-    <w:lsdException w:uiPriority="99" w:name="Table Grid 3"/>
-    <w:lsdException w:uiPriority="99" w:name="Table Grid 4"/>
-    <w:lsdException w:uiPriority="99" w:name="Table Grid 5"/>
-    <w:lsdException w:uiPriority="99" w:name="Table Grid 6"/>
-    <w:lsdException w:uiPriority="99" w:name="Table Grid 7"/>
-    <w:lsdException w:uiPriority="99" w:name="Table Grid 8"/>
-    <w:lsdException w:uiPriority="99" w:name="Table List 1"/>
-    <w:lsdException w:uiPriority="99" w:name="Table List 2"/>
-    <w:lsdException w:uiPriority="99" w:name="Table List 3"/>
-    <w:lsdException w:uiPriority="99" w:name="Table List 4"/>
-    <w:lsdException w:uiPriority="99" w:name="Table List 5"/>
-    <w:lsdException w:uiPriority="99" w:name="Table List 6"/>
-    <w:lsdException w:uiPriority="99" w:name="Table List 7"/>
-    <w:lsdException w:uiPriority="99" w:name="Table List 8"/>
-    <w:lsdException w:uiPriority="99" w:name="Table 3D effects 1"/>
-    <w:lsdException w:uiPriority="99" w:name="Table 3D effects 2"/>
-    <w:lsdException w:uiPriority="99" w:name="Table 3D effects 3"/>
-    <w:lsdException w:uiPriority="99" w:name="Table Contemporary"/>
-    <w:lsdException w:uiPriority="99" w:name="Table Elegant"/>
-    <w:lsdException w:uiPriority="99" w:name="Table Professional"/>
-    <w:lsdException w:uiPriority="99" w:name="Table Subtle 1"/>
-    <w:lsdException w:uiPriority="99" w:name="Table Subtle 2"/>
-    <w:lsdException w:uiPriority="99" w:name="Table Web 1"/>
-    <w:lsdException w:uiPriority="99" w:name="Table Web 2"/>
-    <w:lsdException w:uiPriority="99" w:name="Table Web 3"/>
-    <w:lsdException w:qFormat="1" w:uiPriority="99" w:semiHidden="0" w:name="Balloon Text"/>
-    <w:lsdException w:qFormat="1" w:unhideWhenUsed="0" w:uiPriority="39" w:semiHidden="0" w:name="Table Grid"/>
-    <w:lsdException w:uiPriority="99" w:name="Table Theme"/>
-    <w:lsdException w:unhideWhenUsed="0" w:uiPriority="60" w:semiHidden="0" w:name="Light Shading"/>
-    <w:lsdException w:unhideWhenUsed="0" w:uiPriority="61" w:semiHidden="0" w:name="Light List"/>
-    <w:lsdException w:unhideWhenUsed="0" w:uiPriority="62" w:semiHidden="0" w:name="Light Grid"/>
-    <w:lsdException w:unhideWhenUsed="0" w:uiPriority="63" w:semiHidden="0" w:name="Medium Shading 1"/>
-    <w:lsdException w:unhideWhenUsed="0" w:uiPriority="64" w:semiHidden="0" w:name="Medium Shading 2"/>
-    <w:lsdException w:unhideWhenUsed="0" w:uiPriority="65" w:semiHidden="0" w:name="Medium List 1"/>
-    <w:lsdException w:unhideWhenUsed="0" w:uiPriority="66" w:semiHidden="0" w:name="Medium List 2"/>
-    <w:lsdException w:unhideWhenUsed="0" w:uiPriority="67" w:semiHidden="0" w:name="Medium Grid 1"/>
-    <w:lsdException w:unhideWhenUsed="0" w:uiPriority="68" w:semiHidden="0" w:name="Medium Grid 2"/>
-    <w:lsdException w:unhideWhenUsed="0" w:uiPriority="69" w:semiHidden="0" w:name="Medium Grid 3"/>
-    <w:lsdException w:unhideWhenUsed="0" w:uiPriority="70" w:semiHidden="0" w:name="Dark List"/>
-    <w:lsdException w:unhideWhenUsed="0" w:uiPriority="71" w:semiHidden="0" w:name="Colorful Shading"/>
-    <w:lsdException w:unhideWhenUsed="0" w:uiPriority="72" w:semiHidden="0" w:name="Colorful List"/>
-    <w:lsdException w:unhideWhenUsed="0" w:uiPriority="73" w:semiHidden="0" w:name="Colorful Grid"/>
-    <w:lsdException w:unhideWhenUsed="0" w:uiPriority="60" w:semiHidden="0" w:name="Light Shading Accent 1"/>
-    <w:lsdException w:unhideWhenUsed="0" w:uiPriority="61" w:semiHidden="0" w:name="Light List Accent 1"/>
-    <w:lsdException w:unhideWhenUsed="0" w:uiPriority="62" w:semiHidden="0" w:name="Light Grid Accent 1"/>
-    <w:lsdException w:unhideWhenUsed="0" w:uiPriority="63" w:semiHidden="0" w:name="Medium Shading 1 Accent 1"/>
-    <w:lsdException w:unhideWhenUsed="0" w:uiPriority="64" w:semiHidden="0" w:name="Medium Shading 2 Accent 1"/>
-    <w:lsdException w:unhideWhenUsed="0" w:uiPriority="65" w:semiHidden="0" w:name="Medium List 1 Accent 1"/>
-    <w:lsdException w:qFormat="1" w:unhideWhenUsed="0" w:uiPriority="1" w:semiHidden="0" w:name="List Paragraph"/>
-    <w:lsdException w:unhideWhenUsed="0" w:uiPriority="66" w:semiHidden="0" w:name="Medium List 2 Accent 1"/>
-    <w:lsdException w:unhideWhenUsed="0" w:uiPriority="67" w:semiHidden="0" w:name="Medium Grid 1 Accent 1"/>
-    <w:lsdException w:unhideWhenUsed="0" w:uiPriority="68" w:semiHidden="0" w:name="Medium Grid 2 Accent 1"/>
-    <w:lsdException w:unhideWhenUsed="0" w:uiPriority="69" w:semiHidden="0" w:name="Medium Grid 3 Accent 1"/>
-    <w:lsdException w:unhideWhenUsed="0" w:uiPriority="70" w:semiHidden="0" w:name="Dark List Accent 1"/>
-    <w:lsdException w:unhideWhenUsed="0" w:uiPriority="71" w:semiHidden="0" w:name="Colorful Shading Accent 1"/>
-    <w:lsdException w:unhideWhenUsed="0" w:uiPriority="72" w:semiHidden="0" w:name="Colorful List Accent 1"/>
-    <w:lsdException w:unhideWhenUsed="0" w:uiPriority="73" w:semiHidden="0" w:name="Colorful Grid Accent 1"/>
-    <w:lsdException w:unhideWhenUsed="0" w:uiPriority="60" w:semiHidden="0" w:name="Light Shading Accent 2"/>
-    <w:lsdException w:unhideWhenUsed="0" w:uiPriority="61" w:semiHidden="0" w:name="Light List Accent 2"/>
-    <w:lsdException w:unhideWhenUsed="0" w:uiPriority="62" w:semiHidden="0" w:name="Light Grid Accent 2"/>
-    <w:lsdException w:unhideWhenUsed="0" w:uiPriority="63" w:semiHidden="0" w:name="Medium Shading 1 Accent 2"/>
-    <w:lsdException w:unhideWhenUsed="0" w:uiPriority="64" w:semiHidden="0" w:name="Medium Shading 2 Accent 2"/>
-    <w:lsdException w:unhideWhenUsed="0" w:uiPriority="65" w:semiHidden="0" w:name="Medium List 1 Accent 2"/>
-    <w:lsdException w:unhideWhenUsed="0" w:uiPriority="66" w:semiHidden="0" w:name="Medium List 2 Accent 2"/>
-    <w:lsdException w:unhideWhenUsed="0" w:uiPriority="67" w:semiHidden="0" w:name="Medium Grid 1 Accent 2"/>
-    <w:lsdException w:unhideWhenUsed="0" w:uiPriority="68" w:semiHidden="0" w:name="Medium Grid 2 Accent 2"/>
-    <w:lsdException w:unhideWhenUsed="0" w:uiPriority="69" w:semiHidden="0" w:name="Medium Grid 3 Accent 2"/>
-    <w:lsdException w:unhideWhenUsed="0" w:uiPriority="70" w:semiHidden="0" w:name="Dark List Accent 2"/>
-    <w:lsdException w:unhideWhenUsed="0" w:uiPriority="71" w:semiHidden="0" w:name="Colorful Shading Accent 2"/>
-    <w:lsdException w:unhideWhenUsed="0" w:uiPriority="72" w:semiHidden="0" w:name="Colorful List Accent 2"/>
-    <w:lsdException w:unhideWhenUsed="0" w:uiPriority="73" w:semiHidden="0" w:name="Colorful Grid Accent 2"/>
-    <w:lsdException w:unhideWhenUsed="0" w:uiPriority="60" w:semiHidden="0" w:name="Light Shading Accent 3"/>
-    <w:lsdException w:unhideWhenUsed="0" w:uiPriority="61" w:semiHidden="0" w:name="Light List Accent 3"/>
-    <w:lsdException w:unhideWhenUsed="0" w:uiPriority="62" w:semiHidden="0" w:name="Light Grid Accent 3"/>
-    <w:lsdException w:unhideWhenUsed="0" w:uiPriority="63" w:semiHidden="0" w:name="Medium Shading 1 Accent 3"/>
-    <w:lsdException w:unhideWhenUsed="0" w:uiPriority="64" w:semiHidden="0" w:name="Medium Shading 2 Accent 3"/>
-    <w:lsdException w:unhideWhenUsed="0" w:uiPriority="65" w:semiHidden="0" w:name="Medium List 1 Accent 3"/>
-    <w:lsdException w:unhideWhenUsed="0" w:uiPriority="66" w:semiHidden="0" w:name="Medium List 2 Accent 3"/>
-    <w:lsdException w:unhideWhenUsed="0" w:uiPriority="67" w:semiHidden="0" w:name="Medium Grid 1 Accent 3"/>
-    <w:lsdException w:unhideWhenUsed="0" w:uiPriority="68" w:semiHidden="0" w:name="Medium Grid 2 Accent 3"/>
-    <w:lsdException w:unhideWhenUsed="0" w:uiPriority="69" w:semiHidden="0" w:name="Medium Grid 3 Accent 3"/>
-    <w:lsdException w:unhideWhenUsed="0" w:uiPriority="70" w:semiHidden="0" w:name="Dark List Accent 3"/>
-    <w:lsdException w:unhideWhenUsed="0" w:uiPriority="71" w:semiHidden="0" w:name="Colorful Shading Accent 3"/>
-    <w:lsdException w:unhideWhenUsed="0" w:uiPriority="72" w:semiHidden="0" w:name="Colorful List Accent 3"/>
-    <w:lsdException w:unhideWhenUsed="0" w:uiPriority="73" w:semiHidden="0" w:name="Colorful Grid Accent 3"/>
-    <w:lsdException w:unhideWhenUsed="0" w:uiPriority="60" w:semiHidden="0" w:name="Light Shading Accent 4"/>
-    <w:lsdException w:unhideWhenUsed="0" w:uiPriority="61" w:semiHidden="0" w:name="Light List Accent 4"/>
-    <w:lsdException w:unhideWhenUsed="0" w:uiPriority="62" w:semiHidden="0" w:name="Light Grid Accent 4"/>
-    <w:lsdException w:unhideWhenUsed="0" w:uiPriority="63" w:semiHidden="0" w:name="Medium Shading 1 Accent 4"/>
-    <w:lsdException w:unhideWhenUsed="0" w:uiPriority="64" w:semiHidden="0" w:name="Medium Shading 2 Accent 4"/>
-    <w:lsdException w:unhideWhenUsed="0" w:uiPriority="65" w:semiHidden="0" w:name="Medium List 1 Accent 4"/>
-    <w:lsdException w:unhideWhenUsed="0" w:uiPriority="66" w:semiHidden="0" w:name="Medium List 2 Accent 4"/>
-    <w:lsdException w:unhideWhenUsed="0" w:uiPriority="67" w:semiHidden="0" w:name="Medium Grid 1 Accent 4"/>
-    <w:lsdException w:unhideWhenUsed="0" w:uiPriority="68" w:semiHidden="0" w:name="Medium Grid 2 Accent 4"/>
-    <w:lsdException w:unhideWhenUsed="0" w:uiPriority="69" w:semiHidden="0" w:name="Medium Grid 3 Accent 4"/>
-    <w:lsdException w:unhideWhenUsed="0" w:uiPriority="70" w:semiHidden="0" w:name="Dark List Accent 4"/>
-    <w:lsdException w:unhideWhenUsed="0" w:uiPriority="71" w:semiHidden="0" w:name="Colorful Shading Accent 4"/>
-    <w:lsdException w:unhideWhenUsed="0" w:uiPriority="72" w:semiHidden="0" w:name="Colorful List Accent 4"/>
-    <w:lsdException w:unhideWhenUsed="0" w:uiPriority="73" w:semiHidden="0" w:name="Colorful Grid Accent 4"/>
-    <w:lsdException w:unhideWhenUsed="0" w:uiPriority="60" w:semiHidden="0" w:name="Light Shading Accent 5"/>
-    <w:lsdException w:unhideWhenUsed="0" w:uiPriority="61" w:semiHidden="0" w:name="Light List Accent 5"/>
-    <w:lsdException w:unhideWhenUsed="0" w:uiPriority="62" w:semiHidden="0" w:name="Light Grid Accent 5"/>
-    <w:lsdException w:unhideWhenUsed="0" w:uiPriority="63" w:semiHidden="0" w:name="Medium Shading 1 Accent 5"/>
-    <w:lsdException w:unhideWhenUsed="0" w:uiPriority="64" w:semiHidden="0" w:name="Medium Shading 2 Accent 5"/>
-    <w:lsdException w:unhideWhenUsed="0" w:uiPriority="65" w:semiHidden="0" w:name="Medium List 1 Accent 5"/>
-    <w:lsdException w:unhideWhenUsed="0" w:uiPriority="66" w:semiHidden="0" w:name="Medium List 2 Accent 5"/>
-    <w:lsdException w:unhideWhenUsed="0" w:uiPriority="67" w:semiHidden="0" w:name="Medium Grid 1 Accent 5"/>
-    <w:lsdException w:unhideWhenUsed="0" w:uiPriority="68" w:semiHidden="0" w:name="Medium Grid 2 Accent 5"/>
-    <w:lsdException w:unhideWhenUsed="0" w:uiPriority="69" w:semiHidden="0" w:name="Medium Grid 3 Accent 5"/>
-    <w:lsdException w:unhideWhenUsed="0" w:uiPriority="70" w:semiHidden="0" w:name="Dark List Accent 5"/>
-    <w:lsdException w:unhideWhenUsed="0" w:uiPriority="71" w:semiHidden="0" w:name="Colorful Shading Accent 5"/>
-    <w:lsdException w:unhideWhenUsed="0" w:uiPriority="72" w:semiHidden="0" w:name="Colorful List Accent 5"/>
-    <w:lsdException w:unhideWhenUsed="0" w:uiPriority="73" w:semiHidden="0" w:name="Colorful Grid Accent 5"/>
-    <w:lsdException w:unhideWhenUsed="0" w:uiPriority="60" w:semiHidden="0" w:name="Light Shading Accent 6"/>
-    <w:lsdException w:unhideWhenUsed="0" w:uiPriority="61" w:semiHidden="0" w:name="Light List Accent 6"/>
-    <w:lsdException w:unhideWhenUsed="0" w:uiPriority="62" w:semiHidden="0" w:name="Light Grid Accent 6"/>
-    <w:lsdException w:unhideWhenUsed="0" w:uiPriority="63" w:semiHidden="0" w:name="Medium Shading 1 Accent 6"/>
-    <w:lsdException w:unhideWhenUsed="0" w:uiPriority="64" w:semiHidden="0" w:name="Medium Shading 2 Accent 6"/>
-    <w:lsdException w:unhideWhenUsed="0" w:uiPriority="65" w:semiHidden="0" w:name="Medium List 1 Accent 6"/>
-    <w:lsdException w:unhideWhenUsed="0" w:uiPriority="66" w:semiHidden="0" w:name="Medium List 2 Accent 6"/>
-    <w:lsdException w:unhideWhenUsed="0" w:uiPriority="67" w:semiHidden="0" w:name="Medium Grid 1 Accent 6"/>
-    <w:lsdException w:unhideWhenUsed="0" w:uiPriority="68" w:semiHidden="0" w:name="Medium Grid 2 Accent 6"/>
-    <w:lsdException w:unhideWhenUsed="0" w:uiPriority="69" w:semiHidden="0" w:name="Medium Grid 3 Accent 6"/>
-    <w:lsdException w:unhideWhenUsed="0" w:uiPriority="70" w:semiHidden="0" w:name="Dark List Accent 6"/>
-    <w:lsdException w:unhideWhenUsed="0" w:uiPriority="71" w:semiHidden="0" w:name="Colorful Shading Accent 6"/>
-    <w:lsdException w:unhideWhenUsed="0" w:uiPriority="72" w:semiHidden="0" w:name="Colorful List Accent 6"/>
-    <w:lsdException w:unhideWhenUsed="0" w:uiPriority="73" w:semiHidden="0" w:name="Colorful Grid Accent 6"/>
+  <w:latentStyles w:defLockedState="0" w:defUIPriority="99" w:defSemiHidden="0" w:defUnhideWhenUsed="0" w:defQFormat="0" w:count="376">
+    <w:lsdException w:name="Normal" w:uiPriority="0" w:qFormat="1"/>
+    <w:lsdException w:name="heading 1" w:uiPriority="9" w:qFormat="1"/>
+    <w:lsdException w:name="heading 2" w:semiHidden="1" w:uiPriority="9" w:unhideWhenUsed="1" w:qFormat="1"/>
+    <w:lsdException w:name="heading 3" w:uiPriority="0" w:qFormat="1"/>
+    <w:lsdException w:name="heading 4" w:uiPriority="0" w:qFormat="1"/>
+    <w:lsdException w:name="heading 5" w:semiHidden="1" w:uiPriority="9" w:unhideWhenUsed="1" w:qFormat="1"/>
+    <w:lsdException w:name="heading 6" w:semiHidden="1" w:uiPriority="9" w:unhideWhenUsed="1" w:qFormat="1"/>
+    <w:lsdException w:name="heading 7" w:semiHidden="1" w:uiPriority="9" w:unhideWhenUsed="1" w:qFormat="1"/>
+    <w:lsdException w:name="heading 8" w:semiHidden="1" w:uiPriority="9" w:unhideWhenUsed="1" w:qFormat="1"/>
+    <w:lsdException w:name="heading 9" w:semiHidden="1" w:uiPriority="9" w:unhideWhenUsed="1" w:qFormat="1"/>
+    <w:lsdException w:name="index 1" w:semiHidden="1" w:unhideWhenUsed="1"/>
+    <w:lsdException w:name="index 2" w:semiHidden="1" w:unhideWhenUsed="1"/>
+    <w:lsdException w:name="index 3" w:semiHidden="1" w:unhideWhenUsed="1"/>
+    <w:lsdException w:name="index 4" w:semiHidden="1" w:unhideWhenUsed="1"/>
+    <w:lsdException w:name="index 5" w:semiHidden="1" w:unhideWhenUsed="1"/>
+    <w:lsdException w:name="index 6" w:semiHidden="1" w:unhideWhenUsed="1"/>
+    <w:lsdException w:name="index 7" w:semiHidden="1" w:unhideWhenUsed="1"/>
+    <w:lsdException w:name="index 8" w:semiHidden="1" w:unhideWhenUsed="1"/>
+    <w:lsdException w:name="index 9" w:semiHidden="1" w:unhideWhenUsed="1"/>
+    <w:lsdException w:name="toc 1" w:semiHidden="1" w:uiPriority="39" w:unhideWhenUsed="1"/>
+    <w:lsdException w:name="toc 2" w:semiHidden="1" w:uiPriority="39" w:unhideWhenUsed="1"/>
+    <w:lsdException w:name="toc 3" w:semiHidden="1" w:uiPriority="39" w:unhideWhenUsed="1"/>
+    <w:lsdException w:name="toc 4" w:semiHidden="1" w:uiPriority="39" w:unhideWhenUsed="1"/>
+    <w:lsdException w:name="toc 5" w:semiHidden="1" w:uiPriority="39" w:unhideWhenUsed="1"/>
+    <w:lsdException w:name="toc 6" w:semiHidden="1" w:uiPriority="39" w:unhideWhenUsed="1"/>
+    <w:lsdException w:name="toc 7" w:semiHidden="1" w:uiPriority="39" w:unhideWhenUsed="1"/>
+    <w:lsdException w:name="toc 8" w:semiHidden="1" w:uiPriority="39" w:unhideWhenUsed="1"/>
+    <w:lsdException w:name="toc 9" w:semiHidden="1" w:uiPriority="39" w:unhideWhenUsed="1"/>
+    <w:lsdException w:name="Normal Indent" w:semiHidden="1" w:unhideWhenUsed="1"/>
+    <w:lsdException w:name="footnote text" w:semiHidden="1" w:unhideWhenUsed="1"/>
+    <w:lsdException w:name="annotation text" w:unhideWhenUsed="1" w:qFormat="1"/>
+    <w:lsdException w:name="header" w:semiHidden="1" w:uiPriority="0" w:qFormat="1"/>
+    <w:lsdException w:name="footer" w:unhideWhenUsed="1" w:qFormat="1"/>
+    <w:lsdException w:name="index heading" w:semiHidden="1" w:unhideWhenUsed="1"/>
+    <w:lsdException w:name="caption" w:semiHidden="1" w:uiPriority="35" w:unhideWhenUsed="1" w:qFormat="1"/>
+    <w:lsdException w:name="table of figures" w:semiHidden="1" w:unhideWhenUsed="1"/>
+    <w:lsdException w:name="envelope address" w:semiHidden="1" w:unhideWhenUsed="1"/>
+    <w:lsdException w:name="envelope return" w:semiHidden="1" w:unhideWhenUsed="1"/>
+    <w:lsdException w:name="footnote reference" w:semiHidden="1" w:unhideWhenUsed="1"/>
+    <w:lsdException w:name="annotation reference" w:unhideWhenUsed="1" w:qFormat="1"/>
+    <w:lsdException w:name="line number" w:semiHidden="1" w:unhideWhenUsed="1"/>
+    <w:lsdException w:name="page number" w:semiHidden="1" w:unhideWhenUsed="1"/>
+    <w:lsdException w:name="endnote reference" w:semiHidden="1" w:unhideWhenUsed="1"/>
+    <w:lsdException w:name="endnote text" w:semiHidden="1" w:unhideWhenUsed="1"/>
+    <w:lsdException w:name="table of authorities" w:semiHidden="1" w:unhideWhenUsed="1"/>
+    <w:lsdException w:name="macro" w:semiHidden="1" w:unhideWhenUsed="1"/>
+    <w:lsdException w:name="toa heading" w:semiHidden="1" w:unhideWhenUsed="1"/>
+    <w:lsdException w:name="List" w:semiHidden="1" w:unhideWhenUsed="1"/>
+    <w:lsdException w:name="List Bullet" w:semiHidden="1" w:unhideWhenUsed="1"/>
+    <w:lsdException w:name="List Number" w:semiHidden="1" w:unhideWhenUsed="1"/>
+    <w:lsdException w:name="List 2" w:semiHidden="1" w:unhideWhenUsed="1"/>
+    <w:lsdException w:name="List 3" w:semiHidden="1" w:unhideWhenUsed="1"/>
+    <w:lsdException w:name="List 4" w:semiHidden="1" w:unhideWhenUsed="1"/>
+    <w:lsdException w:name="List 5" w:semiHidden="1" w:unhideWhenUsed="1"/>
+    <w:lsdException w:name="List Bullet 2" w:semiHidden="1" w:unhideWhenUsed="1"/>
+    <w:lsdException w:name="List Bullet 3" w:semiHidden="1" w:unhideWhenUsed="1"/>
+    <w:lsdException w:name="List Bullet 4" w:semiHidden="1" w:unhideWhenUsed="1"/>
+    <w:lsdException w:name="List Bullet 5" w:semiHidden="1" w:unhideWhenUsed="1"/>
+    <w:lsdException w:name="List Number 2" w:semiHidden="1" w:unhideWhenUsed="1"/>
+    <w:lsdException w:name="List Number 3" w:semiHidden="1" w:unhideWhenUsed="1"/>
+    <w:lsdException w:name="List Number 4" w:semiHidden="1" w:unhideWhenUsed="1"/>
+    <w:lsdException w:name="List Number 5" w:semiHidden="1" w:unhideWhenUsed="1"/>
+    <w:lsdException w:name="Title" w:uiPriority="10" w:qFormat="1"/>
+    <w:lsdException w:name="Closing" w:semiHidden="1" w:unhideWhenUsed="1"/>
+    <w:lsdException w:name="Signature" w:semiHidden="1" w:unhideWhenUsed="1"/>
+    <w:lsdException w:name="Default Paragraph Font" w:uiPriority="1" w:unhideWhenUsed="1" w:qFormat="1"/>
+    <w:lsdException w:name="Body Text" w:unhideWhenUsed="1" w:qFormat="1"/>
+    <w:lsdException w:name="Body Text Indent" w:semiHidden="1" w:uiPriority="0" w:qFormat="1"/>
+    <w:lsdException w:name="List Continue" w:semiHidden="1" w:unhideWhenUsed="1"/>
+    <w:lsdException w:name="List Continue 2" w:semiHidden="1" w:unhideWhenUsed="1"/>
+    <w:lsdException w:name="List Continue 3" w:semiHidden="1" w:unhideWhenUsed="1"/>
+    <w:lsdException w:name="List Continue 4" w:semiHidden="1" w:unhideWhenUsed="1"/>
+    <w:lsdException w:name="List Continue 5" w:semiHidden="1" w:unhideWhenUsed="1"/>
+    <w:lsdException w:name="Message Header" w:semiHidden="1" w:unhideWhenUsed="1"/>
+    <w:lsdException w:name="Subtitle" w:uiPriority="11" w:qFormat="1"/>
+    <w:lsdException w:name="Salutation" w:semiHidden="1" w:unhideWhenUsed="1"/>
+    <w:lsdException w:name="Date" w:semiHidden="1" w:unhideWhenUsed="1"/>
+    <w:lsdException w:name="Body Text First Indent" w:semiHidden="1" w:unhideWhenUsed="1"/>
+    <w:lsdException w:name="Body Text First Indent 2" w:semiHidden="1" w:unhideWhenUsed="1"/>
+    <w:lsdException w:name="Note Heading" w:semiHidden="1" w:unhideWhenUsed="1"/>
+    <w:lsdException w:name="Body Text 2" w:semiHidden="1" w:unhideWhenUsed="1"/>
+    <w:lsdException w:name="Body Text 3" w:semiHidden="1" w:unhideWhenUsed="1"/>
+    <w:lsdException w:name="Body Text Indent 2" w:unhideWhenUsed="1" w:qFormat="1"/>
+    <w:lsdException w:name="Body Text Indent 3" w:semiHidden="1" w:unhideWhenUsed="1"/>
+    <w:lsdException w:name="Block Text" w:uiPriority="0" w:qFormat="1"/>
+    <w:lsdException w:name="Hyperlink" w:unhideWhenUsed="1" w:qFormat="1"/>
+    <w:lsdException w:name="FollowedHyperlink" w:semiHidden="1" w:unhideWhenUsed="1"/>
+    <w:lsdException w:name="Strong" w:uiPriority="22" w:qFormat="1"/>
+    <w:lsdException w:name="Emphasis" w:uiPriority="20" w:qFormat="1"/>
+    <w:lsdException w:name="Document Map" w:semiHidden="1" w:unhideWhenUsed="1"/>
+    <w:lsdException w:name="Plain Text" w:semiHidden="1" w:unhideWhenUsed="1"/>
+    <w:lsdException w:name="E-mail Signature" w:semiHidden="1" w:unhideWhenUsed="1"/>
+    <w:lsdException w:name="HTML Top of Form" w:semiHidden="1" w:unhideWhenUsed="1"/>
+    <w:lsdException w:name="HTML Bottom of Form" w:semiHidden="1" w:unhideWhenUsed="1"/>
+    <w:lsdException w:name="Normal (Web)" w:unhideWhenUsed="1" w:qFormat="1"/>
+    <w:lsdException w:name="HTML Acronym" w:semiHidden="1" w:unhideWhenUsed="1"/>
+    <w:lsdException w:name="HTML Address" w:semiHidden="1" w:unhideWhenUsed="1"/>
+    <w:lsdException w:name="HTML Cite" w:semiHidden="1" w:unhideWhenUsed="1"/>
+    <w:lsdException w:name="HTML Code" w:semiHidden="1" w:unhideWhenUsed="1"/>
+    <w:lsdException w:name="HTML Definition" w:semiHidden="1" w:unhideWhenUsed="1"/>
+    <w:lsdException w:name="HTML Keyboard" w:semiHidden="1" w:unhideWhenUsed="1"/>
+    <w:lsdException w:name="HTML Preformatted" w:semiHidden="1" w:unhideWhenUsed="1"/>
+    <w:lsdException w:name="HTML Sample" w:semiHidden="1" w:unhideWhenUsed="1"/>
+    <w:lsdException w:name="HTML Typewriter" w:semiHidden="1" w:unhideWhenUsed="1"/>
+    <w:lsdException w:name="HTML Variable" w:semiHidden="1" w:unhideWhenUsed="1"/>
+    <w:lsdException w:name="Normal Table" w:semiHidden="1" w:unhideWhenUsed="1" w:qFormat="1"/>
+    <w:lsdException w:name="annotation subject" w:unhideWhenUsed="1" w:qFormat="1"/>
+    <w:lsdException w:name="No List" w:semiHidden="1" w:unhideWhenUsed="1"/>
+    <w:lsdException w:name="Outline List 1" w:semiHidden="1" w:unhideWhenUsed="1"/>
+    <w:lsdException w:name="Outline List 2" w:semiHidden="1" w:unhideWhenUsed="1"/>
+    <w:lsdException w:name="Outline List 3" w:semiHidden="1" w:unhideWhenUsed="1"/>
+    <w:lsdException w:name="Table Simple 1" w:semiHidden="1" w:unhideWhenUsed="1"/>
+    <w:lsdException w:name="Table Simple 2" w:semiHidden="1" w:unhideWhenUsed="1"/>
+    <w:lsdException w:name="Table Simple 3" w:semiHidden="1" w:unhideWhenUsed="1"/>
+    <w:lsdException w:name="Table Classic 1" w:semiHidden="1" w:unhideWhenUsed="1"/>
+    <w:lsdException w:name="Table Classic 2" w:semiHidden="1" w:unhideWhenUsed="1"/>
+    <w:lsdException w:name="Table Classic 3" w:semiHidden="1" w:unhideWhenUsed="1"/>
+    <w:lsdException w:name="Table Classic 4" w:semiHidden="1" w:unhideWhenUsed="1"/>
+    <w:lsdException w:name="Table Colorful 1" w:semiHidden="1" w:unhideWhenUsed="1"/>
+    <w:lsdException w:name="Table Colorful 2" w:semiHidden="1" w:unhideWhenUsed="1"/>
+    <w:lsdException w:name="Table Colorful 3" w:semiHidden="1" w:unhideWhenUsed="1"/>
+    <w:lsdException w:name="Table Columns 1" w:semiHidden="1" w:unhideWhenUsed="1"/>
+    <w:lsdException w:name="Table Columns 2" w:semiHidden="1" w:unhideWhenUsed="1"/>
+    <w:lsdException w:name="Table Columns 3" w:semiHidden="1" w:unhideWhenUsed="1"/>
+    <w:lsdException w:name="Table Columns 4" w:semiHidden="1" w:unhideWhenUsed="1"/>
+    <w:lsdException w:name="Table Columns 5" w:semiHidden="1" w:unhideWhenUsed="1"/>
+    <w:lsdException w:name="Table Grid 1" w:semiHidden="1" w:unhideWhenUsed="1"/>
+    <w:lsdException w:name="Table Grid 2" w:semiHidden="1" w:unhideWhenUsed="1"/>
+    <w:lsdException w:name="Table Grid 3" w:semiHidden="1" w:unhideWhenUsed="1"/>
+    <w:lsdException w:name="Table Grid 4" w:semiHidden="1" w:unhideWhenUsed="1"/>
+    <w:lsdException w:name="Table Grid 5" w:semiHidden="1" w:unhideWhenUsed="1"/>
+    <w:lsdException w:name="Table Grid 6" w:semiHidden="1" w:unhideWhenUsed="1"/>
+    <w:lsdException w:name="Table Grid 7" w:semiHidden="1" w:unhideWhenUsed="1"/>
+    <w:lsdException w:name="Table Grid 8" w:semiHidden="1" w:unhideWhenUsed="1"/>
+    <w:lsdException w:name="Table List 1" w:semiHidden="1" w:unhideWhenUsed="1"/>
+    <w:lsdException w:name="Table List 2" w:semiHidden="1" w:unhideWhenUsed="1"/>
+    <w:lsdException w:name="Table List 3" w:semiHidden="1" w:unhideWhenUsed="1"/>
+    <w:lsdException w:name="Table List 4" w:semiHidden="1" w:unhideWhenUsed="1"/>
+    <w:lsdException w:name="Table List 5" w:semiHidden="1" w:unhideWhenUsed="1"/>
+    <w:lsdException w:name="Table List 6" w:semiHidden="1" w:unhideWhenUsed="1"/>
+    <w:lsdException w:name="Table List 7" w:semiHidden="1" w:unhideWhenUsed="1"/>
+    <w:lsdException w:name="Table List 8" w:semiHidden="1" w:unhideWhenUsed="1"/>
+    <w:lsdException w:name="Table 3D effects 1" w:semiHidden="1" w:unhideWhenUsed="1"/>
+    <w:lsdException w:name="Table 3D effects 2" w:semiHidden="1" w:unhideWhenUsed="1"/>
+    <w:lsdException w:name="Table 3D effects 3" w:semiHidden="1" w:unhideWhenUsed="1"/>
+    <w:lsdException w:name="Table Contemporary" w:semiHidden="1" w:unhideWhenUsed="1"/>
+    <w:lsdException w:name="Table Elegant" w:semiHidden="1" w:unhideWhenUsed="1"/>
+    <w:lsdException w:name="Table Professional" w:semiHidden="1" w:unhideWhenUsed="1"/>
+    <w:lsdException w:name="Table Subtle 1" w:semiHidden="1" w:unhideWhenUsed="1"/>
+    <w:lsdException w:name="Table Subtle 2" w:semiHidden="1" w:unhideWhenUsed="1"/>
+    <w:lsdException w:name="Table Web 1" w:semiHidden="1" w:unhideWhenUsed="1"/>
+    <w:lsdException w:name="Table Web 2" w:semiHidden="1" w:unhideWhenUsed="1"/>
+    <w:lsdException w:name="Table Web 3" w:semiHidden="1" w:unhideWhenUsed="1"/>
+    <w:lsdException w:name="Balloon Text" w:unhideWhenUsed="1" w:qFormat="1"/>
+    <w:lsdException w:name="Table Grid" w:uiPriority="39" w:qFormat="1"/>
+    <w:lsdException w:name="Table Theme" w:semiHidden="1" w:unhideWhenUsed="1"/>
+    <w:lsdException w:name="Placeholder Text" w:semiHidden="1" w:unhideWhenUsed="1"/>
+    <w:lsdException w:name="No Spacing" w:semiHidden="1" w:unhideWhenUsed="1"/>
+    <w:lsdException w:name="Light Shading" w:uiPriority="60"/>
+    <w:lsdException w:name="Light List" w:uiPriority="61"/>
+    <w:lsdException w:name="Light Grid" w:uiPriority="62"/>
+    <w:lsdException w:name="Medium Shading 1" w:uiPriority="63"/>
+    <w:lsdException w:name="Medium Shading 2" w:uiPriority="64"/>
+    <w:lsdException w:name="Medium List 1" w:uiPriority="65"/>
+    <w:lsdException w:name="Medium List 2" w:uiPriority="66"/>
+    <w:lsdException w:name="Medium Grid 1" w:uiPriority="67"/>
+    <w:lsdException w:name="Medium Grid 2" w:uiPriority="68"/>
+    <w:lsdException w:name="Medium Grid 3" w:uiPriority="69"/>
+    <w:lsdException w:name="Dark List" w:uiPriority="70"/>
+    <w:lsdException w:name="Colorful Shading" w:uiPriority="71"/>
+    <w:lsdException w:name="Colorful List" w:uiPriority="72"/>
+    <w:lsdException w:name="Colorful Grid" w:uiPriority="73"/>
+    <w:lsdException w:name="Light Shading Accent 1" w:uiPriority="60"/>
+    <w:lsdException w:name="Light List Accent 1" w:uiPriority="61"/>
+    <w:lsdException w:name="Light Grid Accent 1" w:uiPriority="62"/>
+    <w:lsdException w:name="Medium Shading 1 Accent 1" w:uiPriority="63"/>
+    <w:lsdException w:name="Medium Shading 2 Accent 1" w:uiPriority="64"/>
+    <w:lsdException w:name="Medium List 1 Accent 1" w:uiPriority="65"/>
+    <w:lsdException w:name="Revision" w:semiHidden="1" w:unhideWhenUsed="1"/>
+    <w:lsdException w:name="List Paragraph" w:uiPriority="1" w:qFormat="1"/>
+    <w:lsdException w:name="Quote" w:semiHidden="1" w:unhideWhenUsed="1"/>
+    <w:lsdException w:name="Intense Quote" w:semiHidden="1" w:unhideWhenUsed="1"/>
+    <w:lsdException w:name="Medium List 2 Accent 1" w:uiPriority="66"/>
+    <w:lsdException w:name="Medium Grid 1 Accent 1" w:uiPriority="67"/>
+    <w:lsdException w:name="Medium Grid 2 Accent 1" w:uiPriority="68"/>
+    <w:lsdException w:name="Medium Grid 3 Accent 1" w:uiPriority="69"/>
+    <w:lsdException w:name="Dark List Accent 1" w:uiPriority="70"/>
+    <w:lsdException w:name="Colorful Shading Accent 1" w:uiPriority="71"/>
+    <w:lsdException w:name="Colorful List Accent 1" w:uiPriority="72"/>
+    <w:lsdException w:name="Colorful Grid Accent 1" w:uiPriority="73"/>
+    <w:lsdException w:name="Light Shading Accent 2" w:uiPriority="60"/>
+    <w:lsdException w:name="Light List Accent 2" w:uiPriority="61"/>
+    <w:lsdException w:name="Light Grid Accent 2" w:uiPriority="62"/>
+    <w:lsdException w:name="Medium Shading 1 Accent 2" w:uiPriority="63"/>
+    <w:lsdException w:name="Medium Shading 2 Accent 2" w:uiPriority="64"/>
+    <w:lsdException w:name="Medium List 1 Accent 2" w:uiPriority="65"/>
+    <w:lsdException w:name="Medium List 2 Accent 2" w:uiPriority="66"/>
+    <w:lsdException w:name="Medium Grid 1 Accent 2" w:uiPriority="67"/>
+    <w:lsdException w:name="Medium Grid 2 Accent 2" w:uiPriority="68"/>
+    <w:lsdException w:name="Medium Grid 3 Accent 2" w:uiPriority="69"/>
+    <w:lsdException w:name="Dark List Accent 2" w:uiPriority="70"/>
+    <w:lsdException w:name="Colorful Shading Accent 2" w:uiPriority="71"/>
+    <w:lsdException w:name="Colorful List Accent 2" w:uiPriority="72"/>
+    <w:lsdException w:name="Colorful Grid Accent 2" w:uiPriority="73"/>
+    <w:lsdException w:name="Light Shading Accent 3" w:uiPriority="60"/>
+    <w:lsdException w:name="Light List Accent 3" w:uiPriority="61"/>
+    <w:lsdException w:name="Light Grid Accent 3" w:uiPriority="62"/>
+    <w:lsdException w:name="Medium Shading 1 Accent 3" w:uiPriority="63"/>
+    <w:lsdException w:name="Medium Shading 2 Accent 3" w:uiPriority="64"/>
+    <w:lsdException w:name="Medium List 1 Accent 3" w:uiPriority="65"/>
+    <w:lsdException w:name="Medium List 2 Accent 3" w:uiPriority="66"/>
+    <w:lsdException w:name="Medium Grid 1 Accent 3" w:uiPriority="67"/>
+    <w:lsdException w:name="Medium Grid 2 Accent 3" w:uiPriority="68"/>
+    <w:lsdException w:name="Medium Grid 3 Accent 3" w:uiPriority="69"/>
+    <w:lsdException w:name="Dark List Accent 3" w:uiPriority="70"/>
+    <w:lsdException w:name="Colorful Shading Accent 3" w:uiPriority="71"/>
+    <w:lsdException w:name="Colorful List Accent 3" w:uiPriority="72"/>
+    <w:lsdException w:name="Colorful Grid Accent 3" w:uiPriority="73"/>
+    <w:lsdException w:name="Light Shading Accent 4" w:uiPriority="60"/>
+    <w:lsdException w:name="Light List Accent 4" w:uiPriority="61"/>
+    <w:lsdException w:name="Light Grid Accent 4" w:uiPriority="62"/>
+    <w:lsdException w:name="Medium Shading 1 Accent 4" w:uiPriority="63"/>
+    <w:lsdException w:name="Medium Shading 2 Accent 4" w:uiPriority="64"/>
+    <w:lsdException w:name="Medium List 1 Accent 4" w:uiPriority="65"/>
+    <w:lsdException w:name="Medium List 2 Accent 4" w:uiPriority="66"/>
+    <w:lsdException w:name="Medium Grid 1 Accent 4" w:uiPriority="67"/>
+    <w:lsdException w:name="Medium Grid 2 Accent 4" w:uiPriority="68"/>
+    <w:lsdException w:name="Medium Grid 3 Accent 4" w:uiPriority="69"/>
+    <w:lsdException w:name="Dark List Accent 4" w:uiPriority="70"/>
+    <w:lsdException w:name="Colorful Shading Accent 4" w:uiPriority="71"/>
+    <w:lsdException w:name="Colorful List Accent 4" w:uiPriority="72"/>
+    <w:lsdException w:name="Colorful Grid Accent 4" w:uiPriority="73"/>
+    <w:lsdException w:name="Light Shading Accent 5" w:uiPriority="60"/>
+    <w:lsdException w:name="Light List Accent 5" w:uiPriority="61"/>
+    <w:lsdException w:name="Light Grid Accent 5" w:uiPriority="62"/>
+    <w:lsdException w:name="Medium Shading 1 Accent 5" w:uiPriority="63"/>
+    <w:lsdException w:name="Medium Shading 2 Accent 5" w:uiPriority="64"/>
+    <w:lsdException w:name="Medium List 1 Accent 5" w:uiPriority="65"/>
+    <w:lsdException w:name="Medium List 2 Accent 5" w:uiPriority="66"/>
+    <w:lsdException w:name="Medium Grid 1 Accent 5" w:uiPriority="67"/>
+    <w:lsdException w:name="Medium Grid 2 Accent 5" w:uiPriority="68"/>
+    <w:lsdException w:name="Medium Grid 3 Accent 5" w:uiPriority="69"/>
+    <w:lsdException w:name="Dark List Accent 5" w:uiPriority="70"/>
+    <w:lsdException w:name="Colorful Shading Accent 5" w:uiPriority="71"/>
+    <w:lsdException w:name="Colorful List Accent 5" w:uiPriority="72"/>
+    <w:lsdException w:name="Colorful Grid Accent 5" w:uiPriority="73"/>
+    <w:lsdException w:name="Light Shading Accent 6" w:uiPriority="60"/>
+    <w:lsdException w:name="Light List Accent 6" w:uiPriority="61"/>
+    <w:lsdException w:name="Light Grid Accent 6" w:uiPriority="62"/>
+    <w:lsdException w:name="Medium Shading 1 Accent 6" w:uiPriority="63"/>
+    <w:lsdException w:name="Medium Shading 2 Accent 6" w:uiPriority="64"/>
+    <w:lsdException w:name="Medium List 1 Accent 6" w:uiPriority="65"/>
+    <w:lsdException w:name="Medium List 2 Accent 6" w:uiPriority="66"/>
+    <w:lsdException w:name="Medium Grid 1 Accent 6" w:uiPriority="67"/>
+    <w:lsdException w:name="Medium Grid 2 Accent 6" w:uiPriority="68"/>
+    <w:lsdException w:name="Medium Grid 3 Accent 6" w:uiPriority="69"/>
+    <w:lsdException w:name="Dark List Accent 6" w:uiPriority="70"/>
+    <w:lsdException w:name="Colorful Shading Accent 6" w:uiPriority="71"/>
+    <w:lsdException w:name="Colorful List Accent 6" w:uiPriority="72"/>
+    <w:lsdException w:name="Colorful Grid Accent 6" w:uiPriority="73"/>
+    <w:lsdException w:name="Subtle Emphasis" w:uiPriority="19" w:qFormat="1"/>
+    <w:lsdException w:name="Intense Emphasis" w:uiPriority="21" w:qFormat="1"/>
+    <w:lsdException w:name="Subtle Reference" w:uiPriority="31" w:qFormat="1"/>
+    <w:lsdException w:name="Intense Reference" w:uiPriority="32" w:qFormat="1"/>
+    <w:lsdException w:name="Book Title" w:uiPriority="33" w:qFormat="1"/>
+    <w:lsdException w:name="Bibliography" w:semiHidden="1" w:uiPriority="37" w:unhideWhenUsed="1"/>
+    <w:lsdException w:name="TOC Heading" w:semiHidden="1" w:uiPriority="39" w:unhideWhenUsed="1" w:qFormat="1"/>
+    <w:lsdException w:name="Plain Table 1" w:uiPriority="41"/>
+    <w:lsdException w:name="Plain Table 2" w:uiPriority="42"/>
+    <w:lsdException w:name="Plain Table 3" w:uiPriority="43"/>
+    <w:lsdException w:name="Plain Table 4" w:uiPriority="44"/>
+    <w:lsdException w:name="Plain Table 5" w:uiPriority="45"/>
+    <w:lsdException w:name="Grid Table Light" w:uiPriority="40"/>
+    <w:lsdException w:name="Grid Table 1 Light" w:uiPriority="46"/>
+    <w:lsdException w:name="Grid Table 2" w:uiPriority="47"/>
+    <w:lsdException w:name="Grid Table 3" w:uiPriority="48"/>
+    <w:lsdException w:name="Grid Table 4" w:uiPriority="49"/>
+    <w:lsdException w:name="Grid Table 5 Dark" w:uiPriority="50"/>
+    <w:lsdException w:name="Grid Table 6 Colorful" w:uiPriority="51"/>
+    <w:lsdException w:name="Grid Table 7 Colorful" w:uiPriority="52"/>
+    <w:lsdException w:name="Grid Table 1 Light Accent 1" w:uiPriority="46"/>
+    <w:lsdException w:name="Grid Table 2 Accent 1" w:uiPriority="47"/>
+    <w:lsdException w:name="Grid Table 3 Accent 1" w:uiPriority="48"/>
+    <w:lsdException w:name="Grid Table 4 Accent 1" w:uiPriority="49"/>
+    <w:lsdException w:name="Grid Table 5 Dark Accent 1" w:uiPriority="50"/>
+    <w:lsdException w:name="Grid Table 6 Colorful Accent 1" w:uiPriority="51"/>
+    <w:lsdException w:name="Grid Table 7 Colorful Accent 1" w:uiPriority="52"/>
+    <w:lsdException w:name="Grid Table 1 Light Accent 2" w:uiPriority="46"/>
+    <w:lsdException w:name="Grid Table 2 Accent 2" w:uiPriority="47"/>
+    <w:lsdException w:name="Grid Table 3 Accent 2" w:uiPriority="48"/>
+    <w:lsdException w:name="Grid Table 4 Accent 2" w:uiPriority="49"/>
+    <w:lsdException w:name="Grid Table 5 Dark Accent 2" w:uiPriority="50"/>
+    <w:lsdException w:name="Grid Table 6 Colorful Accent 2" w:uiPriority="51"/>
+    <w:lsdException w:name="Grid Table 7 Colorful Accent 2" w:uiPriority="52"/>
+    <w:lsdException w:name="Grid Table 1 Light Accent 3" w:uiPriority="46"/>
+    <w:lsdException w:name="Grid Table 2 Accent 3" w:uiPriority="47"/>
+    <w:lsdException w:name="Grid Table 3 Accent 3" w:uiPriority="48"/>
+    <w:lsdException w:name="Grid Table 4 Accent 3" w:uiPriority="49"/>
+    <w:lsdException w:name="Grid Table 5 Dark Accent 3" w:uiPriority="50"/>
+    <w:lsdException w:name="Grid Table 6 Colorful Accent 3" w:uiPriority="51"/>
+    <w:lsdException w:name="Grid Table 7 Colorful Accent 3" w:uiPriority="52"/>
+    <w:lsdException w:name="Grid Table 1 Light Accent 4" w:uiPriority="46"/>
+    <w:lsdException w:name="Grid Table 2 Accent 4" w:uiPriority="47"/>
+    <w:lsdException w:name="Grid Table 3 Accent 4" w:uiPriority="48"/>
+    <w:lsdException w:name="Grid Table 4 Accent 4" w:uiPriority="49"/>
+    <w:lsdException w:name="Grid Table 5 Dark Accent 4" w:uiPriority="50"/>
+    <w:lsdException w:name="Grid Table 6 Colorful Accent 4" w:uiPriority="51"/>
+    <w:lsdException w:name="Grid Table 7 Colorful Accent 4" w:uiPriority="52"/>
+    <w:lsdException w:name="Grid Table 1 Light Accent 5" w:uiPriority="46"/>
+    <w:lsdException w:name="Grid Table 2 Accent 5" w:uiPriority="47"/>
+    <w:lsdException w:name="Grid Table 3 Accent 5" w:uiPriority="48"/>
+    <w:lsdException w:name="Grid Table 4 Accent 5" w:uiPriority="49"/>
+    <w:lsdException w:name="Grid Table 5 Dark Accent 5" w:uiPriority="50"/>
+    <w:lsdException w:name="Grid Table 6 Colorful Accent 5" w:uiPriority="51"/>
+    <w:lsdException w:name="Grid Table 7 Colorful Accent 5" w:uiPriority="52"/>
+    <w:lsdException w:name="Grid Table 1 Light Accent 6" w:uiPriority="46"/>
+    <w:lsdException w:name="Grid Table 2 Accent 6" w:uiPriority="47"/>
+    <w:lsdException w:name="Grid Table 3 Accent 6" w:uiPriority="48"/>
+    <w:lsdException w:name="Grid Table 4 Accent 6" w:uiPriority="49"/>
+    <w:lsdException w:name="Grid Table 5 Dark Accent 6" w:uiPriority="50"/>
+    <w:lsdException w:name="Grid Table 6 Colorful Accent 6" w:uiPriority="51"/>
+    <w:lsdException w:name="Grid Table 7 Colorful Accent 6" w:uiPriority="52"/>
+    <w:lsdException w:name="List Table 1 Light" w:uiPriority="46"/>
+    <w:lsdException w:name="List Table 2" w:uiPriority="47"/>
+    <w:lsdException w:name="List Table 3" w:uiPriority="48"/>
+    <w:lsdException w:name="List Table 4" w:uiPriority="49"/>
+    <w:lsdException w:name="List Table 5 Dark" w:uiPriority="50"/>
+    <w:lsdException w:name="List Table 6 Colorful" w:uiPriority="51"/>
+    <w:lsdException w:name="List Table 7 Colorful" w:uiPriority="52"/>
+    <w:lsdException w:name="List Table 1 Light Accent 1" w:uiPriority="46"/>
+    <w:lsdException w:name="List Table 2 Accent 1" w:uiPriority="47"/>
+    <w:lsdException w:name="List Table 3 Accent 1" w:uiPriority="48"/>
+    <w:lsdException w:name="List Table 4 Accent 1" w:uiPriority="49"/>
+    <w:lsdException w:name="List Table 5 Dark Accent 1" w:uiPriority="50"/>
+    <w:lsdException w:name="List Table 6 Colorful Accent 1" w:uiPriority="51"/>
+    <w:lsdException w:name="List Table 7 Colorful Accent 1" w:uiPriority="52"/>
+    <w:lsdException w:name="List Table 1 Light Accent 2" w:uiPriority="46"/>
+    <w:lsdException w:name="List Table 2 Accent 2" w:uiPriority="47"/>
+    <w:lsdException w:name="List Table 3 Accent 2" w:uiPriority="48"/>
+    <w:lsdException w:name="List Table 4 Accent 2" w:uiPriority="49"/>
+    <w:lsdException w:name="List Table 5 Dark Accent 2" w:uiPriority="50"/>
+    <w:lsdException w:name="List Table 6 Colorful Accent 2" w:uiPriority="51"/>
+    <w:lsdException w:name="List Table 7 Colorful Accent 2" w:uiPriority="52"/>
+    <w:lsdException w:name="List Table 1 Light Accent 3" w:uiPriority="46"/>
+    <w:lsdException w:name="List Table 2 Accent 3" w:uiPriority="47"/>
+    <w:lsdException w:name="List Table 3 Accent 3" w:uiPriority="48"/>
+    <w:lsdException w:name="List Table 4 Accent 3" w:uiPriority="49"/>
+    <w:lsdException w:name="List Table 5 Dark Accent 3" w:uiPriority="50"/>
+    <w:lsdException w:name="List Table 6 Colorful Accent 3" w:uiPriority="51"/>
+    <w:lsdException w:name="List Table 7 Colorful Accent 3" w:uiPriority="52"/>
+    <w:lsdException w:name="List Table 1 Light Accent 4" w:uiPriority="46"/>
+    <w:lsdException w:name="List Table 2 Accent 4" w:uiPriority="47"/>
+    <w:lsdException w:name="List Table 3 Accent 4" w:uiPriority="48"/>
+    <w:lsdException w:name="List Table 4 Accent 4" w:uiPriority="49"/>
+    <w:lsdException w:name="List Table 5 Dark Accent 4" w:uiPriority="50"/>
+    <w:lsdException w:name="List Table 6 Colorful Accent 4" w:uiPriority="51"/>
+    <w:lsdException w:name="List Table 7 Colorful Accent 4" w:uiPriority="52"/>
+    <w:lsdException w:name="List Table 1 Light Accent 5" w:uiPriority="46"/>
+    <w:lsdException w:name="List Table 2 Accent 5" w:uiPriority="47"/>
+    <w:lsdException w:name="List Table 3 Accent 5" w:uiPriority="48"/>
+    <w:lsdException w:name="List Table 4 Accent 5" w:uiPriority="49"/>
+    <w:lsdException w:name="List Table 5 Dark Accent 5" w:uiPriority="50"/>
+    <w:lsdException w:name="List Table 6 Colorful Accent 5" w:uiPriority="51"/>
+    <w:lsdException w:name="List Table 7 Colorful Accent 5" w:uiPriority="52"/>
+    <w:lsdException w:name="List Table 1 Light Accent 6" w:uiPriority="46"/>
+    <w:lsdException w:name="List Table 2 Accent 6" w:uiPriority="47"/>
+    <w:lsdException w:name="List Table 3 Accent 6" w:uiPriority="48"/>
+    <w:lsdException w:name="List Table 4 Accent 6" w:uiPriority="49"/>
+    <w:lsdException w:name="List Table 5 Dark Accent 6" w:uiPriority="50"/>
+    <w:lsdException w:name="List Table 6 Colorful Accent 6" w:uiPriority="51"/>
+    <w:lsdException w:name="List Table 7 Colorful Accent 6" w:uiPriority="52"/>
+    <w:lsdException w:name="Mention" w:semiHidden="1" w:unhideWhenUsed="1"/>
+    <w:lsdException w:name="Smart Hyperlink" w:semiHidden="1" w:unhideWhenUsed="1"/>
+    <w:lsdException w:name="Hashtag" w:semiHidden="1" w:unhideWhenUsed="1"/>
+    <w:lsdException w:name="Unresolved Mention" w:semiHidden="1" w:unhideWhenUsed="1"/>
+    <w:lsdException w:name="Smart Link" w:semiHidden="1" w:unhideWhenUsed="1"/>
   </w:latentStyles>
-  <w:style w:type="paragraph" w:default="1" w:styleId="1">
+  <w:style w:type="paragraph" w:default="1" w:styleId="Normal">
     <w:name w:val="Normal"/>
     <w:qFormat/>
-    <w:uiPriority w:val="0"/>
     <w:rPr>
-      <w:rFonts w:ascii="Times New Roman" w:hAnsi="Times New Roman" w:eastAsia="Times New Roman" w:cs="Times New Roman"/>
+      <w:rFonts w:eastAsia="Times New Roman"/>
       <w:sz w:val="24"/>
       <w:szCs w:val="24"/>
-      <w:lang w:val="en-GB" w:eastAsia="en-US" w:bidi="ar-SA"/>
+      <w:lang w:val="en-GB" w:eastAsia="en-US"/>
     </w:rPr>
   </w:style>
-  <w:style w:type="paragraph" w:styleId="2">
+  <w:style w:type="paragraph" w:styleId="Heading3">
     <w:name w:val="heading 3"/>
-    <w:basedOn w:val="1"/>
-    <w:next w:val="1"/>
-    <w:link w:val="20"/>
+    <w:basedOn w:val="Normal"/>
+    <w:next w:val="Normal"/>
+    <w:link w:val="Heading3Char"/>
     <w:qFormat/>
-    <w:uiPriority w:val="0"/>
     <w:pPr>
       <w:keepNext/>
       <w:jc w:val="center"/>
@@ -7110,13 +6961,12 @@
       <w:u w:val="single"/>
     </w:rPr>
   </w:style>
-  <w:style w:type="paragraph" w:styleId="3">
+  <w:style w:type="paragraph" w:styleId="Heading4">
     <w:name w:val="heading 4"/>
-    <w:basedOn w:val="1"/>
-    <w:next w:val="1"/>
-    <w:link w:val="21"/>
+    <w:basedOn w:val="Normal"/>
+    <w:next w:val="Normal"/>
+    <w:link w:val="Heading4Char"/>
     <w:qFormat/>
-    <w:uiPriority w:val="0"/>
     <w:pPr>
       <w:keepNext/>
       <w:outlineLvl w:val="3"/>
@@ -7127,19 +6977,19 @@
       <w:u w:val="single"/>
     </w:rPr>
   </w:style>
-  <w:style w:type="character" w:default="1" w:styleId="4">
+  <w:style w:type="character" w:default="1" w:styleId="DefaultParagraphFont">
     <w:name w:val="Default Paragraph Font"/>
-    <w:unhideWhenUsed/>
-    <w:qFormat/>
     <w:uiPriority w:val="1"/>
-  </w:style>
-  <w:style w:type="table" w:default="1" w:styleId="5">
-    <w:name w:val="Normal Table"/>
     <w:semiHidden/>
     <w:unhideWhenUsed/>
-    <w:qFormat/>
+  </w:style>
+  <w:style w:type="table" w:default="1" w:styleId="TableNormal">
+    <w:name w:val="Normal Table"/>
     <w:uiPriority w:val="99"/>
+    <w:semiHidden/>
+    <w:unhideWhenUsed/>
     <w:tblPr>
+      <w:tblInd w:w="0" w:type="dxa"/>
       <w:tblCellMar>
         <w:top w:w="0" w:type="dxa"/>
         <w:left w:w="108" w:type="dxa"/>
@@ -7148,24 +6998,29 @@
       </w:tblCellMar>
     </w:tblPr>
   </w:style>
-  <w:style w:type="paragraph" w:styleId="6">
+  <w:style w:type="numbering" w:default="1" w:styleId="NoList">
+    <w:name w:val="No List"/>
+    <w:uiPriority w:val="99"/>
+    <w:semiHidden/>
+    <w:unhideWhenUsed/>
+  </w:style>
+  <w:style w:type="paragraph" w:styleId="BalloonText">
     <w:name w:val="Balloon Text"/>
-    <w:basedOn w:val="1"/>
-    <w:link w:val="22"/>
+    <w:basedOn w:val="Normal"/>
+    <w:link w:val="BalloonTextChar"/>
+    <w:uiPriority w:val="99"/>
     <w:unhideWhenUsed/>
     <w:qFormat/>
-    <w:uiPriority w:val="99"/>
     <w:rPr>
       <w:rFonts w:ascii="Tahoma" w:hAnsi="Tahoma"/>
       <w:sz w:val="16"/>
       <w:szCs w:val="16"/>
     </w:rPr>
   </w:style>
-  <w:style w:type="paragraph" w:styleId="7">
+  <w:style w:type="paragraph" w:styleId="BlockText">
     <w:name w:val="Block Text"/>
-    <w:basedOn w:val="1"/>
+    <w:basedOn w:val="Normal"/>
     <w:qFormat/>
-    <w:uiPriority w:val="0"/>
     <w:pPr>
       <w:tabs>
         <w:tab w:val="left" w:pos="1276"/>
@@ -7180,83 +7035,82 @@
       <w:lang w:val="en-US"/>
     </w:rPr>
   </w:style>
-  <w:style w:type="paragraph" w:styleId="8">
+  <w:style w:type="paragraph" w:styleId="BodyText">
     <w:name w:val="Body Text"/>
-    <w:basedOn w:val="1"/>
-    <w:link w:val="23"/>
+    <w:basedOn w:val="Normal"/>
+    <w:link w:val="BodyTextChar"/>
+    <w:uiPriority w:val="99"/>
     <w:unhideWhenUsed/>
     <w:qFormat/>
-    <w:uiPriority w:val="99"/>
     <w:pPr>
       <w:spacing w:after="120"/>
     </w:pPr>
   </w:style>
-  <w:style w:type="paragraph" w:styleId="9">
+  <w:style w:type="paragraph" w:styleId="BodyTextIndent">
     <w:name w:val="Body Text Indent"/>
-    <w:basedOn w:val="1"/>
-    <w:link w:val="24"/>
+    <w:basedOn w:val="Normal"/>
+    <w:link w:val="BodyTextIndentChar"/>
     <w:semiHidden/>
     <w:qFormat/>
-    <w:uiPriority w:val="0"/>
     <w:pPr>
       <w:ind w:firstLine="1440"/>
       <w:jc w:val="both"/>
     </w:pPr>
   </w:style>
-  <w:style w:type="paragraph" w:styleId="10">
+  <w:style w:type="paragraph" w:styleId="BodyTextIndent2">
     <w:name w:val="Body Text Indent 2"/>
-    <w:basedOn w:val="1"/>
-    <w:link w:val="25"/>
+    <w:basedOn w:val="Normal"/>
+    <w:link w:val="BodyTextIndent2Char"/>
+    <w:uiPriority w:val="99"/>
     <w:unhideWhenUsed/>
     <w:qFormat/>
-    <w:uiPriority w:val="99"/>
     <w:pPr>
       <w:spacing w:after="120" w:line="480" w:lineRule="auto"/>
       <w:ind w:left="360"/>
     </w:pPr>
   </w:style>
-  <w:style w:type="character" w:styleId="11">
+  <w:style w:type="character" w:styleId="CommentReference">
     <w:name w:val="annotation reference"/>
+    <w:uiPriority w:val="99"/>
     <w:unhideWhenUsed/>
     <w:qFormat/>
-    <w:uiPriority w:val="99"/>
     <w:rPr>
       <w:sz w:val="16"/>
       <w:szCs w:val="16"/>
     </w:rPr>
   </w:style>
-  <w:style w:type="paragraph" w:styleId="12">
+  <w:style w:type="paragraph" w:styleId="CommentText">
     <w:name w:val="annotation text"/>
-    <w:basedOn w:val="1"/>
-    <w:link w:val="26"/>
+    <w:basedOn w:val="Normal"/>
+    <w:link w:val="CommentTextChar"/>
+    <w:uiPriority w:val="99"/>
     <w:unhideWhenUsed/>
     <w:qFormat/>
-    <w:uiPriority w:val="99"/>
     <w:rPr>
       <w:sz w:val="20"/>
       <w:szCs w:val="20"/>
     </w:rPr>
   </w:style>
-  <w:style w:type="paragraph" w:styleId="13">
+  <w:style w:type="paragraph" w:styleId="CommentSubject">
     <w:name w:val="annotation subject"/>
-    <w:basedOn w:val="12"/>
-    <w:next w:val="12"/>
-    <w:link w:val="27"/>
+    <w:basedOn w:val="CommentText"/>
+    <w:next w:val="CommentText"/>
+    <w:link w:val="CommentSubjectChar"/>
+    <w:uiPriority w:val="99"/>
     <w:unhideWhenUsed/>
     <w:qFormat/>
-    <w:uiPriority w:val="99"/>
     <w:rPr>
       <w:b/>
       <w:bCs/>
     </w:rPr>
   </w:style>
-  <w:style w:type="paragraph" w:styleId="14">
+  <w:style w:type="paragraph" w:styleId="Footer">
     <w:name w:val="footer"/>
-    <w:basedOn w:val="1"/>
-    <w:link w:val="28"/>
+    <w:basedOn w:val="Normal"/>
+    <w:link w:val="FooterChar"/>
+    <w:uiPriority w:val="99"/>
     <w:unhideWhenUsed/>
     <w:qFormat/>
-    <w:uiPriority w:val="99"/>
     <w:pPr>
       <w:tabs>
         <w:tab w:val="center" w:pos="4680"/>
@@ -7264,13 +7118,12 @@
       </w:tabs>
     </w:pPr>
   </w:style>
-  <w:style w:type="paragraph" w:styleId="15">
+  <w:style w:type="paragraph" w:styleId="Header">
     <w:name w:val="header"/>
-    <w:basedOn w:val="1"/>
-    <w:link w:val="29"/>
+    <w:basedOn w:val="Normal"/>
+    <w:link w:val="HeaderChar"/>
     <w:semiHidden/>
     <w:qFormat/>
-    <w:uiPriority w:val="0"/>
     <w:pPr>
       <w:tabs>
         <w:tab w:val="center" w:pos="4320"/>
@@ -7281,22 +7134,22 @@
       <w:szCs w:val="20"/>
     </w:rPr>
   </w:style>
-  <w:style w:type="character" w:styleId="16">
+  <w:style w:type="character" w:styleId="Hyperlink">
     <w:name w:val="Hyperlink"/>
+    <w:uiPriority w:val="99"/>
     <w:unhideWhenUsed/>
     <w:qFormat/>
-    <w:uiPriority w:val="99"/>
     <w:rPr>
       <w:color w:val="0000FF"/>
       <w:u w:val="single"/>
     </w:rPr>
   </w:style>
-  <w:style w:type="paragraph" w:styleId="17">
+  <w:style w:type="paragraph" w:styleId="NormalWeb">
     <w:name w:val="Normal (Web)"/>
-    <w:basedOn w:val="1"/>
+    <w:basedOn w:val="Normal"/>
+    <w:uiPriority w:val="99"/>
     <w:unhideWhenUsed/>
     <w:qFormat/>
-    <w:uiPriority w:val="99"/>
     <w:pPr>
       <w:spacing w:before="100" w:beforeAutospacing="1" w:after="100" w:afterAutospacing="1"/>
     </w:pPr>
@@ -7304,163 +7157,159 @@
       <w:lang w:val="en-US"/>
     </w:rPr>
   </w:style>
-  <w:style w:type="character" w:styleId="18">
+  <w:style w:type="character" w:styleId="Strong">
     <w:name w:val="Strong"/>
+    <w:uiPriority w:val="22"/>
     <w:qFormat/>
-    <w:uiPriority w:val="22"/>
     <w:rPr>
       <w:b/>
       <w:bCs/>
     </w:rPr>
   </w:style>
-  <w:style w:type="table" w:styleId="19">
+  <w:style w:type="table" w:styleId="TableGrid">
     <w:name w:val="Table Grid"/>
-    <w:basedOn w:val="5"/>
+    <w:basedOn w:val="TableNormal"/>
+    <w:uiPriority w:val="39"/>
     <w:qFormat/>
-    <w:uiPriority w:val="39"/>
     <w:tblPr>
       <w:tblBorders>
-        <w:top w:val="single" w:color="auto" w:sz="4" w:space="0"/>
-        <w:left w:val="single" w:color="auto" w:sz="4" w:space="0"/>
-        <w:bottom w:val="single" w:color="auto" w:sz="4" w:space="0"/>
-        <w:right w:val="single" w:color="auto" w:sz="4" w:space="0"/>
-        <w:insideH w:val="single" w:color="auto" w:sz="4" w:space="0"/>
-        <w:insideV w:val="single" w:color="auto" w:sz="4" w:space="0"/>
+        <w:top w:val="single" w:sz="4" w:space="0" w:color="auto"/>
+        <w:left w:val="single" w:sz="4" w:space="0" w:color="auto"/>
+        <w:bottom w:val="single" w:sz="4" w:space="0" w:color="auto"/>
+        <w:right w:val="single" w:sz="4" w:space="0" w:color="auto"/>
+        <w:insideH w:val="single" w:sz="4" w:space="0" w:color="auto"/>
+        <w:insideV w:val="single" w:sz="4" w:space="0" w:color="auto"/>
       </w:tblBorders>
     </w:tblPr>
   </w:style>
-  <w:style w:type="character" w:customStyle="1" w:styleId="20">
+  <w:style w:type="character" w:customStyle="1" w:styleId="Heading3Char">
     <w:name w:val="Heading 3 Char"/>
-    <w:link w:val="2"/>
+    <w:link w:val="Heading3"/>
     <w:qFormat/>
-    <w:uiPriority w:val="0"/>
     <w:rPr>
-      <w:rFonts w:ascii="Times New Roman" w:hAnsi="Times New Roman" w:eastAsia="Times New Roman" w:cs="Times New Roman"/>
+      <w:rFonts w:ascii="Times New Roman" w:eastAsia="Times New Roman" w:hAnsi="Times New Roman" w:cs="Times New Roman"/>
       <w:b/>
       <w:sz w:val="24"/>
       <w:szCs w:val="20"/>
       <w:u w:val="single"/>
     </w:rPr>
   </w:style>
-  <w:style w:type="character" w:customStyle="1" w:styleId="21">
+  <w:style w:type="character" w:customStyle="1" w:styleId="Heading4Char">
     <w:name w:val="Heading 4 Char"/>
-    <w:link w:val="3"/>
+    <w:link w:val="Heading4"/>
     <w:qFormat/>
-    <w:uiPriority w:val="0"/>
     <w:rPr>
-      <w:rFonts w:ascii="Times New Roman" w:hAnsi="Times New Roman" w:eastAsia="Times New Roman" w:cs="Times New Roman"/>
+      <w:rFonts w:ascii="Times New Roman" w:eastAsia="Times New Roman" w:hAnsi="Times New Roman" w:cs="Times New Roman"/>
       <w:b/>
       <w:sz w:val="24"/>
       <w:szCs w:val="20"/>
       <w:u w:val="single"/>
     </w:rPr>
   </w:style>
-  <w:style w:type="character" w:customStyle="1" w:styleId="22">
+  <w:style w:type="character" w:customStyle="1" w:styleId="BalloonTextChar">
     <w:name w:val="Balloon Text Char"/>
-    <w:link w:val="6"/>
+    <w:link w:val="BalloonText"/>
+    <w:uiPriority w:val="99"/>
     <w:semiHidden/>
     <w:qFormat/>
-    <w:uiPriority w:val="99"/>
     <w:rPr>
-      <w:rFonts w:ascii="Tahoma" w:hAnsi="Tahoma" w:eastAsia="Times New Roman" w:cs="Tahoma"/>
+      <w:rFonts w:ascii="Tahoma" w:eastAsia="Times New Roman" w:hAnsi="Tahoma" w:cs="Tahoma"/>
       <w:sz w:val="16"/>
       <w:szCs w:val="16"/>
       <w:lang w:val="en-GB"/>
     </w:rPr>
   </w:style>
-  <w:style w:type="character" w:customStyle="1" w:styleId="23">
+  <w:style w:type="character" w:customStyle="1" w:styleId="BodyTextChar">
     <w:name w:val="Body Text Char"/>
-    <w:link w:val="8"/>
+    <w:link w:val="BodyText"/>
+    <w:uiPriority w:val="99"/>
     <w:semiHidden/>
     <w:qFormat/>
-    <w:uiPriority w:val="99"/>
     <w:rPr>
-      <w:rFonts w:ascii="Times New Roman" w:hAnsi="Times New Roman" w:eastAsia="Times New Roman"/>
+      <w:rFonts w:ascii="Times New Roman" w:eastAsia="Times New Roman" w:hAnsi="Times New Roman"/>
       <w:sz w:val="24"/>
       <w:szCs w:val="24"/>
       <w:lang w:val="en-GB"/>
     </w:rPr>
   </w:style>
-  <w:style w:type="character" w:customStyle="1" w:styleId="24">
+  <w:style w:type="character" w:customStyle="1" w:styleId="BodyTextIndentChar">
     <w:name w:val="Body Text Indent Char"/>
-    <w:link w:val="9"/>
+    <w:link w:val="BodyTextIndent"/>
     <w:semiHidden/>
     <w:qFormat/>
-    <w:uiPriority w:val="0"/>
     <w:rPr>
-      <w:rFonts w:ascii="Times New Roman" w:hAnsi="Times New Roman" w:eastAsia="Times New Roman" w:cs="Times New Roman"/>
+      <w:rFonts w:ascii="Times New Roman" w:eastAsia="Times New Roman" w:hAnsi="Times New Roman" w:cs="Times New Roman"/>
       <w:sz w:val="24"/>
       <w:szCs w:val="24"/>
       <w:lang w:val="en-GB"/>
     </w:rPr>
   </w:style>
-  <w:style w:type="character" w:customStyle="1" w:styleId="25">
+  <w:style w:type="character" w:customStyle="1" w:styleId="BodyTextIndent2Char">
     <w:name w:val="Body Text Indent 2 Char"/>
-    <w:link w:val="10"/>
+    <w:link w:val="BodyTextIndent2"/>
+    <w:uiPriority w:val="99"/>
     <w:semiHidden/>
     <w:qFormat/>
-    <w:uiPriority w:val="99"/>
     <w:rPr>
-      <w:rFonts w:ascii="Times New Roman" w:hAnsi="Times New Roman" w:eastAsia="Times New Roman"/>
+      <w:rFonts w:ascii="Times New Roman" w:eastAsia="Times New Roman" w:hAnsi="Times New Roman"/>
       <w:sz w:val="24"/>
       <w:szCs w:val="24"/>
       <w:lang w:val="en-GB"/>
     </w:rPr>
   </w:style>
-  <w:style w:type="character" w:customStyle="1" w:styleId="26">
+  <w:style w:type="character" w:customStyle="1" w:styleId="CommentTextChar">
     <w:name w:val="Comment Text Char"/>
-    <w:link w:val="12"/>
+    <w:link w:val="CommentText"/>
+    <w:uiPriority w:val="99"/>
     <w:semiHidden/>
     <w:qFormat/>
-    <w:uiPriority w:val="99"/>
     <w:rPr>
-      <w:rFonts w:ascii="Times New Roman" w:hAnsi="Times New Roman" w:eastAsia="Times New Roman"/>
+      <w:rFonts w:ascii="Times New Roman" w:eastAsia="Times New Roman" w:hAnsi="Times New Roman"/>
       <w:lang w:val="en-GB" w:eastAsia="en-US"/>
     </w:rPr>
   </w:style>
-  <w:style w:type="character" w:customStyle="1" w:styleId="27">
+  <w:style w:type="character" w:customStyle="1" w:styleId="CommentSubjectChar">
     <w:name w:val="Comment Subject Char"/>
-    <w:link w:val="13"/>
+    <w:link w:val="CommentSubject"/>
+    <w:uiPriority w:val="99"/>
     <w:semiHidden/>
     <w:qFormat/>
-    <w:uiPriority w:val="99"/>
     <w:rPr>
-      <w:rFonts w:ascii="Times New Roman" w:hAnsi="Times New Roman" w:eastAsia="Times New Roman"/>
+      <w:rFonts w:ascii="Times New Roman" w:eastAsia="Times New Roman" w:hAnsi="Times New Roman"/>
       <w:b/>
       <w:bCs/>
       <w:lang w:val="en-GB" w:eastAsia="en-US"/>
     </w:rPr>
   </w:style>
-  <w:style w:type="character" w:customStyle="1" w:styleId="28">
+  <w:style w:type="character" w:customStyle="1" w:styleId="FooterChar">
     <w:name w:val="Footer Char"/>
-    <w:link w:val="14"/>
+    <w:link w:val="Footer"/>
+    <w:uiPriority w:val="99"/>
     <w:qFormat/>
-    <w:uiPriority w:val="99"/>
     <w:rPr>
-      <w:rFonts w:ascii="Times New Roman" w:hAnsi="Times New Roman" w:eastAsia="Times New Roman"/>
+      <w:rFonts w:ascii="Times New Roman" w:eastAsia="Times New Roman" w:hAnsi="Times New Roman"/>
       <w:sz w:val="24"/>
       <w:szCs w:val="24"/>
       <w:lang w:val="en-GB" w:eastAsia="en-US"/>
     </w:rPr>
   </w:style>
-  <w:style w:type="character" w:customStyle="1" w:styleId="29">
+  <w:style w:type="character" w:customStyle="1" w:styleId="HeaderChar">
     <w:name w:val="Header Char"/>
-    <w:link w:val="15"/>
+    <w:link w:val="Header"/>
     <w:semiHidden/>
     <w:qFormat/>
-    <w:uiPriority w:val="0"/>
     <w:rPr>
-      <w:rFonts w:ascii="Times New Roman" w:hAnsi="Times New Roman" w:eastAsia="Times New Roman" w:cs="Times New Roman"/>
+      <w:rFonts w:ascii="Times New Roman" w:eastAsia="Times New Roman" w:hAnsi="Times New Roman" w:cs="Times New Roman"/>
       <w:sz w:val="24"/>
       <w:szCs w:val="20"/>
     </w:rPr>
   </w:style>
-  <w:style w:type="paragraph" w:styleId="30">
+  <w:style w:type="paragraph" w:styleId="ListParagraph">
     <w:name w:val="List Paragraph"/>
-    <w:basedOn w:val="1"/>
-    <w:link w:val="31"/>
+    <w:basedOn w:val="Normal"/>
+    <w:link w:val="ListParagraphChar"/>
+    <w:uiPriority w:val="1"/>
     <w:qFormat/>
-    <w:uiPriority w:val="1"/>
     <w:pPr>
       <w:ind w:left="720"/>
       <w:contextualSpacing/>
@@ -7470,32 +7319,31 @@
       <w:szCs w:val="20"/>
     </w:rPr>
   </w:style>
-  <w:style w:type="character" w:customStyle="1" w:styleId="31">
+  <w:style w:type="character" w:customStyle="1" w:styleId="ListParagraphChar">
     <w:name w:val="List Paragraph Char"/>
-    <w:link w:val="30"/>
+    <w:link w:val="ListParagraph"/>
+    <w:uiPriority w:val="1"/>
     <w:qFormat/>
     <w:locked/>
-    <w:uiPriority w:val="1"/>
     <w:rPr>
-      <w:rFonts w:ascii="Times New Roman" w:hAnsi="Times New Roman" w:eastAsia="Times New Roman"/>
+      <w:rFonts w:ascii="Times New Roman" w:eastAsia="Times New Roman" w:hAnsi="Times New Roman"/>
     </w:rPr>
   </w:style>
-  <w:style w:type="character" w:customStyle="1" w:styleId="32">
+  <w:style w:type="character" w:customStyle="1" w:styleId="fontstyle01">
     <w:name w:val="fontstyle01"/>
     <w:qFormat/>
-    <w:uiPriority w:val="0"/>
     <w:rPr>
-      <w:rFonts w:hint="default" w:ascii="Arial" w:hAnsi="Arial" w:cs="Arial"/>
+      <w:rFonts w:ascii="Arial" w:hAnsi="Arial" w:cs="Arial" w:hint="default"/>
       <w:color w:val="000000"/>
       <w:sz w:val="24"/>
       <w:szCs w:val="24"/>
     </w:rPr>
   </w:style>
-  <w:style w:type="character" w:customStyle="1" w:styleId="33">
+  <w:style w:type="character" w:customStyle="1" w:styleId="Style32">
     <w:name w:val="_Style 32"/>
+    <w:uiPriority w:val="99"/>
     <w:unhideWhenUsed/>
     <w:qFormat/>
-    <w:uiPriority w:val="99"/>
     <w:rPr>
       <w:color w:val="605E5C"/>
       <w:shd w:val="clear" w:color="auto" w:fill="E1DFDD"/>
@@ -7785,5 +7633,6 @@
     </a:fmtScheme>
   </a:themeElements>
   <a:objectDefaults/>
+  <a:extraClrSchemeLst/>
 </a:theme>
 </file>